--- a/_docx/Quests/GameBuilder-Capstone-Report.docx
+++ b/_docx/Quests/GameBuilder-Capstone-Report.docx
@@ -593,7 +593,72 @@
         </w:rPr>
       </w:pPr>
       <w:r>
-        <w:t>This capstone study investigated novice STEM learners’ experiences of cognitive overload during onboarding to JavaScript-based game development within the Open Coding Society (OCS) e-learning environment. The research focused on understanding how early exposure to multiple interacting systems—syntax, configuration, asset management, and spatial reasoning—affects learners’ cognitive load and progression. Two research questions guided the study: how learners experience cognitive overload during onboarding, and how instructional supports influence their ability to manage cognitive demands. Data were collected using a mixed-methods approach including a Likert-based cognitive load survey, structured microblog reflections, and platform behavioral analytics. Participants consisted of secondary students ages 14–16 enrolled in an introductory computer science course. Findings indicated that the GameBuilder and GameRunner tools reduced extraneous cognitive load by providing structured scaffolding and immediate visual feedback. Learners demonstrated strong conceptual understanding of object interactions and maintained productive engagement patterns. Conclusions support the effectiveness of the scaffolded e-learning design while identifying areas for refinement, including enhanced hitbox visualization and automated level integration.</w:t>
+        <w:rPr/>
+        <w:t xml:space="preserve">This capstone study investigated novice STEM learners’ experiences of cognitive overload during onboarding to JavaScript-based game development within the Open Coding Society (OCS) e-learning environment. The research focused on understanding how early exposure to multiple interacting systems—syntax, configuration, asset management, and spatial reasoning—affects learners’ cognitive load and progression. Two research questions guided the study: how learners experience cognitive overload during onboarding, and how instructional </w:t>
+      </w:r>
+      <w:r>
+        <w:rPr/>
+        <w:t>supports influence</w:t>
+      </w:r>
+      <w:r>
+        <w:rPr/>
+        <w:t xml:space="preserve"> their ability to manage cognitive demands. Data were collected using a mixed-methods approach including a Likert-based cognitive load survey, structured microblog reflections, and platform behavioral analytics. Participants consisted of secondary students </w:t>
+      </w:r>
+      <w:r>
+        <w:rPr/>
+        <w:t>aged</w:t>
+      </w:r>
+      <w:r>
+        <w:rPr/>
+        <w:t xml:space="preserve"> 14–16 enrolled in an introductory computer science course. Findings </w:t>
+      </w:r>
+      <w:r>
+        <w:rPr/>
+        <w:t>indicated</w:t>
+      </w:r>
+      <w:r>
+        <w:rPr/>
+        <w:t xml:space="preserve"> that the </w:t>
+      </w:r>
+      <w:r>
+        <w:rPr/>
+        <w:t>GameBuilder</w:t>
+      </w:r>
+      <w:r>
+        <w:rPr/>
+        <w:t xml:space="preserve"> and </w:t>
+      </w:r>
+      <w:r>
+        <w:rPr/>
+        <w:t>GameRunner</w:t>
+      </w:r>
+      <w:r>
+        <w:rPr/>
+        <w:t xml:space="preserve"> tools reduced extraneous cognitive load by providing structured scaffolding and immediate visual feedback. Learners </w:t>
+      </w:r>
+      <w:r>
+        <w:rPr/>
+        <w:t>demonstrated</w:t>
+      </w:r>
+      <w:r>
+        <w:rPr/>
+        <w:t xml:space="preserve"> strong conceptual understanding of object interactions and </w:t>
+      </w:r>
+      <w:r>
+        <w:rPr/>
+        <w:t>maintained</w:t>
+      </w:r>
+      <w:r>
+        <w:rPr/>
+        <w:t xml:space="preserve"> productive engagement patterns. Conclusions support the effectiveness of the scaffolded e-learning design while </w:t>
+      </w:r>
+      <w:r>
+        <w:rPr/>
+        <w:t>identifying</w:t>
+      </w:r>
+      <w:r>
+        <w:rPr/>
+        <w:t xml:space="preserve"> areas for refinement, including enhanced hitbox visualization and automated level integration.</w:t>
       </w:r>
     </w:p>
     <w:p>
@@ -625,7 +690,7 @@
     </w:p>
     <w:sdt>
       <w:sdtPr>
-        <w:id w:val="1270000643"/>
+        <w:id w:val="2876465"/>
         <w:docPartObj>
           <w:docPartGallery w:val="Table of Contents"/>
           <w:docPartUnique/>
@@ -676,7 +741,7 @@
           <w:r>
             <w:fldChar w:fldCharType="separate"/>
           </w:r>
-          <w:hyperlink w:anchor="_Toc1010075106">
+          <w:hyperlink w:anchor="_Toc1962133075">
             <w:r>
               <w:rPr>
                 <w:rStyle w:val="Hyperlink"/>
@@ -690,7 +755,7 @@
               <w:fldChar w:fldCharType="begin"/>
             </w:r>
             <w:r>
-              <w:instrText xml:space="preserve">PAGEREF _Toc1010075106 \h</w:instrText>
+              <w:instrText xml:space="preserve">PAGEREF _Toc1962133075 \h</w:instrText>
             </w:r>
             <w:r>
               <w:fldChar w:fldCharType="separate"/>
@@ -718,7 +783,7 @@
               <w:lang w:eastAsia="en-US"/>
             </w:rPr>
           </w:pPr>
-          <w:hyperlink w:anchor="_Toc1274286856">
+          <w:hyperlink w:anchor="_Toc1073763526">
             <w:r>
               <w:rPr>
                 <w:rStyle w:val="Hyperlink"/>
@@ -732,7 +797,7 @@
               <w:fldChar w:fldCharType="begin"/>
             </w:r>
             <w:r>
-              <w:instrText xml:space="preserve">PAGEREF _Toc1274286856 \h</w:instrText>
+              <w:instrText xml:space="preserve">PAGEREF _Toc1073763526 \h</w:instrText>
             </w:r>
             <w:r>
               <w:fldChar w:fldCharType="separate"/>
@@ -760,7 +825,7 @@
               <w:lang w:eastAsia="en-US"/>
             </w:rPr>
           </w:pPr>
-          <w:hyperlink w:anchor="_Toc789623058">
+          <w:hyperlink w:anchor="_Toc1619591627">
             <w:r>
               <w:rPr>
                 <w:rStyle w:val="Hyperlink"/>
@@ -774,7 +839,7 @@
               <w:fldChar w:fldCharType="begin"/>
             </w:r>
             <w:r>
-              <w:instrText xml:space="preserve">PAGEREF _Toc789623058 \h</w:instrText>
+              <w:instrText xml:space="preserve">PAGEREF _Toc1619591627 \h</w:instrText>
             </w:r>
             <w:r>
               <w:fldChar w:fldCharType="separate"/>
@@ -802,7 +867,7 @@
               <w:lang w:eastAsia="en-US"/>
             </w:rPr>
           </w:pPr>
-          <w:hyperlink w:anchor="_Toc1984206758">
+          <w:hyperlink w:anchor="_Toc292298231">
             <w:r>
               <w:rPr>
                 <w:rStyle w:val="Hyperlink"/>
@@ -816,7 +881,7 @@
               <w:fldChar w:fldCharType="begin"/>
             </w:r>
             <w:r>
-              <w:instrText xml:space="preserve">PAGEREF _Toc1984206758 \h</w:instrText>
+              <w:instrText xml:space="preserve">PAGEREF _Toc292298231 \h</w:instrText>
             </w:r>
             <w:r>
               <w:fldChar w:fldCharType="separate"/>
@@ -844,7 +909,7 @@
               <w:lang w:eastAsia="en-US"/>
             </w:rPr>
           </w:pPr>
-          <w:hyperlink w:anchor="_Toc48434960">
+          <w:hyperlink w:anchor="_Toc923121973">
             <w:r>
               <w:rPr>
                 <w:rStyle w:val="Hyperlink"/>
@@ -858,7 +923,7 @@
               <w:fldChar w:fldCharType="begin"/>
             </w:r>
             <w:r>
-              <w:instrText xml:space="preserve">PAGEREF _Toc48434960 \h</w:instrText>
+              <w:instrText xml:space="preserve">PAGEREF _Toc923121973 \h</w:instrText>
             </w:r>
             <w:r>
               <w:fldChar w:fldCharType="separate"/>
@@ -886,7 +951,7 @@
               <w:lang w:eastAsia="en-US"/>
             </w:rPr>
           </w:pPr>
-          <w:hyperlink w:anchor="_Toc1649755957">
+          <w:hyperlink w:anchor="_Toc922675345">
             <w:r>
               <w:rPr>
                 <w:rStyle w:val="Hyperlink"/>
@@ -900,7 +965,7 @@
               <w:fldChar w:fldCharType="begin"/>
             </w:r>
             <w:r>
-              <w:instrText xml:space="preserve">PAGEREF _Toc1649755957 \h</w:instrText>
+              <w:instrText xml:space="preserve">PAGEREF _Toc922675345 \h</w:instrText>
             </w:r>
             <w:r>
               <w:fldChar w:fldCharType="separate"/>
@@ -928,12 +993,12 @@
               <w:lang w:eastAsia="en-US"/>
             </w:rPr>
           </w:pPr>
-          <w:hyperlink w:anchor="_Toc432533113">
+          <w:hyperlink w:anchor="_Toc418408763">
             <w:r>
               <w:rPr>
                 <w:rStyle w:val="Hyperlink"/>
               </w:rPr>
-              <w:t>Research Topic (T2-B1)</w:t>
+              <w:t>Research Topic</w:t>
             </w:r>
             <w:r>
               <w:tab/>
@@ -942,7 +1007,7 @@
               <w:fldChar w:fldCharType="begin"/>
             </w:r>
             <w:r>
-              <w:instrText xml:space="preserve">PAGEREF _Toc432533113 \h</w:instrText>
+              <w:instrText xml:space="preserve">PAGEREF _Toc418408763 \h</w:instrText>
             </w:r>
             <w:r>
               <w:fldChar w:fldCharType="separate"/>
@@ -970,12 +1035,12 @@
               <w:lang w:eastAsia="en-US"/>
             </w:rPr>
           </w:pPr>
-          <w:hyperlink w:anchor="_Toc1834702521">
+          <w:hyperlink w:anchor="_Toc1267222646">
             <w:r>
               <w:rPr>
                 <w:rStyle w:val="Hyperlink"/>
               </w:rPr>
-              <w:t>Research Topic Importance (T2-B2)</w:t>
+              <w:t>Research Topic Importance</w:t>
             </w:r>
             <w:r>
               <w:tab/>
@@ -984,7 +1049,7 @@
               <w:fldChar w:fldCharType="begin"/>
             </w:r>
             <w:r>
-              <w:instrText xml:space="preserve">PAGEREF _Toc1834702521 \h</w:instrText>
+              <w:instrText xml:space="preserve">PAGEREF _Toc1267222646 \h</w:instrText>
             </w:r>
             <w:r>
               <w:fldChar w:fldCharType="separate"/>
@@ -1012,12 +1077,12 @@
               <w:lang w:eastAsia="en-US"/>
             </w:rPr>
           </w:pPr>
-          <w:hyperlink w:anchor="_Toc1757523643">
+          <w:hyperlink w:anchor="_Toc1149953263">
             <w:r>
               <w:rPr>
                 <w:rStyle w:val="Hyperlink"/>
               </w:rPr>
-              <w:t>Research Questions (T2-C)</w:t>
+              <w:t>Research Questions</w:t>
             </w:r>
             <w:r>
               <w:tab/>
@@ -1026,7 +1091,7 @@
               <w:fldChar w:fldCharType="begin"/>
             </w:r>
             <w:r>
-              <w:instrText xml:space="preserve">PAGEREF _Toc1757523643 \h</w:instrText>
+              <w:instrText xml:space="preserve">PAGEREF _Toc1149953263 \h</w:instrText>
             </w:r>
             <w:r>
               <w:fldChar w:fldCharType="separate"/>
@@ -1054,12 +1119,12 @@
               <w:lang w:eastAsia="en-US"/>
             </w:rPr>
           </w:pPr>
-          <w:hyperlink w:anchor="_Toc1842406378">
+          <w:hyperlink w:anchor="_Toc1352205875">
             <w:r>
               <w:rPr>
                 <w:rStyle w:val="Hyperlink"/>
               </w:rPr>
-              <w:t>Research Purpose (T2-D)</w:t>
+              <w:t>Research Purpose</w:t>
             </w:r>
             <w:r>
               <w:tab/>
@@ -1068,7 +1133,7 @@
               <w:fldChar w:fldCharType="begin"/>
             </w:r>
             <w:r>
-              <w:instrText xml:space="preserve">PAGEREF _Toc1842406378 \h</w:instrText>
+              <w:instrText xml:space="preserve">PAGEREF _Toc1352205875 \h</w:instrText>
             </w:r>
             <w:r>
               <w:fldChar w:fldCharType="separate"/>
@@ -1096,7 +1161,7 @@
               <w:lang w:eastAsia="en-US"/>
             </w:rPr>
           </w:pPr>
-          <w:hyperlink w:anchor="_Toc2112420537">
+          <w:hyperlink w:anchor="_Toc1148033765">
             <w:r>
               <w:rPr>
                 <w:rStyle w:val="Hyperlink"/>
@@ -1110,7 +1175,7 @@
               <w:fldChar w:fldCharType="begin"/>
             </w:r>
             <w:r>
-              <w:instrText xml:space="preserve">PAGEREF _Toc2112420537 \h</w:instrText>
+              <w:instrText xml:space="preserve">PAGEREF _Toc1148033765 \h</w:instrText>
             </w:r>
             <w:r>
               <w:fldChar w:fldCharType="separate"/>
@@ -1138,12 +1203,12 @@
               <w:lang w:eastAsia="en-US"/>
             </w:rPr>
           </w:pPr>
-          <w:hyperlink w:anchor="_Toc1588043952">
+          <w:hyperlink w:anchor="_Toc2053977571">
             <w:r>
               <w:rPr>
                 <w:rStyle w:val="Hyperlink"/>
               </w:rPr>
-              <w:t>Introduction to the Literature Review and Organization of Themes (T3-B1)</w:t>
+              <w:t>Introduction to the Literature Review and Organization of Themes</w:t>
             </w:r>
             <w:r>
               <w:tab/>
@@ -1152,7 +1217,7 @@
               <w:fldChar w:fldCharType="begin"/>
             </w:r>
             <w:r>
-              <w:instrText xml:space="preserve">PAGEREF _Toc1588043952 \h</w:instrText>
+              <w:instrText xml:space="preserve">PAGEREF _Toc2053977571 \h</w:instrText>
             </w:r>
             <w:r>
               <w:fldChar w:fldCharType="separate"/>
@@ -1180,7 +1245,7 @@
               <w:lang w:eastAsia="en-US"/>
             </w:rPr>
           </w:pPr>
-          <w:hyperlink w:anchor="_Toc228247686">
+          <w:hyperlink w:anchor="_Toc2005937482">
             <w:r>
               <w:rPr>
                 <w:rStyle w:val="Hyperlink"/>
@@ -1194,7 +1259,7 @@
               <w:fldChar w:fldCharType="begin"/>
             </w:r>
             <w:r>
-              <w:instrText xml:space="preserve">PAGEREF _Toc228247686 \h</w:instrText>
+              <w:instrText xml:space="preserve">PAGEREF _Toc2005937482 \h</w:instrText>
             </w:r>
             <w:r>
               <w:fldChar w:fldCharType="separate"/>
@@ -1222,12 +1287,12 @@
               <w:lang w:eastAsia="en-US"/>
             </w:rPr>
           </w:pPr>
-          <w:hyperlink w:anchor="_Toc1172648073">
+          <w:hyperlink w:anchor="_Toc2021229477">
             <w:r>
               <w:rPr>
                 <w:rStyle w:val="Hyperlink"/>
               </w:rPr>
-              <w:t>Instructional Problem Overview (D301-T1-B1:B3)</w:t>
+              <w:t>Instructional Problem Overview</w:t>
             </w:r>
             <w:r>
               <w:tab/>
@@ -1236,7 +1301,7 @@
               <w:fldChar w:fldCharType="begin"/>
             </w:r>
             <w:r>
-              <w:instrText xml:space="preserve">PAGEREF _Toc1172648073 \h</w:instrText>
+              <w:instrText xml:space="preserve">PAGEREF _Toc2021229477 \h</w:instrText>
             </w:r>
             <w:r>
               <w:fldChar w:fldCharType="separate"/>
@@ -1264,12 +1329,12 @@
               <w:lang w:eastAsia="en-US"/>
             </w:rPr>
           </w:pPr>
-          <w:hyperlink w:anchor="_Toc2133747280">
+          <w:hyperlink w:anchor="_Toc948257165">
             <w:r>
               <w:rPr>
                 <w:rStyle w:val="Hyperlink"/>
               </w:rPr>
-              <w:t>Potential Solutions (D301-T1-C)</w:t>
+              <w:t>Potential Solutions</w:t>
             </w:r>
             <w:r>
               <w:tab/>
@@ -1278,7 +1343,7 @@
               <w:fldChar w:fldCharType="begin"/>
             </w:r>
             <w:r>
-              <w:instrText xml:space="preserve">PAGEREF _Toc2133747280 \h</w:instrText>
+              <w:instrText xml:space="preserve">PAGEREF _Toc948257165 \h</w:instrText>
             </w:r>
             <w:r>
               <w:fldChar w:fldCharType="separate"/>
@@ -1306,7 +1371,7 @@
               <w:lang w:eastAsia="en-US"/>
             </w:rPr>
           </w:pPr>
-          <w:hyperlink w:anchor="_Toc1517116491">
+          <w:hyperlink w:anchor="_Toc1418764316">
             <w:r>
               <w:rPr>
                 <w:rStyle w:val="Hyperlink"/>
@@ -1320,7 +1385,7 @@
               <w:fldChar w:fldCharType="begin"/>
             </w:r>
             <w:r>
-              <w:instrText xml:space="preserve">PAGEREF _Toc1517116491 \h</w:instrText>
+              <w:instrText xml:space="preserve">PAGEREF _Toc1418764316 \h</w:instrText>
             </w:r>
             <w:r>
               <w:fldChar w:fldCharType="separate"/>
@@ -1348,7 +1413,7 @@
               <w:lang w:eastAsia="en-US"/>
             </w:rPr>
           </w:pPr>
-          <w:hyperlink w:anchor="_Toc1502795863">
+          <w:hyperlink w:anchor="_Toc883686117">
             <w:r>
               <w:rPr>
                 <w:rStyle w:val="Hyperlink"/>
@@ -1362,7 +1427,7 @@
               <w:fldChar w:fldCharType="begin"/>
             </w:r>
             <w:r>
-              <w:instrText xml:space="preserve">PAGEREF _Toc1502795863 \h</w:instrText>
+              <w:instrText xml:space="preserve">PAGEREF _Toc883686117 \h</w:instrText>
             </w:r>
             <w:r>
               <w:fldChar w:fldCharType="separate"/>
@@ -1390,7 +1455,7 @@
               <w:lang w:eastAsia="en-US"/>
             </w:rPr>
           </w:pPr>
-          <w:hyperlink w:anchor="_Toc2103028743">
+          <w:hyperlink w:anchor="_Toc409006857">
             <w:r>
               <w:rPr>
                 <w:rStyle w:val="Hyperlink"/>
@@ -1404,7 +1469,7 @@
               <w:fldChar w:fldCharType="begin"/>
             </w:r>
             <w:r>
-              <w:instrText xml:space="preserve">PAGEREF _Toc2103028743 \h</w:instrText>
+              <w:instrText xml:space="preserve">PAGEREF _Toc409006857 \h</w:instrText>
             </w:r>
             <w:r>
               <w:fldChar w:fldCharType="separate"/>
@@ -1432,12 +1497,12 @@
               <w:lang w:eastAsia="en-US"/>
             </w:rPr>
           </w:pPr>
-          <w:hyperlink w:anchor="_Toc1329442672">
+          <w:hyperlink w:anchor="_Toc763753907">
             <w:r>
               <w:rPr>
                 <w:rStyle w:val="Hyperlink"/>
               </w:rPr>
-              <w:t>E-Learning Unit of Instruction Description (D301-T2)</w:t>
+              <w:t>E-Learning Unit of Instruction Description</w:t>
             </w:r>
             <w:r>
               <w:tab/>
@@ -1446,7 +1511,7 @@
               <w:fldChar w:fldCharType="begin"/>
             </w:r>
             <w:r>
-              <w:instrText xml:space="preserve">PAGEREF _Toc1329442672 \h</w:instrText>
+              <w:instrText xml:space="preserve">PAGEREF _Toc763753907 \h</w:instrText>
             </w:r>
             <w:r>
               <w:fldChar w:fldCharType="separate"/>
@@ -1474,12 +1539,12 @@
               <w:lang w:eastAsia="en-US"/>
             </w:rPr>
           </w:pPr>
-          <w:hyperlink w:anchor="_Toc866366418">
+          <w:hyperlink w:anchor="_Toc1468949390">
             <w:r>
               <w:rPr>
                 <w:rStyle w:val="Hyperlink"/>
               </w:rPr>
-              <w:t>Module Title (B1a)</w:t>
+              <w:t>Module Title</w:t>
             </w:r>
             <w:r>
               <w:tab/>
@@ -1488,7 +1553,7 @@
               <w:fldChar w:fldCharType="begin"/>
             </w:r>
             <w:r>
-              <w:instrText xml:space="preserve">PAGEREF _Toc866366418 \h</w:instrText>
+              <w:instrText xml:space="preserve">PAGEREF _Toc1468949390 \h</w:instrText>
             </w:r>
             <w:r>
               <w:fldChar w:fldCharType="separate"/>
@@ -1516,12 +1581,12 @@
               <w:lang w:eastAsia="en-US"/>
             </w:rPr>
           </w:pPr>
-          <w:hyperlink w:anchor="_Toc1203214736">
+          <w:hyperlink w:anchor="_Toc2137362422">
             <w:r>
               <w:rPr>
                 <w:rStyle w:val="Hyperlink"/>
               </w:rPr>
-              <w:t>Learning Goal (B2)</w:t>
+              <w:t>Learning Goal</w:t>
             </w:r>
             <w:r>
               <w:tab/>
@@ -1530,7 +1595,7 @@
               <w:fldChar w:fldCharType="begin"/>
             </w:r>
             <w:r>
-              <w:instrText xml:space="preserve">PAGEREF _Toc1203214736 \h</w:instrText>
+              <w:instrText xml:space="preserve">PAGEREF _Toc2137362422 \h</w:instrText>
             </w:r>
             <w:r>
               <w:fldChar w:fldCharType="separate"/>
@@ -1558,12 +1623,12 @@
               <w:lang w:eastAsia="en-US"/>
             </w:rPr>
           </w:pPr>
-          <w:hyperlink w:anchor="_Toc1527054968">
+          <w:hyperlink w:anchor="_Toc340924993">
             <w:r>
               <w:rPr>
                 <w:rStyle w:val="Hyperlink"/>
               </w:rPr>
-              <w:t>Learning Objectives (B3)</w:t>
+              <w:t>Learning Objectives</w:t>
             </w:r>
             <w:r>
               <w:tab/>
@@ -1572,7 +1637,7 @@
               <w:fldChar w:fldCharType="begin"/>
             </w:r>
             <w:r>
-              <w:instrText xml:space="preserve">PAGEREF _Toc1527054968 \h</w:instrText>
+              <w:instrText xml:space="preserve">PAGEREF _Toc340924993 \h</w:instrText>
             </w:r>
             <w:r>
               <w:fldChar w:fldCharType="separate"/>
@@ -1600,12 +1665,12 @@
               <w:lang w:eastAsia="en-US"/>
             </w:rPr>
           </w:pPr>
-          <w:hyperlink w:anchor="_Toc1623627650">
+          <w:hyperlink w:anchor="_Toc524885303">
             <w:r>
               <w:rPr>
                 <w:rStyle w:val="Hyperlink"/>
               </w:rPr>
-              <w:t>Formative and Summative Assessments (B3a)</w:t>
+              <w:t>Formative and Summative Assessments</w:t>
             </w:r>
             <w:r>
               <w:tab/>
@@ -1614,7 +1679,7 @@
               <w:fldChar w:fldCharType="begin"/>
             </w:r>
             <w:r>
-              <w:instrText xml:space="preserve">PAGEREF _Toc1623627650 \h</w:instrText>
+              <w:instrText xml:space="preserve">PAGEREF _Toc524885303 \h</w:instrText>
             </w:r>
             <w:r>
               <w:fldChar w:fldCharType="separate"/>
@@ -1642,7 +1707,7 @@
               <w:lang w:eastAsia="en-US"/>
             </w:rPr>
           </w:pPr>
-          <w:hyperlink w:anchor="_Toc236590423">
+          <w:hyperlink w:anchor="_Toc830332786">
             <w:r>
               <w:rPr>
                 <w:rStyle w:val="Hyperlink"/>
@@ -1656,7 +1721,7 @@
               <w:fldChar w:fldCharType="begin"/>
             </w:r>
             <w:r>
-              <w:instrText xml:space="preserve">PAGEREF _Toc236590423 \h</w:instrText>
+              <w:instrText xml:space="preserve">PAGEREF _Toc830332786 \h</w:instrText>
             </w:r>
             <w:r>
               <w:fldChar w:fldCharType="separate"/>
@@ -1684,7 +1749,7 @@
               <w:lang w:eastAsia="en-US"/>
             </w:rPr>
           </w:pPr>
-          <w:hyperlink w:anchor="_Toc946423610">
+          <w:hyperlink w:anchor="_Toc212503353">
             <w:r>
               <w:rPr>
                 <w:rStyle w:val="Hyperlink"/>
@@ -1698,7 +1763,7 @@
               <w:fldChar w:fldCharType="begin"/>
             </w:r>
             <w:r>
-              <w:instrText xml:space="preserve">PAGEREF _Toc946423610 \h</w:instrText>
+              <w:instrText xml:space="preserve">PAGEREF _Toc212503353 \h</w:instrText>
             </w:r>
             <w:r>
               <w:fldChar w:fldCharType="separate"/>
@@ -1726,7 +1791,7 @@
               <w:lang w:eastAsia="en-US"/>
             </w:rPr>
           </w:pPr>
-          <w:hyperlink w:anchor="_Toc941832425">
+          <w:hyperlink w:anchor="_Toc1007462678">
             <w:r>
               <w:rPr>
                 <w:rStyle w:val="Hyperlink"/>
@@ -1740,7 +1805,7 @@
               <w:fldChar w:fldCharType="begin"/>
             </w:r>
             <w:r>
-              <w:instrText xml:space="preserve">PAGEREF _Toc941832425 \h</w:instrText>
+              <w:instrText xml:space="preserve">PAGEREF _Toc1007462678 \h</w:instrText>
             </w:r>
             <w:r>
               <w:fldChar w:fldCharType="separate"/>
@@ -1768,7 +1833,7 @@
               <w:lang w:eastAsia="en-US"/>
             </w:rPr>
           </w:pPr>
-          <w:hyperlink w:anchor="_Toc1726093691">
+          <w:hyperlink w:anchor="_Toc1529131059">
             <w:r>
               <w:rPr>
                 <w:rStyle w:val="Hyperlink"/>
@@ -1782,7 +1847,7 @@
               <w:fldChar w:fldCharType="begin"/>
             </w:r>
             <w:r>
-              <w:instrText xml:space="preserve">PAGEREF _Toc1726093691 \h</w:instrText>
+              <w:instrText xml:space="preserve">PAGEREF _Toc1529131059 \h</w:instrText>
             </w:r>
             <w:r>
               <w:fldChar w:fldCharType="separate"/>
@@ -1810,12 +1875,12 @@
               <w:lang w:eastAsia="en-US"/>
             </w:rPr>
           </w:pPr>
-          <w:hyperlink w:anchor="_Toc930175793">
+          <w:hyperlink w:anchor="_Toc1201124412">
             <w:r>
               <w:rPr>
                 <w:rStyle w:val="Hyperlink"/>
               </w:rPr>
-              <w:t>Learner Needs (B4)</w:t>
+              <w:t>Learner Needs</w:t>
             </w:r>
             <w:r>
               <w:tab/>
@@ -1824,7 +1889,7 @@
               <w:fldChar w:fldCharType="begin"/>
             </w:r>
             <w:r>
-              <w:instrText xml:space="preserve">PAGEREF _Toc930175793 \h</w:instrText>
+              <w:instrText xml:space="preserve">PAGEREF _Toc1201124412 \h</w:instrText>
             </w:r>
             <w:r>
               <w:fldChar w:fldCharType="separate"/>
@@ -1852,7 +1917,7 @@
               <w:lang w:eastAsia="en-US"/>
             </w:rPr>
           </w:pPr>
-          <w:hyperlink w:anchor="_Toc528657939">
+          <w:hyperlink w:anchor="_Toc867597344">
             <w:r>
               <w:rPr>
                 <w:rStyle w:val="Hyperlink"/>
@@ -1866,7 +1931,7 @@
               <w:fldChar w:fldCharType="begin"/>
             </w:r>
             <w:r>
-              <w:instrText xml:space="preserve">PAGEREF _Toc528657939 \h</w:instrText>
+              <w:instrText xml:space="preserve">PAGEREF _Toc867597344 \h</w:instrText>
             </w:r>
             <w:r>
               <w:fldChar w:fldCharType="separate"/>
@@ -1894,7 +1959,7 @@
               <w:lang w:eastAsia="en-US"/>
             </w:rPr>
           </w:pPr>
-          <w:hyperlink w:anchor="_Toc1480303676">
+          <w:hyperlink w:anchor="_Toc897892718">
             <w:r>
               <w:rPr>
                 <w:rStyle w:val="Hyperlink"/>
@@ -1908,7 +1973,7 @@
               <w:fldChar w:fldCharType="begin"/>
             </w:r>
             <w:r>
-              <w:instrText xml:space="preserve">PAGEREF _Toc1480303676 \h</w:instrText>
+              <w:instrText xml:space="preserve">PAGEREF _Toc897892718 \h</w:instrText>
             </w:r>
             <w:r>
               <w:fldChar w:fldCharType="separate"/>
@@ -1936,7 +2001,7 @@
               <w:lang w:eastAsia="en-US"/>
             </w:rPr>
           </w:pPr>
-          <w:hyperlink w:anchor="_Toc1699000322">
+          <w:hyperlink w:anchor="_Toc1249479098">
             <w:r>
               <w:rPr>
                 <w:rStyle w:val="Hyperlink"/>
@@ -1950,7 +2015,7 @@
               <w:fldChar w:fldCharType="begin"/>
             </w:r>
             <w:r>
-              <w:instrText xml:space="preserve">PAGEREF _Toc1699000322 \h</w:instrText>
+              <w:instrText xml:space="preserve">PAGEREF _Toc1249479098 \h</w:instrText>
             </w:r>
             <w:r>
               <w:fldChar w:fldCharType="separate"/>
@@ -1978,7 +2043,7 @@
               <w:lang w:eastAsia="en-US"/>
             </w:rPr>
           </w:pPr>
-          <w:hyperlink w:anchor="_Toc218988069">
+          <w:hyperlink w:anchor="_Toc699974251">
             <w:r>
               <w:rPr>
                 <w:rStyle w:val="Hyperlink"/>
@@ -1992,7 +2057,7 @@
               <w:fldChar w:fldCharType="begin"/>
             </w:r>
             <w:r>
-              <w:instrText xml:space="preserve">PAGEREF _Toc218988069 \h</w:instrText>
+              <w:instrText xml:space="preserve">PAGEREF _Toc699974251 \h</w:instrText>
             </w:r>
             <w:r>
               <w:fldChar w:fldCharType="separate"/>
@@ -2020,12 +2085,12 @@
               <w:lang w:eastAsia="en-US"/>
             </w:rPr>
           </w:pPr>
-          <w:hyperlink w:anchor="_Toc352295258">
+          <w:hyperlink w:anchor="_Toc1801435107">
             <w:r>
               <w:rPr>
                 <w:rStyle w:val="Hyperlink"/>
               </w:rPr>
-              <w:t>Learning Technology Tools (B5)</w:t>
+              <w:t>Learning Technology Tools</w:t>
             </w:r>
             <w:r>
               <w:tab/>
@@ -2034,7 +2099,7 @@
               <w:fldChar w:fldCharType="begin"/>
             </w:r>
             <w:r>
-              <w:instrText xml:space="preserve">PAGEREF _Toc352295258 \h</w:instrText>
+              <w:instrText xml:space="preserve">PAGEREF _Toc1801435107 \h</w:instrText>
             </w:r>
             <w:r>
               <w:fldChar w:fldCharType="separate"/>
@@ -2062,12 +2127,12 @@
               <w:lang w:eastAsia="en-US"/>
             </w:rPr>
           </w:pPr>
-          <w:hyperlink w:anchor="_Toc803537497">
+          <w:hyperlink w:anchor="_Toc859636651">
             <w:r>
               <w:rPr>
                 <w:rStyle w:val="Hyperlink"/>
               </w:rPr>
-              <w:t>Justification of Learning Technology Tools (B5a)</w:t>
+              <w:t>Justification of Learning Technology Tools</w:t>
             </w:r>
             <w:r>
               <w:tab/>
@@ -2076,7 +2141,7 @@
               <w:fldChar w:fldCharType="begin"/>
             </w:r>
             <w:r>
-              <w:instrText xml:space="preserve">PAGEREF _Toc803537497 \h</w:instrText>
+              <w:instrText xml:space="preserve">PAGEREF _Toc859636651 \h</w:instrText>
             </w:r>
             <w:r>
               <w:fldChar w:fldCharType="separate"/>
@@ -2104,12 +2169,12 @@
               <w:lang w:eastAsia="en-US"/>
             </w:rPr>
           </w:pPr>
-          <w:hyperlink w:anchor="_Toc376018976">
+          <w:hyperlink w:anchor="_Toc1997255256">
             <w:r>
               <w:rPr>
                 <w:rStyle w:val="Hyperlink"/>
               </w:rPr>
-              <w:t>Justification: Addressing the Instructional Problem (B6)</w:t>
+              <w:t>Justification: Addressing the Instructional Problem</w:t>
             </w:r>
             <w:r>
               <w:tab/>
@@ -2118,7 +2183,7 @@
               <w:fldChar w:fldCharType="begin"/>
             </w:r>
             <w:r>
-              <w:instrText xml:space="preserve">PAGEREF _Toc376018976 \h</w:instrText>
+              <w:instrText xml:space="preserve">PAGEREF _Toc1997255256 \h</w:instrText>
             </w:r>
             <w:r>
               <w:fldChar w:fldCharType="separate"/>
@@ -2144,12 +2209,12 @@
               <w:rStyle w:val="Hyperlink"/>
             </w:rPr>
           </w:pPr>
-          <w:hyperlink w:anchor="_Toc1738366744">
+          <w:hyperlink w:anchor="_Toc1328723325">
             <w:r>
               <w:rPr>
                 <w:rStyle w:val="Hyperlink"/>
               </w:rPr>
-              <w:t>E-Learning Planning a Research Methodology (D301-T3)</w:t>
+              <w:t>E-Learning Planning a Research Methodology</w:t>
             </w:r>
             <w:r>
               <w:tab/>
@@ -2158,7 +2223,7 @@
               <w:fldChar w:fldCharType="begin"/>
             </w:r>
             <w:r>
-              <w:instrText xml:space="preserve">PAGEREF _Toc1738366744 \h</w:instrText>
+              <w:instrText xml:space="preserve">PAGEREF _Toc1328723325 \h</w:instrText>
             </w:r>
             <w:r>
               <w:fldChar w:fldCharType="separate"/>
@@ -2184,12 +2249,12 @@
               <w:rStyle w:val="Hyperlink"/>
             </w:rPr>
           </w:pPr>
-          <w:hyperlink w:anchor="_Toc1352772190">
+          <w:hyperlink w:anchor="_Toc1452394419">
             <w:r>
               <w:rPr>
                 <w:rStyle w:val="Hyperlink"/>
               </w:rPr>
-              <w:t>Method (T3-B)</w:t>
+              <w:t>Method</w:t>
             </w:r>
             <w:r>
               <w:tab/>
@@ -2198,7 +2263,7 @@
               <w:fldChar w:fldCharType="begin"/>
             </w:r>
             <w:r>
-              <w:instrText xml:space="preserve">PAGEREF _Toc1352772190 \h</w:instrText>
+              <w:instrText xml:space="preserve">PAGEREF _Toc1452394419 \h</w:instrText>
             </w:r>
             <w:r>
               <w:fldChar w:fldCharType="separate"/>
@@ -2224,7 +2289,7 @@
               <w:rStyle w:val="Hyperlink"/>
             </w:rPr>
           </w:pPr>
-          <w:hyperlink w:anchor="_Toc1484069372">
+          <w:hyperlink w:anchor="_Toc1601801804">
             <w:r>
               <w:rPr>
                 <w:rStyle w:val="Hyperlink"/>
@@ -2238,7 +2303,7 @@
               <w:fldChar w:fldCharType="begin"/>
             </w:r>
             <w:r>
-              <w:instrText xml:space="preserve">PAGEREF _Toc1484069372 \h</w:instrText>
+              <w:instrText xml:space="preserve">PAGEREF _Toc1601801804 \h</w:instrText>
             </w:r>
             <w:r>
               <w:fldChar w:fldCharType="separate"/>
@@ -2264,7 +2329,7 @@
               <w:rStyle w:val="Hyperlink"/>
             </w:rPr>
           </w:pPr>
-          <w:hyperlink w:anchor="_Toc464028796">
+          <w:hyperlink w:anchor="_Toc324326586">
             <w:r>
               <w:rPr>
                 <w:rStyle w:val="Hyperlink"/>
@@ -2278,7 +2343,7 @@
               <w:fldChar w:fldCharType="begin"/>
             </w:r>
             <w:r>
-              <w:instrText xml:space="preserve">PAGEREF _Toc464028796 \h</w:instrText>
+              <w:instrText xml:space="preserve">PAGEREF _Toc324326586 \h</w:instrText>
             </w:r>
             <w:r>
               <w:fldChar w:fldCharType="separate"/>
@@ -2304,7 +2369,7 @@
               <w:rStyle w:val="Hyperlink"/>
             </w:rPr>
           </w:pPr>
-          <w:hyperlink w:anchor="_Toc1873032732">
+          <w:hyperlink w:anchor="_Toc493522068">
             <w:r>
               <w:rPr>
                 <w:rStyle w:val="Hyperlink"/>
@@ -2318,7 +2383,7 @@
               <w:fldChar w:fldCharType="begin"/>
             </w:r>
             <w:r>
-              <w:instrText xml:space="preserve">PAGEREF _Toc1873032732 \h</w:instrText>
+              <w:instrText xml:space="preserve">PAGEREF _Toc493522068 \h</w:instrText>
             </w:r>
             <w:r>
               <w:fldChar w:fldCharType="separate"/>
@@ -2344,12 +2409,12 @@
               <w:rStyle w:val="Hyperlink"/>
             </w:rPr>
           </w:pPr>
-          <w:hyperlink w:anchor="_Toc2116234477">
+          <w:hyperlink w:anchor="_Toc1194182991">
             <w:r>
               <w:rPr>
                 <w:rStyle w:val="Hyperlink"/>
               </w:rPr>
-              <w:t>Participants and Stakeholders (T3-C)</w:t>
+              <w:t>Participants and Stakeholders</w:t>
             </w:r>
             <w:r>
               <w:tab/>
@@ -2358,7 +2423,7 @@
               <w:fldChar w:fldCharType="begin"/>
             </w:r>
             <w:r>
-              <w:instrText xml:space="preserve">PAGEREF _Toc2116234477 \h</w:instrText>
+              <w:instrText xml:space="preserve">PAGEREF _Toc1194182991 \h</w:instrText>
             </w:r>
             <w:r>
               <w:fldChar w:fldCharType="separate"/>
@@ -2384,7 +2449,7 @@
               <w:rStyle w:val="Hyperlink"/>
             </w:rPr>
           </w:pPr>
-          <w:hyperlink w:anchor="_Toc455542363">
+          <w:hyperlink w:anchor="_Toc1042329981">
             <w:r>
               <w:rPr>
                 <w:rStyle w:val="Hyperlink"/>
@@ -2398,7 +2463,7 @@
               <w:fldChar w:fldCharType="begin"/>
             </w:r>
             <w:r>
-              <w:instrText xml:space="preserve">PAGEREF _Toc455542363 \h</w:instrText>
+              <w:instrText xml:space="preserve">PAGEREF _Toc1042329981 \h</w:instrText>
             </w:r>
             <w:r>
               <w:fldChar w:fldCharType="separate"/>
@@ -2424,7 +2489,7 @@
               <w:rStyle w:val="Hyperlink"/>
             </w:rPr>
           </w:pPr>
-          <w:hyperlink w:anchor="_Toc1039269093">
+          <w:hyperlink w:anchor="_Toc29476053">
             <w:r>
               <w:rPr>
                 <w:rStyle w:val="Hyperlink"/>
@@ -2438,7 +2503,7 @@
               <w:fldChar w:fldCharType="begin"/>
             </w:r>
             <w:r>
-              <w:instrText xml:space="preserve">PAGEREF _Toc1039269093 \h</w:instrText>
+              <w:instrText xml:space="preserve">PAGEREF _Toc29476053 \h</w:instrText>
             </w:r>
             <w:r>
               <w:fldChar w:fldCharType="separate"/>
@@ -2464,7 +2529,7 @@
               <w:rStyle w:val="Hyperlink"/>
             </w:rPr>
           </w:pPr>
-          <w:hyperlink w:anchor="_Toc163759597">
+          <w:hyperlink w:anchor="_Toc7138973">
             <w:r>
               <w:rPr>
                 <w:rStyle w:val="Hyperlink"/>
@@ -2478,7 +2543,7 @@
               <w:fldChar w:fldCharType="begin"/>
             </w:r>
             <w:r>
-              <w:instrText xml:space="preserve">PAGEREF _Toc163759597 \h</w:instrText>
+              <w:instrText xml:space="preserve">PAGEREF _Toc7138973 \h</w:instrText>
             </w:r>
             <w:r>
               <w:fldChar w:fldCharType="separate"/>
@@ -2504,12 +2569,12 @@
               <w:rStyle w:val="Hyperlink"/>
             </w:rPr>
           </w:pPr>
-          <w:hyperlink w:anchor="_Toc1361003838">
+          <w:hyperlink w:anchor="_Toc1247695617">
             <w:r>
               <w:rPr>
                 <w:rStyle w:val="Hyperlink"/>
               </w:rPr>
-              <w:t>Data Collection Instruments (T3-D)</w:t>
+              <w:t>Data Collection Instruments</w:t>
             </w:r>
             <w:r>
               <w:tab/>
@@ -2518,7 +2583,7 @@
               <w:fldChar w:fldCharType="begin"/>
             </w:r>
             <w:r>
-              <w:instrText xml:space="preserve">PAGEREF _Toc1361003838 \h</w:instrText>
+              <w:instrText xml:space="preserve">PAGEREF _Toc1247695617 \h</w:instrText>
             </w:r>
             <w:r>
               <w:fldChar w:fldCharType="separate"/>
@@ -2544,7 +2609,7 @@
               <w:rStyle w:val="Hyperlink"/>
             </w:rPr>
           </w:pPr>
-          <w:hyperlink w:anchor="_Toc16528928">
+          <w:hyperlink w:anchor="_Toc2087134695">
             <w:r>
               <w:rPr>
                 <w:rStyle w:val="Hyperlink"/>
@@ -2558,7 +2623,7 @@
               <w:fldChar w:fldCharType="begin"/>
             </w:r>
             <w:r>
-              <w:instrText xml:space="preserve">PAGEREF _Toc16528928 \h</w:instrText>
+              <w:instrText xml:space="preserve">PAGEREF _Toc2087134695 \h</w:instrText>
             </w:r>
             <w:r>
               <w:fldChar w:fldCharType="separate"/>
@@ -2584,7 +2649,7 @@
               <w:rStyle w:val="Hyperlink"/>
             </w:rPr>
           </w:pPr>
-          <w:hyperlink w:anchor="_Toc744240221">
+          <w:hyperlink w:anchor="_Toc1393781959">
             <w:r>
               <w:rPr>
                 <w:rStyle w:val="Hyperlink"/>
@@ -2598,7 +2663,7 @@
               <w:fldChar w:fldCharType="begin"/>
             </w:r>
             <w:r>
-              <w:instrText xml:space="preserve">PAGEREF _Toc744240221 \h</w:instrText>
+              <w:instrText xml:space="preserve">PAGEREF _Toc1393781959 \h</w:instrText>
             </w:r>
             <w:r>
               <w:fldChar w:fldCharType="separate"/>
@@ -2624,7 +2689,7 @@
               <w:rStyle w:val="Hyperlink"/>
             </w:rPr>
           </w:pPr>
-          <w:hyperlink w:anchor="_Toc11767413">
+          <w:hyperlink w:anchor="_Toc1470651721">
             <w:r>
               <w:rPr>
                 <w:rStyle w:val="Hyperlink"/>
@@ -2638,7 +2703,7 @@
               <w:fldChar w:fldCharType="begin"/>
             </w:r>
             <w:r>
-              <w:instrText xml:space="preserve">PAGEREF _Toc11767413 \h</w:instrText>
+              <w:instrText xml:space="preserve">PAGEREF _Toc1470651721 \h</w:instrText>
             </w:r>
             <w:r>
               <w:fldChar w:fldCharType="separate"/>
@@ -2664,7 +2729,7 @@
               <w:rStyle w:val="Hyperlink"/>
             </w:rPr>
           </w:pPr>
-          <w:hyperlink w:anchor="_Toc1745785356">
+          <w:hyperlink w:anchor="_Toc1429517550">
             <w:r>
               <w:rPr>
                 <w:rStyle w:val="Hyperlink"/>
@@ -2678,7 +2743,7 @@
               <w:fldChar w:fldCharType="begin"/>
             </w:r>
             <w:r>
-              <w:instrText xml:space="preserve">PAGEREF _Toc1745785356 \h</w:instrText>
+              <w:instrText xml:space="preserve">PAGEREF _Toc1429517550 \h</w:instrText>
             </w:r>
             <w:r>
               <w:fldChar w:fldCharType="separate"/>
@@ -2704,7 +2769,7 @@
               <w:rStyle w:val="Hyperlink"/>
             </w:rPr>
           </w:pPr>
-          <w:hyperlink w:anchor="_Toc885913739">
+          <w:hyperlink w:anchor="_Toc740045246">
             <w:r>
               <w:rPr>
                 <w:rStyle w:val="Hyperlink"/>
@@ -2718,7 +2783,7 @@
               <w:fldChar w:fldCharType="begin"/>
             </w:r>
             <w:r>
-              <w:instrText xml:space="preserve">PAGEREF _Toc885913739 \h</w:instrText>
+              <w:instrText xml:space="preserve">PAGEREF _Toc740045246 \h</w:instrText>
             </w:r>
             <w:r>
               <w:fldChar w:fldCharType="separate"/>
@@ -2744,7 +2809,7 @@
               <w:rStyle w:val="Hyperlink"/>
             </w:rPr>
           </w:pPr>
-          <w:hyperlink w:anchor="_Toc661433579">
+          <w:hyperlink w:anchor="_Toc494833960">
             <w:r>
               <w:rPr>
                 <w:rStyle w:val="Hyperlink"/>
@@ -2758,7 +2823,7 @@
               <w:fldChar w:fldCharType="begin"/>
             </w:r>
             <w:r>
-              <w:instrText xml:space="preserve">PAGEREF _Toc661433579 \h</w:instrText>
+              <w:instrText xml:space="preserve">PAGEREF _Toc494833960 \h</w:instrText>
             </w:r>
             <w:r>
               <w:fldChar w:fldCharType="separate"/>
@@ -2784,7 +2849,7 @@
               <w:rStyle w:val="Hyperlink"/>
             </w:rPr>
           </w:pPr>
-          <w:hyperlink w:anchor="_Toc1992435940">
+          <w:hyperlink w:anchor="_Toc1306613385">
             <w:r>
               <w:rPr>
                 <w:rStyle w:val="Hyperlink"/>
@@ -2798,7 +2863,7 @@
               <w:fldChar w:fldCharType="begin"/>
             </w:r>
             <w:r>
-              <w:instrText xml:space="preserve">PAGEREF _Toc1992435940 \h</w:instrText>
+              <w:instrText xml:space="preserve">PAGEREF _Toc1306613385 \h</w:instrText>
             </w:r>
             <w:r>
               <w:fldChar w:fldCharType="separate"/>
@@ -2824,12 +2889,12 @@
               <w:rStyle w:val="Hyperlink"/>
             </w:rPr>
           </w:pPr>
-          <w:hyperlink w:anchor="_Toc1965056508">
+          <w:hyperlink w:anchor="_Toc1088365825">
             <w:r>
               <w:rPr>
                 <w:rStyle w:val="Hyperlink"/>
               </w:rPr>
-              <w:t>Data Analysis Techniques (T3-E)</w:t>
+              <w:t>Data Analysis Techniques</w:t>
             </w:r>
             <w:r>
               <w:tab/>
@@ -2838,7 +2903,7 @@
               <w:fldChar w:fldCharType="begin"/>
             </w:r>
             <w:r>
-              <w:instrText xml:space="preserve">PAGEREF _Toc1965056508 \h</w:instrText>
+              <w:instrText xml:space="preserve">PAGEREF _Toc1088365825 \h</w:instrText>
             </w:r>
             <w:r>
               <w:fldChar w:fldCharType="separate"/>
@@ -2864,7 +2929,7 @@
               <w:rStyle w:val="Hyperlink"/>
             </w:rPr>
           </w:pPr>
-          <w:hyperlink w:anchor="_Toc223102010">
+          <w:hyperlink w:anchor="_Toc96781796">
             <w:r>
               <w:rPr>
                 <w:rStyle w:val="Hyperlink"/>
@@ -2878,7 +2943,7 @@
               <w:fldChar w:fldCharType="begin"/>
             </w:r>
             <w:r>
-              <w:instrText xml:space="preserve">PAGEREF _Toc223102010 \h</w:instrText>
+              <w:instrText xml:space="preserve">PAGEREF _Toc96781796 \h</w:instrText>
             </w:r>
             <w:r>
               <w:fldChar w:fldCharType="separate"/>
@@ -2904,7 +2969,7 @@
               <w:rStyle w:val="Hyperlink"/>
             </w:rPr>
           </w:pPr>
-          <w:hyperlink w:anchor="_Toc751150813">
+          <w:hyperlink w:anchor="_Toc220117957">
             <w:r>
               <w:rPr>
                 <w:rStyle w:val="Hyperlink"/>
@@ -2918,7 +2983,7 @@
               <w:fldChar w:fldCharType="begin"/>
             </w:r>
             <w:r>
-              <w:instrText xml:space="preserve">PAGEREF _Toc751150813 \h</w:instrText>
+              <w:instrText xml:space="preserve">PAGEREF _Toc220117957 \h</w:instrText>
             </w:r>
             <w:r>
               <w:fldChar w:fldCharType="separate"/>
@@ -2944,7 +3009,7 @@
               <w:rStyle w:val="Hyperlink"/>
             </w:rPr>
           </w:pPr>
-          <w:hyperlink w:anchor="_Toc1229475721">
+          <w:hyperlink w:anchor="_Toc1356972365">
             <w:r>
               <w:rPr>
                 <w:rStyle w:val="Hyperlink"/>
@@ -2958,7 +3023,7 @@
               <w:fldChar w:fldCharType="begin"/>
             </w:r>
             <w:r>
-              <w:instrText xml:space="preserve">PAGEREF _Toc1229475721 \h</w:instrText>
+              <w:instrText xml:space="preserve">PAGEREF _Toc1356972365 \h</w:instrText>
             </w:r>
             <w:r>
               <w:fldChar w:fldCharType="separate"/>
@@ -2984,12 +3049,12 @@
               <w:rStyle w:val="Hyperlink"/>
             </w:rPr>
           </w:pPr>
-          <w:hyperlink w:anchor="_Toc53362694">
+          <w:hyperlink w:anchor="_Toc1591327046">
             <w:r>
               <w:rPr>
                 <w:rStyle w:val="Hyperlink"/>
               </w:rPr>
-              <w:t>Expected Timeline (T3-F)</w:t>
+              <w:t>Expected Timeline</w:t>
             </w:r>
             <w:r>
               <w:tab/>
@@ -2998,7 +3063,7 @@
               <w:fldChar w:fldCharType="begin"/>
             </w:r>
             <w:r>
-              <w:instrText xml:space="preserve">PAGEREF _Toc53362694 \h</w:instrText>
+              <w:instrText xml:space="preserve">PAGEREF _Toc1591327046 \h</w:instrText>
             </w:r>
             <w:r>
               <w:fldChar w:fldCharType="separate"/>
@@ -3024,12 +3089,12 @@
               <w:rStyle w:val="Hyperlink"/>
             </w:rPr>
           </w:pPr>
-          <w:hyperlink w:anchor="_Toc185610035">
+          <w:hyperlink w:anchor="_Toc1179171656">
             <w:r>
               <w:rPr>
                 <w:rStyle w:val="Hyperlink"/>
               </w:rPr>
-              <w:t>Data Security and Confidentiality (T3-G)</w:t>
+              <w:t>Data Security and Confidentiality</w:t>
             </w:r>
             <w:r>
               <w:tab/>
@@ -3038,7 +3103,7 @@
               <w:fldChar w:fldCharType="begin"/>
             </w:r>
             <w:r>
-              <w:instrText xml:space="preserve">PAGEREF _Toc185610035 \h</w:instrText>
+              <w:instrText xml:space="preserve">PAGEREF _Toc1179171656 \h</w:instrText>
             </w:r>
             <w:r>
               <w:fldChar w:fldCharType="separate"/>
@@ -3064,12 +3129,12 @@
               <w:rStyle w:val="Hyperlink"/>
             </w:rPr>
           </w:pPr>
-          <w:hyperlink w:anchor="_Toc888467810">
+          <w:hyperlink w:anchor="_Toc1133527060">
             <w:r>
               <w:rPr>
                 <w:rStyle w:val="Hyperlink"/>
               </w:rPr>
-              <w:t>Conclusion (T3-H)</w:t>
+              <w:t>Conclusion</w:t>
             </w:r>
             <w:r>
               <w:tab/>
@@ -3078,7 +3143,7 @@
               <w:fldChar w:fldCharType="begin"/>
             </w:r>
             <w:r>
-              <w:instrText xml:space="preserve">PAGEREF _Toc888467810 \h</w:instrText>
+              <w:instrText xml:space="preserve">PAGEREF _Toc1133527060 \h</w:instrText>
             </w:r>
             <w:r>
               <w:fldChar w:fldCharType="separate"/>
@@ -3104,7 +3169,7 @@
               <w:rStyle w:val="Hyperlink"/>
             </w:rPr>
           </w:pPr>
-          <w:hyperlink w:anchor="_Toc1681061949">
+          <w:hyperlink w:anchor="_Toc866061336">
             <w:r>
               <w:rPr>
                 <w:rStyle w:val="Hyperlink"/>
@@ -3118,7 +3183,7 @@
               <w:fldChar w:fldCharType="begin"/>
             </w:r>
             <w:r>
-              <w:instrText xml:space="preserve">PAGEREF _Toc1681061949 \h</w:instrText>
+              <w:instrText xml:space="preserve">PAGEREF _Toc866061336 \h</w:instrText>
             </w:r>
             <w:r>
               <w:fldChar w:fldCharType="separate"/>
@@ -3144,7 +3209,7 @@
               <w:rStyle w:val="Hyperlink"/>
             </w:rPr>
           </w:pPr>
-          <w:hyperlink w:anchor="_Toc617876230">
+          <w:hyperlink w:anchor="_Toc1811175766">
             <w:r>
               <w:rPr>
                 <w:rStyle w:val="Hyperlink"/>
@@ -3158,7 +3223,7 @@
               <w:fldChar w:fldCharType="begin"/>
             </w:r>
             <w:r>
-              <w:instrText xml:space="preserve">PAGEREF _Toc617876230 \h</w:instrText>
+              <w:instrText xml:space="preserve">PAGEREF _Toc1811175766 \h</w:instrText>
             </w:r>
             <w:r>
               <w:fldChar w:fldCharType="separate"/>
@@ -3184,7 +3249,7 @@
               <w:rStyle w:val="Hyperlink"/>
             </w:rPr>
           </w:pPr>
-          <w:hyperlink w:anchor="_Toc15985475">
+          <w:hyperlink w:anchor="_Toc991936694">
             <w:r>
               <w:rPr>
                 <w:rStyle w:val="Hyperlink"/>
@@ -3198,7 +3263,7 @@
               <w:fldChar w:fldCharType="begin"/>
             </w:r>
             <w:r>
-              <w:instrText xml:space="preserve">PAGEREF _Toc15985475 \h</w:instrText>
+              <w:instrText xml:space="preserve">PAGEREF _Toc991936694 \h</w:instrText>
             </w:r>
             <w:r>
               <w:fldChar w:fldCharType="separate"/>
@@ -3224,7 +3289,7 @@
               <w:rStyle w:val="Hyperlink"/>
             </w:rPr>
           </w:pPr>
-          <w:hyperlink w:anchor="_Toc876425944">
+          <w:hyperlink w:anchor="_Toc30852158">
             <w:r>
               <w:rPr>
                 <w:rStyle w:val="Hyperlink"/>
@@ -3238,7 +3303,7 @@
               <w:fldChar w:fldCharType="begin"/>
             </w:r>
             <w:r>
-              <w:instrText xml:space="preserve">PAGEREF _Toc876425944 \h</w:instrText>
+              <w:instrText xml:space="preserve">PAGEREF _Toc30852158 \h</w:instrText>
             </w:r>
             <w:r>
               <w:fldChar w:fldCharType="separate"/>
@@ -3264,7 +3329,7 @@
               <w:rStyle w:val="Hyperlink"/>
             </w:rPr>
           </w:pPr>
-          <w:hyperlink w:anchor="_Toc1216295226">
+          <w:hyperlink w:anchor="_Toc249394016">
             <w:r>
               <w:rPr>
                 <w:rStyle w:val="Hyperlink"/>
@@ -3278,7 +3343,7 @@
               <w:fldChar w:fldCharType="begin"/>
             </w:r>
             <w:r>
-              <w:instrText xml:space="preserve">PAGEREF _Toc1216295226 \h</w:instrText>
+              <w:instrText xml:space="preserve">PAGEREF _Toc249394016 \h</w:instrText>
             </w:r>
             <w:r>
               <w:fldChar w:fldCharType="separate"/>
@@ -3304,7 +3369,7 @@
               <w:rStyle w:val="Hyperlink"/>
             </w:rPr>
           </w:pPr>
-          <w:hyperlink w:anchor="_Toc1305242563">
+          <w:hyperlink w:anchor="_Toc2095603612">
             <w:r>
               <w:rPr>
                 <w:rStyle w:val="Hyperlink"/>
@@ -3318,7 +3383,7 @@
               <w:fldChar w:fldCharType="begin"/>
             </w:r>
             <w:r>
-              <w:instrText xml:space="preserve">PAGEREF _Toc1305242563 \h</w:instrText>
+              <w:instrText xml:space="preserve">PAGEREF _Toc2095603612 \h</w:instrText>
             </w:r>
             <w:r>
               <w:fldChar w:fldCharType="separate"/>
@@ -3344,7 +3409,7 @@
               <w:rStyle w:val="Hyperlink"/>
             </w:rPr>
           </w:pPr>
-          <w:hyperlink w:anchor="_Toc1730386592">
+          <w:hyperlink w:anchor="_Toc1308097713">
             <w:r>
               <w:rPr>
                 <w:rStyle w:val="Hyperlink"/>
@@ -3358,7 +3423,7 @@
               <w:fldChar w:fldCharType="begin"/>
             </w:r>
             <w:r>
-              <w:instrText xml:space="preserve">PAGEREF _Toc1730386592 \h</w:instrText>
+              <w:instrText xml:space="preserve">PAGEREF _Toc1308097713 \h</w:instrText>
             </w:r>
             <w:r>
               <w:fldChar w:fldCharType="separate"/>
@@ -3384,7 +3449,7 @@
               <w:rStyle w:val="Hyperlink"/>
             </w:rPr>
           </w:pPr>
-          <w:hyperlink w:anchor="_Toc1676124296">
+          <w:hyperlink w:anchor="_Toc901402855">
             <w:r>
               <w:rPr>
                 <w:rStyle w:val="Hyperlink"/>
@@ -3398,7 +3463,7 @@
               <w:fldChar w:fldCharType="begin"/>
             </w:r>
             <w:r>
-              <w:instrText xml:space="preserve">PAGEREF _Toc1676124296 \h</w:instrText>
+              <w:instrText xml:space="preserve">PAGEREF _Toc901402855 \h</w:instrText>
             </w:r>
             <w:r>
               <w:fldChar w:fldCharType="separate"/>
@@ -3424,7 +3489,7 @@
               <w:rStyle w:val="Hyperlink"/>
             </w:rPr>
           </w:pPr>
-          <w:hyperlink w:anchor="_Toc1919224637">
+          <w:hyperlink w:anchor="_Toc363094658">
             <w:r>
               <w:rPr>
                 <w:rStyle w:val="Hyperlink"/>
@@ -3438,7 +3503,7 @@
               <w:fldChar w:fldCharType="begin"/>
             </w:r>
             <w:r>
-              <w:instrText xml:space="preserve">PAGEREF _Toc1919224637 \h</w:instrText>
+              <w:instrText xml:space="preserve">PAGEREF _Toc363094658 \h</w:instrText>
             </w:r>
             <w:r>
               <w:fldChar w:fldCharType="separate"/>
@@ -3464,7 +3529,7 @@
               <w:rStyle w:val="Hyperlink"/>
             </w:rPr>
           </w:pPr>
-          <w:hyperlink w:anchor="_Toc529642434">
+          <w:hyperlink w:anchor="_Toc1632673956">
             <w:r>
               <w:rPr>
                 <w:rStyle w:val="Hyperlink"/>
@@ -3478,7 +3543,7 @@
               <w:fldChar w:fldCharType="begin"/>
             </w:r>
             <w:r>
-              <w:instrText xml:space="preserve">PAGEREF _Toc529642434 \h</w:instrText>
+              <w:instrText xml:space="preserve">PAGEREF _Toc1632673956 \h</w:instrText>
             </w:r>
             <w:r>
               <w:fldChar w:fldCharType="separate"/>
@@ -3504,7 +3569,7 @@
               <w:rStyle w:val="Hyperlink"/>
             </w:rPr>
           </w:pPr>
-          <w:hyperlink w:anchor="_Toc2079606982">
+          <w:hyperlink w:anchor="_Toc1178872577">
             <w:r>
               <w:rPr>
                 <w:rStyle w:val="Hyperlink"/>
@@ -3518,7 +3583,7 @@
               <w:fldChar w:fldCharType="begin"/>
             </w:r>
             <w:r>
-              <w:instrText xml:space="preserve">PAGEREF _Toc2079606982 \h</w:instrText>
+              <w:instrText xml:space="preserve">PAGEREF _Toc1178872577 \h</w:instrText>
             </w:r>
             <w:r>
               <w:fldChar w:fldCharType="separate"/>
@@ -3528,6 +3593,86 @@
                 <w:rStyle w:val="Hyperlink"/>
               </w:rPr>
               <w:t>47</w:t>
+            </w:r>
+            <w:r>
+              <w:fldChar w:fldCharType="end"/>
+            </w:r>
+          </w:hyperlink>
+        </w:p>
+        <w:p>
+          <w:pPr>
+            <w:pStyle w:val="TOC2"/>
+            <w:tabs>
+              <w:tab w:val="right" w:leader="dot" w:pos="9345"/>
+            </w:tabs>
+            <w:rPr>
+              <w:rStyle w:val="Hyperlink"/>
+            </w:rPr>
+          </w:pPr>
+          <w:hyperlink w:anchor="_Toc548888245">
+            <w:r>
+              <w:rPr>
+                <w:rStyle w:val="Hyperlink"/>
+              </w:rPr>
+              <w:t>Description of the E-Learning Module Intervention</w:t>
+            </w:r>
+            <w:r>
+              <w:tab/>
+            </w:r>
+            <w:r>
+              <w:fldChar w:fldCharType="begin"/>
+            </w:r>
+            <w:r>
+              <w:instrText xml:space="preserve">PAGEREF _Toc548888245 \h</w:instrText>
+            </w:r>
+            <w:r>
+              <w:fldChar w:fldCharType="separate"/>
+            </w:r>
+            <w:r>
+              <w:rPr>
+                <w:rStyle w:val="Hyperlink"/>
+              </w:rPr>
+              <w:t>48</w:t>
+            </w:r>
+            <w:r>
+              <w:fldChar w:fldCharType="end"/>
+            </w:r>
+          </w:hyperlink>
+        </w:p>
+        <w:p>
+          <w:pPr>
+            <w:pStyle w:val="TOC3"/>
+            <w:tabs>
+              <w:tab w:val="right" w:leader="dot" w:pos="9345"/>
+            </w:tabs>
+            <w:rPr>
+              <w:rStyle w:val="Hyperlink"/>
+            </w:rPr>
+          </w:pPr>
+          <w:hyperlink w:anchor="_Toc380007230">
+            <w:r>
+              <w:rPr>
+                <w:rStyle w:val="Hyperlink"/>
+              </w:rPr>
+              <w:t>Overview of the Instructional Module</w:t>
+            </w:r>
+            <w:r>
+              <w:tab/>
+            </w:r>
+            <w:r>
+              <w:fldChar w:fldCharType="begin"/>
+            </w:r>
+            <w:r>
+              <w:instrText xml:space="preserve">PAGEREF _Toc380007230 \h</w:instrText>
+            </w:r>
+            <w:r>
+              <w:fldChar w:fldCharType="separate"/>
+            </w:r>
+            <w:r>
+              <w:rPr>
+                <w:rStyle w:val="Hyperlink"/>
+              </w:rPr>
+              <w:t>48</w:t>
             </w:r>
             <w:r>
               <w:fldChar w:fldCharType="end"/>
@@ -3544,12 +3689,12 @@
               <w:rStyle w:val="Hyperlink"/>
             </w:rPr>
           </w:pPr>
-          <w:hyperlink w:anchor="_Toc1072073442">
+          <w:hyperlink w:anchor="_Toc1619760087">
             <w:r>
               <w:rPr>
                 <w:rStyle w:val="Hyperlink"/>
               </w:rPr>
-              <w:t>Appendix B</w:t>
+              <w:t>GameEngine Mechanics Overview</w:t>
             </w:r>
             <w:r>
               <w:tab/>
@@ -3558,7 +3703,7 @@
               <w:fldChar w:fldCharType="begin"/>
             </w:r>
             <w:r>
-              <w:instrText xml:space="preserve">PAGEREF _Toc1072073442 \h</w:instrText>
+              <w:instrText xml:space="preserve">PAGEREF _Toc1619760087 \h</w:instrText>
             </w:r>
             <w:r>
               <w:fldChar w:fldCharType="separate"/>
@@ -3584,12 +3729,12 @@
               <w:rStyle w:val="Hyperlink"/>
             </w:rPr>
           </w:pPr>
-          <w:hyperlink w:anchor="_Toc1722678756">
+          <w:hyperlink w:anchor="_Toc641188829">
             <w:r>
               <w:rPr>
                 <w:rStyle w:val="Hyperlink"/>
               </w:rPr>
-              <w:t>Appendix C</w:t>
+              <w:t>GameBuilder Interface</w:t>
             </w:r>
             <w:r>
               <w:tab/>
@@ -3598,7 +3743,7 @@
               <w:fldChar w:fldCharType="begin"/>
             </w:r>
             <w:r>
-              <w:instrText xml:space="preserve">PAGEREF _Toc1722678756 \h</w:instrText>
+              <w:instrText xml:space="preserve">PAGEREF _Toc641188829 \h</w:instrText>
             </w:r>
             <w:r>
               <w:fldChar w:fldCharType="separate"/>
@@ -3607,7 +3752,7 @@
               <w:rPr>
                 <w:rStyle w:val="Hyperlink"/>
               </w:rPr>
-              <w:t>49</w:t>
+              <w:t>48</w:t>
             </w:r>
             <w:r>
               <w:fldChar w:fldCharType="end"/>
@@ -3624,7 +3769,887 @@
               <w:rStyle w:val="Hyperlink"/>
             </w:rPr>
           </w:pPr>
-          <w:hyperlink w:anchor="_Toc1017906970">
+          <w:hyperlink w:anchor="_Toc686594329">
+            <w:r>
+              <w:rPr>
+                <w:rStyle w:val="Hyperlink"/>
+              </w:rPr>
+              <w:t>Interactive Learning Activities</w:t>
+            </w:r>
+            <w:r>
+              <w:tab/>
+            </w:r>
+            <w:r>
+              <w:fldChar w:fldCharType="begin"/>
+            </w:r>
+            <w:r>
+              <w:instrText xml:space="preserve">PAGEREF _Toc686594329 \h</w:instrText>
+            </w:r>
+            <w:r>
+              <w:fldChar w:fldCharType="separate"/>
+            </w:r>
+            <w:r>
+              <w:rPr>
+                <w:rStyle w:val="Hyperlink"/>
+              </w:rPr>
+              <w:t>49</w:t>
+            </w:r>
+            <w:r>
+              <w:fldChar w:fldCharType="end"/>
+            </w:r>
+          </w:hyperlink>
+        </w:p>
+        <w:p>
+          <w:pPr>
+            <w:pStyle w:val="TOC1"/>
+            <w:tabs>
+              <w:tab w:val="right" w:leader="dot" w:pos="9345"/>
+            </w:tabs>
+            <w:rPr>
+              <w:rStyle w:val="Hyperlink"/>
+            </w:rPr>
+          </w:pPr>
+          <w:hyperlink w:anchor="_Toc1271943823">
+            <w:r>
+              <w:rPr>
+                <w:rStyle w:val="Hyperlink"/>
+              </w:rPr>
+              <w:t>Development Workflow and Repository Structure</w:t>
+            </w:r>
+            <w:r>
+              <w:tab/>
+            </w:r>
+            <w:r>
+              <w:fldChar w:fldCharType="begin"/>
+            </w:r>
+            <w:r>
+              <w:instrText xml:space="preserve">PAGEREF _Toc1271943823 \h</w:instrText>
+            </w:r>
+            <w:r>
+              <w:fldChar w:fldCharType="separate"/>
+            </w:r>
+            <w:r>
+              <w:rPr>
+                <w:rStyle w:val="Hyperlink"/>
+              </w:rPr>
+              <w:t>49</w:t>
+            </w:r>
+            <w:r>
+              <w:fldChar w:fldCharType="end"/>
+            </w:r>
+          </w:hyperlink>
+        </w:p>
+        <w:p>
+          <w:pPr>
+            <w:pStyle w:val="TOC1"/>
+            <w:tabs>
+              <w:tab w:val="right" w:leader="dot" w:pos="9345"/>
+            </w:tabs>
+            <w:rPr>
+              <w:rStyle w:val="Hyperlink"/>
+            </w:rPr>
+          </w:pPr>
+          <w:hyperlink w:anchor="_Toc1469942864">
+            <w:r>
+              <w:rPr>
+                <w:rStyle w:val="Hyperlink"/>
+              </w:rPr>
+              <w:t>Instructor Repository and Assessment Process</w:t>
+            </w:r>
+            <w:r>
+              <w:tab/>
+            </w:r>
+            <w:r>
+              <w:fldChar w:fldCharType="begin"/>
+            </w:r>
+            <w:r>
+              <w:instrText xml:space="preserve">PAGEREF _Toc1469942864 \h</w:instrText>
+            </w:r>
+            <w:r>
+              <w:fldChar w:fldCharType="separate"/>
+            </w:r>
+            <w:r>
+              <w:rPr>
+                <w:rStyle w:val="Hyperlink"/>
+              </w:rPr>
+              <w:t>50</w:t>
+            </w:r>
+            <w:r>
+              <w:fldChar w:fldCharType="end"/>
+            </w:r>
+          </w:hyperlink>
+        </w:p>
+        <w:p>
+          <w:pPr>
+            <w:pStyle w:val="TOC1"/>
+            <w:tabs>
+              <w:tab w:val="right" w:leader="dot" w:pos="9345"/>
+            </w:tabs>
+            <w:rPr>
+              <w:rStyle w:val="Hyperlink"/>
+            </w:rPr>
+          </w:pPr>
+          <w:hyperlink w:anchor="_Toc1376350258">
+            <w:r>
+              <w:rPr>
+                <w:rStyle w:val="Hyperlink"/>
+              </w:rPr>
+              <w:t>Instructional Outcome</w:t>
+            </w:r>
+            <w:r>
+              <w:tab/>
+            </w:r>
+            <w:r>
+              <w:fldChar w:fldCharType="begin"/>
+            </w:r>
+            <w:r>
+              <w:instrText xml:space="preserve">PAGEREF _Toc1376350258 \h</w:instrText>
+            </w:r>
+            <w:r>
+              <w:fldChar w:fldCharType="separate"/>
+            </w:r>
+            <w:r>
+              <w:rPr>
+                <w:rStyle w:val="Hyperlink"/>
+              </w:rPr>
+              <w:t>50</w:t>
+            </w:r>
+            <w:r>
+              <w:fldChar w:fldCharType="end"/>
+            </w:r>
+          </w:hyperlink>
+        </w:p>
+        <w:p>
+          <w:pPr>
+            <w:pStyle w:val="TOC1"/>
+            <w:tabs>
+              <w:tab w:val="right" w:leader="dot" w:pos="9345"/>
+            </w:tabs>
+            <w:rPr>
+              <w:rStyle w:val="Hyperlink"/>
+            </w:rPr>
+          </w:pPr>
+          <w:hyperlink w:anchor="_Toc228323343">
+            <w:r>
+              <w:rPr>
+                <w:rStyle w:val="Hyperlink"/>
+              </w:rPr>
+              <w:t>Supporting Materials Included in the Appendix</w:t>
+            </w:r>
+            <w:r>
+              <w:tab/>
+            </w:r>
+            <w:r>
+              <w:fldChar w:fldCharType="begin"/>
+            </w:r>
+            <w:r>
+              <w:instrText xml:space="preserve">PAGEREF _Toc228323343 \h</w:instrText>
+            </w:r>
+            <w:r>
+              <w:fldChar w:fldCharType="separate"/>
+            </w:r>
+            <w:r>
+              <w:rPr>
+                <w:rStyle w:val="Hyperlink"/>
+              </w:rPr>
+              <w:t>51</w:t>
+            </w:r>
+            <w:r>
+              <w:fldChar w:fldCharType="end"/>
+            </w:r>
+          </w:hyperlink>
+        </w:p>
+        <w:p>
+          <w:pPr>
+            <w:pStyle w:val="TOC1"/>
+            <w:tabs>
+              <w:tab w:val="right" w:leader="dot" w:pos="9345"/>
+            </w:tabs>
+            <w:rPr>
+              <w:rStyle w:val="Hyperlink"/>
+            </w:rPr>
+          </w:pPr>
+          <w:hyperlink w:anchor="_Toc1831340028">
+            <w:r>
+              <w:rPr>
+                <w:rStyle w:val="Hyperlink"/>
+              </w:rPr>
+              <w:t>Appendix B</w:t>
+            </w:r>
+            <w:r>
+              <w:tab/>
+            </w:r>
+            <w:r>
+              <w:fldChar w:fldCharType="begin"/>
+            </w:r>
+            <w:r>
+              <w:instrText xml:space="preserve">PAGEREF _Toc1831340028 \h</w:instrText>
+            </w:r>
+            <w:r>
+              <w:fldChar w:fldCharType="separate"/>
+            </w:r>
+            <w:r>
+              <w:rPr>
+                <w:rStyle w:val="Hyperlink"/>
+              </w:rPr>
+              <w:t>51</w:t>
+            </w:r>
+            <w:r>
+              <w:fldChar w:fldCharType="end"/>
+            </w:r>
+          </w:hyperlink>
+        </w:p>
+        <w:p>
+          <w:pPr>
+            <w:pStyle w:val="TOC1"/>
+            <w:tabs>
+              <w:tab w:val="right" w:leader="dot" w:pos="9345"/>
+            </w:tabs>
+            <w:rPr>
+              <w:rStyle w:val="Hyperlink"/>
+            </w:rPr>
+          </w:pPr>
+          <w:hyperlink w:anchor="_Toc1904365219">
+            <w:r>
+              <w:rPr>
+                <w:rStyle w:val="Hyperlink"/>
+              </w:rPr>
+              <w:t>Appendix B</w:t>
+            </w:r>
+            <w:r>
+              <w:tab/>
+            </w:r>
+            <w:r>
+              <w:fldChar w:fldCharType="begin"/>
+            </w:r>
+            <w:r>
+              <w:instrText xml:space="preserve">PAGEREF _Toc1904365219 \h</w:instrText>
+            </w:r>
+            <w:r>
+              <w:fldChar w:fldCharType="separate"/>
+            </w:r>
+            <w:r>
+              <w:rPr>
+                <w:rStyle w:val="Hyperlink"/>
+              </w:rPr>
+              <w:t>52</w:t>
+            </w:r>
+            <w:r>
+              <w:fldChar w:fldCharType="end"/>
+            </w:r>
+          </w:hyperlink>
+        </w:p>
+        <w:p>
+          <w:pPr>
+            <w:pStyle w:val="TOC2"/>
+            <w:tabs>
+              <w:tab w:val="right" w:leader="dot" w:pos="9345"/>
+            </w:tabs>
+            <w:rPr>
+              <w:rStyle w:val="Hyperlink"/>
+            </w:rPr>
+          </w:pPr>
+          <w:hyperlink w:anchor="_Toc534248128">
+            <w:r>
+              <w:rPr>
+                <w:rStyle w:val="Hyperlink"/>
+              </w:rPr>
+              <w:t>Data Collection Instruments</w:t>
+            </w:r>
+            <w:r>
+              <w:tab/>
+            </w:r>
+            <w:r>
+              <w:fldChar w:fldCharType="begin"/>
+            </w:r>
+            <w:r>
+              <w:instrText xml:space="preserve">PAGEREF _Toc534248128 \h</w:instrText>
+            </w:r>
+            <w:r>
+              <w:fldChar w:fldCharType="separate"/>
+            </w:r>
+            <w:r>
+              <w:rPr>
+                <w:rStyle w:val="Hyperlink"/>
+              </w:rPr>
+              <w:t>52</w:t>
+            </w:r>
+            <w:r>
+              <w:fldChar w:fldCharType="end"/>
+            </w:r>
+          </w:hyperlink>
+        </w:p>
+        <w:p>
+          <w:pPr>
+            <w:pStyle w:val="TOC1"/>
+            <w:tabs>
+              <w:tab w:val="right" w:leader="dot" w:pos="9345"/>
+            </w:tabs>
+            <w:rPr>
+              <w:rStyle w:val="Hyperlink"/>
+            </w:rPr>
+          </w:pPr>
+          <w:hyperlink w:anchor="_Toc1878427926">
+            <w:r>
+              <w:rPr>
+                <w:rStyle w:val="Hyperlink"/>
+              </w:rPr>
+              <w:t>Student Perception Survey</w:t>
+            </w:r>
+            <w:r>
+              <w:tab/>
+            </w:r>
+            <w:r>
+              <w:fldChar w:fldCharType="begin"/>
+            </w:r>
+            <w:r>
+              <w:instrText xml:space="preserve">PAGEREF _Toc1878427926 \h</w:instrText>
+            </w:r>
+            <w:r>
+              <w:fldChar w:fldCharType="separate"/>
+            </w:r>
+            <w:r>
+              <w:rPr>
+                <w:rStyle w:val="Hyperlink"/>
+              </w:rPr>
+              <w:t>52</w:t>
+            </w:r>
+            <w:r>
+              <w:fldChar w:fldCharType="end"/>
+            </w:r>
+          </w:hyperlink>
+        </w:p>
+        <w:p>
+          <w:pPr>
+            <w:pStyle w:val="TOC3"/>
+            <w:tabs>
+              <w:tab w:val="right" w:leader="dot" w:pos="9345"/>
+            </w:tabs>
+            <w:rPr>
+              <w:rStyle w:val="Hyperlink"/>
+            </w:rPr>
+          </w:pPr>
+          <w:hyperlink w:anchor="_Toc1363766593">
+            <w:r>
+              <w:rPr>
+                <w:rStyle w:val="Hyperlink"/>
+              </w:rPr>
+              <w:t>Survey Questions</w:t>
+            </w:r>
+            <w:r>
+              <w:tab/>
+            </w:r>
+            <w:r>
+              <w:fldChar w:fldCharType="begin"/>
+            </w:r>
+            <w:r>
+              <w:instrText xml:space="preserve">PAGEREF _Toc1363766593 \h</w:instrText>
+            </w:r>
+            <w:r>
+              <w:fldChar w:fldCharType="separate"/>
+            </w:r>
+            <w:r>
+              <w:rPr>
+                <w:rStyle w:val="Hyperlink"/>
+              </w:rPr>
+              <w:t>52</w:t>
+            </w:r>
+            <w:r>
+              <w:fldChar w:fldCharType="end"/>
+            </w:r>
+          </w:hyperlink>
+        </w:p>
+        <w:p>
+          <w:pPr>
+            <w:pStyle w:val="TOC1"/>
+            <w:tabs>
+              <w:tab w:val="right" w:leader="dot" w:pos="9345"/>
+            </w:tabs>
+            <w:rPr>
+              <w:rStyle w:val="Hyperlink"/>
+            </w:rPr>
+          </w:pPr>
+          <w:hyperlink w:anchor="_Toc1635917069">
+            <w:r>
+              <w:rPr>
+                <w:rStyle w:val="Hyperlink"/>
+              </w:rPr>
+              <w:t>Qualitative Reflection Questions</w:t>
+            </w:r>
+            <w:r>
+              <w:tab/>
+            </w:r>
+            <w:r>
+              <w:fldChar w:fldCharType="begin"/>
+            </w:r>
+            <w:r>
+              <w:instrText xml:space="preserve">PAGEREF _Toc1635917069 \h</w:instrText>
+            </w:r>
+            <w:r>
+              <w:fldChar w:fldCharType="separate"/>
+            </w:r>
+            <w:r>
+              <w:rPr>
+                <w:rStyle w:val="Hyperlink"/>
+              </w:rPr>
+              <w:t>53</w:t>
+            </w:r>
+            <w:r>
+              <w:fldChar w:fldCharType="end"/>
+            </w:r>
+          </w:hyperlink>
+        </w:p>
+        <w:p>
+          <w:pPr>
+            <w:pStyle w:val="TOC1"/>
+            <w:tabs>
+              <w:tab w:val="right" w:leader="dot" w:pos="9345"/>
+            </w:tabs>
+            <w:rPr>
+              <w:rStyle w:val="Hyperlink"/>
+            </w:rPr>
+          </w:pPr>
+          <w:hyperlink w:anchor="_Toc778771868">
+            <w:r>
+              <w:rPr>
+                <w:rStyle w:val="Hyperlink"/>
+              </w:rPr>
+              <w:t>System Engagement Metrics</w:t>
+            </w:r>
+            <w:r>
+              <w:tab/>
+            </w:r>
+            <w:r>
+              <w:fldChar w:fldCharType="begin"/>
+            </w:r>
+            <w:r>
+              <w:instrText xml:space="preserve">PAGEREF _Toc778771868 \h</w:instrText>
+            </w:r>
+            <w:r>
+              <w:fldChar w:fldCharType="separate"/>
+            </w:r>
+            <w:r>
+              <w:rPr>
+                <w:rStyle w:val="Hyperlink"/>
+              </w:rPr>
+              <w:t>53</w:t>
+            </w:r>
+            <w:r>
+              <w:fldChar w:fldCharType="end"/>
+            </w:r>
+          </w:hyperlink>
+        </w:p>
+        <w:p>
+          <w:pPr>
+            <w:pStyle w:val="TOC3"/>
+            <w:tabs>
+              <w:tab w:val="right" w:leader="dot" w:pos="9345"/>
+            </w:tabs>
+            <w:rPr>
+              <w:rStyle w:val="Hyperlink"/>
+            </w:rPr>
+          </w:pPr>
+          <w:hyperlink w:anchor="_Toc946853913">
+            <w:r>
+              <w:rPr>
+                <w:rStyle w:val="Hyperlink"/>
+              </w:rPr>
+              <w:t>Time in System</w:t>
+            </w:r>
+            <w:r>
+              <w:tab/>
+            </w:r>
+            <w:r>
+              <w:fldChar w:fldCharType="begin"/>
+            </w:r>
+            <w:r>
+              <w:instrText xml:space="preserve">PAGEREF _Toc946853913 \h</w:instrText>
+            </w:r>
+            <w:r>
+              <w:fldChar w:fldCharType="separate"/>
+            </w:r>
+            <w:r>
+              <w:rPr>
+                <w:rStyle w:val="Hyperlink"/>
+              </w:rPr>
+              <w:t>53</w:t>
+            </w:r>
+            <w:r>
+              <w:fldChar w:fldCharType="end"/>
+            </w:r>
+          </w:hyperlink>
+        </w:p>
+        <w:p>
+          <w:pPr>
+            <w:pStyle w:val="TOC3"/>
+            <w:tabs>
+              <w:tab w:val="right" w:leader="dot" w:pos="9345"/>
+            </w:tabs>
+            <w:rPr>
+              <w:rStyle w:val="Hyperlink"/>
+            </w:rPr>
+          </w:pPr>
+          <w:hyperlink w:anchor="_Toc1313096126">
+            <w:r>
+              <w:rPr>
+                <w:rStyle w:val="Hyperlink"/>
+              </w:rPr>
+              <w:t>Lessons Viewed</w:t>
+            </w:r>
+            <w:r>
+              <w:tab/>
+            </w:r>
+            <w:r>
+              <w:fldChar w:fldCharType="begin"/>
+            </w:r>
+            <w:r>
+              <w:instrText xml:space="preserve">PAGEREF _Toc1313096126 \h</w:instrText>
+            </w:r>
+            <w:r>
+              <w:fldChar w:fldCharType="separate"/>
+            </w:r>
+            <w:r>
+              <w:rPr>
+                <w:rStyle w:val="Hyperlink"/>
+              </w:rPr>
+              <w:t>53</w:t>
+            </w:r>
+            <w:r>
+              <w:fldChar w:fldCharType="end"/>
+            </w:r>
+          </w:hyperlink>
+        </w:p>
+        <w:p>
+          <w:pPr>
+            <w:pStyle w:val="TOC3"/>
+            <w:tabs>
+              <w:tab w:val="right" w:leader="dot" w:pos="9345"/>
+            </w:tabs>
+            <w:rPr>
+              <w:rStyle w:val="Hyperlink"/>
+            </w:rPr>
+          </w:pPr>
+          <w:hyperlink w:anchor="_Toc33504170">
+            <w:r>
+              <w:rPr>
+                <w:rStyle w:val="Hyperlink"/>
+              </w:rPr>
+              <w:t>Code Executions</w:t>
+            </w:r>
+            <w:r>
+              <w:tab/>
+            </w:r>
+            <w:r>
+              <w:fldChar w:fldCharType="begin"/>
+            </w:r>
+            <w:r>
+              <w:instrText xml:space="preserve">PAGEREF _Toc33504170 \h</w:instrText>
+            </w:r>
+            <w:r>
+              <w:fldChar w:fldCharType="separate"/>
+            </w:r>
+            <w:r>
+              <w:rPr>
+                <w:rStyle w:val="Hyperlink"/>
+              </w:rPr>
+              <w:t>53</w:t>
+            </w:r>
+            <w:r>
+              <w:fldChar w:fldCharType="end"/>
+            </w:r>
+          </w:hyperlink>
+        </w:p>
+        <w:p>
+          <w:pPr>
+            <w:pStyle w:val="TOC3"/>
+            <w:tabs>
+              <w:tab w:val="right" w:leader="dot" w:pos="9345"/>
+            </w:tabs>
+            <w:rPr>
+              <w:rStyle w:val="Hyperlink"/>
+            </w:rPr>
+          </w:pPr>
+          <w:hyperlink w:anchor="_Toc1047204913">
+            <w:r>
+              <w:rPr>
+                <w:rStyle w:val="Hyperlink"/>
+              </w:rPr>
+              <w:t>Inspection Rate</w:t>
+            </w:r>
+            <w:r>
+              <w:tab/>
+            </w:r>
+            <w:r>
+              <w:fldChar w:fldCharType="begin"/>
+            </w:r>
+            <w:r>
+              <w:instrText xml:space="preserve">PAGEREF _Toc1047204913 \h</w:instrText>
+            </w:r>
+            <w:r>
+              <w:fldChar w:fldCharType="separate"/>
+            </w:r>
+            <w:r>
+              <w:rPr>
+                <w:rStyle w:val="Hyperlink"/>
+              </w:rPr>
+              <w:t>54</w:t>
+            </w:r>
+            <w:r>
+              <w:fldChar w:fldCharType="end"/>
+            </w:r>
+          </w:hyperlink>
+        </w:p>
+        <w:p>
+          <w:pPr>
+            <w:pStyle w:val="TOC3"/>
+            <w:tabs>
+              <w:tab w:val="right" w:leader="dot" w:pos="9345"/>
+            </w:tabs>
+            <w:rPr>
+              <w:rStyle w:val="Hyperlink"/>
+            </w:rPr>
+          </w:pPr>
+          <w:hyperlink w:anchor="_Toc347720232">
+            <w:r>
+              <w:rPr>
+                <w:rStyle w:val="Hyperlink"/>
+              </w:rPr>
+              <w:t>Scroll Depth</w:t>
+            </w:r>
+            <w:r>
+              <w:tab/>
+            </w:r>
+            <w:r>
+              <w:fldChar w:fldCharType="begin"/>
+            </w:r>
+            <w:r>
+              <w:instrText xml:space="preserve">PAGEREF _Toc347720232 \h</w:instrText>
+            </w:r>
+            <w:r>
+              <w:fldChar w:fldCharType="separate"/>
+            </w:r>
+            <w:r>
+              <w:rPr>
+                <w:rStyle w:val="Hyperlink"/>
+              </w:rPr>
+              <w:t>54</w:t>
+            </w:r>
+            <w:r>
+              <w:fldChar w:fldCharType="end"/>
+            </w:r>
+          </w:hyperlink>
+        </w:p>
+        <w:p>
+          <w:pPr>
+            <w:pStyle w:val="TOC3"/>
+            <w:tabs>
+              <w:tab w:val="right" w:leader="dot" w:pos="9345"/>
+            </w:tabs>
+            <w:rPr>
+              <w:rStyle w:val="Hyperlink"/>
+            </w:rPr>
+          </w:pPr>
+          <w:hyperlink w:anchor="_Toc686733327">
+            <w:r>
+              <w:rPr>
+                <w:rStyle w:val="Hyperlink"/>
+              </w:rPr>
+              <w:t>Repository Commits</w:t>
+            </w:r>
+            <w:r>
+              <w:tab/>
+            </w:r>
+            <w:r>
+              <w:fldChar w:fldCharType="begin"/>
+            </w:r>
+            <w:r>
+              <w:instrText xml:space="preserve">PAGEREF _Toc686733327 \h</w:instrText>
+            </w:r>
+            <w:r>
+              <w:fldChar w:fldCharType="separate"/>
+            </w:r>
+            <w:r>
+              <w:rPr>
+                <w:rStyle w:val="Hyperlink"/>
+              </w:rPr>
+              <w:t>54</w:t>
+            </w:r>
+            <w:r>
+              <w:fldChar w:fldCharType="end"/>
+            </w:r>
+          </w:hyperlink>
+        </w:p>
+        <w:p>
+          <w:pPr>
+            <w:pStyle w:val="TOC3"/>
+            <w:tabs>
+              <w:tab w:val="right" w:leader="dot" w:pos="9345"/>
+            </w:tabs>
+            <w:rPr>
+              <w:rStyle w:val="Hyperlink"/>
+            </w:rPr>
+          </w:pPr>
+          <w:hyperlink w:anchor="_Toc1310860609">
+            <w:r>
+              <w:rPr>
+                <w:rStyle w:val="Hyperlink"/>
+              </w:rPr>
+              <w:t>Issue Tracking Activity</w:t>
+            </w:r>
+            <w:r>
+              <w:tab/>
+            </w:r>
+            <w:r>
+              <w:fldChar w:fldCharType="begin"/>
+            </w:r>
+            <w:r>
+              <w:instrText xml:space="preserve">PAGEREF _Toc1310860609 \h</w:instrText>
+            </w:r>
+            <w:r>
+              <w:fldChar w:fldCharType="separate"/>
+            </w:r>
+            <w:r>
+              <w:rPr>
+                <w:rStyle w:val="Hyperlink"/>
+              </w:rPr>
+              <w:t>54</w:t>
+            </w:r>
+            <w:r>
+              <w:fldChar w:fldCharType="end"/>
+            </w:r>
+          </w:hyperlink>
+        </w:p>
+        <w:p>
+          <w:pPr>
+            <w:pStyle w:val="TOC1"/>
+            <w:tabs>
+              <w:tab w:val="right" w:leader="dot" w:pos="9345"/>
+            </w:tabs>
+            <w:rPr>
+              <w:rStyle w:val="Hyperlink"/>
+            </w:rPr>
+          </w:pPr>
+          <w:hyperlink w:anchor="_Toc1031233415">
+            <w:r>
+              <w:rPr>
+                <w:rStyle w:val="Hyperlink"/>
+              </w:rPr>
+              <w:t>Observation Notes</w:t>
+            </w:r>
+            <w:r>
+              <w:tab/>
+            </w:r>
+            <w:r>
+              <w:fldChar w:fldCharType="begin"/>
+            </w:r>
+            <w:r>
+              <w:instrText xml:space="preserve">PAGEREF _Toc1031233415 \h</w:instrText>
+            </w:r>
+            <w:r>
+              <w:fldChar w:fldCharType="separate"/>
+            </w:r>
+            <w:r>
+              <w:rPr>
+                <w:rStyle w:val="Hyperlink"/>
+              </w:rPr>
+              <w:t>54</w:t>
+            </w:r>
+            <w:r>
+              <w:fldChar w:fldCharType="end"/>
+            </w:r>
+          </w:hyperlink>
+        </w:p>
+        <w:p>
+          <w:pPr>
+            <w:pStyle w:val="TOC1"/>
+            <w:tabs>
+              <w:tab w:val="right" w:leader="dot" w:pos="9345"/>
+            </w:tabs>
+            <w:rPr>
+              <w:rStyle w:val="Hyperlink"/>
+            </w:rPr>
+          </w:pPr>
+          <w:hyperlink w:anchor="_Toc749388835">
+            <w:r>
+              <w:rPr>
+                <w:rStyle w:val="Hyperlink"/>
+              </w:rPr>
+              <w:t>Data Use in the Study</w:t>
+            </w:r>
+            <w:r>
+              <w:tab/>
+            </w:r>
+            <w:r>
+              <w:fldChar w:fldCharType="begin"/>
+            </w:r>
+            <w:r>
+              <w:instrText xml:space="preserve">PAGEREF _Toc749388835 \h</w:instrText>
+            </w:r>
+            <w:r>
+              <w:fldChar w:fldCharType="separate"/>
+            </w:r>
+            <w:r>
+              <w:rPr>
+                <w:rStyle w:val="Hyperlink"/>
+              </w:rPr>
+              <w:t>54</w:t>
+            </w:r>
+            <w:r>
+              <w:fldChar w:fldCharType="end"/>
+            </w:r>
+          </w:hyperlink>
+        </w:p>
+        <w:p>
+          <w:pPr>
+            <w:pStyle w:val="TOC1"/>
+            <w:tabs>
+              <w:tab w:val="right" w:leader="dot" w:pos="9345"/>
+            </w:tabs>
+            <w:rPr>
+              <w:rStyle w:val="Hyperlink"/>
+            </w:rPr>
+          </w:pPr>
+          <w:hyperlink w:anchor="_Toc1698254023">
+            <w:r>
+              <w:rPr>
+                <w:rStyle w:val="Hyperlink"/>
+              </w:rPr>
+              <w:t>Appendix C</w:t>
+            </w:r>
+            <w:r>
+              <w:tab/>
+            </w:r>
+            <w:r>
+              <w:fldChar w:fldCharType="begin"/>
+            </w:r>
+            <w:r>
+              <w:instrText xml:space="preserve">PAGEREF _Toc1698254023 \h</w:instrText>
+            </w:r>
+            <w:r>
+              <w:fldChar w:fldCharType="separate"/>
+            </w:r>
+            <w:r>
+              <w:rPr>
+                <w:rStyle w:val="Hyperlink"/>
+              </w:rPr>
+              <w:t>55</w:t>
+            </w:r>
+            <w:r>
+              <w:fldChar w:fldCharType="end"/>
+            </w:r>
+          </w:hyperlink>
+        </w:p>
+        <w:p>
+          <w:pPr>
+            <w:pStyle w:val="TOC1"/>
+            <w:tabs>
+              <w:tab w:val="right" w:leader="dot" w:pos="9345"/>
+            </w:tabs>
+            <w:rPr>
+              <w:rStyle w:val="Hyperlink"/>
+            </w:rPr>
+          </w:pPr>
+          <w:hyperlink w:anchor="_Toc1734093736">
             <w:r>
               <w:rPr>
                 <w:rStyle w:val="Hyperlink"/>
@@ -3638,7 +4663,7 @@
               <w:fldChar w:fldCharType="begin"/>
             </w:r>
             <w:r>
-              <w:instrText xml:space="preserve">PAGEREF _Toc1017906970 \h</w:instrText>
+              <w:instrText xml:space="preserve">PAGEREF _Toc1734093736 \h</w:instrText>
             </w:r>
             <w:r>
               <w:fldChar w:fldCharType="separate"/>
@@ -3647,7 +4672,7 @@
               <w:rPr>
                 <w:rStyle w:val="Hyperlink"/>
               </w:rPr>
-              <w:t>50</w:t>
+              <w:t>56</w:t>
             </w:r>
             <w:r>
               <w:fldChar w:fldCharType="end"/>
@@ -3681,7 +4706,7 @@
           <w:bCs w:val="1"/>
         </w:rPr>
       </w:pPr>
-      <w:bookmarkStart w:name="_Toc1010075106" w:id="68950905"/>
+      <w:bookmarkStart w:name="_Toc1962133075" w:id="402002517"/>
       <w:r>
         <w:br w:type="page"/>
       </w:r>
@@ -3713,7 +4738,7 @@
         </w:rPr>
         <w:t>Introduction</w:t>
       </w:r>
-      <w:bookmarkEnd w:id="68950905"/>
+      <w:bookmarkEnd w:id="402002517"/>
     </w:p>
     <w:p>
       <w:pPr>
@@ -3738,7 +4763,7 @@
           <w:lang w:val="en-US"/>
         </w:rPr>
       </w:pPr>
-      <w:bookmarkStart w:name="_Toc1274286856" w:id="1775606716"/>
+      <w:bookmarkStart w:name="_Toc1073763526" w:id="2044894556"/>
       <w:r>
         <w:rPr>
           <w:rFonts w:ascii="Times New Roman" w:hAnsi="Times New Roman" w:eastAsia="Times New Roman" w:cs="Times New Roman"/>
@@ -3751,7 +4776,7 @@
         </w:rPr>
         <w:t>Instructional Problem</w:t>
       </w:r>
-      <w:bookmarkEnd w:id="1775606716"/>
+      <w:bookmarkEnd w:id="2044894556"/>
     </w:p>
     <w:p>
       <w:pPr>
@@ -3972,7 +4997,7 @@
           <w:lang w:val="en-US"/>
         </w:rPr>
       </w:pPr>
-      <w:bookmarkStart w:name="_Toc789623058" w:id="1469626651"/>
+      <w:bookmarkStart w:name="_Toc1619591627" w:id="1958382948"/>
       <w:r>
         <w:rPr>
           <w:rFonts w:ascii="Times New Roman" w:hAnsi="Times New Roman" w:eastAsia="Times New Roman" w:cs="Times New Roman"/>
@@ -4009,7 +5034,7 @@
         </w:rPr>
         <w:t xml:space="preserve"> KSAs</w:t>
       </w:r>
-      <w:bookmarkEnd w:id="1469626651"/>
+      <w:bookmarkEnd w:id="1958382948"/>
     </w:p>
     <w:p>
       <w:pPr>
@@ -4311,7 +5336,7 @@
           <w:lang w:val="en-US"/>
         </w:rPr>
       </w:pPr>
-      <w:bookmarkStart w:name="_Toc1984206758" w:id="4327877"/>
+      <w:bookmarkStart w:name="_Toc292298231" w:id="1849268899"/>
       <w:r>
         <w:rPr>
           <w:rFonts w:ascii="Times New Roman" w:hAnsi="Times New Roman" w:eastAsia="Times New Roman" w:cs="Times New Roman"/>
@@ -4324,7 +5349,7 @@
         </w:rPr>
         <w:t>Desired State – Post-Onboarding KSAs</w:t>
       </w:r>
-      <w:bookmarkEnd w:id="4327877"/>
+      <w:bookmarkEnd w:id="1849268899"/>
     </w:p>
     <w:p>
       <w:pPr>
@@ -4602,7 +5627,7 @@
           <w:lang w:val="en-US"/>
         </w:rPr>
       </w:pPr>
-      <w:bookmarkStart w:name="_Toc48434960" w:id="178538224"/>
+      <w:bookmarkStart w:name="_Toc923121973" w:id="901211642"/>
       <w:r>
         <w:rPr>
           <w:rFonts w:ascii="Times New Roman" w:hAnsi="Times New Roman" w:eastAsia="Times New Roman" w:cs="Times New Roman"/>
@@ -4615,7 +5640,7 @@
         </w:rPr>
         <w:t>Gap Between Current and Desired States</w:t>
       </w:r>
-      <w:bookmarkEnd w:id="178538224"/>
+      <w:bookmarkEnd w:id="901211642"/>
     </w:p>
     <w:p>
       <w:pPr>
@@ -4876,7 +5901,7 @@
           <w:lang w:val="en-US"/>
         </w:rPr>
       </w:pPr>
-      <w:bookmarkStart w:name="_Toc1649755957" w:id="952090818"/>
+      <w:bookmarkStart w:name="_Toc922675345" w:id="790908869"/>
       <w:r>
         <w:rPr>
           <w:rFonts w:ascii="Times New Roman" w:hAnsi="Times New Roman" w:eastAsia="Times New Roman" w:cs="Times New Roman"/>
@@ -4889,7 +5914,7 @@
         </w:rPr>
         <w:t>Instructional Expectations</w:t>
       </w:r>
-      <w:bookmarkEnd w:id="952090818"/>
+      <w:bookmarkEnd w:id="790908869"/>
     </w:p>
     <w:p>
       <w:pPr>
@@ -5289,7 +6314,7 @@
           <w:lang w:val="en-US"/>
         </w:rPr>
       </w:pPr>
-      <w:bookmarkStart w:name="_Toc432533113" w:id="713492805"/>
+      <w:bookmarkStart w:name="_Toc418408763" w:id="560711023"/>
       <w:r>
         <w:rPr>
           <w:rFonts w:ascii="Times New Roman" w:hAnsi="Times New Roman" w:eastAsia="Times New Roman" w:cs="Times New Roman"/>
@@ -5302,43 +6327,7 @@
         </w:rPr>
         <w:t>Research Topic</w:t>
       </w:r>
-      <w:r>
-        <w:rPr>
-          <w:rFonts w:ascii="Times New Roman" w:hAnsi="Times New Roman" w:eastAsia="Times New Roman" w:cs="Times New Roman"/>
-          <w:b w:val="1"/>
-          <w:bCs w:val="1"/>
-          <w:noProof w:val="0"/>
-          <w:sz w:val="24"/>
-          <w:szCs w:val="24"/>
-          <w:lang w:val="en-US"/>
-        </w:rPr>
-        <w:t xml:space="preserve"> (</w:t>
-      </w:r>
-      <w:r>
-        <w:rPr>
-          <w:rFonts w:ascii="Times New Roman" w:hAnsi="Times New Roman" w:eastAsia="Times New Roman" w:cs="Times New Roman"/>
-          <w:b w:val="1"/>
-          <w:bCs w:val="1"/>
-          <w:noProof w:val="0"/>
-          <w:sz w:val="24"/>
-          <w:szCs w:val="24"/>
-          <w:lang w:val="en-US"/>
-        </w:rPr>
-        <w:t>T2-</w:t>
-      </w:r>
-      <w:r>
-        <w:rPr>
-          <w:rFonts w:ascii="Times New Roman" w:hAnsi="Times New Roman" w:eastAsia="Times New Roman" w:cs="Times New Roman"/>
-          <w:b w:val="1"/>
-          <w:bCs w:val="1"/>
-          <w:noProof w:val="0"/>
-          <w:sz w:val="24"/>
-          <w:szCs w:val="24"/>
-          <w:lang w:val="en-US"/>
-        </w:rPr>
-        <w:t>B1)</w:t>
-      </w:r>
-      <w:bookmarkEnd w:id="713492805"/>
+      <w:bookmarkEnd w:id="560711023"/>
     </w:p>
     <w:p>
       <w:pPr>
@@ -5480,7 +6469,7 @@
           <w:lang w:val="en-US"/>
         </w:rPr>
       </w:pPr>
-      <w:bookmarkStart w:name="_Toc1834702521" w:id="211344564"/>
+      <w:bookmarkStart w:name="_Toc1267222646" w:id="414116573"/>
       <w:r>
         <w:rPr>
           <w:rFonts w:ascii="Times New Roman" w:hAnsi="Times New Roman" w:eastAsia="Times New Roman" w:cs="Times New Roman"/>
@@ -5491,9 +6480,9 @@
           <w:szCs w:val="24"/>
           <w:lang w:val="en-US"/>
         </w:rPr>
-        <w:t>Research Topic Importance (T2-B2)</w:t>
-      </w:r>
-      <w:bookmarkEnd w:id="211344564"/>
+        <w:t>Research Topic Importance</w:t>
+      </w:r>
+      <w:bookmarkEnd w:id="414116573"/>
     </w:p>
     <w:p>
       <w:pPr>
@@ -5727,7 +6716,7 @@
           <w:lang w:val="en-US"/>
         </w:rPr>
       </w:pPr>
-      <w:bookmarkStart w:name="_Toc1757523643" w:id="1535105022"/>
+      <w:bookmarkStart w:name="_Toc1149953263" w:id="256427832"/>
       <w:r>
         <w:rPr>
           <w:rFonts w:ascii="Times New Roman" w:hAnsi="Times New Roman" w:eastAsia="Times New Roman" w:cs="Times New Roman"/>
@@ -5738,9 +6727,9 @@
           <w:szCs w:val="24"/>
           <w:lang w:val="en-US"/>
         </w:rPr>
-        <w:t>Research Questions (T2-C)</w:t>
-      </w:r>
-      <w:bookmarkEnd w:id="1535105022"/>
+        <w:t>Research Questions</w:t>
+      </w:r>
+      <w:bookmarkEnd w:id="256427832"/>
     </w:p>
     <w:p>
       <w:pPr>
@@ -5873,7 +6862,7 @@
           <w:lang w:val="en-US"/>
         </w:rPr>
       </w:pPr>
-      <w:bookmarkStart w:name="_Toc1842406378" w:id="244744437"/>
+      <w:bookmarkStart w:name="_Toc1352205875" w:id="576633982"/>
       <w:r>
         <w:rPr>
           <w:rFonts w:ascii="Times New Roman" w:hAnsi="Times New Roman" w:eastAsia="Times New Roman" w:cs="Times New Roman"/>
@@ -5884,9 +6873,9 @@
           <w:szCs w:val="24"/>
           <w:lang w:val="en-US"/>
         </w:rPr>
-        <w:t>Research Purpose (T2-D)</w:t>
-      </w:r>
-      <w:bookmarkEnd w:id="244744437"/>
+        <w:t>Research Purpose</w:t>
+      </w:r>
+      <w:bookmarkEnd w:id="576633982"/>
     </w:p>
     <w:p>
       <w:pPr>
@@ -5968,7 +6957,7 @@
           <w:bCs w:val="1"/>
         </w:rPr>
       </w:pPr>
-      <w:bookmarkStart w:name="_Toc2112420537" w:id="1418365253"/>
+      <w:bookmarkStart w:name="_Toc1148033765" w:id="288193890"/>
       <w:r>
         <w:rPr>
           <w:b w:val="1"/>
@@ -6004,7 +6993,7 @@
         </w:rPr>
         <w:t>Review</w:t>
       </w:r>
-      <w:bookmarkEnd w:id="1418365253"/>
+      <w:bookmarkEnd w:id="288193890"/>
     </w:p>
     <w:p>
       <w:pPr>
@@ -6038,7 +7027,7 @@
           <w:lang w:val="en-US"/>
         </w:rPr>
       </w:pPr>
-      <w:bookmarkStart w:name="_Toc1588043952" w:id="699167556"/>
+      <w:bookmarkStart w:name="_Toc2053977571" w:id="142229566"/>
       <w:r>
         <w:rPr>
           <w:rFonts w:ascii="Times New Roman" w:hAnsi="Times New Roman" w:eastAsia="Times New Roman" w:cs="Times New Roman"/>
@@ -6061,9 +7050,9 @@
           <w:szCs w:val="24"/>
           <w:lang w:val="en-US"/>
         </w:rPr>
-        <w:t xml:space="preserve"> and Organization of Themes (T3-B1)</w:t>
-      </w:r>
-      <w:bookmarkEnd w:id="699167556"/>
+        <w:t xml:space="preserve"> and Organization of Themes</w:t>
+      </w:r>
+      <w:bookmarkEnd w:id="142229566"/>
     </w:p>
     <w:p>
       <w:pPr>
@@ -6928,8 +7917,6 @@
         <w:spacing w:before="240" w:beforeAutospacing="off" w:after="240" w:afterAutospacing="off" w:line="480" w:lineRule="auto"/>
         <w:ind w:left="0" w:right="0"/>
         <w:jc w:val="left"/>
-      </w:pPr>
-      <w:r>
         <w:rPr>
           <w:rFonts w:ascii="Times New Roman" w:hAnsi="Times New Roman" w:eastAsia="Times New Roman" w:cs="Times New Roman"/>
           <w:b w:val="1"/>
@@ -6939,8 +7926,7 @@
           <w:szCs w:val="20"/>
           <w:lang w:val="en-US"/>
         </w:rPr>
-        <w:t>Conclusion</w:t>
-      </w:r>
+      </w:pPr>
       <w:r>
         <w:rPr>
           <w:rFonts w:ascii="Times New Roman" w:hAnsi="Times New Roman" w:eastAsia="Times New Roman" w:cs="Times New Roman"/>
@@ -6951,7 +7937,7 @@
           <w:szCs w:val="20"/>
           <w:lang w:val="en-US"/>
         </w:rPr>
-        <w:t xml:space="preserve"> </w:t>
+        <w:t>Conclusion</w:t>
       </w:r>
       <w:r>
         <w:rPr>
@@ -6963,7 +7949,7 @@
           <w:szCs w:val="20"/>
           <w:lang w:val="en-US"/>
         </w:rPr>
-        <w:t xml:space="preserve">/ Summarize </w:t>
+        <w:t xml:space="preserve"> </w:t>
       </w:r>
       <w:r>
         <w:rPr>
@@ -6975,31 +7961,7 @@
           <w:szCs w:val="20"/>
           <w:lang w:val="en-US"/>
         </w:rPr>
-        <w:t>(T3-B3</w:t>
-      </w:r>
-      <w:r>
-        <w:rPr>
-          <w:rFonts w:ascii="Times New Roman" w:hAnsi="Times New Roman" w:eastAsia="Times New Roman" w:cs="Times New Roman"/>
-          <w:b w:val="1"/>
-          <w:bCs w:val="1"/>
-          <w:noProof w:val="0"/>
-          <w:sz w:val="20"/>
-          <w:szCs w:val="20"/>
-          <w:lang w:val="en-US"/>
-        </w:rPr>
-        <w:t>a</w:t>
-      </w:r>
-      <w:r>
-        <w:rPr>
-          <w:rFonts w:ascii="Times New Roman" w:hAnsi="Times New Roman" w:eastAsia="Times New Roman" w:cs="Times New Roman"/>
-          <w:b w:val="1"/>
-          <w:bCs w:val="1"/>
-          <w:noProof w:val="0"/>
-          <w:sz w:val="20"/>
-          <w:szCs w:val="20"/>
-          <w:lang w:val="en-US"/>
-        </w:rPr>
-        <w:t>)</w:t>
+        <w:t>/ Summarize</w:t>
       </w:r>
     </w:p>
     <w:p>
@@ -7070,8 +8032,6 @@
       <w:pPr>
         <w:pStyle w:val="Normal"/>
         <w:spacing w:before="240" w:beforeAutospacing="off" w:after="240" w:afterAutospacing="off"/>
-      </w:pPr>
-      <w:r>
         <w:rPr>
           <w:rFonts w:ascii="Times New Roman" w:hAnsi="Times New Roman" w:eastAsia="Times New Roman" w:cs="Times New Roman"/>
           <w:b w:val="1"/>
@@ -7081,8 +8041,7 @@
           <w:szCs w:val="20"/>
           <w:lang w:val="en-US"/>
         </w:rPr>
-        <w:t xml:space="preserve">Conclusion / </w:t>
-      </w:r>
+      </w:pPr>
       <w:r>
         <w:rPr>
           <w:rFonts w:ascii="Times New Roman" w:hAnsi="Times New Roman" w:eastAsia="Times New Roman" w:cs="Times New Roman"/>
@@ -7093,7 +8052,7 @@
           <w:szCs w:val="20"/>
           <w:lang w:val="en-US"/>
         </w:rPr>
-        <w:t>Reflect</w:t>
+        <w:t xml:space="preserve">Conclusion / </w:t>
       </w:r>
       <w:r>
         <w:rPr>
@@ -7105,7 +8064,7 @@
           <w:szCs w:val="20"/>
           <w:lang w:val="en-US"/>
         </w:rPr>
-        <w:t xml:space="preserve"> (T3-B3b)</w:t>
+        <w:t>Reflect</w:t>
       </w:r>
     </w:p>
     <w:p>
@@ -7303,7 +8262,7 @@
           <w:bCs w:val="1"/>
         </w:rPr>
       </w:pPr>
-      <w:bookmarkStart w:name="_Toc228247686" w:id="408679065"/>
+      <w:bookmarkStart w:name="_Toc2005937482" w:id="1022583716"/>
       <w:r>
         <w:rPr>
           <w:b w:val="1"/>
@@ -7346,7 +8305,7 @@
         </w:rPr>
         <w:t>y</w:t>
       </w:r>
-      <w:bookmarkEnd w:id="408679065"/>
+      <w:bookmarkEnd w:id="1022583716"/>
     </w:p>
     <w:p>
       <w:pPr>
@@ -7362,7 +8321,7 @@
           <w:lang w:val="en-US"/>
         </w:rPr>
       </w:pPr>
-      <w:bookmarkStart w:name="_Toc1172648073" w:id="757027840"/>
+      <w:bookmarkStart w:name="_Toc2021229477" w:id="1783725218"/>
       <w:r>
         <w:rPr>
           <w:rFonts w:ascii="Times New Roman" w:hAnsi="Times New Roman" w:eastAsia="Times New Roman" w:cs="Times New Roman"/>
@@ -7375,7 +8334,195 @@
         </w:rPr>
         <w:t>Instructional Problem Overview</w:t>
       </w:r>
-      <w:r>
+      <w:bookmarkEnd w:id="1783725218"/>
+    </w:p>
+    <w:p>
+      <w:pPr>
+        <w:spacing w:before="240" w:beforeAutospacing="off" w:after="240" w:afterAutospacing="off"/>
+        <w:rPr>
+          <w:rFonts w:ascii="Times New Roman" w:hAnsi="Times New Roman" w:eastAsia="Times New Roman" w:cs="Times New Roman"/>
+          <w:noProof w:val="0"/>
+          <w:sz w:val="20"/>
+          <w:szCs w:val="20"/>
+          <w:lang w:val="en-US"/>
+        </w:rPr>
+      </w:pPr>
+      <w:r>
+        <w:rPr>
+          <w:rFonts w:ascii="Times New Roman" w:hAnsi="Times New Roman" w:eastAsia="Times New Roman" w:cs="Times New Roman"/>
+          <w:noProof w:val="0"/>
+          <w:sz w:val="20"/>
+          <w:szCs w:val="20"/>
+          <w:lang w:val="en-US"/>
+        </w:rPr>
+        <w:t xml:space="preserve">Learners in the Open Coding Society (OCS) learning environment, particularly introductory learners represented by the </w:t>
+      </w:r>
+      <w:r>
+        <w:rPr>
+          <w:rFonts w:ascii="Times New Roman" w:hAnsi="Times New Roman" w:eastAsia="Times New Roman" w:cs="Times New Roman"/>
+          <w:i w:val="1"/>
+          <w:iCs w:val="1"/>
+          <w:noProof w:val="0"/>
+          <w:sz w:val="20"/>
+          <w:szCs w:val="20"/>
+          <w:lang w:val="en-US"/>
+        </w:rPr>
+        <w:t>Scrummer</w:t>
+      </w:r>
+      <w:r>
+        <w:rPr>
+          <w:rFonts w:ascii="Times New Roman" w:hAnsi="Times New Roman" w:eastAsia="Times New Roman" w:cs="Times New Roman"/>
+          <w:noProof w:val="0"/>
+          <w:sz w:val="20"/>
+          <w:szCs w:val="20"/>
+          <w:lang w:val="en-US"/>
+        </w:rPr>
+        <w:t xml:space="preserve"> persona, experience significant cognitive overload during early exposure to JavaScript-based game development. </w:t>
+      </w:r>
+      <w:r>
+        <w:rPr>
+          <w:rFonts w:ascii="Times New Roman" w:hAnsi="Times New Roman" w:eastAsia="Times New Roman" w:cs="Times New Roman"/>
+          <w:noProof w:val="0"/>
+          <w:sz w:val="20"/>
+          <w:szCs w:val="20"/>
+          <w:lang w:val="en-US"/>
+        </w:rPr>
+        <w:t>This overload occurs because learners are required to manage multiple sources of intrinsic and extraneous cognitive load simultaneously during initial onboarding, including JavaScript syntax, game engine configuration, asset selection, and spatial layout decisions.</w:t>
+      </w:r>
+    </w:p>
+    <w:p>
+      <w:pPr>
+        <w:spacing w:before="240" w:beforeAutospacing="off" w:after="240" w:afterAutospacing="off"/>
+        <w:rPr>
+          <w:rFonts w:ascii="Times New Roman" w:hAnsi="Times New Roman" w:eastAsia="Times New Roman" w:cs="Times New Roman"/>
+          <w:noProof w:val="0"/>
+          <w:sz w:val="20"/>
+          <w:szCs w:val="20"/>
+          <w:lang w:val="en-US"/>
+        </w:rPr>
+      </w:pPr>
+      <w:r>
+        <w:rPr>
+          <w:rFonts w:ascii="Times New Roman" w:hAnsi="Times New Roman" w:eastAsia="Times New Roman" w:cs="Times New Roman"/>
+          <w:noProof w:val="0"/>
+          <w:sz w:val="20"/>
+          <w:szCs w:val="20"/>
+          <w:lang w:val="en-US"/>
+        </w:rPr>
+        <w:t xml:space="preserve">The instructional problem was </w:t>
+      </w:r>
+      <w:r>
+        <w:rPr>
+          <w:rFonts w:ascii="Times New Roman" w:hAnsi="Times New Roman" w:eastAsia="Times New Roman" w:cs="Times New Roman"/>
+          <w:noProof w:val="0"/>
+          <w:sz w:val="20"/>
+          <w:szCs w:val="20"/>
+          <w:lang w:val="en-US"/>
+        </w:rPr>
+        <w:t>observed</w:t>
+      </w:r>
+      <w:r>
+        <w:rPr>
+          <w:rFonts w:ascii="Times New Roman" w:hAnsi="Times New Roman" w:eastAsia="Times New Roman" w:cs="Times New Roman"/>
+          <w:noProof w:val="0"/>
+          <w:sz w:val="20"/>
+          <w:szCs w:val="20"/>
+          <w:lang w:val="en-US"/>
+        </w:rPr>
+        <w:t xml:space="preserve"> during introductory game development activities in which novice learners were expected to construct functional games from low-level abstractions. Learners </w:t>
+      </w:r>
+      <w:r>
+        <w:rPr>
+          <w:rFonts w:ascii="Times New Roman" w:hAnsi="Times New Roman" w:eastAsia="Times New Roman" w:cs="Times New Roman"/>
+          <w:noProof w:val="0"/>
+          <w:sz w:val="20"/>
+          <w:szCs w:val="20"/>
+          <w:lang w:val="en-US"/>
+        </w:rPr>
+        <w:t>demonstrated</w:t>
+      </w:r>
+      <w:r>
+        <w:rPr>
+          <w:rFonts w:ascii="Times New Roman" w:hAnsi="Times New Roman" w:eastAsia="Times New Roman" w:cs="Times New Roman"/>
+          <w:noProof w:val="0"/>
+          <w:sz w:val="20"/>
+          <w:szCs w:val="20"/>
+          <w:lang w:val="en-US"/>
+        </w:rPr>
+        <w:t xml:space="preserve"> difficulty </w:t>
+      </w:r>
+      <w:r>
+        <w:rPr>
+          <w:rFonts w:ascii="Times New Roman" w:hAnsi="Times New Roman" w:eastAsia="Times New Roman" w:cs="Times New Roman"/>
+          <w:noProof w:val="0"/>
+          <w:sz w:val="20"/>
+          <w:szCs w:val="20"/>
+          <w:lang w:val="en-US"/>
+        </w:rPr>
+        <w:t>determining</w:t>
+      </w:r>
+      <w:r>
+        <w:rPr>
+          <w:rFonts w:ascii="Times New Roman" w:hAnsi="Times New Roman" w:eastAsia="Times New Roman" w:cs="Times New Roman"/>
+          <w:noProof w:val="0"/>
+          <w:sz w:val="20"/>
+          <w:szCs w:val="20"/>
+          <w:lang w:val="en-US"/>
+        </w:rPr>
+        <w:t xml:space="preserve"> where to focus attention, how individual components (e.g., background, player, non-player characters) relate to one another, and how code decisions translate into observable game behavior. This resulted in stalled progress, frequent requests for reassurance, and reliance on external guidance rather than independent problem-solving.</w:t>
+      </w:r>
+    </w:p>
+    <w:p>
+      <w:pPr>
+        <w:spacing w:before="240" w:beforeAutospacing="off" w:after="240" w:afterAutospacing="off"/>
+        <w:rPr>
+          <w:rFonts w:ascii="Times New Roman" w:hAnsi="Times New Roman" w:eastAsia="Times New Roman" w:cs="Times New Roman"/>
+          <w:noProof w:val="0"/>
+          <w:sz w:val="20"/>
+          <w:szCs w:val="20"/>
+          <w:lang w:val="en-US"/>
+        </w:rPr>
+      </w:pPr>
+      <w:r>
+        <w:rPr>
+          <w:rFonts w:ascii="Times New Roman" w:hAnsi="Times New Roman" w:eastAsia="Times New Roman" w:cs="Times New Roman"/>
+          <w:noProof w:val="0"/>
+          <w:sz w:val="20"/>
+          <w:szCs w:val="20"/>
+          <w:lang w:val="en-US"/>
+        </w:rPr>
+        <w:t xml:space="preserve">The problem reflects a gap between learners’ current and desired knowledge, skills, and abilities (KSAs), particularly in abstraction management, task decomposition, and outcome verification. While learners </w:t>
+      </w:r>
+      <w:r>
+        <w:rPr>
+          <w:rFonts w:ascii="Times New Roman" w:hAnsi="Times New Roman" w:eastAsia="Times New Roman" w:cs="Times New Roman"/>
+          <w:noProof w:val="0"/>
+          <w:sz w:val="20"/>
+          <w:szCs w:val="20"/>
+          <w:lang w:val="en-US"/>
+        </w:rPr>
+        <w:t>possess</w:t>
+      </w:r>
+      <w:r>
+        <w:rPr>
+          <w:rFonts w:ascii="Times New Roman" w:hAnsi="Times New Roman" w:eastAsia="Times New Roman" w:cs="Times New Roman"/>
+          <w:noProof w:val="0"/>
+          <w:sz w:val="20"/>
+          <w:szCs w:val="20"/>
+          <w:lang w:val="en-US"/>
+        </w:rPr>
+        <w:t xml:space="preserve"> motivation and emerging programming literacy, the learning design does not sufficiently scaffold early interactions with complex systems. As a result, learners struggle to build coherent mental models of how JavaScript objects, game mechanics, and visual outcomes interrelate, impeding confidence and early momentum.</w:t>
+      </w:r>
+    </w:p>
+    <w:p>
+      <w:pPr>
+        <w:spacing w:before="0" w:beforeAutospacing="off" w:after="0" w:afterAutospacing="off"/>
+      </w:pPr>
+    </w:p>
+    <w:p>
+      <w:pPr>
+        <w:pStyle w:val="Heading2"/>
+        <w:spacing w:before="299" w:beforeAutospacing="off" w:after="299" w:afterAutospacing="off"/>
         <w:rPr>
           <w:rFonts w:ascii="Times New Roman" w:hAnsi="Times New Roman" w:eastAsia="Times New Roman" w:cs="Times New Roman"/>
           <w:b w:val="1"/>
@@ -7385,8 +8532,8 @@
           <w:szCs w:val="24"/>
           <w:lang w:val="en-US"/>
         </w:rPr>
-        <w:t xml:space="preserve"> (D301-T1-B</w:t>
-      </w:r>
+      </w:pPr>
+      <w:bookmarkStart w:name="_Toc948257165" w:id="1194556910"/>
       <w:r>
         <w:rPr>
           <w:rFonts w:ascii="Times New Roman" w:hAnsi="Times New Roman" w:eastAsia="Times New Roman" w:cs="Times New Roman"/>
@@ -7397,9 +8544,14 @@
           <w:szCs w:val="24"/>
           <w:lang w:val="en-US"/>
         </w:rPr>
-        <w:t>1:B3</w:t>
-      </w:r>
-      <w:r>
+        <w:t>Potential Solutions</w:t>
+      </w:r>
+      <w:bookmarkEnd w:id="1194556910"/>
+    </w:p>
+    <w:p>
+      <w:pPr>
+        <w:pStyle w:val="Heading3"/>
+        <w:spacing w:before="281" w:beforeAutospacing="off" w:after="281" w:afterAutospacing="off"/>
         <w:rPr>
           <w:rFonts w:ascii="Times New Roman" w:hAnsi="Times New Roman" w:eastAsia="Times New Roman" w:cs="Times New Roman"/>
           <w:b w:val="1"/>
@@ -7409,9 +8561,21 @@
           <w:szCs w:val="24"/>
           <w:lang w:val="en-US"/>
         </w:rPr>
-        <w:t>)</w:t>
-      </w:r>
-      <w:bookmarkEnd w:id="757027840"/>
+      </w:pPr>
+      <w:bookmarkStart w:name="_Toc1418764316" w:id="377287122"/>
+      <w:r>
+        <w:rPr>
+          <w:rFonts w:ascii="Times New Roman" w:hAnsi="Times New Roman" w:eastAsia="Times New Roman" w:cs="Times New Roman"/>
+          <w:b w:val="1"/>
+          <w:bCs w:val="1"/>
+          <w:noProof w:val="0"/>
+          <w:sz w:val="24"/>
+          <w:szCs w:val="24"/>
+          <w:lang w:val="en-US"/>
+        </w:rPr>
+        <w:t>Potential Solution 1: Direct Instruction on Game Objects and Capabilities</w:t>
+      </w:r>
+      <w:bookmarkEnd w:id="377287122"/>
     </w:p>
     <w:p>
       <w:pPr>
@@ -7432,7 +8596,734 @@
           <w:szCs w:val="20"/>
           <w:lang w:val="en-US"/>
         </w:rPr>
-        <w:t xml:space="preserve">Learners in the Open Coding Society (OCS) learning environment, particularly introductory learners represented by the </w:t>
+        <w:t>The first potential e-learning solution involves explicit instruction on individual game object types and their capabilities, supported by sample JavaScript code. Learners would be introduced to core objects such as backgrounds, players, and non-player characters (NPCs) through guided examples and isolated demonstrations of functionality.</w:t>
+      </w:r>
+    </w:p>
+    <w:p>
+      <w:pPr>
+        <w:spacing w:before="240" w:beforeAutospacing="off" w:after="240" w:afterAutospacing="off"/>
+      </w:pPr>
+      <w:r>
+        <w:rPr>
+          <w:rFonts w:ascii="Times New Roman" w:hAnsi="Times New Roman" w:eastAsia="Times New Roman" w:cs="Times New Roman"/>
+          <w:b w:val="1"/>
+          <w:bCs w:val="1"/>
+          <w:noProof w:val="0"/>
+          <w:sz w:val="24"/>
+          <w:szCs w:val="24"/>
+          <w:lang w:val="en-US"/>
+        </w:rPr>
+        <w:t>Learning Technology Tools</w:t>
+      </w:r>
+    </w:p>
+    <w:p>
+      <w:pPr>
+        <w:spacing w:before="240" w:beforeAutospacing="off" w:after="240" w:afterAutospacing="off"/>
+        <w:rPr>
+          <w:rFonts w:ascii="Times New Roman" w:hAnsi="Times New Roman" w:eastAsia="Times New Roman" w:cs="Times New Roman"/>
+          <w:noProof w:val="0"/>
+          <w:sz w:val="20"/>
+          <w:szCs w:val="20"/>
+          <w:lang w:val="en-US"/>
+        </w:rPr>
+      </w:pPr>
+      <w:r>
+        <w:rPr>
+          <w:rFonts w:ascii="Times New Roman" w:hAnsi="Times New Roman" w:eastAsia="Times New Roman" w:cs="Times New Roman"/>
+          <w:noProof w:val="0"/>
+          <w:sz w:val="20"/>
+          <w:szCs w:val="20"/>
+          <w:lang w:val="en-US"/>
+        </w:rPr>
+        <w:t xml:space="preserve">This solution would be supported by GitHub, the VS Code editor, a browser-based player, annotated code examples, and </w:t>
+      </w:r>
+      <w:r>
+        <w:rPr>
+          <w:rFonts w:ascii="Times New Roman" w:hAnsi="Times New Roman" w:eastAsia="Times New Roman" w:cs="Times New Roman"/>
+          <w:noProof w:val="0"/>
+          <w:sz w:val="20"/>
+          <w:szCs w:val="20"/>
+          <w:lang w:val="en-US"/>
+        </w:rPr>
+        <w:t xml:space="preserve">written instructions with </w:t>
+      </w:r>
+      <w:r>
+        <w:rPr>
+          <w:rFonts w:ascii="Times New Roman" w:hAnsi="Times New Roman" w:eastAsia="Times New Roman" w:cs="Times New Roman"/>
+          <w:noProof w:val="0"/>
+          <w:sz w:val="20"/>
+          <w:szCs w:val="20"/>
+          <w:lang w:val="en-US"/>
+        </w:rPr>
+        <w:t xml:space="preserve">short instructional videos </w:t>
+      </w:r>
+      <w:r>
+        <w:rPr>
+          <w:rFonts w:ascii="Times New Roman" w:hAnsi="Times New Roman" w:eastAsia="Times New Roman" w:cs="Times New Roman"/>
+          <w:noProof w:val="0"/>
+          <w:sz w:val="20"/>
+          <w:szCs w:val="20"/>
+          <w:lang w:val="en-US"/>
+        </w:rPr>
+        <w:t>demonstrating</w:t>
+      </w:r>
+      <w:r>
+        <w:rPr>
+          <w:rFonts w:ascii="Times New Roman" w:hAnsi="Times New Roman" w:eastAsia="Times New Roman" w:cs="Times New Roman"/>
+          <w:noProof w:val="0"/>
+          <w:sz w:val="20"/>
+          <w:szCs w:val="20"/>
+          <w:lang w:val="en-US"/>
+        </w:rPr>
+        <w:t xml:space="preserve"> object behavior. Documentation and sandbox build environments would allow learners to experiment with predefined code samples.  </w:t>
+      </w:r>
+    </w:p>
+    <w:p>
+      <w:pPr>
+        <w:spacing w:before="240" w:beforeAutospacing="off" w:after="240" w:afterAutospacing="off"/>
+        <w:rPr>
+          <w:rFonts w:ascii="Times New Roman" w:hAnsi="Times New Roman" w:eastAsia="Times New Roman" w:cs="Times New Roman"/>
+          <w:noProof w:val="0"/>
+          <w:sz w:val="20"/>
+          <w:szCs w:val="20"/>
+          <w:lang w:val="en-US"/>
+        </w:rPr>
+      </w:pPr>
+      <w:r>
+        <w:rPr>
+          <w:rFonts w:ascii="Times New Roman" w:hAnsi="Times New Roman" w:eastAsia="Times New Roman" w:cs="Times New Roman"/>
+          <w:noProof w:val="0"/>
+          <w:sz w:val="20"/>
+          <w:szCs w:val="20"/>
+          <w:lang w:val="en-US"/>
+        </w:rPr>
+        <w:t>Version control and guided checkpoints would be incorporated to support incremental progress.</w:t>
+      </w:r>
+    </w:p>
+    <w:p>
+      <w:pPr>
+        <w:spacing w:before="240" w:beforeAutospacing="off" w:after="240" w:afterAutospacing="off"/>
+      </w:pPr>
+      <w:r>
+        <w:rPr>
+          <w:rFonts w:ascii="Times New Roman" w:hAnsi="Times New Roman" w:eastAsia="Times New Roman" w:cs="Times New Roman"/>
+          <w:b w:val="1"/>
+          <w:bCs w:val="1"/>
+          <w:noProof w:val="0"/>
+          <w:sz w:val="24"/>
+          <w:szCs w:val="24"/>
+          <w:lang w:val="en-US"/>
+        </w:rPr>
+        <w:t>Advantage</w:t>
+      </w:r>
+    </w:p>
+    <w:p>
+      <w:pPr>
+        <w:spacing w:before="240" w:beforeAutospacing="off" w:after="240" w:afterAutospacing="off"/>
+        <w:rPr>
+          <w:rFonts w:ascii="Times New Roman" w:hAnsi="Times New Roman" w:eastAsia="Times New Roman" w:cs="Times New Roman"/>
+          <w:noProof w:val="0"/>
+          <w:sz w:val="20"/>
+          <w:szCs w:val="20"/>
+          <w:lang w:val="en-US"/>
+        </w:rPr>
+      </w:pPr>
+      <w:r>
+        <w:rPr>
+          <w:rFonts w:ascii="Times New Roman" w:hAnsi="Times New Roman" w:eastAsia="Times New Roman" w:cs="Times New Roman"/>
+          <w:noProof w:val="0"/>
+          <w:sz w:val="20"/>
+          <w:szCs w:val="20"/>
+          <w:lang w:val="en-US"/>
+        </w:rPr>
+        <w:t>An advantage of this solution is that it provides clear, structured exposure to foundational concepts and terminology. Learners gain familiarity with individual components in isolation, which can support later understanding of more complex systems.</w:t>
+      </w:r>
+    </w:p>
+    <w:p>
+      <w:pPr>
+        <w:spacing w:before="240" w:beforeAutospacing="off" w:after="240" w:afterAutospacing="off"/>
+      </w:pPr>
+      <w:r>
+        <w:rPr>
+          <w:rFonts w:ascii="Times New Roman" w:hAnsi="Times New Roman" w:eastAsia="Times New Roman" w:cs="Times New Roman"/>
+          <w:b w:val="1"/>
+          <w:bCs w:val="1"/>
+          <w:noProof w:val="0"/>
+          <w:sz w:val="24"/>
+          <w:szCs w:val="24"/>
+          <w:lang w:val="en-US"/>
+        </w:rPr>
+        <w:t>Challenge</w:t>
+      </w:r>
+    </w:p>
+    <w:p>
+      <w:pPr>
+        <w:spacing w:before="240" w:beforeAutospacing="off" w:after="240" w:afterAutospacing="off"/>
+        <w:rPr>
+          <w:rFonts w:ascii="Times New Roman" w:hAnsi="Times New Roman" w:eastAsia="Times New Roman" w:cs="Times New Roman"/>
+          <w:noProof w:val="0"/>
+          <w:sz w:val="20"/>
+          <w:szCs w:val="20"/>
+          <w:lang w:val="en-US"/>
+        </w:rPr>
+      </w:pPr>
+      <w:r>
+        <w:rPr>
+          <w:rFonts w:ascii="Times New Roman" w:hAnsi="Times New Roman" w:eastAsia="Times New Roman" w:cs="Times New Roman"/>
+          <w:noProof w:val="0"/>
+          <w:sz w:val="20"/>
+          <w:szCs w:val="20"/>
+          <w:lang w:val="en-US"/>
+        </w:rPr>
+        <w:t>A key challenge is that learners struggle to bridge the gap between isolated object knowledge and functional game construction. Understanding individual objects does not readily translate into knowing how to combine them into a cohesive, working system.</w:t>
+      </w:r>
+    </w:p>
+    <w:p>
+      <w:pPr>
+        <w:spacing w:before="240" w:beforeAutospacing="off" w:after="240" w:afterAutospacing="off"/>
+      </w:pPr>
+      <w:r>
+        <w:rPr>
+          <w:rFonts w:ascii="Times New Roman" w:hAnsi="Times New Roman" w:eastAsia="Times New Roman" w:cs="Times New Roman"/>
+          <w:b w:val="1"/>
+          <w:bCs w:val="1"/>
+          <w:noProof w:val="0"/>
+          <w:sz w:val="24"/>
+          <w:szCs w:val="24"/>
+          <w:lang w:val="en-US"/>
+        </w:rPr>
+        <w:t>Addressing the Challenge</w:t>
+      </w:r>
+    </w:p>
+    <w:p>
+      <w:pPr>
+        <w:spacing w:before="240" w:beforeAutospacing="off" w:after="240" w:afterAutospacing="off"/>
+        <w:rPr>
+          <w:rFonts w:ascii="Times New Roman" w:hAnsi="Times New Roman" w:eastAsia="Times New Roman" w:cs="Times New Roman"/>
+          <w:noProof w:val="0"/>
+          <w:sz w:val="20"/>
+          <w:szCs w:val="20"/>
+          <w:lang w:val="en-US"/>
+        </w:rPr>
+      </w:pPr>
+      <w:r>
+        <w:rPr>
+          <w:rFonts w:ascii="Times New Roman" w:hAnsi="Times New Roman" w:eastAsia="Times New Roman" w:cs="Times New Roman"/>
+          <w:noProof w:val="0"/>
+          <w:sz w:val="20"/>
+          <w:szCs w:val="20"/>
+          <w:lang w:val="en-US"/>
+        </w:rPr>
+        <w:t xml:space="preserve">To mitigate this challenge, supplemental integrative examples could be added </w:t>
+      </w:r>
+      <w:r>
+        <w:rPr>
+          <w:rFonts w:ascii="Times New Roman" w:hAnsi="Times New Roman" w:eastAsia="Times New Roman" w:cs="Times New Roman"/>
+          <w:noProof w:val="0"/>
+          <w:sz w:val="20"/>
+          <w:szCs w:val="20"/>
+          <w:lang w:val="en-US"/>
+        </w:rPr>
+        <w:t xml:space="preserve">to </w:t>
+      </w:r>
+      <w:r>
+        <w:rPr>
+          <w:rFonts w:ascii="Times New Roman" w:hAnsi="Times New Roman" w:eastAsia="Times New Roman" w:cs="Times New Roman"/>
+          <w:noProof w:val="0"/>
+          <w:sz w:val="20"/>
+          <w:szCs w:val="20"/>
+          <w:lang w:val="en-US"/>
+        </w:rPr>
+        <w:t>demonstrate object interaction. However, this increases instructional complexity and risks reintroducing cognitive overload, limiting the overall effectiveness of the solution.</w:t>
+      </w:r>
+    </w:p>
+    <w:p>
+      <w:pPr>
+        <w:spacing w:before="0" w:beforeAutospacing="off" w:after="0" w:afterAutospacing="off"/>
+      </w:pPr>
+    </w:p>
+    <w:p>
+      <w:pPr>
+        <w:pStyle w:val="Heading3"/>
+        <w:spacing w:before="281" w:beforeAutospacing="off" w:after="281" w:afterAutospacing="off"/>
+        <w:rPr>
+          <w:rFonts w:ascii="Times New Roman" w:hAnsi="Times New Roman" w:eastAsia="Times New Roman" w:cs="Times New Roman"/>
+          <w:b w:val="1"/>
+          <w:bCs w:val="1"/>
+          <w:noProof w:val="0"/>
+          <w:sz w:val="24"/>
+          <w:szCs w:val="24"/>
+          <w:lang w:val="en-US"/>
+        </w:rPr>
+      </w:pPr>
+      <w:bookmarkStart w:name="_Toc883686117" w:id="260726877"/>
+      <w:r>
+        <w:rPr>
+          <w:rFonts w:ascii="Times New Roman" w:hAnsi="Times New Roman" w:eastAsia="Times New Roman" w:cs="Times New Roman"/>
+          <w:b w:val="1"/>
+          <w:bCs w:val="1"/>
+          <w:noProof w:val="0"/>
+          <w:sz w:val="24"/>
+          <w:szCs w:val="24"/>
+          <w:lang w:val="en-US"/>
+        </w:rPr>
+        <w:t>Potential Solution 2: Incremental Game Construction Using JavaScript Literal Objects</w:t>
+      </w:r>
+      <w:bookmarkEnd w:id="260726877"/>
+    </w:p>
+    <w:p>
+      <w:pPr>
+        <w:spacing w:before="240" w:beforeAutospacing="off" w:after="240" w:afterAutospacing="off"/>
+        <w:rPr>
+          <w:rFonts w:ascii="Times New Roman" w:hAnsi="Times New Roman" w:eastAsia="Times New Roman" w:cs="Times New Roman"/>
+          <w:noProof w:val="0"/>
+          <w:sz w:val="20"/>
+          <w:szCs w:val="20"/>
+          <w:lang w:val="en-US"/>
+        </w:rPr>
+      </w:pPr>
+      <w:r>
+        <w:rPr>
+          <w:rFonts w:ascii="Times New Roman" w:hAnsi="Times New Roman" w:eastAsia="Times New Roman" w:cs="Times New Roman"/>
+          <w:noProof w:val="0"/>
+          <w:sz w:val="20"/>
+          <w:szCs w:val="20"/>
+          <w:lang w:val="en-US"/>
+        </w:rPr>
+        <w:t xml:space="preserve">The second potential solution involves providing learners with a predefined game engine while requiring them to incrementally construct </w:t>
+      </w:r>
+      <w:r>
+        <w:rPr>
+          <w:rFonts w:ascii="Times New Roman" w:hAnsi="Times New Roman" w:eastAsia="Times New Roman" w:cs="Times New Roman"/>
+          <w:noProof w:val="0"/>
+          <w:sz w:val="20"/>
+          <w:szCs w:val="20"/>
+          <w:lang w:val="en-US"/>
+        </w:rPr>
+        <w:t>JavaScript</w:t>
+      </w:r>
+      <w:r>
+        <w:rPr>
+          <w:rFonts w:ascii="Times New Roman" w:hAnsi="Times New Roman" w:eastAsia="Times New Roman" w:cs="Times New Roman"/>
+          <w:noProof w:val="0"/>
+          <w:sz w:val="20"/>
+          <w:szCs w:val="20"/>
+          <w:lang w:val="en-US"/>
+        </w:rPr>
+        <w:t xml:space="preserve"> </w:t>
+      </w:r>
+      <w:r>
+        <w:rPr>
+          <w:rFonts w:ascii="Times New Roman" w:hAnsi="Times New Roman" w:eastAsia="Times New Roman" w:cs="Times New Roman"/>
+          <w:noProof w:val="0"/>
+          <w:sz w:val="20"/>
+          <w:szCs w:val="20"/>
+          <w:lang w:val="en-US"/>
+        </w:rPr>
+        <w:t xml:space="preserve">for </w:t>
+      </w:r>
+      <w:r>
+        <w:rPr>
+          <w:rFonts w:ascii="Times New Roman" w:hAnsi="Times New Roman" w:eastAsia="Times New Roman" w:cs="Times New Roman"/>
+          <w:noProof w:val="0"/>
+          <w:sz w:val="20"/>
+          <w:szCs w:val="20"/>
+          <w:lang w:val="en-US"/>
+        </w:rPr>
+        <w:t>literal objects that describe game properties. Learners would build the game piece by piece by editing configuration-style objects that control behavior and appearance.</w:t>
+      </w:r>
+    </w:p>
+    <w:p>
+      <w:pPr>
+        <w:spacing w:before="240" w:beforeAutospacing="off" w:after="240" w:afterAutospacing="off"/>
+      </w:pPr>
+      <w:r>
+        <w:rPr>
+          <w:rFonts w:ascii="Times New Roman" w:hAnsi="Times New Roman" w:eastAsia="Times New Roman" w:cs="Times New Roman"/>
+          <w:b w:val="1"/>
+          <w:bCs w:val="1"/>
+          <w:noProof w:val="0"/>
+          <w:sz w:val="24"/>
+          <w:szCs w:val="24"/>
+          <w:lang w:val="en-US"/>
+        </w:rPr>
+        <w:t>Learning Technology Tools</w:t>
+      </w:r>
+    </w:p>
+    <w:p>
+      <w:pPr>
+        <w:spacing w:before="240" w:beforeAutospacing="off" w:after="240" w:afterAutospacing="off"/>
+        <w:rPr>
+          <w:rFonts w:ascii="Times New Roman" w:hAnsi="Times New Roman" w:eastAsia="Times New Roman" w:cs="Times New Roman"/>
+          <w:noProof w:val="0"/>
+          <w:sz w:val="20"/>
+          <w:szCs w:val="20"/>
+          <w:lang w:val="en-US"/>
+        </w:rPr>
+      </w:pPr>
+      <w:r>
+        <w:rPr>
+          <w:rFonts w:ascii="Times New Roman" w:hAnsi="Times New Roman" w:eastAsia="Times New Roman" w:cs="Times New Roman"/>
+          <w:noProof w:val="0"/>
+          <w:sz w:val="20"/>
+          <w:szCs w:val="20"/>
+          <w:lang w:val="en-US"/>
+        </w:rPr>
+        <w:t>This solution would also be supported by GitHub, the VS Code editor, browser-based player, and video</w:t>
+      </w:r>
+      <w:r>
+        <w:rPr>
+          <w:rFonts w:ascii="Times New Roman" w:hAnsi="Times New Roman" w:eastAsia="Times New Roman" w:cs="Times New Roman"/>
+          <w:noProof w:val="0"/>
+          <w:sz w:val="20"/>
+          <w:szCs w:val="20"/>
+          <w:lang w:val="en-US"/>
+        </w:rPr>
+        <w:t xml:space="preserve">.  </w:t>
+      </w:r>
+      <w:r>
+        <w:rPr>
+          <w:rFonts w:ascii="Times New Roman" w:hAnsi="Times New Roman" w:eastAsia="Times New Roman" w:cs="Times New Roman"/>
+          <w:noProof w:val="0"/>
+          <w:sz w:val="20"/>
+          <w:szCs w:val="20"/>
+          <w:lang w:val="en-US"/>
+        </w:rPr>
+        <w:t xml:space="preserve">This approach differs by using </w:t>
+      </w:r>
+      <w:r>
+        <w:rPr>
+          <w:rFonts w:ascii="Times New Roman" w:hAnsi="Times New Roman" w:eastAsia="Times New Roman" w:cs="Times New Roman"/>
+          <w:noProof w:val="0"/>
+          <w:sz w:val="20"/>
+          <w:szCs w:val="20"/>
+          <w:lang w:val="en-US"/>
+        </w:rPr>
+        <w:t>JavaScript for</w:t>
+      </w:r>
+      <w:r>
+        <w:rPr>
+          <w:rFonts w:ascii="Times New Roman" w:hAnsi="Times New Roman" w:eastAsia="Times New Roman" w:cs="Times New Roman"/>
+          <w:noProof w:val="0"/>
+          <w:sz w:val="20"/>
+          <w:szCs w:val="20"/>
+          <w:lang w:val="en-US"/>
+        </w:rPr>
+        <w:t xml:space="preserve"> literal object templates to simplify the creation of game objects. </w:t>
+      </w:r>
+    </w:p>
+    <w:p>
+      <w:pPr>
+        <w:spacing w:before="240" w:beforeAutospacing="off" w:after="240" w:afterAutospacing="off"/>
+        <w:rPr>
+          <w:rFonts w:ascii="Times New Roman" w:hAnsi="Times New Roman" w:eastAsia="Times New Roman" w:cs="Times New Roman"/>
+          <w:noProof w:val="0"/>
+          <w:sz w:val="20"/>
+          <w:szCs w:val="20"/>
+          <w:lang w:val="en-US"/>
+        </w:rPr>
+      </w:pPr>
+      <w:r>
+        <w:rPr>
+          <w:rFonts w:ascii="Times New Roman" w:hAnsi="Times New Roman" w:eastAsia="Times New Roman" w:cs="Times New Roman"/>
+          <w:noProof w:val="0"/>
+          <w:sz w:val="20"/>
+          <w:szCs w:val="20"/>
+          <w:lang w:val="en-US"/>
+        </w:rPr>
+        <w:t xml:space="preserve">Version control and guided checkpoints </w:t>
+      </w:r>
+      <w:r>
+        <w:rPr>
+          <w:rFonts w:ascii="Times New Roman" w:hAnsi="Times New Roman" w:eastAsia="Times New Roman" w:cs="Times New Roman"/>
+          <w:noProof w:val="0"/>
+          <w:sz w:val="20"/>
+          <w:szCs w:val="20"/>
+          <w:lang w:val="en-US"/>
+        </w:rPr>
+        <w:t>w</w:t>
+      </w:r>
+      <w:r>
+        <w:rPr>
+          <w:rFonts w:ascii="Times New Roman" w:hAnsi="Times New Roman" w:eastAsia="Times New Roman" w:cs="Times New Roman"/>
+          <w:noProof w:val="0"/>
+          <w:sz w:val="20"/>
+          <w:szCs w:val="20"/>
+          <w:lang w:val="en-US"/>
+        </w:rPr>
+        <w:t>ould be incorporated to support incremental progress.</w:t>
+      </w:r>
+    </w:p>
+    <w:p>
+      <w:pPr>
+        <w:spacing w:before="240" w:beforeAutospacing="off" w:after="240" w:afterAutospacing="off"/>
+      </w:pPr>
+      <w:r>
+        <w:rPr>
+          <w:rFonts w:ascii="Times New Roman" w:hAnsi="Times New Roman" w:eastAsia="Times New Roman" w:cs="Times New Roman"/>
+          <w:b w:val="1"/>
+          <w:bCs w:val="1"/>
+          <w:noProof w:val="0"/>
+          <w:sz w:val="24"/>
+          <w:szCs w:val="24"/>
+          <w:lang w:val="en-US"/>
+        </w:rPr>
+        <w:t>Advantage</w:t>
+      </w:r>
+    </w:p>
+    <w:p>
+      <w:pPr>
+        <w:spacing w:before="240" w:beforeAutospacing="off" w:after="240" w:afterAutospacing="off"/>
+        <w:rPr>
+          <w:rFonts w:ascii="Times New Roman" w:hAnsi="Times New Roman" w:eastAsia="Times New Roman" w:cs="Times New Roman"/>
+          <w:noProof w:val="0"/>
+          <w:sz w:val="20"/>
+          <w:szCs w:val="20"/>
+          <w:lang w:val="en-US"/>
+        </w:rPr>
+      </w:pPr>
+      <w:r>
+        <w:rPr>
+          <w:rFonts w:ascii="Times New Roman" w:hAnsi="Times New Roman" w:eastAsia="Times New Roman" w:cs="Times New Roman"/>
+          <w:noProof w:val="0"/>
+          <w:sz w:val="20"/>
+          <w:szCs w:val="20"/>
+          <w:lang w:val="en-US"/>
+        </w:rPr>
+        <w:t>An advantage of this solution is that it reduces the need for learners to manage low-level engine logic while encouraging engagement with data structures and configuration concepts. It also enforces a consistent structure that can support debugging and verification.</w:t>
+      </w:r>
+    </w:p>
+    <w:p>
+      <w:pPr>
+        <w:spacing w:before="240" w:beforeAutospacing="off" w:after="240" w:afterAutospacing="off"/>
+      </w:pPr>
+      <w:r>
+        <w:rPr>
+          <w:rFonts w:ascii="Times New Roman" w:hAnsi="Times New Roman" w:eastAsia="Times New Roman" w:cs="Times New Roman"/>
+          <w:b w:val="1"/>
+          <w:bCs w:val="1"/>
+          <w:noProof w:val="0"/>
+          <w:sz w:val="24"/>
+          <w:szCs w:val="24"/>
+          <w:lang w:val="en-US"/>
+        </w:rPr>
+        <w:t>Challenge</w:t>
+      </w:r>
+    </w:p>
+    <w:p>
+      <w:pPr>
+        <w:spacing w:before="240" w:beforeAutospacing="off" w:after="240" w:afterAutospacing="off"/>
+        <w:rPr>
+          <w:rFonts w:ascii="Times New Roman" w:hAnsi="Times New Roman" w:eastAsia="Times New Roman" w:cs="Times New Roman"/>
+          <w:noProof w:val="0"/>
+          <w:sz w:val="20"/>
+          <w:szCs w:val="20"/>
+          <w:lang w:val="en-US"/>
+        </w:rPr>
+      </w:pPr>
+      <w:r>
+        <w:rPr>
+          <w:rFonts w:ascii="Times New Roman" w:hAnsi="Times New Roman" w:eastAsia="Times New Roman" w:cs="Times New Roman"/>
+          <w:noProof w:val="0"/>
+          <w:sz w:val="20"/>
+          <w:szCs w:val="20"/>
+          <w:lang w:val="en-US"/>
+        </w:rPr>
+        <w:t>A significant challenge is that learners lack visibility into how configuration changes affect gameplay in real time. The process can feel tedious and abstract, making it difficult for learners to form a clear mental model of cause-and-</w:t>
+      </w:r>
+      <w:r>
+        <w:rPr>
+          <w:rFonts w:ascii="Times New Roman" w:hAnsi="Times New Roman" w:eastAsia="Times New Roman" w:cs="Times New Roman"/>
+          <w:noProof w:val="0"/>
+          <w:sz w:val="20"/>
+          <w:szCs w:val="20"/>
+          <w:lang w:val="en-US"/>
+        </w:rPr>
+        <w:t>effects</w:t>
+      </w:r>
+      <w:r>
+        <w:rPr>
+          <w:rFonts w:ascii="Times New Roman" w:hAnsi="Times New Roman" w:eastAsia="Times New Roman" w:cs="Times New Roman"/>
+          <w:noProof w:val="0"/>
+          <w:sz w:val="20"/>
+          <w:szCs w:val="20"/>
+          <w:lang w:val="en-US"/>
+        </w:rPr>
+        <w:t xml:space="preserve"> between code and output.</w:t>
+      </w:r>
+      <w:r>
+        <w:rPr>
+          <w:rFonts w:ascii="Times New Roman" w:hAnsi="Times New Roman" w:eastAsia="Times New Roman" w:cs="Times New Roman"/>
+          <w:noProof w:val="0"/>
+          <w:sz w:val="20"/>
+          <w:szCs w:val="20"/>
+          <w:lang w:val="en-US"/>
+        </w:rPr>
+        <w:t xml:space="preserve">  This can lead to delay in finding errors and lack of motivation in tedious constructs.</w:t>
+      </w:r>
+    </w:p>
+    <w:p>
+      <w:pPr>
+        <w:spacing w:before="240" w:beforeAutospacing="off" w:after="240" w:afterAutospacing="off"/>
+      </w:pPr>
+      <w:r>
+        <w:rPr>
+          <w:rFonts w:ascii="Times New Roman" w:hAnsi="Times New Roman" w:eastAsia="Times New Roman" w:cs="Times New Roman"/>
+          <w:b w:val="1"/>
+          <w:bCs w:val="1"/>
+          <w:noProof w:val="0"/>
+          <w:sz w:val="24"/>
+          <w:szCs w:val="24"/>
+          <w:lang w:val="en-US"/>
+        </w:rPr>
+        <w:t>Addressing the Challenge</w:t>
+      </w:r>
+    </w:p>
+    <w:p>
+      <w:pPr>
+        <w:spacing w:before="240" w:beforeAutospacing="off" w:after="240" w:afterAutospacing="off"/>
+        <w:rPr>
+          <w:rFonts w:ascii="Times New Roman" w:hAnsi="Times New Roman" w:eastAsia="Times New Roman" w:cs="Times New Roman"/>
+          <w:noProof w:val="0"/>
+          <w:sz w:val="20"/>
+          <w:szCs w:val="20"/>
+          <w:lang w:val="en-US"/>
+        </w:rPr>
+      </w:pPr>
+      <w:r>
+        <w:rPr>
+          <w:rFonts w:ascii="Times New Roman" w:hAnsi="Times New Roman" w:eastAsia="Times New Roman" w:cs="Times New Roman"/>
+          <w:noProof w:val="0"/>
+          <w:sz w:val="20"/>
+          <w:szCs w:val="20"/>
+          <w:lang w:val="en-US"/>
+        </w:rPr>
+        <w:t xml:space="preserve">This challenge could be addressed by adding more frequent </w:t>
+      </w:r>
+      <w:r>
+        <w:rPr>
+          <w:rFonts w:ascii="Times New Roman" w:hAnsi="Times New Roman" w:eastAsia="Times New Roman" w:cs="Times New Roman"/>
+          <w:noProof w:val="0"/>
+          <w:sz w:val="20"/>
+          <w:szCs w:val="20"/>
+          <w:lang w:val="en-US"/>
+        </w:rPr>
+        <w:t>previews</w:t>
+      </w:r>
+      <w:r>
+        <w:rPr>
+          <w:rFonts w:ascii="Times New Roman" w:hAnsi="Times New Roman" w:eastAsia="Times New Roman" w:cs="Times New Roman"/>
+          <w:noProof w:val="0"/>
+          <w:sz w:val="20"/>
+          <w:szCs w:val="20"/>
+          <w:lang w:val="en-US"/>
+        </w:rPr>
+        <w:t xml:space="preserve"> and visualization steps. However, this increases tooling complexity and still does not fully resolve the lack of immediate, meaningful feedback during early learning stages.</w:t>
+      </w:r>
+    </w:p>
+    <w:p>
+      <w:pPr>
+        <w:spacing w:before="0" w:beforeAutospacing="off" w:after="0" w:afterAutospacing="off"/>
+      </w:pPr>
+    </w:p>
+    <w:p>
+      <w:pPr>
+        <w:pStyle w:val="Heading3"/>
+        <w:spacing w:before="281" w:beforeAutospacing="off" w:after="281" w:afterAutospacing="off"/>
+        <w:rPr>
+          <w:rFonts w:ascii="Times New Roman" w:hAnsi="Times New Roman" w:eastAsia="Times New Roman" w:cs="Times New Roman"/>
+          <w:b w:val="1"/>
+          <w:bCs w:val="1"/>
+          <w:noProof w:val="0"/>
+          <w:sz w:val="24"/>
+          <w:szCs w:val="24"/>
+          <w:lang w:val="en-US"/>
+        </w:rPr>
+      </w:pPr>
+      <w:bookmarkStart w:name="_Toc409006857" w:id="479129719"/>
+      <w:r>
+        <w:rPr>
+          <w:rFonts w:ascii="Times New Roman" w:hAnsi="Times New Roman" w:eastAsia="Times New Roman" w:cs="Times New Roman"/>
+          <w:b w:val="1"/>
+          <w:bCs w:val="1"/>
+          <w:noProof w:val="0"/>
+          <w:sz w:val="24"/>
+          <w:szCs w:val="24"/>
+          <w:lang w:val="en-US"/>
+        </w:rPr>
+        <w:t xml:space="preserve">Potential Solution 3: </w:t>
+      </w:r>
+      <w:r>
+        <w:rPr>
+          <w:rFonts w:ascii="Times New Roman" w:hAnsi="Times New Roman" w:eastAsia="Times New Roman" w:cs="Times New Roman"/>
+          <w:b w:val="1"/>
+          <w:bCs w:val="1"/>
+          <w:noProof w:val="0"/>
+          <w:sz w:val="24"/>
+          <w:szCs w:val="24"/>
+          <w:lang w:val="en-US"/>
+        </w:rPr>
+        <w:t>GameBuilder</w:t>
+      </w:r>
+      <w:r>
+        <w:rPr>
+          <w:rFonts w:ascii="Times New Roman" w:hAnsi="Times New Roman" w:eastAsia="Times New Roman" w:cs="Times New Roman"/>
+          <w:b w:val="1"/>
+          <w:bCs w:val="1"/>
+          <w:noProof w:val="0"/>
+          <w:sz w:val="24"/>
+          <w:szCs w:val="24"/>
+          <w:lang w:val="en-US"/>
+        </w:rPr>
+        <w:t xml:space="preserve"> and </w:t>
+      </w:r>
+      <w:r>
+        <w:rPr>
+          <w:rFonts w:ascii="Times New Roman" w:hAnsi="Times New Roman" w:eastAsia="Times New Roman" w:cs="Times New Roman"/>
+          <w:b w:val="1"/>
+          <w:bCs w:val="1"/>
+          <w:noProof w:val="0"/>
+          <w:sz w:val="24"/>
+          <w:szCs w:val="24"/>
+          <w:lang w:val="en-US"/>
+        </w:rPr>
+        <w:t>GameRunner</w:t>
+      </w:r>
+      <w:r>
+        <w:rPr>
+          <w:rFonts w:ascii="Times New Roman" w:hAnsi="Times New Roman" w:eastAsia="Times New Roman" w:cs="Times New Roman"/>
+          <w:b w:val="1"/>
+          <w:bCs w:val="1"/>
+          <w:noProof w:val="0"/>
+          <w:sz w:val="24"/>
+          <w:szCs w:val="24"/>
+          <w:lang w:val="en-US"/>
+        </w:rPr>
+        <w:t xml:space="preserve"> Tool-Based Scaffolding</w:t>
+      </w:r>
+      <w:bookmarkEnd w:id="479129719"/>
+    </w:p>
+    <w:p>
+      <w:pPr>
+        <w:pStyle w:val="Normal"/>
+        <w:spacing w:before="240" w:beforeAutospacing="off" w:after="240" w:afterAutospacing="off"/>
+        <w:rPr>
+          <w:rFonts w:ascii="Times New Roman" w:hAnsi="Times New Roman" w:eastAsia="Times New Roman" w:cs="Times New Roman"/>
+          <w:noProof w:val="0"/>
+          <w:sz w:val="20"/>
+          <w:szCs w:val="20"/>
+          <w:lang w:val="en-US"/>
+        </w:rPr>
+      </w:pPr>
+      <w:r>
+        <w:rPr>
+          <w:rFonts w:ascii="Times New Roman" w:hAnsi="Times New Roman" w:eastAsia="Times New Roman" w:cs="Times New Roman"/>
+          <w:noProof w:val="0"/>
+          <w:sz w:val="20"/>
+          <w:szCs w:val="20"/>
+          <w:lang w:val="en-US"/>
+        </w:rPr>
+        <w:t xml:space="preserve">The third potential solution proposes the use of two complementary tools: a </w:t>
       </w:r>
       <w:r>
         <w:rPr>
@@ -7444,27 +9335,179 @@
           <w:szCs w:val="20"/>
           <w:lang w:val="en-US"/>
         </w:rPr>
-        <w:t>Scrummer</w:t>
-      </w:r>
-      <w:r>
-        <w:rPr>
-          <w:rFonts w:ascii="Times New Roman" w:hAnsi="Times New Roman" w:eastAsia="Times New Roman" w:cs="Times New Roman"/>
-          <w:noProof w:val="0"/>
-          <w:sz w:val="20"/>
-          <w:szCs w:val="20"/>
-          <w:lang w:val="en-US"/>
-        </w:rPr>
-        <w:t xml:space="preserve"> persona, experience significant cognitive overload during early exposure to JavaScript-based game development. </w:t>
-      </w:r>
-      <w:r>
-        <w:rPr>
-          <w:rFonts w:ascii="Times New Roman" w:hAnsi="Times New Roman" w:eastAsia="Times New Roman" w:cs="Times New Roman"/>
-          <w:noProof w:val="0"/>
-          <w:sz w:val="20"/>
-          <w:szCs w:val="20"/>
-          <w:lang w:val="en-US"/>
-        </w:rPr>
-        <w:t>This overload occurs because learners are required to manage multiple sources of intrinsic and extraneous cognitive load simultaneously during initial onboarding, including JavaScript syntax, game engine configuration, asset selection, and spatial layout decisions.</w:t>
+        <w:t>GameBuilder</w:t>
+      </w:r>
+      <w:r>
+        <w:rPr>
+          <w:rFonts w:ascii="Times New Roman" w:hAnsi="Times New Roman" w:eastAsia="Times New Roman" w:cs="Times New Roman"/>
+          <w:noProof w:val="0"/>
+          <w:sz w:val="20"/>
+          <w:szCs w:val="20"/>
+          <w:lang w:val="en-US"/>
+        </w:rPr>
+        <w:t xml:space="preserve"> and a </w:t>
+      </w:r>
+      <w:r>
+        <w:rPr>
+          <w:rFonts w:ascii="Times New Roman" w:hAnsi="Times New Roman" w:eastAsia="Times New Roman" w:cs="Times New Roman"/>
+          <w:i w:val="1"/>
+          <w:iCs w:val="1"/>
+          <w:noProof w:val="0"/>
+          <w:sz w:val="20"/>
+          <w:szCs w:val="20"/>
+          <w:lang w:val="en-US"/>
+        </w:rPr>
+        <w:t>GameRunner</w:t>
+      </w:r>
+      <w:r>
+        <w:rPr>
+          <w:rFonts w:ascii="Times New Roman" w:hAnsi="Times New Roman" w:eastAsia="Times New Roman" w:cs="Times New Roman"/>
+          <w:noProof w:val="0"/>
+          <w:sz w:val="20"/>
+          <w:szCs w:val="20"/>
+          <w:lang w:val="en-US"/>
+        </w:rPr>
+        <w:t>.</w:t>
+      </w:r>
+      <w:r>
+        <w:rPr>
+          <w:rFonts w:ascii="Times New Roman" w:hAnsi="Times New Roman" w:eastAsia="Times New Roman" w:cs="Times New Roman"/>
+          <w:noProof w:val="0"/>
+          <w:sz w:val="20"/>
+          <w:szCs w:val="20"/>
+          <w:lang w:val="en-US"/>
+        </w:rPr>
+        <w:t xml:space="preserve"> The </w:t>
+      </w:r>
+      <w:r>
+        <w:rPr>
+          <w:rFonts w:ascii="Times New Roman" w:hAnsi="Times New Roman" w:eastAsia="Times New Roman" w:cs="Times New Roman"/>
+          <w:noProof w:val="0"/>
+          <w:sz w:val="20"/>
+          <w:szCs w:val="20"/>
+          <w:lang w:val="en-US"/>
+        </w:rPr>
+        <w:t>GameBuilder</w:t>
+      </w:r>
+      <w:r>
+        <w:rPr>
+          <w:rFonts w:ascii="Times New Roman" w:hAnsi="Times New Roman" w:eastAsia="Times New Roman" w:cs="Times New Roman"/>
+          <w:noProof w:val="0"/>
+          <w:sz w:val="20"/>
+          <w:szCs w:val="20"/>
+          <w:lang w:val="en-US"/>
+        </w:rPr>
+        <w:t xml:space="preserve"> </w:t>
+      </w:r>
+      <w:r>
+        <w:rPr>
+          <w:rFonts w:ascii="Times New Roman" w:hAnsi="Times New Roman" w:eastAsia="Times New Roman" w:cs="Times New Roman"/>
+          <w:noProof w:val="0"/>
+          <w:sz w:val="20"/>
+          <w:szCs w:val="20"/>
+          <w:lang w:val="en-US"/>
+        </w:rPr>
+        <w:t xml:space="preserve">visually </w:t>
+      </w:r>
+      <w:r>
+        <w:rPr>
+          <w:rFonts w:ascii="Times New Roman" w:hAnsi="Times New Roman" w:eastAsia="Times New Roman" w:cs="Times New Roman"/>
+          <w:noProof w:val="0"/>
+          <w:sz w:val="20"/>
+          <w:szCs w:val="20"/>
+          <w:lang w:val="en-US"/>
+        </w:rPr>
+        <w:t>demonstrates</w:t>
+      </w:r>
+      <w:r>
+        <w:rPr>
+          <w:rFonts w:ascii="Times New Roman" w:hAnsi="Times New Roman" w:eastAsia="Times New Roman" w:cs="Times New Roman"/>
+          <w:noProof w:val="0"/>
+          <w:sz w:val="20"/>
+          <w:szCs w:val="20"/>
+          <w:lang w:val="en-US"/>
+        </w:rPr>
+        <w:t xml:space="preserve"> game capabilities and automatically generates the underlying JavaScript </w:t>
+      </w:r>
+      <w:r>
+        <w:rPr>
+          <w:rFonts w:ascii="Times New Roman" w:hAnsi="Times New Roman" w:eastAsia="Times New Roman" w:cs="Times New Roman"/>
+          <w:noProof w:val="0"/>
+          <w:sz w:val="20"/>
+          <w:szCs w:val="20"/>
+          <w:lang w:val="en-US"/>
+        </w:rPr>
+        <w:t xml:space="preserve">for </w:t>
+      </w:r>
+      <w:r>
+        <w:rPr>
+          <w:rFonts w:ascii="Times New Roman" w:hAnsi="Times New Roman" w:eastAsia="Times New Roman" w:cs="Times New Roman"/>
+          <w:noProof w:val="0"/>
+          <w:sz w:val="20"/>
+          <w:szCs w:val="20"/>
+          <w:lang w:val="en-US"/>
+        </w:rPr>
+        <w:t xml:space="preserve">literal objects required by the game engine. The </w:t>
+      </w:r>
+      <w:r>
+        <w:rPr>
+          <w:rFonts w:ascii="Times New Roman" w:hAnsi="Times New Roman" w:eastAsia="Times New Roman" w:cs="Times New Roman"/>
+          <w:noProof w:val="0"/>
+          <w:sz w:val="20"/>
+          <w:szCs w:val="20"/>
+          <w:lang w:val="en-US"/>
+        </w:rPr>
+        <w:t>GameRunner</w:t>
+      </w:r>
+      <w:r>
+        <w:rPr>
+          <w:rFonts w:ascii="Times New Roman" w:hAnsi="Times New Roman" w:eastAsia="Times New Roman" w:cs="Times New Roman"/>
+          <w:noProof w:val="0"/>
+          <w:sz w:val="20"/>
+          <w:szCs w:val="20"/>
+          <w:lang w:val="en-US"/>
+        </w:rPr>
+        <w:t xml:space="preserve"> allows learners to run the game </w:t>
+      </w:r>
+      <w:r>
+        <w:rPr>
+          <w:rFonts w:ascii="Times New Roman" w:hAnsi="Times New Roman" w:eastAsia="Times New Roman" w:cs="Times New Roman"/>
+          <w:noProof w:val="0"/>
+          <w:sz w:val="20"/>
+          <w:szCs w:val="20"/>
+          <w:lang w:val="en-US"/>
+        </w:rPr>
+        <w:t>immediately</w:t>
+      </w:r>
+      <w:r>
+        <w:rPr>
+          <w:rFonts w:ascii="Times New Roman" w:hAnsi="Times New Roman" w:eastAsia="Times New Roman" w:cs="Times New Roman"/>
+          <w:noProof w:val="0"/>
+          <w:sz w:val="20"/>
+          <w:szCs w:val="20"/>
+          <w:lang w:val="en-US"/>
+        </w:rPr>
+        <w:t xml:space="preserve"> and make simple, high-impact customizations such as swapping assets, adjusting positions, and </w:t>
+      </w:r>
+      <w:r>
+        <w:rPr>
+          <w:rFonts w:ascii="Times New Roman" w:hAnsi="Times New Roman" w:eastAsia="Times New Roman" w:cs="Times New Roman"/>
+          <w:noProof w:val="0"/>
+          <w:sz w:val="20"/>
+          <w:szCs w:val="20"/>
+          <w:lang w:val="en-US"/>
+        </w:rPr>
+        <w:t>modifying</w:t>
+      </w:r>
+      <w:r>
+        <w:rPr>
+          <w:rFonts w:ascii="Times New Roman" w:hAnsi="Times New Roman" w:eastAsia="Times New Roman" w:cs="Times New Roman"/>
+          <w:noProof w:val="0"/>
+          <w:sz w:val="20"/>
+          <w:szCs w:val="20"/>
+          <w:lang w:val="en-US"/>
+        </w:rPr>
+        <w:t xml:space="preserve"> player-to-NPC dialogue using structured code templates.</w:t>
       </w:r>
     </w:p>
     <w:p>
@@ -7486,120 +9529,34 @@
           <w:szCs w:val="20"/>
           <w:lang w:val="en-US"/>
         </w:rPr>
-        <w:t xml:space="preserve">The instructional problem was </w:t>
-      </w:r>
-      <w:r>
-        <w:rPr>
-          <w:rFonts w:ascii="Times New Roman" w:hAnsi="Times New Roman" w:eastAsia="Times New Roman" w:cs="Times New Roman"/>
-          <w:noProof w:val="0"/>
-          <w:sz w:val="20"/>
-          <w:szCs w:val="20"/>
-          <w:lang w:val="en-US"/>
-        </w:rPr>
-        <w:t>observed</w:t>
-      </w:r>
-      <w:r>
-        <w:rPr>
-          <w:rFonts w:ascii="Times New Roman" w:hAnsi="Times New Roman" w:eastAsia="Times New Roman" w:cs="Times New Roman"/>
-          <w:noProof w:val="0"/>
-          <w:sz w:val="20"/>
-          <w:szCs w:val="20"/>
-          <w:lang w:val="en-US"/>
-        </w:rPr>
-        <w:t xml:space="preserve"> during introductory game development activities in which novice learners were expected to construct functional games from low-level abstractions. Learners </w:t>
-      </w:r>
-      <w:r>
-        <w:rPr>
-          <w:rFonts w:ascii="Times New Roman" w:hAnsi="Times New Roman" w:eastAsia="Times New Roman" w:cs="Times New Roman"/>
-          <w:noProof w:val="0"/>
-          <w:sz w:val="20"/>
-          <w:szCs w:val="20"/>
-          <w:lang w:val="en-US"/>
-        </w:rPr>
-        <w:t>demonstrated</w:t>
-      </w:r>
-      <w:r>
-        <w:rPr>
-          <w:rFonts w:ascii="Times New Roman" w:hAnsi="Times New Roman" w:eastAsia="Times New Roman" w:cs="Times New Roman"/>
-          <w:noProof w:val="0"/>
-          <w:sz w:val="20"/>
-          <w:szCs w:val="20"/>
-          <w:lang w:val="en-US"/>
-        </w:rPr>
-        <w:t xml:space="preserve"> difficulty </w:t>
-      </w:r>
-      <w:r>
-        <w:rPr>
-          <w:rFonts w:ascii="Times New Roman" w:hAnsi="Times New Roman" w:eastAsia="Times New Roman" w:cs="Times New Roman"/>
-          <w:noProof w:val="0"/>
-          <w:sz w:val="20"/>
-          <w:szCs w:val="20"/>
-          <w:lang w:val="en-US"/>
-        </w:rPr>
-        <w:t>determining</w:t>
-      </w:r>
-      <w:r>
-        <w:rPr>
-          <w:rFonts w:ascii="Times New Roman" w:hAnsi="Times New Roman" w:eastAsia="Times New Roman" w:cs="Times New Roman"/>
-          <w:noProof w:val="0"/>
-          <w:sz w:val="20"/>
-          <w:szCs w:val="20"/>
-          <w:lang w:val="en-US"/>
-        </w:rPr>
-        <w:t xml:space="preserve"> where to focus attention, how individual components (e.g., background, player, non-player characters) relate to one another, and how code decisions translate into observable game behavior. This resulted in stalled progress, frequent requests for reassurance, and reliance on external guidance rather than independent problem-solving.</w:t>
+        <w:t xml:space="preserve">This solution is designed to provide a soft entry into game development while preserving a clear pathway to deeper customization and abstraction. Learners begin with observable, functional outcomes and gradually transition into understanding and </w:t>
+      </w:r>
+      <w:r>
+        <w:rPr>
+          <w:rFonts w:ascii="Times New Roman" w:hAnsi="Times New Roman" w:eastAsia="Times New Roman" w:cs="Times New Roman"/>
+          <w:noProof w:val="0"/>
+          <w:sz w:val="20"/>
+          <w:szCs w:val="20"/>
+          <w:lang w:val="en-US"/>
+        </w:rPr>
+        <w:t>modifying</w:t>
+      </w:r>
+      <w:r>
+        <w:rPr>
+          <w:rFonts w:ascii="Times New Roman" w:hAnsi="Times New Roman" w:eastAsia="Times New Roman" w:cs="Times New Roman"/>
+          <w:noProof w:val="0"/>
+          <w:sz w:val="20"/>
+          <w:szCs w:val="20"/>
+          <w:lang w:val="en-US"/>
+        </w:rPr>
+        <w:t xml:space="preserve"> the supporting code.</w:t>
       </w:r>
     </w:p>
     <w:p>
       <w:pPr>
         <w:spacing w:before="240" w:beforeAutospacing="off" w:after="240" w:afterAutospacing="off"/>
-        <w:rPr>
-          <w:rFonts w:ascii="Times New Roman" w:hAnsi="Times New Roman" w:eastAsia="Times New Roman" w:cs="Times New Roman"/>
-          <w:noProof w:val="0"/>
-          <w:sz w:val="20"/>
-          <w:szCs w:val="20"/>
-          <w:lang w:val="en-US"/>
-        </w:rPr>
-      </w:pPr>
-      <w:r>
-        <w:rPr>
-          <w:rFonts w:ascii="Times New Roman" w:hAnsi="Times New Roman" w:eastAsia="Times New Roman" w:cs="Times New Roman"/>
-          <w:noProof w:val="0"/>
-          <w:sz w:val="20"/>
-          <w:szCs w:val="20"/>
-          <w:lang w:val="en-US"/>
-        </w:rPr>
-        <w:t xml:space="preserve">The problem reflects a gap between learners’ current and desired knowledge, skills, and abilities (KSAs), particularly in abstraction management, task decomposition, and outcome verification. While learners </w:t>
-      </w:r>
-      <w:r>
-        <w:rPr>
-          <w:rFonts w:ascii="Times New Roman" w:hAnsi="Times New Roman" w:eastAsia="Times New Roman" w:cs="Times New Roman"/>
-          <w:noProof w:val="0"/>
-          <w:sz w:val="20"/>
-          <w:szCs w:val="20"/>
-          <w:lang w:val="en-US"/>
-        </w:rPr>
-        <w:t>possess</w:t>
-      </w:r>
-      <w:r>
-        <w:rPr>
-          <w:rFonts w:ascii="Times New Roman" w:hAnsi="Times New Roman" w:eastAsia="Times New Roman" w:cs="Times New Roman"/>
-          <w:noProof w:val="0"/>
-          <w:sz w:val="20"/>
-          <w:szCs w:val="20"/>
-          <w:lang w:val="en-US"/>
-        </w:rPr>
-        <w:t xml:space="preserve"> motivation and emerging programming literacy, the learning design does not sufficiently scaffold early interactions with complex systems. As a result, learners struggle to build coherent mental models of how JavaScript objects, game mechanics, and visual outcomes interrelate, impeding confidence and early momentum.</w:t>
-      </w:r>
-    </w:p>
-    <w:p>
-      <w:pPr>
-        <w:spacing w:before="0" w:beforeAutospacing="off" w:after="0" w:afterAutospacing="off"/>
-      </w:pPr>
-    </w:p>
-    <w:p>
-      <w:pPr>
-        <w:pStyle w:val="Heading2"/>
-        <w:spacing w:before="299" w:beforeAutospacing="off" w:after="299" w:afterAutospacing="off"/>
+      </w:pPr>
+      <w:r>
         <w:rPr>
           <w:rFonts w:ascii="Times New Roman" w:hAnsi="Times New Roman" w:eastAsia="Times New Roman" w:cs="Times New Roman"/>
           <w:b w:val="1"/>
@@ -7609,8 +9566,97 @@
           <w:szCs w:val="24"/>
           <w:lang w:val="en-US"/>
         </w:rPr>
-      </w:pPr>
-      <w:bookmarkStart w:name="_Toc2133747280" w:id="2130640802"/>
+        <w:t>Learning Technology Tools</w:t>
+      </w:r>
+    </w:p>
+    <w:p>
+      <w:pPr>
+        <w:spacing w:before="240" w:beforeAutospacing="off" w:after="240" w:afterAutospacing="off"/>
+        <w:rPr>
+          <w:rFonts w:ascii="Times New Roman" w:hAnsi="Times New Roman" w:eastAsia="Times New Roman" w:cs="Times New Roman"/>
+          <w:noProof w:val="0"/>
+          <w:sz w:val="20"/>
+          <w:szCs w:val="20"/>
+          <w:lang w:val="en-US"/>
+        </w:rPr>
+      </w:pPr>
+      <w:r>
+        <w:rPr>
+          <w:rFonts w:ascii="Times New Roman" w:hAnsi="Times New Roman" w:eastAsia="Times New Roman" w:cs="Times New Roman"/>
+          <w:noProof w:val="0"/>
+          <w:sz w:val="20"/>
+          <w:szCs w:val="20"/>
+          <w:lang w:val="en-US"/>
+        </w:rPr>
+        <w:t xml:space="preserve">This solution would be supported by a web-based </w:t>
+      </w:r>
+      <w:r>
+        <w:rPr>
+          <w:rFonts w:ascii="Times New Roman" w:hAnsi="Times New Roman" w:eastAsia="Times New Roman" w:cs="Times New Roman"/>
+          <w:noProof w:val="0"/>
+          <w:sz w:val="20"/>
+          <w:szCs w:val="20"/>
+          <w:lang w:val="en-US"/>
+        </w:rPr>
+        <w:t>GameBuilder</w:t>
+      </w:r>
+      <w:r>
+        <w:rPr>
+          <w:rFonts w:ascii="Times New Roman" w:hAnsi="Times New Roman" w:eastAsia="Times New Roman" w:cs="Times New Roman"/>
+          <w:noProof w:val="0"/>
+          <w:sz w:val="20"/>
+          <w:szCs w:val="20"/>
+          <w:lang w:val="en-US"/>
+        </w:rPr>
+        <w:t xml:space="preserve"> interface, a </w:t>
+      </w:r>
+      <w:r>
+        <w:rPr>
+          <w:rFonts w:ascii="Times New Roman" w:hAnsi="Times New Roman" w:eastAsia="Times New Roman" w:cs="Times New Roman"/>
+          <w:noProof w:val="0"/>
+          <w:sz w:val="20"/>
+          <w:szCs w:val="20"/>
+          <w:lang w:val="en-US"/>
+        </w:rPr>
+        <w:t>GameRunner</w:t>
+      </w:r>
+      <w:r>
+        <w:rPr>
+          <w:rFonts w:ascii="Times New Roman" w:hAnsi="Times New Roman" w:eastAsia="Times New Roman" w:cs="Times New Roman"/>
+          <w:noProof w:val="0"/>
+          <w:sz w:val="20"/>
+          <w:szCs w:val="20"/>
+          <w:lang w:val="en-US"/>
+        </w:rPr>
+        <w:t xml:space="preserve"> execution environment, template-driven code editors, and asset libraries. The tools would integrate visual controls with underlying JavaScript representations, allowing learners to toggle between visual configuration and code-level inspection.</w:t>
+      </w:r>
+    </w:p>
+    <w:p>
+      <w:pPr>
+        <w:spacing w:before="240" w:beforeAutospacing="off" w:after="240" w:afterAutospacing="off"/>
+        <w:rPr>
+          <w:rFonts w:ascii="Times New Roman" w:hAnsi="Times New Roman" w:eastAsia="Times New Roman" w:cs="Times New Roman"/>
+          <w:noProof w:val="0"/>
+          <w:sz w:val="20"/>
+          <w:szCs w:val="20"/>
+          <w:lang w:val="en-US"/>
+        </w:rPr>
+      </w:pPr>
+      <w:r>
+        <w:rPr>
+          <w:rFonts w:ascii="Times New Roman" w:hAnsi="Times New Roman" w:eastAsia="Times New Roman" w:cs="Times New Roman"/>
+          <w:noProof w:val="0"/>
+          <w:sz w:val="20"/>
+          <w:szCs w:val="20"/>
+          <w:lang w:val="en-US"/>
+        </w:rPr>
+        <w:t>Version control and guided checkpoints would be incorporated to support incremental progress.</w:t>
+      </w:r>
+    </w:p>
+    <w:p>
+      <w:pPr>
+        <w:spacing w:before="240" w:beforeAutospacing="off" w:after="240" w:afterAutospacing="off"/>
+      </w:pPr>
       <w:r>
         <w:rPr>
           <w:rFonts w:ascii="Times New Roman" w:hAnsi="Times New Roman" w:eastAsia="Times New Roman" w:cs="Times New Roman"/>
@@ -7621,8 +9667,35 @@
           <w:szCs w:val="24"/>
           <w:lang w:val="en-US"/>
         </w:rPr>
-        <w:t>Potential Solutions</w:t>
-      </w:r>
+        <w:t>Advantage</w:t>
+      </w:r>
+    </w:p>
+    <w:p>
+      <w:pPr>
+        <w:spacing w:before="240" w:beforeAutospacing="off" w:after="240" w:afterAutospacing="off"/>
+        <w:rPr>
+          <w:rFonts w:ascii="Times New Roman" w:hAnsi="Times New Roman" w:eastAsia="Times New Roman" w:cs="Times New Roman"/>
+          <w:noProof w:val="0"/>
+          <w:sz w:val="20"/>
+          <w:szCs w:val="20"/>
+          <w:lang w:val="en-US"/>
+        </w:rPr>
+      </w:pPr>
+      <w:r>
+        <w:rPr>
+          <w:rFonts w:ascii="Times New Roman" w:hAnsi="Times New Roman" w:eastAsia="Times New Roman" w:cs="Times New Roman"/>
+          <w:noProof w:val="0"/>
+          <w:sz w:val="20"/>
+          <w:szCs w:val="20"/>
+          <w:lang w:val="en-US"/>
+        </w:rPr>
+        <w:t>The primary advantage of this solution is its alignment with cognitive load theory. By externalizing complex setup tasks and emphasizing immediate, visible outcomes, learners can focus attention on understanding relationships between components rather than managing syntactic and structural complexity. This supports schema formation, confidence, and sustained engagement.</w:t>
+      </w:r>
+    </w:p>
+    <w:p>
+      <w:pPr>
+        <w:spacing w:before="240" w:beforeAutospacing="off" w:after="240" w:afterAutospacing="off"/>
+      </w:pPr>
       <w:r>
         <w:rPr>
           <w:rFonts w:ascii="Times New Roman" w:hAnsi="Times New Roman" w:eastAsia="Times New Roman" w:cs="Times New Roman"/>
@@ -7633,9 +9706,549 @@
           <w:szCs w:val="24"/>
           <w:lang w:val="en-US"/>
         </w:rPr>
-        <w:t xml:space="preserve"> (D301-T1-C)</w:t>
-      </w:r>
-      <w:bookmarkEnd w:id="2130640802"/>
+        <w:t>Challenge</w:t>
+      </w:r>
+    </w:p>
+    <w:p>
+      <w:pPr>
+        <w:spacing w:before="240" w:beforeAutospacing="off" w:after="240" w:afterAutospacing="off"/>
+        <w:rPr>
+          <w:rFonts w:ascii="Times New Roman" w:hAnsi="Times New Roman" w:eastAsia="Times New Roman" w:cs="Times New Roman"/>
+          <w:noProof w:val="0"/>
+          <w:sz w:val="20"/>
+          <w:szCs w:val="20"/>
+          <w:lang w:val="en-US"/>
+        </w:rPr>
+      </w:pPr>
+      <w:r>
+        <w:rPr>
+          <w:rFonts w:ascii="Times New Roman" w:hAnsi="Times New Roman" w:eastAsia="Times New Roman" w:cs="Times New Roman"/>
+          <w:noProof w:val="0"/>
+          <w:sz w:val="20"/>
+          <w:szCs w:val="20"/>
+          <w:lang w:val="en-US"/>
+        </w:rPr>
+        <w:t xml:space="preserve">A potential challenge is the upfront development and maintenance effort </w:t>
+      </w:r>
+      <w:r>
+        <w:rPr>
+          <w:rFonts w:ascii="Times New Roman" w:hAnsi="Times New Roman" w:eastAsia="Times New Roman" w:cs="Times New Roman"/>
+          <w:noProof w:val="0"/>
+          <w:sz w:val="20"/>
+          <w:szCs w:val="20"/>
+          <w:lang w:val="en-US"/>
+        </w:rPr>
+        <w:t>required</w:t>
+      </w:r>
+      <w:r>
+        <w:rPr>
+          <w:rFonts w:ascii="Times New Roman" w:hAnsi="Times New Roman" w:eastAsia="Times New Roman" w:cs="Times New Roman"/>
+          <w:noProof w:val="0"/>
+          <w:sz w:val="20"/>
+          <w:szCs w:val="20"/>
+          <w:lang w:val="en-US"/>
+        </w:rPr>
+        <w:t xml:space="preserve"> to design and support the </w:t>
+      </w:r>
+      <w:r>
+        <w:rPr>
+          <w:rFonts w:ascii="Times New Roman" w:hAnsi="Times New Roman" w:eastAsia="Times New Roman" w:cs="Times New Roman"/>
+          <w:noProof w:val="0"/>
+          <w:sz w:val="20"/>
+          <w:szCs w:val="20"/>
+          <w:lang w:val="en-US"/>
+        </w:rPr>
+        <w:t>GameBuilder</w:t>
+      </w:r>
+      <w:r>
+        <w:rPr>
+          <w:rFonts w:ascii="Times New Roman" w:hAnsi="Times New Roman" w:eastAsia="Times New Roman" w:cs="Times New Roman"/>
+          <w:noProof w:val="0"/>
+          <w:sz w:val="20"/>
+          <w:szCs w:val="20"/>
+          <w:lang w:val="en-US"/>
+        </w:rPr>
+        <w:t xml:space="preserve"> and </w:t>
+      </w:r>
+      <w:r>
+        <w:rPr>
+          <w:rFonts w:ascii="Times New Roman" w:hAnsi="Times New Roman" w:eastAsia="Times New Roman" w:cs="Times New Roman"/>
+          <w:noProof w:val="0"/>
+          <w:sz w:val="20"/>
+          <w:szCs w:val="20"/>
+          <w:lang w:val="en-US"/>
+        </w:rPr>
+        <w:t>GameRunner</w:t>
+      </w:r>
+      <w:r>
+        <w:rPr>
+          <w:rFonts w:ascii="Times New Roman" w:hAnsi="Times New Roman" w:eastAsia="Times New Roman" w:cs="Times New Roman"/>
+          <w:noProof w:val="0"/>
+          <w:sz w:val="20"/>
+          <w:szCs w:val="20"/>
+          <w:lang w:val="en-US"/>
+        </w:rPr>
+        <w:t xml:space="preserve"> tools. Ensuring tool reliability and alignment with instructional goals may require iterative refinement.</w:t>
+      </w:r>
+    </w:p>
+    <w:p>
+      <w:pPr>
+        <w:spacing w:before="240" w:beforeAutospacing="off" w:after="240" w:afterAutospacing="off"/>
+      </w:pPr>
+      <w:r>
+        <w:rPr>
+          <w:rFonts w:ascii="Times New Roman" w:hAnsi="Times New Roman" w:eastAsia="Times New Roman" w:cs="Times New Roman"/>
+          <w:b w:val="1"/>
+          <w:bCs w:val="1"/>
+          <w:noProof w:val="0"/>
+          <w:sz w:val="24"/>
+          <w:szCs w:val="24"/>
+          <w:lang w:val="en-US"/>
+        </w:rPr>
+        <w:t>Addressing the Challenge</w:t>
+      </w:r>
+    </w:p>
+    <w:p>
+      <w:pPr>
+        <w:spacing w:before="240" w:beforeAutospacing="off" w:after="240" w:afterAutospacing="off"/>
+        <w:rPr>
+          <w:rFonts w:ascii="Times New Roman" w:hAnsi="Times New Roman" w:eastAsia="Times New Roman" w:cs="Times New Roman"/>
+          <w:noProof w:val="0"/>
+          <w:sz w:val="20"/>
+          <w:szCs w:val="20"/>
+          <w:lang w:val="en-US"/>
+        </w:rPr>
+      </w:pPr>
+      <w:r>
+        <w:rPr>
+          <w:rFonts w:ascii="Times New Roman" w:hAnsi="Times New Roman" w:eastAsia="Times New Roman" w:cs="Times New Roman"/>
+          <w:noProof w:val="0"/>
+          <w:sz w:val="20"/>
+          <w:szCs w:val="20"/>
+          <w:lang w:val="en-US"/>
+        </w:rPr>
+        <w:t xml:space="preserve">To address this challenge, development would follow an iterative, </w:t>
+      </w:r>
+      <w:r>
+        <w:rPr>
+          <w:rFonts w:ascii="Times New Roman" w:hAnsi="Times New Roman" w:eastAsia="Times New Roman" w:cs="Times New Roman"/>
+          <w:noProof w:val="0"/>
+          <w:sz w:val="20"/>
+          <w:szCs w:val="20"/>
+          <w:lang w:val="en-US"/>
+        </w:rPr>
+        <w:t>minimum</w:t>
+      </w:r>
+      <w:r>
+        <w:rPr>
+          <w:rFonts w:ascii="Times New Roman" w:hAnsi="Times New Roman" w:eastAsia="Times New Roman" w:cs="Times New Roman"/>
+          <w:noProof w:val="0"/>
+          <w:sz w:val="20"/>
+          <w:szCs w:val="20"/>
+          <w:lang w:val="en-US"/>
+        </w:rPr>
+        <w:t xml:space="preserve"> </w:t>
+      </w:r>
+      <w:r>
+        <w:rPr>
+          <w:rFonts w:ascii="Times New Roman" w:hAnsi="Times New Roman" w:eastAsia="Times New Roman" w:cs="Times New Roman"/>
+          <w:noProof w:val="0"/>
+          <w:sz w:val="20"/>
+          <w:szCs w:val="20"/>
+          <w:lang w:val="en-US"/>
+        </w:rPr>
+        <w:t>viable</w:t>
+      </w:r>
+      <w:r>
+        <w:rPr>
+          <w:rFonts w:ascii="Times New Roman" w:hAnsi="Times New Roman" w:eastAsia="Times New Roman" w:cs="Times New Roman"/>
+          <w:noProof w:val="0"/>
+          <w:sz w:val="20"/>
+          <w:szCs w:val="20"/>
+          <w:lang w:val="en-US"/>
+        </w:rPr>
+        <w:t xml:space="preserve"> product (MVP) approach. Early prototypes would focus on core functionality, with learner feedback guiding incremental improvements. Clear documentation and modular tool design would reduce long-term maintenance complexity.</w:t>
+      </w:r>
+    </w:p>
+    <w:p>
+      <w:pPr>
+        <w:spacing w:before="0" w:beforeAutospacing="off" w:after="0" w:afterAutospacing="off"/>
+      </w:pPr>
+    </w:p>
+    <w:p>
+      <w:pPr>
+        <w:pStyle w:val="Normal"/>
+        <w:rPr>
+          <w:rFonts w:ascii="Times New Roman" w:hAnsi="Times New Roman" w:eastAsia="Times New Roman" w:cs="Times New Roman"/>
+          <w:b w:val="1"/>
+          <w:bCs w:val="1"/>
+          <w:noProof w:val="0"/>
+          <w:sz w:val="24"/>
+          <w:szCs w:val="24"/>
+          <w:lang w:val="en-US"/>
+        </w:rPr>
+      </w:pPr>
+    </w:p>
+    <w:p>
+      <w:r>
+        <w:br w:type="page"/>
+      </w:r>
+    </w:p>
+    <w:p>
+      <w:pPr>
+        <w:pStyle w:val="Normal"/>
+        <w:rPr>
+          <w:rFonts w:ascii="Times New Roman" w:hAnsi="Times New Roman" w:eastAsia="Times New Roman" w:cs="Times New Roman"/>
+          <w:b w:val="1"/>
+          <w:bCs w:val="1"/>
+          <w:noProof w:val="0"/>
+          <w:sz w:val="24"/>
+          <w:szCs w:val="24"/>
+          <w:lang w:val="en-US"/>
+        </w:rPr>
+      </w:pPr>
+      <w:r>
+        <w:rPr>
+          <w:rFonts w:ascii="Times New Roman" w:hAnsi="Times New Roman" w:eastAsia="Times New Roman" w:cs="Times New Roman"/>
+          <w:b w:val="1"/>
+          <w:bCs w:val="1"/>
+          <w:noProof w:val="0"/>
+          <w:sz w:val="24"/>
+          <w:szCs w:val="24"/>
+          <w:lang w:val="en-US"/>
+        </w:rPr>
+        <w:t>Selected E-Learning Solution</w:t>
+      </w:r>
+    </w:p>
+    <w:p>
+      <w:pPr>
+        <w:spacing w:before="240" w:beforeAutospacing="off" w:after="240" w:afterAutospacing="off"/>
+        <w:rPr>
+          <w:rFonts w:ascii="Times New Roman" w:hAnsi="Times New Roman" w:eastAsia="Times New Roman" w:cs="Times New Roman"/>
+          <w:noProof w:val="0"/>
+          <w:sz w:val="20"/>
+          <w:szCs w:val="20"/>
+          <w:lang w:val="en-US"/>
+        </w:rPr>
+      </w:pPr>
+      <w:r>
+        <w:rPr>
+          <w:rFonts w:ascii="Times New Roman" w:hAnsi="Times New Roman" w:eastAsia="Times New Roman" w:cs="Times New Roman"/>
+          <w:noProof w:val="0"/>
+          <w:sz w:val="20"/>
+          <w:szCs w:val="20"/>
+          <w:lang w:val="en-US"/>
+        </w:rPr>
+        <w:t xml:space="preserve">The selected solution for this project is </w:t>
+      </w:r>
+      <w:r>
+        <w:rPr>
+          <w:rFonts w:ascii="Times New Roman" w:hAnsi="Times New Roman" w:eastAsia="Times New Roman" w:cs="Times New Roman"/>
+          <w:b w:val="1"/>
+          <w:bCs w:val="1"/>
+          <w:noProof w:val="0"/>
+          <w:sz w:val="20"/>
+          <w:szCs w:val="20"/>
+          <w:lang w:val="en-US"/>
+        </w:rPr>
+        <w:t xml:space="preserve">Potential Solution 3: </w:t>
+      </w:r>
+      <w:r>
+        <w:rPr>
+          <w:rFonts w:ascii="Times New Roman" w:hAnsi="Times New Roman" w:eastAsia="Times New Roman" w:cs="Times New Roman"/>
+          <w:b w:val="1"/>
+          <w:bCs w:val="1"/>
+          <w:noProof w:val="0"/>
+          <w:sz w:val="20"/>
+          <w:szCs w:val="20"/>
+          <w:lang w:val="en-US"/>
+        </w:rPr>
+        <w:t>GameBuilder</w:t>
+      </w:r>
+      <w:r>
+        <w:rPr>
+          <w:rFonts w:ascii="Times New Roman" w:hAnsi="Times New Roman" w:eastAsia="Times New Roman" w:cs="Times New Roman"/>
+          <w:b w:val="1"/>
+          <w:bCs w:val="1"/>
+          <w:noProof w:val="0"/>
+          <w:sz w:val="20"/>
+          <w:szCs w:val="20"/>
+          <w:lang w:val="en-US"/>
+        </w:rPr>
+        <w:t xml:space="preserve"> and </w:t>
+      </w:r>
+      <w:r>
+        <w:rPr>
+          <w:rFonts w:ascii="Times New Roman" w:hAnsi="Times New Roman" w:eastAsia="Times New Roman" w:cs="Times New Roman"/>
+          <w:b w:val="1"/>
+          <w:bCs w:val="1"/>
+          <w:noProof w:val="0"/>
+          <w:sz w:val="20"/>
+          <w:szCs w:val="20"/>
+          <w:lang w:val="en-US"/>
+        </w:rPr>
+        <w:t>GameRunner</w:t>
+      </w:r>
+      <w:r>
+        <w:rPr>
+          <w:rFonts w:ascii="Times New Roman" w:hAnsi="Times New Roman" w:eastAsia="Times New Roman" w:cs="Times New Roman"/>
+          <w:b w:val="1"/>
+          <w:bCs w:val="1"/>
+          <w:noProof w:val="0"/>
+          <w:sz w:val="20"/>
+          <w:szCs w:val="20"/>
+          <w:lang w:val="en-US"/>
+        </w:rPr>
+        <w:t xml:space="preserve"> Tool-Based Scaffolding</w:t>
+      </w:r>
+      <w:r>
+        <w:rPr>
+          <w:rFonts w:ascii="Times New Roman" w:hAnsi="Times New Roman" w:eastAsia="Times New Roman" w:cs="Times New Roman"/>
+          <w:noProof w:val="0"/>
+          <w:sz w:val="20"/>
+          <w:szCs w:val="20"/>
+          <w:lang w:val="en-US"/>
+        </w:rPr>
+        <w:t>. This solution was chosen because it most effectively addresses the identified instructional problem by reducing extraneous cognitive load while preserving meaningful learner agency.</w:t>
+      </w:r>
+    </w:p>
+    <w:p>
+      <w:pPr>
+        <w:spacing w:before="240" w:beforeAutospacing="off" w:after="240" w:afterAutospacing="off"/>
+        <w:rPr>
+          <w:rFonts w:ascii="Times New Roman" w:hAnsi="Times New Roman" w:eastAsia="Times New Roman" w:cs="Times New Roman"/>
+          <w:noProof w:val="0"/>
+          <w:sz w:val="20"/>
+          <w:szCs w:val="20"/>
+          <w:lang w:val="en-US"/>
+        </w:rPr>
+      </w:pPr>
+      <w:r>
+        <w:rPr>
+          <w:rFonts w:ascii="Times New Roman" w:hAnsi="Times New Roman" w:eastAsia="Times New Roman" w:cs="Times New Roman"/>
+          <w:noProof w:val="0"/>
+          <w:sz w:val="20"/>
+          <w:szCs w:val="20"/>
+          <w:lang w:val="en-US"/>
+        </w:rPr>
+        <w:t xml:space="preserve">Compared to Solution 1, which emphasizes isolated object instruction, the </w:t>
+      </w:r>
+      <w:r>
+        <w:rPr>
+          <w:rFonts w:ascii="Times New Roman" w:hAnsi="Times New Roman" w:eastAsia="Times New Roman" w:cs="Times New Roman"/>
+          <w:noProof w:val="0"/>
+          <w:sz w:val="20"/>
+          <w:szCs w:val="20"/>
+          <w:lang w:val="en-US"/>
+        </w:rPr>
+        <w:t>GameBuilder</w:t>
+      </w:r>
+      <w:r>
+        <w:rPr>
+          <w:rFonts w:ascii="Times New Roman" w:hAnsi="Times New Roman" w:eastAsia="Times New Roman" w:cs="Times New Roman"/>
+          <w:noProof w:val="0"/>
+          <w:sz w:val="20"/>
+          <w:szCs w:val="20"/>
+          <w:lang w:val="en-US"/>
+        </w:rPr>
+        <w:t>/</w:t>
+      </w:r>
+      <w:r>
+        <w:rPr>
+          <w:rFonts w:ascii="Times New Roman" w:hAnsi="Times New Roman" w:eastAsia="Times New Roman" w:cs="Times New Roman"/>
+          <w:noProof w:val="0"/>
+          <w:sz w:val="20"/>
+          <w:szCs w:val="20"/>
+          <w:lang w:val="en-US"/>
+        </w:rPr>
+        <w:t>GameRunner</w:t>
+      </w:r>
+      <w:r>
+        <w:rPr>
+          <w:rFonts w:ascii="Times New Roman" w:hAnsi="Times New Roman" w:eastAsia="Times New Roman" w:cs="Times New Roman"/>
+          <w:noProof w:val="0"/>
+          <w:sz w:val="20"/>
+          <w:szCs w:val="20"/>
+          <w:lang w:val="en-US"/>
+        </w:rPr>
+        <w:t xml:space="preserve"> approach provides immediate functional context, helping learners understand how components interact within a complete system. Compared to Solution 2, which relies on abstract configuration through </w:t>
+      </w:r>
+      <w:r>
+        <w:rPr>
+          <w:rFonts w:ascii="Times New Roman" w:hAnsi="Times New Roman" w:eastAsia="Times New Roman" w:cs="Times New Roman"/>
+          <w:noProof w:val="0"/>
+          <w:sz w:val="20"/>
+          <w:szCs w:val="20"/>
+          <w:lang w:val="en-US"/>
+        </w:rPr>
+        <w:t>JavaScript</w:t>
+      </w:r>
+      <w:r>
+        <w:rPr>
+          <w:rFonts w:ascii="Times New Roman" w:hAnsi="Times New Roman" w:eastAsia="Times New Roman" w:cs="Times New Roman"/>
+          <w:noProof w:val="0"/>
+          <w:sz w:val="20"/>
+          <w:szCs w:val="20"/>
+          <w:lang w:val="en-US"/>
+        </w:rPr>
+        <w:t xml:space="preserve"> </w:t>
+      </w:r>
+      <w:r>
+        <w:rPr>
+          <w:rFonts w:ascii="Times New Roman" w:hAnsi="Times New Roman" w:eastAsia="Times New Roman" w:cs="Times New Roman"/>
+          <w:noProof w:val="0"/>
+          <w:sz w:val="20"/>
+          <w:szCs w:val="20"/>
+          <w:lang w:val="en-US"/>
+        </w:rPr>
+        <w:t xml:space="preserve">for </w:t>
+      </w:r>
+      <w:r>
+        <w:rPr>
+          <w:rFonts w:ascii="Times New Roman" w:hAnsi="Times New Roman" w:eastAsia="Times New Roman" w:cs="Times New Roman"/>
+          <w:noProof w:val="0"/>
+          <w:sz w:val="20"/>
+          <w:szCs w:val="20"/>
+          <w:lang w:val="en-US"/>
+        </w:rPr>
+        <w:t>literal objects, the selected solution offers clearer visibility into outcomes and reduces tedious trial-and-error.</w:t>
+      </w:r>
+    </w:p>
+    <w:p>
+      <w:pPr>
+        <w:spacing w:before="240" w:beforeAutospacing="off" w:after="240" w:afterAutospacing="off"/>
+        <w:rPr>
+          <w:rFonts w:ascii="Times New Roman" w:hAnsi="Times New Roman" w:eastAsia="Times New Roman" w:cs="Times New Roman"/>
+          <w:noProof w:val="0"/>
+          <w:sz w:val="20"/>
+          <w:szCs w:val="20"/>
+          <w:lang w:val="en-US"/>
+        </w:rPr>
+      </w:pPr>
+      <w:r>
+        <w:rPr>
+          <w:rFonts w:ascii="Times New Roman" w:hAnsi="Times New Roman" w:eastAsia="Times New Roman" w:cs="Times New Roman"/>
+          <w:noProof w:val="0"/>
+          <w:sz w:val="20"/>
+          <w:szCs w:val="20"/>
+          <w:lang w:val="en-US"/>
+        </w:rPr>
+        <w:t>Most importantly, Solution 3 aligns with the needs of introductory learners by providing a structured yet flexible onboarding experience. It supports early success, gradual abstraction, and confidence-building, making it the strongest foundation for</w:t>
+      </w:r>
+      <w:r>
+        <w:rPr>
+          <w:rFonts w:ascii="Times New Roman" w:hAnsi="Times New Roman" w:eastAsia="Times New Roman" w:cs="Times New Roman"/>
+          <w:noProof w:val="0"/>
+          <w:sz w:val="20"/>
+          <w:szCs w:val="20"/>
+          <w:lang w:val="en-US"/>
+        </w:rPr>
+        <w:t xml:space="preserve"> </w:t>
+      </w:r>
+      <w:r>
+        <w:rPr>
+          <w:rFonts w:ascii="Times New Roman" w:hAnsi="Times New Roman" w:eastAsia="Times New Roman" w:cs="Times New Roman"/>
+          <w:noProof w:val="0"/>
+          <w:sz w:val="20"/>
+          <w:szCs w:val="20"/>
+          <w:lang w:val="en-US"/>
+        </w:rPr>
+        <w:t>the</w:t>
+      </w:r>
+      <w:r>
+        <w:rPr>
+          <w:rFonts w:ascii="Times New Roman" w:hAnsi="Times New Roman" w:eastAsia="Times New Roman" w:cs="Times New Roman"/>
+          <w:noProof w:val="0"/>
+          <w:sz w:val="20"/>
+          <w:szCs w:val="20"/>
+          <w:lang w:val="en-US"/>
+        </w:rPr>
+        <w:t xml:space="preserve"> </w:t>
+      </w:r>
+      <w:r>
+        <w:rPr>
+          <w:rFonts w:ascii="Times New Roman" w:hAnsi="Times New Roman" w:eastAsia="Times New Roman" w:cs="Times New Roman"/>
+          <w:noProof w:val="0"/>
+          <w:sz w:val="20"/>
+          <w:szCs w:val="20"/>
+          <w:lang w:val="en-US"/>
+        </w:rPr>
+        <w:t>subsequent</w:t>
+      </w:r>
+      <w:r>
+        <w:rPr>
+          <w:rFonts w:ascii="Times New Roman" w:hAnsi="Times New Roman" w:eastAsia="Times New Roman" w:cs="Times New Roman"/>
+          <w:noProof w:val="0"/>
+          <w:sz w:val="20"/>
+          <w:szCs w:val="20"/>
+          <w:lang w:val="en-US"/>
+        </w:rPr>
+        <w:t xml:space="preserve"> design and evaluation of the proposed e-learning module.</w:t>
+      </w:r>
+    </w:p>
+    <w:p>
+      <w:pPr>
+        <w:spacing w:before="240" w:beforeAutospacing="off" w:after="240" w:afterAutospacing="off"/>
+        <w:rPr>
+          <w:rFonts w:ascii="Times New Roman" w:hAnsi="Times New Roman" w:eastAsia="Times New Roman" w:cs="Times New Roman"/>
+          <w:noProof w:val="0"/>
+          <w:sz w:val="20"/>
+          <w:szCs w:val="20"/>
+          <w:lang w:val="en-US"/>
+        </w:rPr>
+      </w:pPr>
+    </w:p>
+    <w:p>
+      <w:pPr>
+        <w:pStyle w:val="Heading2"/>
+        <w:spacing w:before="0" w:beforeAutospacing="off" w:after="0" w:afterAutospacing="off"/>
+        <w:rPr>
+          <w:rFonts w:ascii="Times New Roman" w:hAnsi="Times New Roman" w:eastAsia="Times New Roman" w:cs="Times New Roman"/>
+          <w:b w:val="1"/>
+          <w:bCs w:val="1"/>
+          <w:noProof w:val="0"/>
+          <w:sz w:val="24"/>
+          <w:szCs w:val="24"/>
+          <w:lang w:val="en-US"/>
+        </w:rPr>
+      </w:pPr>
+    </w:p>
+    <w:p>
+      <w:pPr>
+        <w:spacing w:before="0" w:beforeAutospacing="off" w:after="0" w:afterAutospacing="off"/>
+      </w:pPr>
+      <w:r>
+        <w:br w:type="page"/>
+      </w:r>
+    </w:p>
+    <w:p>
+      <w:pPr>
+        <w:pStyle w:val="Heading2"/>
+        <w:spacing w:before="0" w:beforeAutospacing="off" w:after="0" w:afterAutospacing="off"/>
+        <w:rPr>
+          <w:rFonts w:ascii="Times New Roman" w:hAnsi="Times New Roman" w:eastAsia="Times New Roman" w:cs="Times New Roman"/>
+          <w:b w:val="1"/>
+          <w:bCs w:val="1"/>
+          <w:noProof w:val="0"/>
+          <w:sz w:val="24"/>
+          <w:szCs w:val="24"/>
+          <w:lang w:val="en-US"/>
+        </w:rPr>
+      </w:pPr>
+      <w:bookmarkStart w:name="_Toc763753907" w:id="1808248122"/>
+      <w:r>
+        <w:rPr>
+          <w:rFonts w:ascii="Times New Roman" w:hAnsi="Times New Roman" w:eastAsia="Times New Roman" w:cs="Times New Roman"/>
+          <w:b w:val="1"/>
+          <w:bCs w:val="1"/>
+          <w:noProof w:val="0"/>
+          <w:sz w:val="24"/>
+          <w:szCs w:val="24"/>
+          <w:lang w:val="en-US"/>
+        </w:rPr>
+        <w:t>E-Learning Unit of Instruction Description</w:t>
+      </w:r>
+      <w:bookmarkEnd w:id="1808248122"/>
     </w:p>
     <w:p>
       <w:pPr>
@@ -7651,7 +10264,7 @@
           <w:lang w:val="en-US"/>
         </w:rPr>
       </w:pPr>
-      <w:bookmarkStart w:name="_Toc1517116491" w:id="1613345932"/>
+      <w:bookmarkStart w:name="_Toc1468949390" w:id="1579452382"/>
       <w:r>
         <w:rPr>
           <w:rFonts w:ascii="Times New Roman" w:hAnsi="Times New Roman" w:eastAsia="Times New Roman" w:cs="Times New Roman"/>
@@ -7662,136 +10275,60 @@
           <w:szCs w:val="24"/>
           <w:lang w:val="en-US"/>
         </w:rPr>
-        <w:t>Potential Solution 1: Direct Instruction on Game Objects and Capabilities</w:t>
-      </w:r>
-      <w:bookmarkEnd w:id="1613345932"/>
+        <w:t>Module Title</w:t>
+      </w:r>
+      <w:bookmarkEnd w:id="1579452382"/>
     </w:p>
     <w:p>
       <w:pPr>
         <w:spacing w:before="240" w:beforeAutospacing="off" w:after="240" w:afterAutospacing="off"/>
-        <w:rPr>
-          <w:rFonts w:ascii="Times New Roman" w:hAnsi="Times New Roman" w:eastAsia="Times New Roman" w:cs="Times New Roman"/>
-          <w:noProof w:val="0"/>
-          <w:sz w:val="20"/>
-          <w:szCs w:val="20"/>
-          <w:lang w:val="en-US"/>
-        </w:rPr>
-      </w:pPr>
-      <w:r>
-        <w:rPr>
-          <w:rFonts w:ascii="Times New Roman" w:hAnsi="Times New Roman" w:eastAsia="Times New Roman" w:cs="Times New Roman"/>
-          <w:noProof w:val="0"/>
-          <w:sz w:val="20"/>
-          <w:szCs w:val="20"/>
-          <w:lang w:val="en-US"/>
-        </w:rPr>
-        <w:t>The first potential e-learning solution involves explicit instruction on individual game object types and their capabilities, supported by sample JavaScript code. Learners would be introduced to core objects such as backgrounds, players, and non-player characters (NPCs) through guided examples and isolated demonstrations of functionality.</w:t>
-      </w:r>
-    </w:p>
-    <w:p>
-      <w:pPr>
-        <w:spacing w:before="240" w:beforeAutospacing="off" w:after="240" w:afterAutospacing="off"/>
-      </w:pPr>
-      <w:r>
         <w:rPr>
           <w:rFonts w:ascii="Times New Roman" w:hAnsi="Times New Roman" w:eastAsia="Times New Roman" w:cs="Times New Roman"/>
           <w:b w:val="1"/>
           <w:bCs w:val="1"/>
           <w:noProof w:val="0"/>
+          <w:sz w:val="20"/>
+          <w:szCs w:val="20"/>
+          <w:lang w:val="en-US"/>
+        </w:rPr>
+      </w:pPr>
+      <w:r>
+        <w:rPr>
+          <w:rFonts w:ascii="Times New Roman" w:hAnsi="Times New Roman" w:eastAsia="Times New Roman" w:cs="Times New Roman"/>
+          <w:b w:val="1"/>
+          <w:bCs w:val="1"/>
+          <w:noProof w:val="0"/>
+          <w:sz w:val="20"/>
+          <w:szCs w:val="20"/>
+          <w:lang w:val="en-US"/>
+        </w:rPr>
+        <w:t>Applying Object-Based Game Mechanic</w:t>
+      </w:r>
+      <w:r>
+        <w:rPr>
+          <w:rFonts w:ascii="Times New Roman" w:hAnsi="Times New Roman" w:eastAsia="Times New Roman" w:cs="Times New Roman"/>
+          <w:b w:val="1"/>
+          <w:bCs w:val="1"/>
+          <w:noProof w:val="0"/>
+          <w:sz w:val="20"/>
+          <w:szCs w:val="20"/>
+          <w:lang w:val="en-US"/>
+        </w:rPr>
+        <w:t>s</w:t>
+      </w:r>
+    </w:p>
+    <w:p>
+      <w:pPr>
+        <w:pStyle w:val="Normal"/>
+        <w:rPr>
+          <w:rFonts w:ascii="Times New Roman" w:hAnsi="Times New Roman" w:eastAsia="Times New Roman" w:cs="Times New Roman"/>
+          <w:b w:val="1"/>
+          <w:bCs w:val="1"/>
+          <w:noProof w:val="0"/>
           <w:sz w:val="24"/>
           <w:szCs w:val="24"/>
           <w:lang w:val="en-US"/>
         </w:rPr>
-        <w:t>Learning Technology Tools</w:t>
-      </w:r>
-    </w:p>
-    <w:p>
-      <w:pPr>
-        <w:spacing w:before="240" w:beforeAutospacing="off" w:after="240" w:afterAutospacing="off"/>
-        <w:rPr>
-          <w:rFonts w:ascii="Times New Roman" w:hAnsi="Times New Roman" w:eastAsia="Times New Roman" w:cs="Times New Roman"/>
-          <w:noProof w:val="0"/>
-          <w:sz w:val="20"/>
-          <w:szCs w:val="20"/>
-          <w:lang w:val="en-US"/>
-        </w:rPr>
-      </w:pPr>
-      <w:r>
-        <w:rPr>
-          <w:rFonts w:ascii="Times New Roman" w:hAnsi="Times New Roman" w:eastAsia="Times New Roman" w:cs="Times New Roman"/>
-          <w:noProof w:val="0"/>
-          <w:sz w:val="20"/>
-          <w:szCs w:val="20"/>
-          <w:lang w:val="en-US"/>
-        </w:rPr>
-        <w:t xml:space="preserve">This solution would be supported by GitHub, the VS Code editor, a browser-based player, annotated code examples, and </w:t>
-      </w:r>
-      <w:r>
-        <w:rPr>
-          <w:rFonts w:ascii="Times New Roman" w:hAnsi="Times New Roman" w:eastAsia="Times New Roman" w:cs="Times New Roman"/>
-          <w:noProof w:val="0"/>
-          <w:sz w:val="20"/>
-          <w:szCs w:val="20"/>
-          <w:lang w:val="en-US"/>
-        </w:rPr>
-        <w:t xml:space="preserve">written instructions with </w:t>
-      </w:r>
-      <w:r>
-        <w:rPr>
-          <w:rFonts w:ascii="Times New Roman" w:hAnsi="Times New Roman" w:eastAsia="Times New Roman" w:cs="Times New Roman"/>
-          <w:noProof w:val="0"/>
-          <w:sz w:val="20"/>
-          <w:szCs w:val="20"/>
-          <w:lang w:val="en-US"/>
-        </w:rPr>
-        <w:t xml:space="preserve">short instructional videos </w:t>
-      </w:r>
-      <w:r>
-        <w:rPr>
-          <w:rFonts w:ascii="Times New Roman" w:hAnsi="Times New Roman" w:eastAsia="Times New Roman" w:cs="Times New Roman"/>
-          <w:noProof w:val="0"/>
-          <w:sz w:val="20"/>
-          <w:szCs w:val="20"/>
-          <w:lang w:val="en-US"/>
-        </w:rPr>
-        <w:t>demonstrating</w:t>
-      </w:r>
-      <w:r>
-        <w:rPr>
-          <w:rFonts w:ascii="Times New Roman" w:hAnsi="Times New Roman" w:eastAsia="Times New Roman" w:cs="Times New Roman"/>
-          <w:noProof w:val="0"/>
-          <w:sz w:val="20"/>
-          <w:szCs w:val="20"/>
-          <w:lang w:val="en-US"/>
-        </w:rPr>
-        <w:t xml:space="preserve"> object behavior. Documentation and sandbox build environments would allow learners to experiment with predefined code samples.  </w:t>
-      </w:r>
-    </w:p>
-    <w:p>
-      <w:pPr>
-        <w:spacing w:before="240" w:beforeAutospacing="off" w:after="240" w:afterAutospacing="off"/>
-        <w:rPr>
-          <w:rFonts w:ascii="Times New Roman" w:hAnsi="Times New Roman" w:eastAsia="Times New Roman" w:cs="Times New Roman"/>
-          <w:noProof w:val="0"/>
-          <w:sz w:val="20"/>
-          <w:szCs w:val="20"/>
-          <w:lang w:val="en-US"/>
-        </w:rPr>
-      </w:pPr>
-      <w:r>
-        <w:rPr>
-          <w:rFonts w:ascii="Times New Roman" w:hAnsi="Times New Roman" w:eastAsia="Times New Roman" w:cs="Times New Roman"/>
-          <w:noProof w:val="0"/>
-          <w:sz w:val="20"/>
-          <w:szCs w:val="20"/>
-          <w:lang w:val="en-US"/>
-        </w:rPr>
-        <w:t>Version control and guided checkpoints would be incorporated to support incremental progress.</w:t>
-      </w:r>
-    </w:p>
-    <w:p>
-      <w:pPr>
-        <w:spacing w:before="240" w:beforeAutospacing="off" w:after="240" w:afterAutospacing="off"/>
       </w:pPr>
       <w:r>
         <w:rPr>
@@ -7803,1681 +10340,7 @@
           <w:szCs w:val="24"/>
           <w:lang w:val="en-US"/>
         </w:rPr>
-        <w:t>Advantage</w:t>
-      </w:r>
-    </w:p>
-    <w:p>
-      <w:pPr>
-        <w:spacing w:before="240" w:beforeAutospacing="off" w:after="240" w:afterAutospacing="off"/>
-        <w:rPr>
-          <w:rFonts w:ascii="Times New Roman" w:hAnsi="Times New Roman" w:eastAsia="Times New Roman" w:cs="Times New Roman"/>
-          <w:noProof w:val="0"/>
-          <w:sz w:val="20"/>
-          <w:szCs w:val="20"/>
-          <w:lang w:val="en-US"/>
-        </w:rPr>
-      </w:pPr>
-      <w:r>
-        <w:rPr>
-          <w:rFonts w:ascii="Times New Roman" w:hAnsi="Times New Roman" w:eastAsia="Times New Roman" w:cs="Times New Roman"/>
-          <w:noProof w:val="0"/>
-          <w:sz w:val="20"/>
-          <w:szCs w:val="20"/>
-          <w:lang w:val="en-US"/>
-        </w:rPr>
-        <w:t>An advantage of this solution is that it provides clear, structured exposure to foundational concepts and terminology. Learners gain familiarity with individual components in isolation, which can support later understanding of more complex systems.</w:t>
-      </w:r>
-    </w:p>
-    <w:p>
-      <w:pPr>
-        <w:spacing w:before="240" w:beforeAutospacing="off" w:after="240" w:afterAutospacing="off"/>
-      </w:pPr>
-      <w:r>
-        <w:rPr>
-          <w:rFonts w:ascii="Times New Roman" w:hAnsi="Times New Roman" w:eastAsia="Times New Roman" w:cs="Times New Roman"/>
-          <w:b w:val="1"/>
-          <w:bCs w:val="1"/>
-          <w:noProof w:val="0"/>
-          <w:sz w:val="24"/>
-          <w:szCs w:val="24"/>
-          <w:lang w:val="en-US"/>
-        </w:rPr>
-        <w:t>Challenge</w:t>
-      </w:r>
-    </w:p>
-    <w:p>
-      <w:pPr>
-        <w:spacing w:before="240" w:beforeAutospacing="off" w:after="240" w:afterAutospacing="off"/>
-        <w:rPr>
-          <w:rFonts w:ascii="Times New Roman" w:hAnsi="Times New Roman" w:eastAsia="Times New Roman" w:cs="Times New Roman"/>
-          <w:noProof w:val="0"/>
-          <w:sz w:val="20"/>
-          <w:szCs w:val="20"/>
-          <w:lang w:val="en-US"/>
-        </w:rPr>
-      </w:pPr>
-      <w:r>
-        <w:rPr>
-          <w:rFonts w:ascii="Times New Roman" w:hAnsi="Times New Roman" w:eastAsia="Times New Roman" w:cs="Times New Roman"/>
-          <w:noProof w:val="0"/>
-          <w:sz w:val="20"/>
-          <w:szCs w:val="20"/>
-          <w:lang w:val="en-US"/>
-        </w:rPr>
-        <w:t>A key challenge is that learners struggle to bridge the gap between isolated object knowledge and functional game construction. Understanding individual objects does not readily translate into knowing how to combine them into a cohesive, working system.</w:t>
-      </w:r>
-    </w:p>
-    <w:p>
-      <w:pPr>
-        <w:spacing w:before="240" w:beforeAutospacing="off" w:after="240" w:afterAutospacing="off"/>
-      </w:pPr>
-      <w:r>
-        <w:rPr>
-          <w:rFonts w:ascii="Times New Roman" w:hAnsi="Times New Roman" w:eastAsia="Times New Roman" w:cs="Times New Roman"/>
-          <w:b w:val="1"/>
-          <w:bCs w:val="1"/>
-          <w:noProof w:val="0"/>
-          <w:sz w:val="24"/>
-          <w:szCs w:val="24"/>
-          <w:lang w:val="en-US"/>
-        </w:rPr>
-        <w:t>Addressing the Challenge</w:t>
-      </w:r>
-    </w:p>
-    <w:p>
-      <w:pPr>
-        <w:spacing w:before="240" w:beforeAutospacing="off" w:after="240" w:afterAutospacing="off"/>
-        <w:rPr>
-          <w:rFonts w:ascii="Times New Roman" w:hAnsi="Times New Roman" w:eastAsia="Times New Roman" w:cs="Times New Roman"/>
-          <w:noProof w:val="0"/>
-          <w:sz w:val="20"/>
-          <w:szCs w:val="20"/>
-          <w:lang w:val="en-US"/>
-        </w:rPr>
-      </w:pPr>
-      <w:r>
-        <w:rPr>
-          <w:rFonts w:ascii="Times New Roman" w:hAnsi="Times New Roman" w:eastAsia="Times New Roman" w:cs="Times New Roman"/>
-          <w:noProof w:val="0"/>
-          <w:sz w:val="20"/>
-          <w:szCs w:val="20"/>
-          <w:lang w:val="en-US"/>
-        </w:rPr>
-        <w:t xml:space="preserve">To mitigate this challenge, supplemental integrative examples could be added </w:t>
-      </w:r>
-      <w:r>
-        <w:rPr>
-          <w:rFonts w:ascii="Times New Roman" w:hAnsi="Times New Roman" w:eastAsia="Times New Roman" w:cs="Times New Roman"/>
-          <w:noProof w:val="0"/>
-          <w:sz w:val="20"/>
-          <w:szCs w:val="20"/>
-          <w:lang w:val="en-US"/>
-        </w:rPr>
-        <w:t xml:space="preserve">to </w:t>
-      </w:r>
-      <w:r>
-        <w:rPr>
-          <w:rFonts w:ascii="Times New Roman" w:hAnsi="Times New Roman" w:eastAsia="Times New Roman" w:cs="Times New Roman"/>
-          <w:noProof w:val="0"/>
-          <w:sz w:val="20"/>
-          <w:szCs w:val="20"/>
-          <w:lang w:val="en-US"/>
-        </w:rPr>
-        <w:t>demonstrate object interaction. However, this increases instructional complexity and risks reintroducing cognitive overload, limiting the overall effectiveness of the solution.</w:t>
-      </w:r>
-    </w:p>
-    <w:p>
-      <w:pPr>
-        <w:spacing w:before="0" w:beforeAutospacing="off" w:after="0" w:afterAutospacing="off"/>
-      </w:pPr>
-    </w:p>
-    <w:p>
-      <w:pPr>
-        <w:pStyle w:val="Heading3"/>
-        <w:spacing w:before="281" w:beforeAutospacing="off" w:after="281" w:afterAutospacing="off"/>
-        <w:rPr>
-          <w:rFonts w:ascii="Times New Roman" w:hAnsi="Times New Roman" w:eastAsia="Times New Roman" w:cs="Times New Roman"/>
-          <w:b w:val="1"/>
-          <w:bCs w:val="1"/>
-          <w:noProof w:val="0"/>
-          <w:sz w:val="24"/>
-          <w:szCs w:val="24"/>
-          <w:lang w:val="en-US"/>
-        </w:rPr>
-      </w:pPr>
-      <w:bookmarkStart w:name="_Toc1502795863" w:id="324839125"/>
-      <w:r>
-        <w:rPr>
-          <w:rFonts w:ascii="Times New Roman" w:hAnsi="Times New Roman" w:eastAsia="Times New Roman" w:cs="Times New Roman"/>
-          <w:b w:val="1"/>
-          <w:bCs w:val="1"/>
-          <w:noProof w:val="0"/>
-          <w:sz w:val="24"/>
-          <w:szCs w:val="24"/>
-          <w:lang w:val="en-US"/>
-        </w:rPr>
-        <w:t>Potential Solution 2: Incremental Game Construction Using JavaScript Literal Objects</w:t>
-      </w:r>
-      <w:bookmarkEnd w:id="324839125"/>
-    </w:p>
-    <w:p>
-      <w:pPr>
-        <w:spacing w:before="240" w:beforeAutospacing="off" w:after="240" w:afterAutospacing="off"/>
-        <w:rPr>
-          <w:rFonts w:ascii="Times New Roman" w:hAnsi="Times New Roman" w:eastAsia="Times New Roman" w:cs="Times New Roman"/>
-          <w:noProof w:val="0"/>
-          <w:sz w:val="20"/>
-          <w:szCs w:val="20"/>
-          <w:lang w:val="en-US"/>
-        </w:rPr>
-      </w:pPr>
-      <w:r>
-        <w:rPr>
-          <w:rFonts w:ascii="Times New Roman" w:hAnsi="Times New Roman" w:eastAsia="Times New Roman" w:cs="Times New Roman"/>
-          <w:noProof w:val="0"/>
-          <w:sz w:val="20"/>
-          <w:szCs w:val="20"/>
-          <w:lang w:val="en-US"/>
-        </w:rPr>
-        <w:t xml:space="preserve">The second potential solution involves providing learners with a predefined game engine while requiring them to incrementally construct </w:t>
-      </w:r>
-      <w:r>
-        <w:rPr>
-          <w:rFonts w:ascii="Times New Roman" w:hAnsi="Times New Roman" w:eastAsia="Times New Roman" w:cs="Times New Roman"/>
-          <w:noProof w:val="0"/>
-          <w:sz w:val="20"/>
-          <w:szCs w:val="20"/>
-          <w:lang w:val="en-US"/>
-        </w:rPr>
-        <w:t>JavaScript</w:t>
-      </w:r>
-      <w:r>
-        <w:rPr>
-          <w:rFonts w:ascii="Times New Roman" w:hAnsi="Times New Roman" w:eastAsia="Times New Roman" w:cs="Times New Roman"/>
-          <w:noProof w:val="0"/>
-          <w:sz w:val="20"/>
-          <w:szCs w:val="20"/>
-          <w:lang w:val="en-US"/>
-        </w:rPr>
-        <w:t xml:space="preserve"> </w:t>
-      </w:r>
-      <w:r>
-        <w:rPr>
-          <w:rFonts w:ascii="Times New Roman" w:hAnsi="Times New Roman" w:eastAsia="Times New Roman" w:cs="Times New Roman"/>
-          <w:noProof w:val="0"/>
-          <w:sz w:val="20"/>
-          <w:szCs w:val="20"/>
-          <w:lang w:val="en-US"/>
-        </w:rPr>
-        <w:t xml:space="preserve">for </w:t>
-      </w:r>
-      <w:r>
-        <w:rPr>
-          <w:rFonts w:ascii="Times New Roman" w:hAnsi="Times New Roman" w:eastAsia="Times New Roman" w:cs="Times New Roman"/>
-          <w:noProof w:val="0"/>
-          <w:sz w:val="20"/>
-          <w:szCs w:val="20"/>
-          <w:lang w:val="en-US"/>
-        </w:rPr>
-        <w:t>literal objects that describe game properties. Learners would build the game piece by piece by editing configuration-style objects that control behavior and appearance.</w:t>
-      </w:r>
-    </w:p>
-    <w:p>
-      <w:pPr>
-        <w:spacing w:before="240" w:beforeAutospacing="off" w:after="240" w:afterAutospacing="off"/>
-      </w:pPr>
-      <w:r>
-        <w:rPr>
-          <w:rFonts w:ascii="Times New Roman" w:hAnsi="Times New Roman" w:eastAsia="Times New Roman" w:cs="Times New Roman"/>
-          <w:b w:val="1"/>
-          <w:bCs w:val="1"/>
-          <w:noProof w:val="0"/>
-          <w:sz w:val="24"/>
-          <w:szCs w:val="24"/>
-          <w:lang w:val="en-US"/>
-        </w:rPr>
-        <w:t>Learning Technology Tools</w:t>
-      </w:r>
-    </w:p>
-    <w:p>
-      <w:pPr>
-        <w:spacing w:before="240" w:beforeAutospacing="off" w:after="240" w:afterAutospacing="off"/>
-        <w:rPr>
-          <w:rFonts w:ascii="Times New Roman" w:hAnsi="Times New Roman" w:eastAsia="Times New Roman" w:cs="Times New Roman"/>
-          <w:noProof w:val="0"/>
-          <w:sz w:val="20"/>
-          <w:szCs w:val="20"/>
-          <w:lang w:val="en-US"/>
-        </w:rPr>
-      </w:pPr>
-      <w:r>
-        <w:rPr>
-          <w:rFonts w:ascii="Times New Roman" w:hAnsi="Times New Roman" w:eastAsia="Times New Roman" w:cs="Times New Roman"/>
-          <w:noProof w:val="0"/>
-          <w:sz w:val="20"/>
-          <w:szCs w:val="20"/>
-          <w:lang w:val="en-US"/>
-        </w:rPr>
-        <w:t>This solution would also be supported by GitHub, the VS Code editor, browser-based player, and video</w:t>
-      </w:r>
-      <w:r>
-        <w:rPr>
-          <w:rFonts w:ascii="Times New Roman" w:hAnsi="Times New Roman" w:eastAsia="Times New Roman" w:cs="Times New Roman"/>
-          <w:noProof w:val="0"/>
-          <w:sz w:val="20"/>
-          <w:szCs w:val="20"/>
-          <w:lang w:val="en-US"/>
-        </w:rPr>
-        <w:t xml:space="preserve">.  </w:t>
-      </w:r>
-      <w:r>
-        <w:rPr>
-          <w:rFonts w:ascii="Times New Roman" w:hAnsi="Times New Roman" w:eastAsia="Times New Roman" w:cs="Times New Roman"/>
-          <w:noProof w:val="0"/>
-          <w:sz w:val="20"/>
-          <w:szCs w:val="20"/>
-          <w:lang w:val="en-US"/>
-        </w:rPr>
-        <w:t xml:space="preserve">This approach differs by using </w:t>
-      </w:r>
-      <w:r>
-        <w:rPr>
-          <w:rFonts w:ascii="Times New Roman" w:hAnsi="Times New Roman" w:eastAsia="Times New Roman" w:cs="Times New Roman"/>
-          <w:noProof w:val="0"/>
-          <w:sz w:val="20"/>
-          <w:szCs w:val="20"/>
-          <w:lang w:val="en-US"/>
-        </w:rPr>
-        <w:t>JavaScript for</w:t>
-      </w:r>
-      <w:r>
-        <w:rPr>
-          <w:rFonts w:ascii="Times New Roman" w:hAnsi="Times New Roman" w:eastAsia="Times New Roman" w:cs="Times New Roman"/>
-          <w:noProof w:val="0"/>
-          <w:sz w:val="20"/>
-          <w:szCs w:val="20"/>
-          <w:lang w:val="en-US"/>
-        </w:rPr>
-        <w:t xml:space="preserve"> literal object templates to simplify the creation of game objects. </w:t>
-      </w:r>
-    </w:p>
-    <w:p>
-      <w:pPr>
-        <w:spacing w:before="240" w:beforeAutospacing="off" w:after="240" w:afterAutospacing="off"/>
-        <w:rPr>
-          <w:rFonts w:ascii="Times New Roman" w:hAnsi="Times New Roman" w:eastAsia="Times New Roman" w:cs="Times New Roman"/>
-          <w:noProof w:val="0"/>
-          <w:sz w:val="20"/>
-          <w:szCs w:val="20"/>
-          <w:lang w:val="en-US"/>
-        </w:rPr>
-      </w:pPr>
-      <w:r>
-        <w:rPr>
-          <w:rFonts w:ascii="Times New Roman" w:hAnsi="Times New Roman" w:eastAsia="Times New Roman" w:cs="Times New Roman"/>
-          <w:noProof w:val="0"/>
-          <w:sz w:val="20"/>
-          <w:szCs w:val="20"/>
-          <w:lang w:val="en-US"/>
-        </w:rPr>
-        <w:t xml:space="preserve">Version control and guided checkpoints </w:t>
-      </w:r>
-      <w:r>
-        <w:rPr>
-          <w:rFonts w:ascii="Times New Roman" w:hAnsi="Times New Roman" w:eastAsia="Times New Roman" w:cs="Times New Roman"/>
-          <w:noProof w:val="0"/>
-          <w:sz w:val="20"/>
-          <w:szCs w:val="20"/>
-          <w:lang w:val="en-US"/>
-        </w:rPr>
-        <w:t>w</w:t>
-      </w:r>
-      <w:r>
-        <w:rPr>
-          <w:rFonts w:ascii="Times New Roman" w:hAnsi="Times New Roman" w:eastAsia="Times New Roman" w:cs="Times New Roman"/>
-          <w:noProof w:val="0"/>
-          <w:sz w:val="20"/>
-          <w:szCs w:val="20"/>
-          <w:lang w:val="en-US"/>
-        </w:rPr>
-        <w:t>ould be incorporated to support incremental progress.</w:t>
-      </w:r>
-    </w:p>
-    <w:p>
-      <w:pPr>
-        <w:spacing w:before="240" w:beforeAutospacing="off" w:after="240" w:afterAutospacing="off"/>
-      </w:pPr>
-      <w:r>
-        <w:rPr>
-          <w:rFonts w:ascii="Times New Roman" w:hAnsi="Times New Roman" w:eastAsia="Times New Roman" w:cs="Times New Roman"/>
-          <w:b w:val="1"/>
-          <w:bCs w:val="1"/>
-          <w:noProof w:val="0"/>
-          <w:sz w:val="24"/>
-          <w:szCs w:val="24"/>
-          <w:lang w:val="en-US"/>
-        </w:rPr>
-        <w:t>Advantage</w:t>
-      </w:r>
-    </w:p>
-    <w:p>
-      <w:pPr>
-        <w:spacing w:before="240" w:beforeAutospacing="off" w:after="240" w:afterAutospacing="off"/>
-        <w:rPr>
-          <w:rFonts w:ascii="Times New Roman" w:hAnsi="Times New Roman" w:eastAsia="Times New Roman" w:cs="Times New Roman"/>
-          <w:noProof w:val="0"/>
-          <w:sz w:val="20"/>
-          <w:szCs w:val="20"/>
-          <w:lang w:val="en-US"/>
-        </w:rPr>
-      </w:pPr>
-      <w:r>
-        <w:rPr>
-          <w:rFonts w:ascii="Times New Roman" w:hAnsi="Times New Roman" w:eastAsia="Times New Roman" w:cs="Times New Roman"/>
-          <w:noProof w:val="0"/>
-          <w:sz w:val="20"/>
-          <w:szCs w:val="20"/>
-          <w:lang w:val="en-US"/>
-        </w:rPr>
-        <w:t>An advantage of this solution is that it reduces the need for learners to manage low-level engine logic while encouraging engagement with data structures and configuration concepts. It also enforces a consistent structure that can support debugging and verification.</w:t>
-      </w:r>
-    </w:p>
-    <w:p>
-      <w:pPr>
-        <w:spacing w:before="240" w:beforeAutospacing="off" w:after="240" w:afterAutospacing="off"/>
-      </w:pPr>
-      <w:r>
-        <w:rPr>
-          <w:rFonts w:ascii="Times New Roman" w:hAnsi="Times New Roman" w:eastAsia="Times New Roman" w:cs="Times New Roman"/>
-          <w:b w:val="1"/>
-          <w:bCs w:val="1"/>
-          <w:noProof w:val="0"/>
-          <w:sz w:val="24"/>
-          <w:szCs w:val="24"/>
-          <w:lang w:val="en-US"/>
-        </w:rPr>
-        <w:t>Challenge</w:t>
-      </w:r>
-    </w:p>
-    <w:p>
-      <w:pPr>
-        <w:spacing w:before="240" w:beforeAutospacing="off" w:after="240" w:afterAutospacing="off"/>
-        <w:rPr>
-          <w:rFonts w:ascii="Times New Roman" w:hAnsi="Times New Roman" w:eastAsia="Times New Roman" w:cs="Times New Roman"/>
-          <w:noProof w:val="0"/>
-          <w:sz w:val="20"/>
-          <w:szCs w:val="20"/>
-          <w:lang w:val="en-US"/>
-        </w:rPr>
-      </w:pPr>
-      <w:r>
-        <w:rPr>
-          <w:rFonts w:ascii="Times New Roman" w:hAnsi="Times New Roman" w:eastAsia="Times New Roman" w:cs="Times New Roman"/>
-          <w:noProof w:val="0"/>
-          <w:sz w:val="20"/>
-          <w:szCs w:val="20"/>
-          <w:lang w:val="en-US"/>
-        </w:rPr>
-        <w:t>A significant challenge is that learners lack visibility into how configuration changes affect gameplay in real time. The process can feel tedious and abstract, making it difficult for learners to form a clear mental model of cause-and-</w:t>
-      </w:r>
-      <w:r>
-        <w:rPr>
-          <w:rFonts w:ascii="Times New Roman" w:hAnsi="Times New Roman" w:eastAsia="Times New Roman" w:cs="Times New Roman"/>
-          <w:noProof w:val="0"/>
-          <w:sz w:val="20"/>
-          <w:szCs w:val="20"/>
-          <w:lang w:val="en-US"/>
-        </w:rPr>
-        <w:t>effects</w:t>
-      </w:r>
-      <w:r>
-        <w:rPr>
-          <w:rFonts w:ascii="Times New Roman" w:hAnsi="Times New Roman" w:eastAsia="Times New Roman" w:cs="Times New Roman"/>
-          <w:noProof w:val="0"/>
-          <w:sz w:val="20"/>
-          <w:szCs w:val="20"/>
-          <w:lang w:val="en-US"/>
-        </w:rPr>
-        <w:t xml:space="preserve"> between code and output.</w:t>
-      </w:r>
-      <w:r>
-        <w:rPr>
-          <w:rFonts w:ascii="Times New Roman" w:hAnsi="Times New Roman" w:eastAsia="Times New Roman" w:cs="Times New Roman"/>
-          <w:noProof w:val="0"/>
-          <w:sz w:val="20"/>
-          <w:szCs w:val="20"/>
-          <w:lang w:val="en-US"/>
-        </w:rPr>
-        <w:t xml:space="preserve">  This can lead to delay in finding errors and lack of motivation in tedious constructs.</w:t>
-      </w:r>
-    </w:p>
-    <w:p>
-      <w:pPr>
-        <w:spacing w:before="240" w:beforeAutospacing="off" w:after="240" w:afterAutospacing="off"/>
-      </w:pPr>
-      <w:r>
-        <w:rPr>
-          <w:rFonts w:ascii="Times New Roman" w:hAnsi="Times New Roman" w:eastAsia="Times New Roman" w:cs="Times New Roman"/>
-          <w:b w:val="1"/>
-          <w:bCs w:val="1"/>
-          <w:noProof w:val="0"/>
-          <w:sz w:val="24"/>
-          <w:szCs w:val="24"/>
-          <w:lang w:val="en-US"/>
-        </w:rPr>
-        <w:t>Addressing the Challenge</w:t>
-      </w:r>
-    </w:p>
-    <w:p>
-      <w:pPr>
-        <w:spacing w:before="240" w:beforeAutospacing="off" w:after="240" w:afterAutospacing="off"/>
-        <w:rPr>
-          <w:rFonts w:ascii="Times New Roman" w:hAnsi="Times New Roman" w:eastAsia="Times New Roman" w:cs="Times New Roman"/>
-          <w:noProof w:val="0"/>
-          <w:sz w:val="20"/>
-          <w:szCs w:val="20"/>
-          <w:lang w:val="en-US"/>
-        </w:rPr>
-      </w:pPr>
-      <w:r>
-        <w:rPr>
-          <w:rFonts w:ascii="Times New Roman" w:hAnsi="Times New Roman" w:eastAsia="Times New Roman" w:cs="Times New Roman"/>
-          <w:noProof w:val="0"/>
-          <w:sz w:val="20"/>
-          <w:szCs w:val="20"/>
-          <w:lang w:val="en-US"/>
-        </w:rPr>
-        <w:t xml:space="preserve">This challenge could be addressed by adding more frequent </w:t>
-      </w:r>
-      <w:r>
-        <w:rPr>
-          <w:rFonts w:ascii="Times New Roman" w:hAnsi="Times New Roman" w:eastAsia="Times New Roman" w:cs="Times New Roman"/>
-          <w:noProof w:val="0"/>
-          <w:sz w:val="20"/>
-          <w:szCs w:val="20"/>
-          <w:lang w:val="en-US"/>
-        </w:rPr>
-        <w:t>previews</w:t>
-      </w:r>
-      <w:r>
-        <w:rPr>
-          <w:rFonts w:ascii="Times New Roman" w:hAnsi="Times New Roman" w:eastAsia="Times New Roman" w:cs="Times New Roman"/>
-          <w:noProof w:val="0"/>
-          <w:sz w:val="20"/>
-          <w:szCs w:val="20"/>
-          <w:lang w:val="en-US"/>
-        </w:rPr>
-        <w:t xml:space="preserve"> and visualization steps. However, this increases tooling complexity and still does not fully resolve the lack of immediate, meaningful feedback during early learning stages.</w:t>
-      </w:r>
-    </w:p>
-    <w:p>
-      <w:pPr>
-        <w:spacing w:before="0" w:beforeAutospacing="off" w:after="0" w:afterAutospacing="off"/>
-      </w:pPr>
-    </w:p>
-    <w:p>
-      <w:pPr>
-        <w:pStyle w:val="Heading3"/>
-        <w:spacing w:before="281" w:beforeAutospacing="off" w:after="281" w:afterAutospacing="off"/>
-        <w:rPr>
-          <w:rFonts w:ascii="Times New Roman" w:hAnsi="Times New Roman" w:eastAsia="Times New Roman" w:cs="Times New Roman"/>
-          <w:b w:val="1"/>
-          <w:bCs w:val="1"/>
-          <w:noProof w:val="0"/>
-          <w:sz w:val="24"/>
-          <w:szCs w:val="24"/>
-          <w:lang w:val="en-US"/>
-        </w:rPr>
-      </w:pPr>
-      <w:bookmarkStart w:name="_Toc2103028743" w:id="1964743633"/>
-      <w:r>
-        <w:rPr>
-          <w:rFonts w:ascii="Times New Roman" w:hAnsi="Times New Roman" w:eastAsia="Times New Roman" w:cs="Times New Roman"/>
-          <w:b w:val="1"/>
-          <w:bCs w:val="1"/>
-          <w:noProof w:val="0"/>
-          <w:sz w:val="24"/>
-          <w:szCs w:val="24"/>
-          <w:lang w:val="en-US"/>
-        </w:rPr>
-        <w:t xml:space="preserve">Potential Solution 3: </w:t>
-      </w:r>
-      <w:r>
-        <w:rPr>
-          <w:rFonts w:ascii="Times New Roman" w:hAnsi="Times New Roman" w:eastAsia="Times New Roman" w:cs="Times New Roman"/>
-          <w:b w:val="1"/>
-          <w:bCs w:val="1"/>
-          <w:noProof w:val="0"/>
-          <w:sz w:val="24"/>
-          <w:szCs w:val="24"/>
-          <w:lang w:val="en-US"/>
-        </w:rPr>
-        <w:t>GameBuilder</w:t>
-      </w:r>
-      <w:r>
-        <w:rPr>
-          <w:rFonts w:ascii="Times New Roman" w:hAnsi="Times New Roman" w:eastAsia="Times New Roman" w:cs="Times New Roman"/>
-          <w:b w:val="1"/>
-          <w:bCs w:val="1"/>
-          <w:noProof w:val="0"/>
-          <w:sz w:val="24"/>
-          <w:szCs w:val="24"/>
-          <w:lang w:val="en-US"/>
-        </w:rPr>
-        <w:t xml:space="preserve"> and </w:t>
-      </w:r>
-      <w:r>
-        <w:rPr>
-          <w:rFonts w:ascii="Times New Roman" w:hAnsi="Times New Roman" w:eastAsia="Times New Roman" w:cs="Times New Roman"/>
-          <w:b w:val="1"/>
-          <w:bCs w:val="1"/>
-          <w:noProof w:val="0"/>
-          <w:sz w:val="24"/>
-          <w:szCs w:val="24"/>
-          <w:lang w:val="en-US"/>
-        </w:rPr>
-        <w:t>GameRunner</w:t>
-      </w:r>
-      <w:r>
-        <w:rPr>
-          <w:rFonts w:ascii="Times New Roman" w:hAnsi="Times New Roman" w:eastAsia="Times New Roman" w:cs="Times New Roman"/>
-          <w:b w:val="1"/>
-          <w:bCs w:val="1"/>
-          <w:noProof w:val="0"/>
-          <w:sz w:val="24"/>
-          <w:szCs w:val="24"/>
-          <w:lang w:val="en-US"/>
-        </w:rPr>
-        <w:t xml:space="preserve"> Tool-Based Scaffolding</w:t>
-      </w:r>
-      <w:bookmarkEnd w:id="1964743633"/>
-    </w:p>
-    <w:p>
-      <w:pPr>
-        <w:pStyle w:val="Normal"/>
-        <w:spacing w:before="240" w:beforeAutospacing="off" w:after="240" w:afterAutospacing="off"/>
-        <w:rPr>
-          <w:rFonts w:ascii="Times New Roman" w:hAnsi="Times New Roman" w:eastAsia="Times New Roman" w:cs="Times New Roman"/>
-          <w:noProof w:val="0"/>
-          <w:sz w:val="20"/>
-          <w:szCs w:val="20"/>
-          <w:lang w:val="en-US"/>
-        </w:rPr>
-      </w:pPr>
-      <w:r>
-        <w:rPr>
-          <w:rFonts w:ascii="Times New Roman" w:hAnsi="Times New Roman" w:eastAsia="Times New Roman" w:cs="Times New Roman"/>
-          <w:noProof w:val="0"/>
-          <w:sz w:val="20"/>
-          <w:szCs w:val="20"/>
-          <w:lang w:val="en-US"/>
-        </w:rPr>
-        <w:t xml:space="preserve">The third potential solution proposes the use of two complementary tools: a </w:t>
-      </w:r>
-      <w:r>
-        <w:rPr>
-          <w:rFonts w:ascii="Times New Roman" w:hAnsi="Times New Roman" w:eastAsia="Times New Roman" w:cs="Times New Roman"/>
-          <w:i w:val="1"/>
-          <w:iCs w:val="1"/>
-          <w:noProof w:val="0"/>
-          <w:sz w:val="20"/>
-          <w:szCs w:val="20"/>
-          <w:lang w:val="en-US"/>
-        </w:rPr>
-        <w:t>GameBuilder</w:t>
-      </w:r>
-      <w:r>
-        <w:rPr>
-          <w:rFonts w:ascii="Times New Roman" w:hAnsi="Times New Roman" w:eastAsia="Times New Roman" w:cs="Times New Roman"/>
-          <w:noProof w:val="0"/>
-          <w:sz w:val="20"/>
-          <w:szCs w:val="20"/>
-          <w:lang w:val="en-US"/>
-        </w:rPr>
-        <w:t xml:space="preserve"> and a </w:t>
-      </w:r>
-      <w:r>
-        <w:rPr>
-          <w:rFonts w:ascii="Times New Roman" w:hAnsi="Times New Roman" w:eastAsia="Times New Roman" w:cs="Times New Roman"/>
-          <w:i w:val="1"/>
-          <w:iCs w:val="1"/>
-          <w:noProof w:val="0"/>
-          <w:sz w:val="20"/>
-          <w:szCs w:val="20"/>
-          <w:lang w:val="en-US"/>
-        </w:rPr>
-        <w:t>GameRunner</w:t>
-      </w:r>
-      <w:r>
-        <w:rPr>
-          <w:rFonts w:ascii="Times New Roman" w:hAnsi="Times New Roman" w:eastAsia="Times New Roman" w:cs="Times New Roman"/>
-          <w:noProof w:val="0"/>
-          <w:sz w:val="20"/>
-          <w:szCs w:val="20"/>
-          <w:lang w:val="en-US"/>
-        </w:rPr>
-        <w:t>.</w:t>
-      </w:r>
-      <w:r>
-        <w:rPr>
-          <w:rFonts w:ascii="Times New Roman" w:hAnsi="Times New Roman" w:eastAsia="Times New Roman" w:cs="Times New Roman"/>
-          <w:noProof w:val="0"/>
-          <w:sz w:val="20"/>
-          <w:szCs w:val="20"/>
-          <w:lang w:val="en-US"/>
-        </w:rPr>
-        <w:t xml:space="preserve"> The </w:t>
-      </w:r>
-      <w:r>
-        <w:rPr>
-          <w:rFonts w:ascii="Times New Roman" w:hAnsi="Times New Roman" w:eastAsia="Times New Roman" w:cs="Times New Roman"/>
-          <w:noProof w:val="0"/>
-          <w:sz w:val="20"/>
-          <w:szCs w:val="20"/>
-          <w:lang w:val="en-US"/>
-        </w:rPr>
-        <w:t>GameBuilder</w:t>
-      </w:r>
-      <w:r>
-        <w:rPr>
-          <w:rFonts w:ascii="Times New Roman" w:hAnsi="Times New Roman" w:eastAsia="Times New Roman" w:cs="Times New Roman"/>
-          <w:noProof w:val="0"/>
-          <w:sz w:val="20"/>
-          <w:szCs w:val="20"/>
-          <w:lang w:val="en-US"/>
-        </w:rPr>
-        <w:t xml:space="preserve"> </w:t>
-      </w:r>
-      <w:r>
-        <w:rPr>
-          <w:rFonts w:ascii="Times New Roman" w:hAnsi="Times New Roman" w:eastAsia="Times New Roman" w:cs="Times New Roman"/>
-          <w:noProof w:val="0"/>
-          <w:sz w:val="20"/>
-          <w:szCs w:val="20"/>
-          <w:lang w:val="en-US"/>
-        </w:rPr>
-        <w:t xml:space="preserve">visually </w:t>
-      </w:r>
-      <w:r>
-        <w:rPr>
-          <w:rFonts w:ascii="Times New Roman" w:hAnsi="Times New Roman" w:eastAsia="Times New Roman" w:cs="Times New Roman"/>
-          <w:noProof w:val="0"/>
-          <w:sz w:val="20"/>
-          <w:szCs w:val="20"/>
-          <w:lang w:val="en-US"/>
-        </w:rPr>
-        <w:t>demonstrates</w:t>
-      </w:r>
-      <w:r>
-        <w:rPr>
-          <w:rFonts w:ascii="Times New Roman" w:hAnsi="Times New Roman" w:eastAsia="Times New Roman" w:cs="Times New Roman"/>
-          <w:noProof w:val="0"/>
-          <w:sz w:val="20"/>
-          <w:szCs w:val="20"/>
-          <w:lang w:val="en-US"/>
-        </w:rPr>
-        <w:t xml:space="preserve"> game capabilities and automatically generates the underlying JavaScript </w:t>
-      </w:r>
-      <w:r>
-        <w:rPr>
-          <w:rFonts w:ascii="Times New Roman" w:hAnsi="Times New Roman" w:eastAsia="Times New Roman" w:cs="Times New Roman"/>
-          <w:noProof w:val="0"/>
-          <w:sz w:val="20"/>
-          <w:szCs w:val="20"/>
-          <w:lang w:val="en-US"/>
-        </w:rPr>
-        <w:t xml:space="preserve">for </w:t>
-      </w:r>
-      <w:r>
-        <w:rPr>
-          <w:rFonts w:ascii="Times New Roman" w:hAnsi="Times New Roman" w:eastAsia="Times New Roman" w:cs="Times New Roman"/>
-          <w:noProof w:val="0"/>
-          <w:sz w:val="20"/>
-          <w:szCs w:val="20"/>
-          <w:lang w:val="en-US"/>
-        </w:rPr>
-        <w:t xml:space="preserve">literal objects required by the game engine. The </w:t>
-      </w:r>
-      <w:r>
-        <w:rPr>
-          <w:rFonts w:ascii="Times New Roman" w:hAnsi="Times New Roman" w:eastAsia="Times New Roman" w:cs="Times New Roman"/>
-          <w:noProof w:val="0"/>
-          <w:sz w:val="20"/>
-          <w:szCs w:val="20"/>
-          <w:lang w:val="en-US"/>
-        </w:rPr>
-        <w:t>GameRunner</w:t>
-      </w:r>
-      <w:r>
-        <w:rPr>
-          <w:rFonts w:ascii="Times New Roman" w:hAnsi="Times New Roman" w:eastAsia="Times New Roman" w:cs="Times New Roman"/>
-          <w:noProof w:val="0"/>
-          <w:sz w:val="20"/>
-          <w:szCs w:val="20"/>
-          <w:lang w:val="en-US"/>
-        </w:rPr>
-        <w:t xml:space="preserve"> allows learners to run the game </w:t>
-      </w:r>
-      <w:r>
-        <w:rPr>
-          <w:rFonts w:ascii="Times New Roman" w:hAnsi="Times New Roman" w:eastAsia="Times New Roman" w:cs="Times New Roman"/>
-          <w:noProof w:val="0"/>
-          <w:sz w:val="20"/>
-          <w:szCs w:val="20"/>
-          <w:lang w:val="en-US"/>
-        </w:rPr>
-        <w:t>immediately</w:t>
-      </w:r>
-      <w:r>
-        <w:rPr>
-          <w:rFonts w:ascii="Times New Roman" w:hAnsi="Times New Roman" w:eastAsia="Times New Roman" w:cs="Times New Roman"/>
-          <w:noProof w:val="0"/>
-          <w:sz w:val="20"/>
-          <w:szCs w:val="20"/>
-          <w:lang w:val="en-US"/>
-        </w:rPr>
-        <w:t xml:space="preserve"> and make simple, high-impact customizations such as swapping assets, adjusting positions, and </w:t>
-      </w:r>
-      <w:r>
-        <w:rPr>
-          <w:rFonts w:ascii="Times New Roman" w:hAnsi="Times New Roman" w:eastAsia="Times New Roman" w:cs="Times New Roman"/>
-          <w:noProof w:val="0"/>
-          <w:sz w:val="20"/>
-          <w:szCs w:val="20"/>
-          <w:lang w:val="en-US"/>
-        </w:rPr>
-        <w:t>modifying</w:t>
-      </w:r>
-      <w:r>
-        <w:rPr>
-          <w:rFonts w:ascii="Times New Roman" w:hAnsi="Times New Roman" w:eastAsia="Times New Roman" w:cs="Times New Roman"/>
-          <w:noProof w:val="0"/>
-          <w:sz w:val="20"/>
-          <w:szCs w:val="20"/>
-          <w:lang w:val="en-US"/>
-        </w:rPr>
-        <w:t xml:space="preserve"> player-to-NPC dialogue using structured code templates.</w:t>
-      </w:r>
-    </w:p>
-    <w:p>
-      <w:pPr>
-        <w:spacing w:before="240" w:beforeAutospacing="off" w:after="240" w:afterAutospacing="off"/>
-        <w:rPr>
-          <w:rFonts w:ascii="Times New Roman" w:hAnsi="Times New Roman" w:eastAsia="Times New Roman" w:cs="Times New Roman"/>
-          <w:noProof w:val="0"/>
-          <w:sz w:val="20"/>
-          <w:szCs w:val="20"/>
-          <w:lang w:val="en-US"/>
-        </w:rPr>
-      </w:pPr>
-      <w:r>
-        <w:rPr>
-          <w:rFonts w:ascii="Times New Roman" w:hAnsi="Times New Roman" w:eastAsia="Times New Roman" w:cs="Times New Roman"/>
-          <w:noProof w:val="0"/>
-          <w:sz w:val="20"/>
-          <w:szCs w:val="20"/>
-          <w:lang w:val="en-US"/>
-        </w:rPr>
-        <w:t xml:space="preserve">This solution is designed to provide a soft entry into game development while preserving a clear pathway to deeper customization and abstraction. Learners begin with observable, functional outcomes and gradually transition into understanding and </w:t>
-      </w:r>
-      <w:r>
-        <w:rPr>
-          <w:rFonts w:ascii="Times New Roman" w:hAnsi="Times New Roman" w:eastAsia="Times New Roman" w:cs="Times New Roman"/>
-          <w:noProof w:val="0"/>
-          <w:sz w:val="20"/>
-          <w:szCs w:val="20"/>
-          <w:lang w:val="en-US"/>
-        </w:rPr>
-        <w:t>modifying</w:t>
-      </w:r>
-      <w:r>
-        <w:rPr>
-          <w:rFonts w:ascii="Times New Roman" w:hAnsi="Times New Roman" w:eastAsia="Times New Roman" w:cs="Times New Roman"/>
-          <w:noProof w:val="0"/>
-          <w:sz w:val="20"/>
-          <w:szCs w:val="20"/>
-          <w:lang w:val="en-US"/>
-        </w:rPr>
-        <w:t xml:space="preserve"> the supporting code.</w:t>
-      </w:r>
-    </w:p>
-    <w:p>
-      <w:pPr>
-        <w:spacing w:before="240" w:beforeAutospacing="off" w:after="240" w:afterAutospacing="off"/>
-      </w:pPr>
-      <w:r>
-        <w:rPr>
-          <w:rFonts w:ascii="Times New Roman" w:hAnsi="Times New Roman" w:eastAsia="Times New Roman" w:cs="Times New Roman"/>
-          <w:b w:val="1"/>
-          <w:bCs w:val="1"/>
-          <w:noProof w:val="0"/>
-          <w:sz w:val="24"/>
-          <w:szCs w:val="24"/>
-          <w:lang w:val="en-US"/>
-        </w:rPr>
-        <w:t>Learning Technology Tools</w:t>
-      </w:r>
-    </w:p>
-    <w:p>
-      <w:pPr>
-        <w:spacing w:before="240" w:beforeAutospacing="off" w:after="240" w:afterAutospacing="off"/>
-        <w:rPr>
-          <w:rFonts w:ascii="Times New Roman" w:hAnsi="Times New Roman" w:eastAsia="Times New Roman" w:cs="Times New Roman"/>
-          <w:noProof w:val="0"/>
-          <w:sz w:val="20"/>
-          <w:szCs w:val="20"/>
-          <w:lang w:val="en-US"/>
-        </w:rPr>
-      </w:pPr>
-      <w:r>
-        <w:rPr>
-          <w:rFonts w:ascii="Times New Roman" w:hAnsi="Times New Roman" w:eastAsia="Times New Roman" w:cs="Times New Roman"/>
-          <w:noProof w:val="0"/>
-          <w:sz w:val="20"/>
-          <w:szCs w:val="20"/>
-          <w:lang w:val="en-US"/>
-        </w:rPr>
-        <w:t xml:space="preserve">This solution would be supported by a web-based </w:t>
-      </w:r>
-      <w:r>
-        <w:rPr>
-          <w:rFonts w:ascii="Times New Roman" w:hAnsi="Times New Roman" w:eastAsia="Times New Roman" w:cs="Times New Roman"/>
-          <w:noProof w:val="0"/>
-          <w:sz w:val="20"/>
-          <w:szCs w:val="20"/>
-          <w:lang w:val="en-US"/>
-        </w:rPr>
-        <w:t>GameBuilder</w:t>
-      </w:r>
-      <w:r>
-        <w:rPr>
-          <w:rFonts w:ascii="Times New Roman" w:hAnsi="Times New Roman" w:eastAsia="Times New Roman" w:cs="Times New Roman"/>
-          <w:noProof w:val="0"/>
-          <w:sz w:val="20"/>
-          <w:szCs w:val="20"/>
-          <w:lang w:val="en-US"/>
-        </w:rPr>
-        <w:t xml:space="preserve"> interface, a </w:t>
-      </w:r>
-      <w:r>
-        <w:rPr>
-          <w:rFonts w:ascii="Times New Roman" w:hAnsi="Times New Roman" w:eastAsia="Times New Roman" w:cs="Times New Roman"/>
-          <w:noProof w:val="0"/>
-          <w:sz w:val="20"/>
-          <w:szCs w:val="20"/>
-          <w:lang w:val="en-US"/>
-        </w:rPr>
-        <w:t>GameRunner</w:t>
-      </w:r>
-      <w:r>
-        <w:rPr>
-          <w:rFonts w:ascii="Times New Roman" w:hAnsi="Times New Roman" w:eastAsia="Times New Roman" w:cs="Times New Roman"/>
-          <w:noProof w:val="0"/>
-          <w:sz w:val="20"/>
-          <w:szCs w:val="20"/>
-          <w:lang w:val="en-US"/>
-        </w:rPr>
-        <w:t xml:space="preserve"> execution environment, template-driven code editors, and asset libraries. The tools would integrate visual controls with underlying JavaScript representations, allowing learners to toggle between visual configuration and code-level inspection.</w:t>
-      </w:r>
-    </w:p>
-    <w:p>
-      <w:pPr>
-        <w:spacing w:before="240" w:beforeAutospacing="off" w:after="240" w:afterAutospacing="off"/>
-        <w:rPr>
-          <w:rFonts w:ascii="Times New Roman" w:hAnsi="Times New Roman" w:eastAsia="Times New Roman" w:cs="Times New Roman"/>
-          <w:noProof w:val="0"/>
-          <w:sz w:val="20"/>
-          <w:szCs w:val="20"/>
-          <w:lang w:val="en-US"/>
-        </w:rPr>
-      </w:pPr>
-      <w:r>
-        <w:rPr>
-          <w:rFonts w:ascii="Times New Roman" w:hAnsi="Times New Roman" w:eastAsia="Times New Roman" w:cs="Times New Roman"/>
-          <w:noProof w:val="0"/>
-          <w:sz w:val="20"/>
-          <w:szCs w:val="20"/>
-          <w:lang w:val="en-US"/>
-        </w:rPr>
-        <w:t>Version control and guided checkpoints would be incorporated to support incremental progress.</w:t>
-      </w:r>
-    </w:p>
-    <w:p>
-      <w:pPr>
-        <w:spacing w:before="240" w:beforeAutospacing="off" w:after="240" w:afterAutospacing="off"/>
-      </w:pPr>
-      <w:r>
-        <w:rPr>
-          <w:rFonts w:ascii="Times New Roman" w:hAnsi="Times New Roman" w:eastAsia="Times New Roman" w:cs="Times New Roman"/>
-          <w:b w:val="1"/>
-          <w:bCs w:val="1"/>
-          <w:noProof w:val="0"/>
-          <w:sz w:val="24"/>
-          <w:szCs w:val="24"/>
-          <w:lang w:val="en-US"/>
-        </w:rPr>
-        <w:t>Advantage</w:t>
-      </w:r>
-    </w:p>
-    <w:p>
-      <w:pPr>
-        <w:spacing w:before="240" w:beforeAutospacing="off" w:after="240" w:afterAutospacing="off"/>
-        <w:rPr>
-          <w:rFonts w:ascii="Times New Roman" w:hAnsi="Times New Roman" w:eastAsia="Times New Roman" w:cs="Times New Roman"/>
-          <w:noProof w:val="0"/>
-          <w:sz w:val="20"/>
-          <w:szCs w:val="20"/>
-          <w:lang w:val="en-US"/>
-        </w:rPr>
-      </w:pPr>
-      <w:r>
-        <w:rPr>
-          <w:rFonts w:ascii="Times New Roman" w:hAnsi="Times New Roman" w:eastAsia="Times New Roman" w:cs="Times New Roman"/>
-          <w:noProof w:val="0"/>
-          <w:sz w:val="20"/>
-          <w:szCs w:val="20"/>
-          <w:lang w:val="en-US"/>
-        </w:rPr>
-        <w:t>The primary advantage of this solution is its alignment with cognitive load theory. By externalizing complex setup tasks and emphasizing immediate, visible outcomes, learners can focus attention on understanding relationships between components rather than managing syntactic and structural complexity. This supports schema formation, confidence, and sustained engagement.</w:t>
-      </w:r>
-    </w:p>
-    <w:p>
-      <w:pPr>
-        <w:spacing w:before="240" w:beforeAutospacing="off" w:after="240" w:afterAutospacing="off"/>
-      </w:pPr>
-      <w:r>
-        <w:rPr>
-          <w:rFonts w:ascii="Times New Roman" w:hAnsi="Times New Roman" w:eastAsia="Times New Roman" w:cs="Times New Roman"/>
-          <w:b w:val="1"/>
-          <w:bCs w:val="1"/>
-          <w:noProof w:val="0"/>
-          <w:sz w:val="24"/>
-          <w:szCs w:val="24"/>
-          <w:lang w:val="en-US"/>
-        </w:rPr>
-        <w:t>Challenge</w:t>
-      </w:r>
-    </w:p>
-    <w:p>
-      <w:pPr>
-        <w:spacing w:before="240" w:beforeAutospacing="off" w:after="240" w:afterAutospacing="off"/>
-        <w:rPr>
-          <w:rFonts w:ascii="Times New Roman" w:hAnsi="Times New Roman" w:eastAsia="Times New Roman" w:cs="Times New Roman"/>
-          <w:noProof w:val="0"/>
-          <w:sz w:val="20"/>
-          <w:szCs w:val="20"/>
-          <w:lang w:val="en-US"/>
-        </w:rPr>
-      </w:pPr>
-      <w:r>
-        <w:rPr>
-          <w:rFonts w:ascii="Times New Roman" w:hAnsi="Times New Roman" w:eastAsia="Times New Roman" w:cs="Times New Roman"/>
-          <w:noProof w:val="0"/>
-          <w:sz w:val="20"/>
-          <w:szCs w:val="20"/>
-          <w:lang w:val="en-US"/>
-        </w:rPr>
-        <w:t xml:space="preserve">A potential challenge is the upfront development and maintenance effort </w:t>
-      </w:r>
-      <w:r>
-        <w:rPr>
-          <w:rFonts w:ascii="Times New Roman" w:hAnsi="Times New Roman" w:eastAsia="Times New Roman" w:cs="Times New Roman"/>
-          <w:noProof w:val="0"/>
-          <w:sz w:val="20"/>
-          <w:szCs w:val="20"/>
-          <w:lang w:val="en-US"/>
-        </w:rPr>
-        <w:t>required</w:t>
-      </w:r>
-      <w:r>
-        <w:rPr>
-          <w:rFonts w:ascii="Times New Roman" w:hAnsi="Times New Roman" w:eastAsia="Times New Roman" w:cs="Times New Roman"/>
-          <w:noProof w:val="0"/>
-          <w:sz w:val="20"/>
-          <w:szCs w:val="20"/>
-          <w:lang w:val="en-US"/>
-        </w:rPr>
-        <w:t xml:space="preserve"> to design and support the </w:t>
-      </w:r>
-      <w:r>
-        <w:rPr>
-          <w:rFonts w:ascii="Times New Roman" w:hAnsi="Times New Roman" w:eastAsia="Times New Roman" w:cs="Times New Roman"/>
-          <w:noProof w:val="0"/>
-          <w:sz w:val="20"/>
-          <w:szCs w:val="20"/>
-          <w:lang w:val="en-US"/>
-        </w:rPr>
-        <w:t>GameBuilder</w:t>
-      </w:r>
-      <w:r>
-        <w:rPr>
-          <w:rFonts w:ascii="Times New Roman" w:hAnsi="Times New Roman" w:eastAsia="Times New Roman" w:cs="Times New Roman"/>
-          <w:noProof w:val="0"/>
-          <w:sz w:val="20"/>
-          <w:szCs w:val="20"/>
-          <w:lang w:val="en-US"/>
-        </w:rPr>
-        <w:t xml:space="preserve"> and </w:t>
-      </w:r>
-      <w:r>
-        <w:rPr>
-          <w:rFonts w:ascii="Times New Roman" w:hAnsi="Times New Roman" w:eastAsia="Times New Roman" w:cs="Times New Roman"/>
-          <w:noProof w:val="0"/>
-          <w:sz w:val="20"/>
-          <w:szCs w:val="20"/>
-          <w:lang w:val="en-US"/>
-        </w:rPr>
-        <w:t>GameRunner</w:t>
-      </w:r>
-      <w:r>
-        <w:rPr>
-          <w:rFonts w:ascii="Times New Roman" w:hAnsi="Times New Roman" w:eastAsia="Times New Roman" w:cs="Times New Roman"/>
-          <w:noProof w:val="0"/>
-          <w:sz w:val="20"/>
-          <w:szCs w:val="20"/>
-          <w:lang w:val="en-US"/>
-        </w:rPr>
-        <w:t xml:space="preserve"> tools. Ensuring tool reliability and alignment with instructional goals may require iterative refinement.</w:t>
-      </w:r>
-    </w:p>
-    <w:p>
-      <w:pPr>
-        <w:spacing w:before="240" w:beforeAutospacing="off" w:after="240" w:afterAutospacing="off"/>
-      </w:pPr>
-      <w:r>
-        <w:rPr>
-          <w:rFonts w:ascii="Times New Roman" w:hAnsi="Times New Roman" w:eastAsia="Times New Roman" w:cs="Times New Roman"/>
-          <w:b w:val="1"/>
-          <w:bCs w:val="1"/>
-          <w:noProof w:val="0"/>
-          <w:sz w:val="24"/>
-          <w:szCs w:val="24"/>
-          <w:lang w:val="en-US"/>
-        </w:rPr>
-        <w:t>Addressing the Challenge</w:t>
-      </w:r>
-    </w:p>
-    <w:p>
-      <w:pPr>
-        <w:spacing w:before="240" w:beforeAutospacing="off" w:after="240" w:afterAutospacing="off"/>
-        <w:rPr>
-          <w:rFonts w:ascii="Times New Roman" w:hAnsi="Times New Roman" w:eastAsia="Times New Roman" w:cs="Times New Roman"/>
-          <w:noProof w:val="0"/>
-          <w:sz w:val="20"/>
-          <w:szCs w:val="20"/>
-          <w:lang w:val="en-US"/>
-        </w:rPr>
-      </w:pPr>
-      <w:r>
-        <w:rPr>
-          <w:rFonts w:ascii="Times New Roman" w:hAnsi="Times New Roman" w:eastAsia="Times New Roman" w:cs="Times New Roman"/>
-          <w:noProof w:val="0"/>
-          <w:sz w:val="20"/>
-          <w:szCs w:val="20"/>
-          <w:lang w:val="en-US"/>
-        </w:rPr>
-        <w:t xml:space="preserve">To address this challenge, development would follow an iterative, </w:t>
-      </w:r>
-      <w:r>
-        <w:rPr>
-          <w:rFonts w:ascii="Times New Roman" w:hAnsi="Times New Roman" w:eastAsia="Times New Roman" w:cs="Times New Roman"/>
-          <w:noProof w:val="0"/>
-          <w:sz w:val="20"/>
-          <w:szCs w:val="20"/>
-          <w:lang w:val="en-US"/>
-        </w:rPr>
-        <w:t>minimum</w:t>
-      </w:r>
-      <w:r>
-        <w:rPr>
-          <w:rFonts w:ascii="Times New Roman" w:hAnsi="Times New Roman" w:eastAsia="Times New Roman" w:cs="Times New Roman"/>
-          <w:noProof w:val="0"/>
-          <w:sz w:val="20"/>
-          <w:szCs w:val="20"/>
-          <w:lang w:val="en-US"/>
-        </w:rPr>
-        <w:t xml:space="preserve"> </w:t>
-      </w:r>
-      <w:r>
-        <w:rPr>
-          <w:rFonts w:ascii="Times New Roman" w:hAnsi="Times New Roman" w:eastAsia="Times New Roman" w:cs="Times New Roman"/>
-          <w:noProof w:val="0"/>
-          <w:sz w:val="20"/>
-          <w:szCs w:val="20"/>
-          <w:lang w:val="en-US"/>
-        </w:rPr>
-        <w:t>viable</w:t>
-      </w:r>
-      <w:r>
-        <w:rPr>
-          <w:rFonts w:ascii="Times New Roman" w:hAnsi="Times New Roman" w:eastAsia="Times New Roman" w:cs="Times New Roman"/>
-          <w:noProof w:val="0"/>
-          <w:sz w:val="20"/>
-          <w:szCs w:val="20"/>
-          <w:lang w:val="en-US"/>
-        </w:rPr>
-        <w:t xml:space="preserve"> product (MVP) approach. Early prototypes would focus on core functionality, with learner feedback guiding incremental improvements. Clear documentation and modular tool design would reduce long-term maintenance complexity.</w:t>
-      </w:r>
-    </w:p>
-    <w:p>
-      <w:pPr>
-        <w:spacing w:before="0" w:beforeAutospacing="off" w:after="0" w:afterAutospacing="off"/>
-      </w:pPr>
-    </w:p>
-    <w:p>
-      <w:pPr>
-        <w:pStyle w:val="Normal"/>
-        <w:rPr>
-          <w:rFonts w:ascii="Times New Roman" w:hAnsi="Times New Roman" w:eastAsia="Times New Roman" w:cs="Times New Roman"/>
-          <w:b w:val="1"/>
-          <w:bCs w:val="1"/>
-          <w:noProof w:val="0"/>
-          <w:sz w:val="24"/>
-          <w:szCs w:val="24"/>
-          <w:lang w:val="en-US"/>
-        </w:rPr>
-      </w:pPr>
-    </w:p>
-    <w:p>
-      <w:r>
-        <w:br w:type="page"/>
-      </w:r>
-    </w:p>
-    <w:p>
-      <w:pPr>
-        <w:pStyle w:val="Normal"/>
-        <w:rPr>
-          <w:rFonts w:ascii="Times New Roman" w:hAnsi="Times New Roman" w:eastAsia="Times New Roman" w:cs="Times New Roman"/>
-          <w:b w:val="1"/>
-          <w:bCs w:val="1"/>
-          <w:noProof w:val="0"/>
-          <w:sz w:val="24"/>
-          <w:szCs w:val="24"/>
-          <w:lang w:val="en-US"/>
-        </w:rPr>
-      </w:pPr>
-      <w:r>
-        <w:rPr>
-          <w:rFonts w:ascii="Times New Roman" w:hAnsi="Times New Roman" w:eastAsia="Times New Roman" w:cs="Times New Roman"/>
-          <w:b w:val="1"/>
-          <w:bCs w:val="1"/>
-          <w:noProof w:val="0"/>
-          <w:sz w:val="24"/>
-          <w:szCs w:val="24"/>
-          <w:lang w:val="en-US"/>
-        </w:rPr>
-        <w:t>Selected E-Learning Solution</w:t>
-      </w:r>
-      <w:r>
-        <w:rPr>
-          <w:rFonts w:ascii="Times New Roman" w:hAnsi="Times New Roman" w:eastAsia="Times New Roman" w:cs="Times New Roman"/>
-          <w:b w:val="1"/>
-          <w:bCs w:val="1"/>
-          <w:noProof w:val="0"/>
-          <w:sz w:val="24"/>
-          <w:szCs w:val="24"/>
-          <w:lang w:val="en-US"/>
-        </w:rPr>
-        <w:t xml:space="preserve"> (D301-T1-B4)</w:t>
-      </w:r>
-    </w:p>
-    <w:p>
-      <w:pPr>
-        <w:spacing w:before="240" w:beforeAutospacing="off" w:after="240" w:afterAutospacing="off"/>
-        <w:rPr>
-          <w:rFonts w:ascii="Times New Roman" w:hAnsi="Times New Roman" w:eastAsia="Times New Roman" w:cs="Times New Roman"/>
-          <w:noProof w:val="0"/>
-          <w:sz w:val="20"/>
-          <w:szCs w:val="20"/>
-          <w:lang w:val="en-US"/>
-        </w:rPr>
-      </w:pPr>
-      <w:r>
-        <w:rPr>
-          <w:rFonts w:ascii="Times New Roman" w:hAnsi="Times New Roman" w:eastAsia="Times New Roman" w:cs="Times New Roman"/>
-          <w:noProof w:val="0"/>
-          <w:sz w:val="20"/>
-          <w:szCs w:val="20"/>
-          <w:lang w:val="en-US"/>
-        </w:rPr>
-        <w:t xml:space="preserve">The selected solution for this project is </w:t>
-      </w:r>
-      <w:r>
-        <w:rPr>
-          <w:rFonts w:ascii="Times New Roman" w:hAnsi="Times New Roman" w:eastAsia="Times New Roman" w:cs="Times New Roman"/>
-          <w:b w:val="1"/>
-          <w:bCs w:val="1"/>
-          <w:noProof w:val="0"/>
-          <w:sz w:val="20"/>
-          <w:szCs w:val="20"/>
-          <w:lang w:val="en-US"/>
-        </w:rPr>
-        <w:t xml:space="preserve">Potential Solution 3: </w:t>
-      </w:r>
-      <w:r>
-        <w:rPr>
-          <w:rFonts w:ascii="Times New Roman" w:hAnsi="Times New Roman" w:eastAsia="Times New Roman" w:cs="Times New Roman"/>
-          <w:b w:val="1"/>
-          <w:bCs w:val="1"/>
-          <w:noProof w:val="0"/>
-          <w:sz w:val="20"/>
-          <w:szCs w:val="20"/>
-          <w:lang w:val="en-US"/>
-        </w:rPr>
-        <w:t>GameBuilder</w:t>
-      </w:r>
-      <w:r>
-        <w:rPr>
-          <w:rFonts w:ascii="Times New Roman" w:hAnsi="Times New Roman" w:eastAsia="Times New Roman" w:cs="Times New Roman"/>
-          <w:b w:val="1"/>
-          <w:bCs w:val="1"/>
-          <w:noProof w:val="0"/>
-          <w:sz w:val="20"/>
-          <w:szCs w:val="20"/>
-          <w:lang w:val="en-US"/>
-        </w:rPr>
-        <w:t xml:space="preserve"> and </w:t>
-      </w:r>
-      <w:r>
-        <w:rPr>
-          <w:rFonts w:ascii="Times New Roman" w:hAnsi="Times New Roman" w:eastAsia="Times New Roman" w:cs="Times New Roman"/>
-          <w:b w:val="1"/>
-          <w:bCs w:val="1"/>
-          <w:noProof w:val="0"/>
-          <w:sz w:val="20"/>
-          <w:szCs w:val="20"/>
-          <w:lang w:val="en-US"/>
-        </w:rPr>
-        <w:t>GameRunner</w:t>
-      </w:r>
-      <w:r>
-        <w:rPr>
-          <w:rFonts w:ascii="Times New Roman" w:hAnsi="Times New Roman" w:eastAsia="Times New Roman" w:cs="Times New Roman"/>
-          <w:b w:val="1"/>
-          <w:bCs w:val="1"/>
-          <w:noProof w:val="0"/>
-          <w:sz w:val="20"/>
-          <w:szCs w:val="20"/>
-          <w:lang w:val="en-US"/>
-        </w:rPr>
-        <w:t xml:space="preserve"> Tool-Based Scaffolding</w:t>
-      </w:r>
-      <w:r>
-        <w:rPr>
-          <w:rFonts w:ascii="Times New Roman" w:hAnsi="Times New Roman" w:eastAsia="Times New Roman" w:cs="Times New Roman"/>
-          <w:noProof w:val="0"/>
-          <w:sz w:val="20"/>
-          <w:szCs w:val="20"/>
-          <w:lang w:val="en-US"/>
-        </w:rPr>
-        <w:t>. This solution was chosen because it most effectively addresses the identified instructional problem by reducing extraneous cognitive load while preserving meaningful learner agency.</w:t>
-      </w:r>
-    </w:p>
-    <w:p>
-      <w:pPr>
-        <w:spacing w:before="240" w:beforeAutospacing="off" w:after="240" w:afterAutospacing="off"/>
-        <w:rPr>
-          <w:rFonts w:ascii="Times New Roman" w:hAnsi="Times New Roman" w:eastAsia="Times New Roman" w:cs="Times New Roman"/>
-          <w:noProof w:val="0"/>
-          <w:sz w:val="20"/>
-          <w:szCs w:val="20"/>
-          <w:lang w:val="en-US"/>
-        </w:rPr>
-      </w:pPr>
-      <w:r>
-        <w:rPr>
-          <w:rFonts w:ascii="Times New Roman" w:hAnsi="Times New Roman" w:eastAsia="Times New Roman" w:cs="Times New Roman"/>
-          <w:noProof w:val="0"/>
-          <w:sz w:val="20"/>
-          <w:szCs w:val="20"/>
-          <w:lang w:val="en-US"/>
-        </w:rPr>
-        <w:t xml:space="preserve">Compared to Solution 1, which emphasizes isolated object instruction, the </w:t>
-      </w:r>
-      <w:r>
-        <w:rPr>
-          <w:rFonts w:ascii="Times New Roman" w:hAnsi="Times New Roman" w:eastAsia="Times New Roman" w:cs="Times New Roman"/>
-          <w:noProof w:val="0"/>
-          <w:sz w:val="20"/>
-          <w:szCs w:val="20"/>
-          <w:lang w:val="en-US"/>
-        </w:rPr>
-        <w:t>GameBuilder</w:t>
-      </w:r>
-      <w:r>
-        <w:rPr>
-          <w:rFonts w:ascii="Times New Roman" w:hAnsi="Times New Roman" w:eastAsia="Times New Roman" w:cs="Times New Roman"/>
-          <w:noProof w:val="0"/>
-          <w:sz w:val="20"/>
-          <w:szCs w:val="20"/>
-          <w:lang w:val="en-US"/>
-        </w:rPr>
-        <w:t>/</w:t>
-      </w:r>
-      <w:r>
-        <w:rPr>
-          <w:rFonts w:ascii="Times New Roman" w:hAnsi="Times New Roman" w:eastAsia="Times New Roman" w:cs="Times New Roman"/>
-          <w:noProof w:val="0"/>
-          <w:sz w:val="20"/>
-          <w:szCs w:val="20"/>
-          <w:lang w:val="en-US"/>
-        </w:rPr>
-        <w:t>GameRunner</w:t>
-      </w:r>
-      <w:r>
-        <w:rPr>
-          <w:rFonts w:ascii="Times New Roman" w:hAnsi="Times New Roman" w:eastAsia="Times New Roman" w:cs="Times New Roman"/>
-          <w:noProof w:val="0"/>
-          <w:sz w:val="20"/>
-          <w:szCs w:val="20"/>
-          <w:lang w:val="en-US"/>
-        </w:rPr>
-        <w:t xml:space="preserve"> approach provides immediate functional context, helping learners understand how components interact within a complete system. Compared to Solution 2, which relies on abstract configuration through </w:t>
-      </w:r>
-      <w:r>
-        <w:rPr>
-          <w:rFonts w:ascii="Times New Roman" w:hAnsi="Times New Roman" w:eastAsia="Times New Roman" w:cs="Times New Roman"/>
-          <w:noProof w:val="0"/>
-          <w:sz w:val="20"/>
-          <w:szCs w:val="20"/>
-          <w:lang w:val="en-US"/>
-        </w:rPr>
-        <w:t>JavaScript</w:t>
-      </w:r>
-      <w:r>
-        <w:rPr>
-          <w:rFonts w:ascii="Times New Roman" w:hAnsi="Times New Roman" w:eastAsia="Times New Roman" w:cs="Times New Roman"/>
-          <w:noProof w:val="0"/>
-          <w:sz w:val="20"/>
-          <w:szCs w:val="20"/>
-          <w:lang w:val="en-US"/>
-        </w:rPr>
-        <w:t xml:space="preserve"> </w:t>
-      </w:r>
-      <w:r>
-        <w:rPr>
-          <w:rFonts w:ascii="Times New Roman" w:hAnsi="Times New Roman" w:eastAsia="Times New Roman" w:cs="Times New Roman"/>
-          <w:noProof w:val="0"/>
-          <w:sz w:val="20"/>
-          <w:szCs w:val="20"/>
-          <w:lang w:val="en-US"/>
-        </w:rPr>
-        <w:t xml:space="preserve">for </w:t>
-      </w:r>
-      <w:r>
-        <w:rPr>
-          <w:rFonts w:ascii="Times New Roman" w:hAnsi="Times New Roman" w:eastAsia="Times New Roman" w:cs="Times New Roman"/>
-          <w:noProof w:val="0"/>
-          <w:sz w:val="20"/>
-          <w:szCs w:val="20"/>
-          <w:lang w:val="en-US"/>
-        </w:rPr>
-        <w:t>literal objects, the selected solution offers clearer visibility into outcomes and reduces tedious trial-and-error.</w:t>
-      </w:r>
-    </w:p>
-    <w:p>
-      <w:pPr>
-        <w:spacing w:before="240" w:beforeAutospacing="off" w:after="240" w:afterAutospacing="off"/>
-        <w:rPr>
-          <w:rFonts w:ascii="Times New Roman" w:hAnsi="Times New Roman" w:eastAsia="Times New Roman" w:cs="Times New Roman"/>
-          <w:noProof w:val="0"/>
-          <w:sz w:val="20"/>
-          <w:szCs w:val="20"/>
-          <w:lang w:val="en-US"/>
-        </w:rPr>
-      </w:pPr>
-      <w:r>
-        <w:rPr>
-          <w:rFonts w:ascii="Times New Roman" w:hAnsi="Times New Roman" w:eastAsia="Times New Roman" w:cs="Times New Roman"/>
-          <w:noProof w:val="0"/>
-          <w:sz w:val="20"/>
-          <w:szCs w:val="20"/>
-          <w:lang w:val="en-US"/>
-        </w:rPr>
-        <w:t>Most importantly, Solution 3 aligns with the needs of introductory learners by providing a structured yet flexible onboarding experience. It supports early success, gradual abstraction, and confidence-building, making it the strongest foundation for</w:t>
-      </w:r>
-      <w:r>
-        <w:rPr>
-          <w:rFonts w:ascii="Times New Roman" w:hAnsi="Times New Roman" w:eastAsia="Times New Roman" w:cs="Times New Roman"/>
-          <w:noProof w:val="0"/>
-          <w:sz w:val="20"/>
-          <w:szCs w:val="20"/>
-          <w:lang w:val="en-US"/>
-        </w:rPr>
-        <w:t xml:space="preserve"> </w:t>
-      </w:r>
-      <w:r>
-        <w:rPr>
-          <w:rFonts w:ascii="Times New Roman" w:hAnsi="Times New Roman" w:eastAsia="Times New Roman" w:cs="Times New Roman"/>
-          <w:noProof w:val="0"/>
-          <w:sz w:val="20"/>
-          <w:szCs w:val="20"/>
-          <w:lang w:val="en-US"/>
-        </w:rPr>
-        <w:t>the</w:t>
-      </w:r>
-      <w:r>
-        <w:rPr>
-          <w:rFonts w:ascii="Times New Roman" w:hAnsi="Times New Roman" w:eastAsia="Times New Roman" w:cs="Times New Roman"/>
-          <w:noProof w:val="0"/>
-          <w:sz w:val="20"/>
-          <w:szCs w:val="20"/>
-          <w:lang w:val="en-US"/>
-        </w:rPr>
-        <w:t xml:space="preserve"> </w:t>
-      </w:r>
-      <w:r>
-        <w:rPr>
-          <w:rFonts w:ascii="Times New Roman" w:hAnsi="Times New Roman" w:eastAsia="Times New Roman" w:cs="Times New Roman"/>
-          <w:noProof w:val="0"/>
-          <w:sz w:val="20"/>
-          <w:szCs w:val="20"/>
-          <w:lang w:val="en-US"/>
-        </w:rPr>
-        <w:t>subsequent</w:t>
-      </w:r>
-      <w:r>
-        <w:rPr>
-          <w:rFonts w:ascii="Times New Roman" w:hAnsi="Times New Roman" w:eastAsia="Times New Roman" w:cs="Times New Roman"/>
-          <w:noProof w:val="0"/>
-          <w:sz w:val="20"/>
-          <w:szCs w:val="20"/>
-          <w:lang w:val="en-US"/>
-        </w:rPr>
-        <w:t xml:space="preserve"> design and evaluation of the proposed e-learning module.</w:t>
-      </w:r>
-    </w:p>
-    <w:p>
-      <w:pPr>
-        <w:spacing w:before="240" w:beforeAutospacing="off" w:after="240" w:afterAutospacing="off"/>
-        <w:rPr>
-          <w:rFonts w:ascii="Times New Roman" w:hAnsi="Times New Roman" w:eastAsia="Times New Roman" w:cs="Times New Roman"/>
-          <w:noProof w:val="0"/>
-          <w:sz w:val="20"/>
-          <w:szCs w:val="20"/>
-          <w:lang w:val="en-US"/>
-        </w:rPr>
-      </w:pPr>
-    </w:p>
-    <w:p>
-      <w:pPr>
-        <w:pStyle w:val="Heading2"/>
-        <w:spacing w:before="0" w:beforeAutospacing="off" w:after="0" w:afterAutospacing="off"/>
-        <w:rPr>
-          <w:rFonts w:ascii="Times New Roman" w:hAnsi="Times New Roman" w:eastAsia="Times New Roman" w:cs="Times New Roman"/>
-          <w:b w:val="1"/>
-          <w:bCs w:val="1"/>
-          <w:noProof w:val="0"/>
-          <w:sz w:val="24"/>
-          <w:szCs w:val="24"/>
-          <w:lang w:val="en-US"/>
-        </w:rPr>
-      </w:pPr>
-    </w:p>
-    <w:p>
-      <w:pPr>
-        <w:spacing w:before="0" w:beforeAutospacing="off" w:after="0" w:afterAutospacing="off"/>
-      </w:pPr>
-      <w:r>
-        <w:br w:type="page"/>
-      </w:r>
-    </w:p>
-    <w:p>
-      <w:pPr>
-        <w:pStyle w:val="Heading2"/>
-        <w:spacing w:before="0" w:beforeAutospacing="off" w:after="0" w:afterAutospacing="off"/>
-        <w:rPr>
-          <w:rFonts w:ascii="Times New Roman" w:hAnsi="Times New Roman" w:eastAsia="Times New Roman" w:cs="Times New Roman"/>
-          <w:b w:val="1"/>
-          <w:bCs w:val="1"/>
-          <w:noProof w:val="0"/>
-          <w:sz w:val="24"/>
-          <w:szCs w:val="24"/>
-          <w:lang w:val="en-US"/>
-        </w:rPr>
-      </w:pPr>
-      <w:bookmarkStart w:name="_Toc1329442672" w:id="1541032196"/>
-      <w:r>
-        <w:rPr>
-          <w:rFonts w:ascii="Times New Roman" w:hAnsi="Times New Roman" w:eastAsia="Times New Roman" w:cs="Times New Roman"/>
-          <w:b w:val="1"/>
-          <w:bCs w:val="1"/>
-          <w:noProof w:val="0"/>
-          <w:sz w:val="24"/>
-          <w:szCs w:val="24"/>
-          <w:lang w:val="en-US"/>
-        </w:rPr>
-        <w:t>E-Learning Unit of Instruction Description</w:t>
-      </w:r>
-      <w:r>
-        <w:rPr>
-          <w:rFonts w:ascii="Times New Roman" w:hAnsi="Times New Roman" w:eastAsia="Times New Roman" w:cs="Times New Roman"/>
-          <w:b w:val="1"/>
-          <w:bCs w:val="1"/>
-          <w:noProof w:val="0"/>
-          <w:sz w:val="24"/>
-          <w:szCs w:val="24"/>
-          <w:lang w:val="en-US"/>
-        </w:rPr>
-        <w:t xml:space="preserve"> (D301-T2)</w:t>
-      </w:r>
-      <w:bookmarkEnd w:id="1541032196"/>
-    </w:p>
-    <w:p>
-      <w:pPr>
-        <w:pStyle w:val="Heading3"/>
-        <w:spacing w:before="281" w:beforeAutospacing="off" w:after="281" w:afterAutospacing="off"/>
-        <w:rPr>
-          <w:rFonts w:ascii="Times New Roman" w:hAnsi="Times New Roman" w:eastAsia="Times New Roman" w:cs="Times New Roman"/>
-          <w:b w:val="1"/>
-          <w:bCs w:val="1"/>
-          <w:noProof w:val="0"/>
-          <w:sz w:val="24"/>
-          <w:szCs w:val="24"/>
-          <w:lang w:val="en-US"/>
-        </w:rPr>
-      </w:pPr>
-      <w:bookmarkStart w:name="_Toc866366418" w:id="1126878903"/>
-      <w:r>
-        <w:rPr>
-          <w:rFonts w:ascii="Times New Roman" w:hAnsi="Times New Roman" w:eastAsia="Times New Roman" w:cs="Times New Roman"/>
-          <w:b w:val="1"/>
-          <w:bCs w:val="1"/>
-          <w:noProof w:val="0"/>
-          <w:sz w:val="24"/>
-          <w:szCs w:val="24"/>
-          <w:lang w:val="en-US"/>
-        </w:rPr>
-        <w:t>Module Title</w:t>
-      </w:r>
-      <w:r>
-        <w:rPr>
-          <w:rFonts w:ascii="Times New Roman" w:hAnsi="Times New Roman" w:eastAsia="Times New Roman" w:cs="Times New Roman"/>
-          <w:b w:val="1"/>
-          <w:bCs w:val="1"/>
-          <w:noProof w:val="0"/>
-          <w:sz w:val="24"/>
-          <w:szCs w:val="24"/>
-          <w:lang w:val="en-US"/>
-        </w:rPr>
-        <w:t xml:space="preserve"> (B1a)</w:t>
-      </w:r>
-      <w:bookmarkEnd w:id="1126878903"/>
-    </w:p>
-    <w:p>
-      <w:pPr>
-        <w:spacing w:before="240" w:beforeAutospacing="off" w:after="240" w:afterAutospacing="off"/>
-        <w:rPr>
-          <w:rFonts w:ascii="Times New Roman" w:hAnsi="Times New Roman" w:eastAsia="Times New Roman" w:cs="Times New Roman"/>
-          <w:b w:val="1"/>
-          <w:bCs w:val="1"/>
-          <w:noProof w:val="0"/>
-          <w:sz w:val="20"/>
-          <w:szCs w:val="20"/>
-          <w:lang w:val="en-US"/>
-        </w:rPr>
-      </w:pPr>
-      <w:r>
-        <w:rPr>
-          <w:rFonts w:ascii="Times New Roman" w:hAnsi="Times New Roman" w:eastAsia="Times New Roman" w:cs="Times New Roman"/>
-          <w:b w:val="1"/>
-          <w:bCs w:val="1"/>
-          <w:noProof w:val="0"/>
-          <w:sz w:val="20"/>
-          <w:szCs w:val="20"/>
-          <w:lang w:val="en-US"/>
-        </w:rPr>
-        <w:t>Applying Object-Based Game Mechanic</w:t>
-      </w:r>
-      <w:r>
-        <w:rPr>
-          <w:rFonts w:ascii="Times New Roman" w:hAnsi="Times New Roman" w:eastAsia="Times New Roman" w:cs="Times New Roman"/>
-          <w:b w:val="1"/>
-          <w:bCs w:val="1"/>
-          <w:noProof w:val="0"/>
-          <w:sz w:val="20"/>
-          <w:szCs w:val="20"/>
-          <w:lang w:val="en-US"/>
-        </w:rPr>
-        <w:t>s</w:t>
-      </w:r>
-    </w:p>
-    <w:p>
-      <w:pPr>
-        <w:pStyle w:val="Normal"/>
-        <w:rPr>
-          <w:rFonts w:ascii="Times New Roman" w:hAnsi="Times New Roman" w:eastAsia="Times New Roman" w:cs="Times New Roman"/>
-          <w:b w:val="1"/>
-          <w:bCs w:val="1"/>
-          <w:noProof w:val="0"/>
-          <w:sz w:val="24"/>
-          <w:szCs w:val="24"/>
-          <w:lang w:val="en-US"/>
-        </w:rPr>
-      </w:pPr>
-      <w:r>
-        <w:rPr>
-          <w:rFonts w:ascii="Times New Roman" w:hAnsi="Times New Roman" w:eastAsia="Times New Roman" w:cs="Times New Roman"/>
-          <w:b w:val="1"/>
-          <w:bCs w:val="1"/>
-          <w:noProof w:val="0"/>
-          <w:sz w:val="24"/>
-          <w:szCs w:val="24"/>
-          <w:lang w:val="en-US"/>
-        </w:rPr>
         <w:t>Module Description</w:t>
-      </w:r>
-      <w:r>
-        <w:rPr>
-          <w:rFonts w:ascii="Times New Roman" w:hAnsi="Times New Roman" w:eastAsia="Times New Roman" w:cs="Times New Roman"/>
-          <w:b w:val="1"/>
-          <w:bCs w:val="1"/>
-          <w:noProof w:val="0"/>
-          <w:sz w:val="24"/>
-          <w:szCs w:val="24"/>
-          <w:lang w:val="en-US"/>
-        </w:rPr>
-        <w:t xml:space="preserve"> (B1b)</w:t>
       </w:r>
     </w:p>
     <w:p>
@@ -9614,18 +10477,6 @@
         </w:rPr>
         <w:t>Target Audience</w:t>
       </w:r>
-      <w:r>
-        <w:rPr>
-          <w:rFonts w:ascii="Times New Roman" w:hAnsi="Times New Roman" w:eastAsia="Times New Roman" w:cs="Times New Roman"/>
-          <w:b w:val="1"/>
-          <w:bCs w:val="1"/>
-          <w:noProof w:val="0"/>
-          <w:sz w:val="24"/>
-          <w:szCs w:val="24"/>
-          <w:lang w:val="en-US"/>
-        </w:rPr>
-        <w:t xml:space="preserve"> (B1c)</w:t>
-      </w:r>
     </w:p>
     <w:p>
       <w:pPr>
@@ -9728,7 +10579,7 @@
           <w:lang w:val="en-US"/>
         </w:rPr>
       </w:pPr>
-      <w:bookmarkStart w:name="_Toc1203214736" w:id="1594194731"/>
+      <w:bookmarkStart w:name="_Toc2137362422" w:id="871495646"/>
       <w:r>
         <w:rPr>
           <w:rFonts w:ascii="Times New Roman" w:hAnsi="Times New Roman" w:eastAsia="Times New Roman" w:cs="Times New Roman"/>
@@ -9739,9 +10590,9 @@
           <w:szCs w:val="24"/>
           <w:lang w:val="en-US"/>
         </w:rPr>
-        <w:t>Learning Goal (B2)</w:t>
-      </w:r>
-      <w:bookmarkEnd w:id="1594194731"/>
+        <w:t>Learning Goal</w:t>
+      </w:r>
+      <w:bookmarkEnd w:id="871495646"/>
     </w:p>
     <w:p>
       <w:pPr>
@@ -9816,7 +10667,7 @@
           <w:lang w:val="en-US"/>
         </w:rPr>
       </w:pPr>
-      <w:bookmarkStart w:name="_Toc1527054968" w:id="2065599229"/>
+      <w:bookmarkStart w:name="_Toc340924993" w:id="774622053"/>
       <w:r>
         <w:rPr>
           <w:rFonts w:ascii="Times New Roman" w:hAnsi="Times New Roman" w:eastAsia="Times New Roman" w:cs="Times New Roman"/>
@@ -9827,9 +10678,9 @@
           <w:szCs w:val="24"/>
           <w:lang w:val="en-US"/>
         </w:rPr>
-        <w:t>Learning Objectives (B3)</w:t>
-      </w:r>
-      <w:bookmarkEnd w:id="2065599229"/>
+        <w:t>Learning Objectives</w:t>
+      </w:r>
+      <w:bookmarkEnd w:id="774622053"/>
     </w:p>
     <w:p>
       <w:pPr>
@@ -9986,7 +10837,7 @@
           <w:lang w:val="en-US"/>
         </w:rPr>
       </w:pPr>
-      <w:bookmarkStart w:name="_Toc1623627650" w:id="1668375555"/>
+      <w:bookmarkStart w:name="_Toc524885303" w:id="229546042"/>
       <w:r>
         <w:rPr>
           <w:rFonts w:ascii="Times New Roman" w:hAnsi="Times New Roman" w:eastAsia="Times New Roman" w:cs="Times New Roman"/>
@@ -9997,21 +10848,9 @@
           <w:szCs w:val="24"/>
           <w:lang w:val="en-US"/>
         </w:rPr>
-        <w:t>Formative and Summative Assessments (B3a</w:t>
-      </w:r>
-      <w:r>
-        <w:rPr>
-          <w:rFonts w:ascii="Times New Roman" w:hAnsi="Times New Roman" w:eastAsia="Times New Roman" w:cs="Times New Roman"/>
-          <w:b w:val="1"/>
-          <w:bCs w:val="1"/>
-          <w:noProof w:val="0"/>
-          <w:sz w:val="24"/>
-          <w:szCs w:val="24"/>
-          <w:lang w:val="en-US"/>
-        </w:rPr>
-        <w:t>)</w:t>
-      </w:r>
-      <w:bookmarkEnd w:id="1668375555"/>
+        <w:t>Formative and Summative Assessments</w:t>
+      </w:r>
+      <w:bookmarkEnd w:id="229546042"/>
     </w:p>
     <w:p>
       <w:pPr>
@@ -10029,7 +10868,7 @@
           <w:lang w:val="en-US"/>
         </w:rPr>
       </w:pPr>
-      <w:bookmarkStart w:name="_Toc236590423" w:id="1803979393"/>
+      <w:bookmarkStart w:name="_Toc830332786" w:id="306034909"/>
       <w:r>
         <w:rPr>
           <w:rFonts w:ascii="Times New Roman" w:hAnsi="Times New Roman" w:eastAsia="Times New Roman" w:cs="Times New Roman"/>
@@ -10042,7 +10881,7 @@
         </w:rPr>
         <w:t>Formative Assessment 1 – Mini Game Configuration</w:t>
       </w:r>
-      <w:bookmarkEnd w:id="1803979393"/>
+      <w:bookmarkEnd w:id="306034909"/>
     </w:p>
     <w:p>
       <w:pPr>
@@ -10154,7 +10993,7 @@
           <w:lang w:val="en-US"/>
         </w:rPr>
       </w:pPr>
-      <w:bookmarkStart w:name="_Toc946423610" w:id="454756194"/>
+      <w:bookmarkStart w:name="_Toc212503353" w:id="1026632842"/>
       <w:r>
         <w:rPr>
           <w:rFonts w:ascii="Times New Roman" w:hAnsi="Times New Roman" w:eastAsia="Times New Roman" w:cs="Times New Roman"/>
@@ -10167,7 +11006,7 @@
         </w:rPr>
         <w:t>Formative Assessment 2 – Property Exploration and Prediction</w:t>
       </w:r>
-      <w:bookmarkEnd w:id="454756194"/>
+      <w:bookmarkEnd w:id="1026632842"/>
     </w:p>
     <w:p>
       <w:pPr>
@@ -10269,7 +11108,7 @@
           <w:lang w:val="en-US"/>
         </w:rPr>
       </w:pPr>
-      <w:bookmarkStart w:name="_Toc941832425" w:id="1309021662"/>
+      <w:bookmarkStart w:name="_Toc1007462678" w:id="2107672819"/>
       <w:r>
         <w:rPr>
           <w:rFonts w:ascii="Times New Roman" w:hAnsi="Times New Roman" w:eastAsia="Times New Roman" w:cs="Times New Roman"/>
@@ -10282,7 +11121,7 @@
         </w:rPr>
         <w:t>Formative Assessment 3 – Collision and Interaction Tuning</w:t>
       </w:r>
-      <w:bookmarkEnd w:id="1309021662"/>
+      <w:bookmarkEnd w:id="2107672819"/>
     </w:p>
     <w:p>
       <w:pPr>
@@ -10340,7 +11179,7 @@
           <w:lang w:val="en-US"/>
         </w:rPr>
       </w:pPr>
-      <w:bookmarkStart w:name="_Toc1726093691" w:id="915485186"/>
+      <w:bookmarkStart w:name="_Toc1529131059" w:id="1019177791"/>
       <w:r>
         <w:rPr>
           <w:rFonts w:ascii="Times New Roman" w:hAnsi="Times New Roman" w:eastAsia="Times New Roman" w:cs="Times New Roman"/>
@@ -10353,7 +11192,7 @@
         </w:rPr>
         <w:t>Summative Assessment – Individual Asset Contribution</w:t>
       </w:r>
-      <w:bookmarkEnd w:id="915485186"/>
+      <w:bookmarkEnd w:id="1019177791"/>
     </w:p>
     <w:p>
       <w:pPr>
@@ -10445,7 +11284,7 @@
           <w:lang w:val="en-US"/>
         </w:rPr>
       </w:pPr>
-      <w:bookmarkStart w:name="_Toc930175793" w:id="1609002814"/>
+      <w:bookmarkStart w:name="_Toc1201124412" w:id="725991485"/>
       <w:r>
         <w:rPr>
           <w:rFonts w:ascii="Times New Roman" w:hAnsi="Times New Roman" w:eastAsia="Times New Roman" w:cs="Times New Roman"/>
@@ -10458,19 +11297,7 @@
         </w:rPr>
         <w:t>Learner Needs</w:t>
       </w:r>
-      <w:r>
-        <w:rPr>
-          <w:rFonts w:ascii="Times New Roman" w:hAnsi="Times New Roman" w:eastAsia="Times New Roman" w:cs="Times New Roman"/>
-          <w:b w:val="1"/>
-          <w:bCs w:val="1"/>
-          <w:noProof w:val="0"/>
-          <w:sz w:val="24"/>
-          <w:szCs w:val="24"/>
-          <w:lang w:val="en-US"/>
-        </w:rPr>
-        <w:t xml:space="preserve"> (B4)</w:t>
-      </w:r>
-      <w:bookmarkEnd w:id="1609002814"/>
+      <w:bookmarkEnd w:id="725991485"/>
     </w:p>
     <w:p>
       <w:pPr>
@@ -10488,7 +11315,7 @@
           <w:lang w:val="en-US"/>
         </w:rPr>
       </w:pPr>
-      <w:bookmarkStart w:name="_Toc528657939" w:id="1504770894"/>
+      <w:bookmarkStart w:name="_Toc867597344" w:id="1619998544"/>
       <w:r>
         <w:rPr>
           <w:rFonts w:ascii="Times New Roman" w:hAnsi="Times New Roman" w:eastAsia="Times New Roman" w:cs="Times New Roman"/>
@@ -10501,7 +11328,7 @@
         </w:rPr>
         <w:t>Learner Need 1: Transition from Syntax-Based Thinking to Systems Thinking</w:t>
       </w:r>
-      <w:bookmarkEnd w:id="1504770894"/>
+      <w:bookmarkEnd w:id="1619998544"/>
     </w:p>
     <w:p>
       <w:pPr>
@@ -10536,7 +11363,7 @@
           <w:lang w:val="en-US"/>
         </w:rPr>
       </w:pPr>
-      <w:bookmarkStart w:name="_Toc1480303676" w:id="1049850240"/>
+      <w:bookmarkStart w:name="_Toc897892718" w:id="515666069"/>
       <w:r>
         <w:rPr>
           <w:rFonts w:ascii="Times New Roman" w:hAnsi="Times New Roman" w:eastAsia="Times New Roman" w:cs="Times New Roman"/>
@@ -10549,7 +11376,7 @@
         </w:rPr>
         <w:t>Learner Need 2: Role-Based Cognitive Imbalance in Collaborative Contexts</w:t>
       </w:r>
-      <w:bookmarkEnd w:id="1049850240"/>
+      <w:bookmarkEnd w:id="515666069"/>
     </w:p>
     <w:p>
       <w:pPr>
@@ -10599,18 +11426,6 @@
           <w:lang w:val="en-US"/>
         </w:rPr>
         <w:t>Addressing Learner Needs</w:t>
-      </w:r>
-      <w:r>
-        <w:rPr>
-          <w:rFonts w:ascii="Times New Roman" w:hAnsi="Times New Roman" w:eastAsia="Times New Roman" w:cs="Times New Roman"/>
-          <w:b w:val="1"/>
-          <w:bCs w:val="1"/>
-          <w:noProof w:val="0"/>
-          <w:sz w:val="24"/>
-          <w:szCs w:val="24"/>
-          <w:lang w:val="en-US"/>
-        </w:rPr>
-        <w:t xml:space="preserve"> (B4a)</w:t>
       </w:r>
     </w:p>
     <w:p>
@@ -10629,7 +11444,7 @@
           <w:lang w:val="en-US"/>
         </w:rPr>
       </w:pPr>
-      <w:bookmarkStart w:name="_Toc1699000322" w:id="62188459"/>
+      <w:bookmarkStart w:name="_Toc1249479098" w:id="715272190"/>
       <w:r>
         <w:rPr>
           <w:rFonts w:ascii="Times New Roman" w:hAnsi="Times New Roman" w:eastAsia="Times New Roman" w:cs="Times New Roman"/>
@@ -10642,7 +11457,7 @@
         </w:rPr>
         <w:t>Addressing Learner Need 1</w:t>
       </w:r>
-      <w:bookmarkEnd w:id="62188459"/>
+      <w:bookmarkEnd w:id="715272190"/>
     </w:p>
     <w:p>
       <w:pPr>
@@ -10781,7 +11596,7 @@
           <w:lang w:val="en-US"/>
         </w:rPr>
       </w:pPr>
-      <w:bookmarkStart w:name="_Toc218988069" w:id="1159544697"/>
+      <w:bookmarkStart w:name="_Toc699974251" w:id="126035173"/>
       <w:r>
         <w:rPr>
           <w:rFonts w:ascii="Times New Roman" w:hAnsi="Times New Roman" w:eastAsia="Times New Roman" w:cs="Times New Roman"/>
@@ -10794,7 +11609,7 @@
         </w:rPr>
         <w:t>Addressing Learner Need 2</w:t>
       </w:r>
-      <w:bookmarkEnd w:id="1159544697"/>
+      <w:bookmarkEnd w:id="126035173"/>
     </w:p>
     <w:p>
       <w:pPr>
@@ -10933,7 +11748,7 @@
           <w:lang w:val="en-US"/>
         </w:rPr>
       </w:pPr>
-      <w:bookmarkStart w:name="_Toc352295258" w:id="239833220"/>
+      <w:bookmarkStart w:name="_Toc1801435107" w:id="2092769549"/>
       <w:r>
         <w:rPr>
           <w:rFonts w:ascii="Times New Roman" w:hAnsi="Times New Roman" w:eastAsia="Times New Roman" w:cs="Times New Roman"/>
@@ -10946,19 +11761,7 @@
         </w:rPr>
         <w:t>Learning Technology Tools</w:t>
       </w:r>
-      <w:r>
-        <w:rPr>
-          <w:rFonts w:ascii="Times New Roman" w:hAnsi="Times New Roman" w:eastAsia="Times New Roman" w:cs="Times New Roman"/>
-          <w:b w:val="1"/>
-          <w:bCs w:val="1"/>
-          <w:noProof w:val="0"/>
-          <w:sz w:val="24"/>
-          <w:szCs w:val="24"/>
-          <w:lang w:val="en-US"/>
-        </w:rPr>
-        <w:t xml:space="preserve"> (B5)</w:t>
-      </w:r>
-      <w:bookmarkEnd w:id="239833220"/>
+      <w:bookmarkEnd w:id="2092769549"/>
     </w:p>
     <w:p>
       <w:pPr>
@@ -11060,7 +11863,7 @@
           <w:lang w:val="en-US"/>
         </w:rPr>
       </w:pPr>
-      <w:bookmarkStart w:name="_Toc803537497" w:id="1990638870"/>
+      <w:bookmarkStart w:name="_Toc859636651" w:id="1185422368"/>
       <w:r>
         <w:rPr>
           <w:rFonts w:ascii="Times New Roman" w:hAnsi="Times New Roman" w:eastAsia="Times New Roman" w:cs="Times New Roman"/>
@@ -11073,19 +11876,7 @@
         </w:rPr>
         <w:t>Justification of Learning Technology Tools</w:t>
       </w:r>
-      <w:r>
-        <w:rPr>
-          <w:rFonts w:ascii="Times New Roman" w:hAnsi="Times New Roman" w:eastAsia="Times New Roman" w:cs="Times New Roman"/>
-          <w:b w:val="1"/>
-          <w:bCs w:val="1"/>
-          <w:noProof w:val="0"/>
-          <w:sz w:val="24"/>
-          <w:szCs w:val="24"/>
-          <w:lang w:val="en-US"/>
-        </w:rPr>
-        <w:t xml:space="preserve"> (B5a)</w:t>
-      </w:r>
-      <w:bookmarkEnd w:id="1990638870"/>
+      <w:bookmarkEnd w:id="1185422368"/>
     </w:p>
     <w:p>
       <w:pPr>
@@ -11143,7 +11934,7 @@
           <w:lang w:val="en-US"/>
         </w:rPr>
       </w:pPr>
-      <w:bookmarkStart w:name="_Toc376018976" w:id="167525045"/>
+      <w:bookmarkStart w:name="_Toc1997255256" w:id="117583283"/>
       <w:r>
         <w:rPr>
           <w:rFonts w:ascii="Times New Roman" w:hAnsi="Times New Roman" w:eastAsia="Times New Roman" w:cs="Times New Roman"/>
@@ -11156,19 +11947,7 @@
         </w:rPr>
         <w:t>Justification: Addressing the Instructional Problem</w:t>
       </w:r>
-      <w:r>
-        <w:rPr>
-          <w:rFonts w:ascii="Times New Roman" w:hAnsi="Times New Roman" w:eastAsia="Times New Roman" w:cs="Times New Roman"/>
-          <w:b w:val="1"/>
-          <w:bCs w:val="1"/>
-          <w:noProof w:val="0"/>
-          <w:sz w:val="24"/>
-          <w:szCs w:val="24"/>
-          <w:lang w:val="en-US"/>
-        </w:rPr>
-        <w:t xml:space="preserve"> (B6)</w:t>
-      </w:r>
-      <w:bookmarkEnd w:id="167525045"/>
+      <w:bookmarkEnd w:id="117583283"/>
     </w:p>
     <w:p>
       <w:pPr>
@@ -11401,7 +12180,7 @@
           <w:lang w:val="en-US"/>
         </w:rPr>
       </w:pPr>
-      <w:bookmarkStart w:name="_Toc1738366744" w:id="1758642438"/>
+      <w:bookmarkStart w:name="_Toc1328723325" w:id="2134111822"/>
       <w:r>
         <w:rPr>
           <w:rFonts w:ascii="Times New Roman" w:hAnsi="Times New Roman" w:eastAsia="Times New Roman" w:cs="Times New Roman"/>
@@ -11444,7 +12223,21 @@
         </w:rPr>
         <w:t xml:space="preserve"> a Research Methodology</w:t>
       </w:r>
-      <w:r>
+      <w:bookmarkEnd w:id="2134111822"/>
+    </w:p>
+    <w:p>
+      <w:pPr>
+        <w:pStyle w:val="Normal"/>
+        <w:rPr>
+          <w:noProof w:val="0"/>
+          <w:lang w:val="en-US"/>
+        </w:rPr>
+      </w:pPr>
+    </w:p>
+    <w:p>
+      <w:pPr>
+        <w:pStyle w:val="Heading2"/>
+        <w:spacing w:before="299" w:beforeAutospacing="off" w:after="299" w:afterAutospacing="off"/>
         <w:rPr>
           <w:rFonts w:ascii="Times New Roman" w:hAnsi="Times New Roman" w:eastAsia="Times New Roman" w:cs="Times New Roman"/>
           <w:b w:val="1"/>
@@ -11454,8 +12247,8 @@
           <w:szCs w:val="24"/>
           <w:lang w:val="en-US"/>
         </w:rPr>
-        <w:t xml:space="preserve"> (D30</w:t>
-      </w:r>
+      </w:pPr>
+      <w:bookmarkStart w:name="_Toc1452394419" w:id="1405047565"/>
       <w:r>
         <w:rPr>
           <w:rFonts w:ascii="Times New Roman" w:hAnsi="Times New Roman" w:eastAsia="Times New Roman" w:cs="Times New Roman"/>
@@ -11466,34 +12259,188 @@
           <w:szCs w:val="24"/>
           <w:lang w:val="en-US"/>
         </w:rPr>
-        <w:t>1-T3)</w:t>
-      </w:r>
-      <w:bookmarkEnd w:id="1758642438"/>
-    </w:p>
-    <w:p>
-      <w:pPr>
-        <w:pStyle w:val="Normal"/>
-        <w:rPr>
-          <w:noProof w:val="0"/>
-          <w:lang w:val="en-US"/>
-        </w:rPr>
-      </w:pPr>
-    </w:p>
-    <w:p>
-      <w:pPr>
-        <w:pStyle w:val="Heading2"/>
-        <w:spacing w:before="299" w:beforeAutospacing="off" w:after="299" w:afterAutospacing="off"/>
+        <w:t>Method</w:t>
+      </w:r>
+      <w:bookmarkEnd w:id="1405047565"/>
+    </w:p>
+    <w:p>
+      <w:pPr>
+        <w:spacing w:before="240" w:beforeAutospacing="off" w:after="240" w:afterAutospacing="off"/>
+      </w:pPr>
+      <w:r>
+        <w:rPr>
+          <w:rFonts w:ascii="Times New Roman" w:hAnsi="Times New Roman" w:eastAsia="Times New Roman" w:cs="Times New Roman"/>
+          <w:noProof w:val="0"/>
+          <w:sz w:val="20"/>
+          <w:szCs w:val="20"/>
+          <w:lang w:val="en-US"/>
+        </w:rPr>
+        <w:t xml:space="preserve">This study will employ a </w:t>
+      </w:r>
+      <w:r>
         <w:rPr>
           <w:rFonts w:ascii="Times New Roman" w:hAnsi="Times New Roman" w:eastAsia="Times New Roman" w:cs="Times New Roman"/>
           <w:b w:val="1"/>
           <w:bCs w:val="1"/>
           <w:noProof w:val="0"/>
+          <w:sz w:val="20"/>
+          <w:szCs w:val="20"/>
+          <w:lang w:val="en-US"/>
+        </w:rPr>
+        <w:t>mixed</w:t>
+      </w:r>
+      <w:r>
+        <w:rPr>
+          <w:rFonts w:ascii="Times New Roman" w:hAnsi="Times New Roman" w:eastAsia="Times New Roman" w:cs="Times New Roman"/>
+          <w:b w:val="1"/>
+          <w:bCs w:val="1"/>
+          <w:noProof w:val="0"/>
+          <w:sz w:val="20"/>
+          <w:szCs w:val="20"/>
+          <w:lang w:val="en-US"/>
+        </w:rPr>
+        <w:t>-</w:t>
+      </w:r>
+      <w:r>
+        <w:rPr>
+          <w:rFonts w:ascii="Times New Roman" w:hAnsi="Times New Roman" w:eastAsia="Times New Roman" w:cs="Times New Roman"/>
+          <w:b w:val="1"/>
+          <w:bCs w:val="1"/>
+          <w:noProof w:val="0"/>
+          <w:sz w:val="20"/>
+          <w:szCs w:val="20"/>
+          <w:lang w:val="en-US"/>
+        </w:rPr>
+        <w:t>methods</w:t>
+      </w:r>
+      <w:r>
+        <w:rPr>
+          <w:rFonts w:ascii="Times New Roman" w:hAnsi="Times New Roman" w:eastAsia="Times New Roman" w:cs="Times New Roman"/>
+          <w:b w:val="1"/>
+          <w:bCs w:val="1"/>
+          <w:noProof w:val="0"/>
+          <w:sz w:val="20"/>
+          <w:szCs w:val="20"/>
+          <w:lang w:val="en-US"/>
+        </w:rPr>
+        <w:t xml:space="preserve"> Design and Development (D&amp;D) research design</w:t>
+      </w:r>
+      <w:r>
+        <w:rPr>
+          <w:rFonts w:ascii="Times New Roman" w:hAnsi="Times New Roman" w:eastAsia="Times New Roman" w:cs="Times New Roman"/>
+          <w:noProof w:val="0"/>
+          <w:sz w:val="20"/>
+          <w:szCs w:val="20"/>
+          <w:lang w:val="en-US"/>
+        </w:rPr>
+        <w:t>.</w:t>
+      </w:r>
+    </w:p>
+    <w:p>
+      <w:pPr>
+        <w:spacing w:before="240" w:beforeAutospacing="off" w:after="240" w:afterAutospacing="off"/>
+      </w:pPr>
+      <w:r>
+        <w:rPr>
+          <w:rFonts w:ascii="Times New Roman" w:hAnsi="Times New Roman" w:eastAsia="Times New Roman" w:cs="Times New Roman"/>
+          <w:noProof w:val="0"/>
+          <w:sz w:val="20"/>
+          <w:szCs w:val="20"/>
+          <w:lang w:val="en-US"/>
+        </w:rPr>
+        <w:t>The purpose of this study is not solely to determine whether learning occurred, but to evaluate and refine an instructional design intervention intended to reduce cognitive overload during students’ transition from syntax-based programming to applied object-based systems development.</w:t>
+      </w:r>
+    </w:p>
+    <w:p>
+      <w:pPr>
+        <w:spacing w:before="240" w:beforeAutospacing="off" w:after="240" w:afterAutospacing="off"/>
+      </w:pPr>
+      <w:r>
+        <w:rPr>
+          <w:rFonts w:ascii="Times New Roman" w:hAnsi="Times New Roman" w:eastAsia="Times New Roman" w:cs="Times New Roman"/>
+          <w:noProof w:val="0"/>
+          <w:sz w:val="20"/>
+          <w:szCs w:val="20"/>
+          <w:lang w:val="en-US"/>
+        </w:rPr>
+        <w:t xml:space="preserve">Because the research questions in Chapter 1 address both measurable learning outcomes and learner experience during systems integration, a </w:t>
+      </w:r>
+      <w:r>
+        <w:rPr>
+          <w:rFonts w:ascii="Times New Roman" w:hAnsi="Times New Roman" w:eastAsia="Times New Roman" w:cs="Times New Roman"/>
+          <w:noProof w:val="0"/>
+          <w:sz w:val="20"/>
+          <w:szCs w:val="20"/>
+          <w:lang w:val="en-US"/>
+        </w:rPr>
+        <w:t>mixed</w:t>
+      </w:r>
+      <w:r>
+        <w:rPr>
+          <w:rFonts w:ascii="Times New Roman" w:hAnsi="Times New Roman" w:eastAsia="Times New Roman" w:cs="Times New Roman"/>
+          <w:noProof w:val="0"/>
+          <w:sz w:val="20"/>
+          <w:szCs w:val="20"/>
+          <w:lang w:val="en-US"/>
+        </w:rPr>
+        <w:t>-</w:t>
+      </w:r>
+      <w:r>
+        <w:rPr>
+          <w:rFonts w:ascii="Times New Roman" w:hAnsi="Times New Roman" w:eastAsia="Times New Roman" w:cs="Times New Roman"/>
+          <w:noProof w:val="0"/>
+          <w:sz w:val="20"/>
+          <w:szCs w:val="20"/>
+          <w:lang w:val="en-US"/>
+        </w:rPr>
+        <w:t>methods</w:t>
+      </w:r>
+      <w:r>
+        <w:rPr>
+          <w:rFonts w:ascii="Times New Roman" w:hAnsi="Times New Roman" w:eastAsia="Times New Roman" w:cs="Times New Roman"/>
+          <w:noProof w:val="0"/>
+          <w:sz w:val="20"/>
+          <w:szCs w:val="20"/>
+          <w:lang w:val="en-US"/>
+        </w:rPr>
+        <w:t xml:space="preserve"> approach is </w:t>
+      </w:r>
+      <w:r>
+        <w:rPr>
+          <w:rFonts w:ascii="Times New Roman" w:hAnsi="Times New Roman" w:eastAsia="Times New Roman" w:cs="Times New Roman"/>
+          <w:noProof w:val="0"/>
+          <w:sz w:val="20"/>
+          <w:szCs w:val="20"/>
+          <w:lang w:val="en-US"/>
+        </w:rPr>
+        <w:t>required</w:t>
+      </w:r>
+      <w:r>
+        <w:rPr>
+          <w:rFonts w:ascii="Times New Roman" w:hAnsi="Times New Roman" w:eastAsia="Times New Roman" w:cs="Times New Roman"/>
+          <w:noProof w:val="0"/>
+          <w:sz w:val="20"/>
+          <w:szCs w:val="20"/>
+          <w:lang w:val="en-US"/>
+        </w:rPr>
+        <w:t>.</w:t>
+      </w:r>
+    </w:p>
+    <w:p>
+      <w:pPr>
+        <w:pStyle w:val="Heading3"/>
+        <w:spacing w:before="281" w:beforeAutospacing="off" w:after="281" w:afterAutospacing="off"/>
+        <w:rPr>
+          <w:rFonts w:ascii="Times New Roman" w:hAnsi="Times New Roman" w:eastAsia="Times New Roman" w:cs="Times New Roman"/>
+          <w:b w:val="1"/>
+          <w:bCs w:val="1"/>
+          <w:noProof w:val="0"/>
           <w:sz w:val="24"/>
           <w:szCs w:val="24"/>
           <w:lang w:val="en-US"/>
         </w:rPr>
       </w:pPr>
-      <w:bookmarkStart w:name="_Toc1352772190" w:id="717483654"/>
+      <w:bookmarkStart w:name="_Toc1601801804" w:id="242410747"/>
       <w:r>
         <w:rPr>
           <w:rFonts w:ascii="Times New Roman" w:hAnsi="Times New Roman" w:eastAsia="Times New Roman" w:cs="Times New Roman"/>
@@ -11504,237 +12451,9 @@
           <w:szCs w:val="24"/>
           <w:lang w:val="en-US"/>
         </w:rPr>
-        <w:t>Method</w:t>
-      </w:r>
-      <w:r>
-        <w:rPr>
-          <w:rFonts w:ascii="Times New Roman" w:hAnsi="Times New Roman" w:eastAsia="Times New Roman" w:cs="Times New Roman"/>
-          <w:b w:val="1"/>
-          <w:bCs w:val="1"/>
-          <w:noProof w:val="0"/>
-          <w:sz w:val="24"/>
-          <w:szCs w:val="24"/>
-          <w:lang w:val="en-US"/>
-        </w:rPr>
-        <w:t xml:space="preserve"> (</w:t>
-      </w:r>
-      <w:r>
-        <w:rPr>
-          <w:rFonts w:ascii="Times New Roman" w:hAnsi="Times New Roman" w:eastAsia="Times New Roman" w:cs="Times New Roman"/>
-          <w:b w:val="1"/>
-          <w:bCs w:val="1"/>
-          <w:noProof w:val="0"/>
-          <w:sz w:val="24"/>
-          <w:szCs w:val="24"/>
-          <w:lang w:val="en-US"/>
-        </w:rPr>
-        <w:t>T3-</w:t>
-      </w:r>
-      <w:r>
-        <w:rPr>
-          <w:rFonts w:ascii="Times New Roman" w:hAnsi="Times New Roman" w:eastAsia="Times New Roman" w:cs="Times New Roman"/>
-          <w:b w:val="1"/>
-          <w:bCs w:val="1"/>
-          <w:noProof w:val="0"/>
-          <w:sz w:val="24"/>
-          <w:szCs w:val="24"/>
-          <w:lang w:val="en-US"/>
-        </w:rPr>
-        <w:t>B)</w:t>
-      </w:r>
-      <w:bookmarkEnd w:id="717483654"/>
-    </w:p>
-    <w:p>
-      <w:pPr>
-        <w:spacing w:before="240" w:beforeAutospacing="off" w:after="240" w:afterAutospacing="off"/>
-      </w:pPr>
-      <w:r>
-        <w:rPr>
-          <w:rFonts w:ascii="Times New Roman" w:hAnsi="Times New Roman" w:eastAsia="Times New Roman" w:cs="Times New Roman"/>
-          <w:noProof w:val="0"/>
-          <w:sz w:val="20"/>
-          <w:szCs w:val="20"/>
-          <w:lang w:val="en-US"/>
-        </w:rPr>
-        <w:t xml:space="preserve">This study will employ a </w:t>
-      </w:r>
-      <w:r>
-        <w:rPr>
-          <w:rFonts w:ascii="Times New Roman" w:hAnsi="Times New Roman" w:eastAsia="Times New Roman" w:cs="Times New Roman"/>
-          <w:b w:val="1"/>
-          <w:bCs w:val="1"/>
-          <w:noProof w:val="0"/>
-          <w:sz w:val="20"/>
-          <w:szCs w:val="20"/>
-          <w:lang w:val="en-US"/>
-        </w:rPr>
-        <w:t>mixed</w:t>
-      </w:r>
-      <w:r>
-        <w:rPr>
-          <w:rFonts w:ascii="Times New Roman" w:hAnsi="Times New Roman" w:eastAsia="Times New Roman" w:cs="Times New Roman"/>
-          <w:b w:val="1"/>
-          <w:bCs w:val="1"/>
-          <w:noProof w:val="0"/>
-          <w:sz w:val="20"/>
-          <w:szCs w:val="20"/>
-          <w:lang w:val="en-US"/>
-        </w:rPr>
-        <w:t>-</w:t>
-      </w:r>
-      <w:r>
-        <w:rPr>
-          <w:rFonts w:ascii="Times New Roman" w:hAnsi="Times New Roman" w:eastAsia="Times New Roman" w:cs="Times New Roman"/>
-          <w:b w:val="1"/>
-          <w:bCs w:val="1"/>
-          <w:noProof w:val="0"/>
-          <w:sz w:val="20"/>
-          <w:szCs w:val="20"/>
-          <w:lang w:val="en-US"/>
-        </w:rPr>
-        <w:t>methods</w:t>
-      </w:r>
-      <w:r>
-        <w:rPr>
-          <w:rFonts w:ascii="Times New Roman" w:hAnsi="Times New Roman" w:eastAsia="Times New Roman" w:cs="Times New Roman"/>
-          <w:b w:val="1"/>
-          <w:bCs w:val="1"/>
-          <w:noProof w:val="0"/>
-          <w:sz w:val="20"/>
-          <w:szCs w:val="20"/>
-          <w:lang w:val="en-US"/>
-        </w:rPr>
-        <w:t xml:space="preserve"> Design and Development (D&amp;D) research design</w:t>
-      </w:r>
-      <w:r>
-        <w:rPr>
-          <w:rFonts w:ascii="Times New Roman" w:hAnsi="Times New Roman" w:eastAsia="Times New Roman" w:cs="Times New Roman"/>
-          <w:noProof w:val="0"/>
-          <w:sz w:val="20"/>
-          <w:szCs w:val="20"/>
-          <w:lang w:val="en-US"/>
-        </w:rPr>
-        <w:t>.</w:t>
-      </w:r>
-    </w:p>
-    <w:p>
-      <w:pPr>
-        <w:spacing w:before="240" w:beforeAutospacing="off" w:after="240" w:afterAutospacing="off"/>
-      </w:pPr>
-      <w:r>
-        <w:rPr>
-          <w:rFonts w:ascii="Times New Roman" w:hAnsi="Times New Roman" w:eastAsia="Times New Roman" w:cs="Times New Roman"/>
-          <w:noProof w:val="0"/>
-          <w:sz w:val="20"/>
-          <w:szCs w:val="20"/>
-          <w:lang w:val="en-US"/>
-        </w:rPr>
-        <w:t>The purpose of this study is not solely to determine whether learning occurred, but to evaluate and refine an instructional design intervention intended to reduce cognitive overload during students’ transition from syntax-based programming to applied object-based systems development.</w:t>
-      </w:r>
-    </w:p>
-    <w:p>
-      <w:pPr>
-        <w:spacing w:before="240" w:beforeAutospacing="off" w:after="240" w:afterAutospacing="off"/>
-      </w:pPr>
-      <w:r>
-        <w:rPr>
-          <w:rFonts w:ascii="Times New Roman" w:hAnsi="Times New Roman" w:eastAsia="Times New Roman" w:cs="Times New Roman"/>
-          <w:noProof w:val="0"/>
-          <w:sz w:val="20"/>
-          <w:szCs w:val="20"/>
-          <w:lang w:val="en-US"/>
-        </w:rPr>
-        <w:t xml:space="preserve">Because the research questions in Chapter 1 address both measurable learning outcomes and learner experience during systems integration, a </w:t>
-      </w:r>
-      <w:r>
-        <w:rPr>
-          <w:rFonts w:ascii="Times New Roman" w:hAnsi="Times New Roman" w:eastAsia="Times New Roman" w:cs="Times New Roman"/>
-          <w:noProof w:val="0"/>
-          <w:sz w:val="20"/>
-          <w:szCs w:val="20"/>
-          <w:lang w:val="en-US"/>
-        </w:rPr>
-        <w:t>mixed</w:t>
-      </w:r>
-      <w:r>
-        <w:rPr>
-          <w:rFonts w:ascii="Times New Roman" w:hAnsi="Times New Roman" w:eastAsia="Times New Roman" w:cs="Times New Roman"/>
-          <w:noProof w:val="0"/>
-          <w:sz w:val="20"/>
-          <w:szCs w:val="20"/>
-          <w:lang w:val="en-US"/>
-        </w:rPr>
-        <w:t>-</w:t>
-      </w:r>
-      <w:r>
-        <w:rPr>
-          <w:rFonts w:ascii="Times New Roman" w:hAnsi="Times New Roman" w:eastAsia="Times New Roman" w:cs="Times New Roman"/>
-          <w:noProof w:val="0"/>
-          <w:sz w:val="20"/>
-          <w:szCs w:val="20"/>
-          <w:lang w:val="en-US"/>
-        </w:rPr>
-        <w:t>methods</w:t>
-      </w:r>
-      <w:r>
-        <w:rPr>
-          <w:rFonts w:ascii="Times New Roman" w:hAnsi="Times New Roman" w:eastAsia="Times New Roman" w:cs="Times New Roman"/>
-          <w:noProof w:val="0"/>
-          <w:sz w:val="20"/>
-          <w:szCs w:val="20"/>
-          <w:lang w:val="en-US"/>
-        </w:rPr>
-        <w:t xml:space="preserve"> approach is </w:t>
-      </w:r>
-      <w:r>
-        <w:rPr>
-          <w:rFonts w:ascii="Times New Roman" w:hAnsi="Times New Roman" w:eastAsia="Times New Roman" w:cs="Times New Roman"/>
-          <w:noProof w:val="0"/>
-          <w:sz w:val="20"/>
-          <w:szCs w:val="20"/>
-          <w:lang w:val="en-US"/>
-        </w:rPr>
-        <w:t>required</w:t>
-      </w:r>
-      <w:r>
-        <w:rPr>
-          <w:rFonts w:ascii="Times New Roman" w:hAnsi="Times New Roman" w:eastAsia="Times New Roman" w:cs="Times New Roman"/>
-          <w:noProof w:val="0"/>
-          <w:sz w:val="20"/>
-          <w:szCs w:val="20"/>
-          <w:lang w:val="en-US"/>
-        </w:rPr>
-        <w:t>.</w:t>
-      </w:r>
-    </w:p>
-    <w:p>
-      <w:pPr>
-        <w:pStyle w:val="Heading3"/>
-        <w:spacing w:before="281" w:beforeAutospacing="off" w:after="281" w:afterAutospacing="off"/>
-        <w:rPr>
-          <w:rFonts w:ascii="Times New Roman" w:hAnsi="Times New Roman" w:eastAsia="Times New Roman" w:cs="Times New Roman"/>
-          <w:b w:val="1"/>
-          <w:bCs w:val="1"/>
-          <w:noProof w:val="0"/>
-          <w:sz w:val="24"/>
-          <w:szCs w:val="24"/>
-          <w:lang w:val="en-US"/>
-        </w:rPr>
-      </w:pPr>
-      <w:bookmarkStart w:name="_Toc1484069372" w:id="905501392"/>
-      <w:r>
-        <w:rPr>
-          <w:rFonts w:ascii="Times New Roman" w:hAnsi="Times New Roman" w:eastAsia="Times New Roman" w:cs="Times New Roman"/>
-          <w:b w:val="1"/>
-          <w:bCs w:val="1"/>
-          <w:noProof w:val="0"/>
-          <w:sz w:val="24"/>
-          <w:szCs w:val="24"/>
-          <w:lang w:val="en-US"/>
-        </w:rPr>
         <w:t>Quantitative Components</w:t>
       </w:r>
-      <w:bookmarkEnd w:id="905501392"/>
+      <w:bookmarkEnd w:id="242410747"/>
     </w:p>
     <w:p>
       <w:pPr>
@@ -11839,7 +12558,7 @@
           <w:lang w:val="en-US"/>
         </w:rPr>
       </w:pPr>
-      <w:bookmarkStart w:name="_Toc464028796" w:id="1495944694"/>
+      <w:bookmarkStart w:name="_Toc324326586" w:id="2057014514"/>
       <w:r>
         <w:rPr>
           <w:rFonts w:ascii="Times New Roman" w:hAnsi="Times New Roman" w:eastAsia="Times New Roman" w:cs="Times New Roman"/>
@@ -11852,7 +12571,7 @@
         </w:rPr>
         <w:t>Qualitative Components</w:t>
       </w:r>
-      <w:bookmarkEnd w:id="1495944694"/>
+      <w:bookmarkEnd w:id="2057014514"/>
     </w:p>
     <w:p>
       <w:pPr>
@@ -11938,7 +12657,7 @@
           <w:lang w:val="en-US"/>
         </w:rPr>
       </w:pPr>
-      <w:bookmarkStart w:name="_Toc1873032732" w:id="2083403703"/>
+      <w:bookmarkStart w:name="_Toc493522068" w:id="1408893349"/>
       <w:r>
         <w:rPr>
           <w:rFonts w:ascii="Times New Roman" w:hAnsi="Times New Roman" w:eastAsia="Times New Roman" w:cs="Times New Roman"/>
@@ -11951,7 +12670,7 @@
         </w:rPr>
         <w:t>Justification</w:t>
       </w:r>
-      <w:bookmarkEnd w:id="2083403703"/>
+      <w:bookmarkEnd w:id="1408893349"/>
     </w:p>
     <w:p>
       <w:pPr>
@@ -12354,7 +13073,7 @@
           <w:lang w:val="en-US"/>
         </w:rPr>
       </w:pPr>
-      <w:bookmarkStart w:name="_Toc2116234477" w:id="698202544"/>
+      <w:bookmarkStart w:name="_Toc1194182991" w:id="1118716577"/>
       <w:r>
         <w:rPr>
           <w:rFonts w:ascii="Times New Roman" w:hAnsi="Times New Roman" w:eastAsia="Times New Roman" w:cs="Times New Roman"/>
@@ -12367,7 +13086,12 @@
         </w:rPr>
         <w:t>Participants and Stakeholders</w:t>
       </w:r>
-      <w:r>
+      <w:bookmarkEnd w:id="1118716577"/>
+    </w:p>
+    <w:p>
+      <w:pPr>
+        <w:pStyle w:val="Heading3"/>
+        <w:spacing w:before="281" w:beforeAutospacing="off" w:after="281" w:afterAutospacing="off"/>
         <w:rPr>
           <w:rFonts w:ascii="Times New Roman" w:hAnsi="Times New Roman" w:eastAsia="Times New Roman" w:cs="Times New Roman"/>
           <w:b w:val="1"/>
@@ -12377,8 +13101,8 @@
           <w:szCs w:val="24"/>
           <w:lang w:val="en-US"/>
         </w:rPr>
-        <w:t xml:space="preserve"> (</w:t>
-      </w:r>
+      </w:pPr>
+      <w:bookmarkStart w:name="_Toc1042329981" w:id="1432855860"/>
       <w:r>
         <w:rPr>
           <w:rFonts w:ascii="Times New Roman" w:hAnsi="Times New Roman" w:eastAsia="Times New Roman" w:cs="Times New Roman"/>
@@ -12389,50 +13113,9 @@
           <w:szCs w:val="24"/>
           <w:lang w:val="en-US"/>
         </w:rPr>
-        <w:t>T3-</w:t>
-      </w:r>
-      <w:r>
-        <w:rPr>
-          <w:rFonts w:ascii="Times New Roman" w:hAnsi="Times New Roman" w:eastAsia="Times New Roman" w:cs="Times New Roman"/>
-          <w:b w:val="1"/>
-          <w:bCs w:val="1"/>
-          <w:noProof w:val="0"/>
-          <w:sz w:val="24"/>
-          <w:szCs w:val="24"/>
-          <w:lang w:val="en-US"/>
-        </w:rPr>
-        <w:t>C)</w:t>
-      </w:r>
-      <w:bookmarkEnd w:id="698202544"/>
-    </w:p>
-    <w:p>
-      <w:pPr>
-        <w:pStyle w:val="Heading3"/>
-        <w:spacing w:before="281" w:beforeAutospacing="off" w:after="281" w:afterAutospacing="off"/>
-        <w:rPr>
-          <w:rFonts w:ascii="Times New Roman" w:hAnsi="Times New Roman" w:eastAsia="Times New Roman" w:cs="Times New Roman"/>
-          <w:b w:val="1"/>
-          <w:bCs w:val="1"/>
-          <w:noProof w:val="0"/>
-          <w:sz w:val="24"/>
-          <w:szCs w:val="24"/>
-          <w:lang w:val="en-US"/>
-        </w:rPr>
-      </w:pPr>
-      <w:bookmarkStart w:name="_Toc455542363" w:id="1866864381"/>
-      <w:r>
-        <w:rPr>
-          <w:rFonts w:ascii="Times New Roman" w:hAnsi="Times New Roman" w:eastAsia="Times New Roman" w:cs="Times New Roman"/>
-          <w:b w:val="1"/>
-          <w:bCs w:val="1"/>
-          <w:noProof w:val="0"/>
-          <w:sz w:val="24"/>
-          <w:szCs w:val="24"/>
-          <w:lang w:val="en-US"/>
-        </w:rPr>
         <w:t>1. Participants</w:t>
       </w:r>
-      <w:bookmarkEnd w:id="1866864381"/>
+      <w:bookmarkEnd w:id="1432855860"/>
     </w:p>
     <w:p>
       <w:pPr>
@@ -12699,7 +13382,7 @@
           <w:lang w:val="en-US"/>
         </w:rPr>
       </w:pPr>
-      <w:bookmarkStart w:name="_Toc1039269093" w:id="839560499"/>
+      <w:bookmarkStart w:name="_Toc29476053" w:id="879567632"/>
       <w:r>
         <w:rPr>
           <w:rFonts w:ascii="Times New Roman" w:hAnsi="Times New Roman" w:eastAsia="Times New Roman" w:cs="Times New Roman"/>
@@ -12712,7 +13395,7 @@
         </w:rPr>
         <w:t>2. Participant Selection</w:t>
       </w:r>
-      <w:bookmarkEnd w:id="839560499"/>
+      <w:bookmarkEnd w:id="879567632"/>
     </w:p>
     <w:p>
       <w:pPr>
@@ -13018,7 +13701,7 @@
           <w:lang w:val="en-US"/>
         </w:rPr>
       </w:pPr>
-      <w:bookmarkStart w:name="_Toc163759597" w:id="2045901156"/>
+      <w:bookmarkStart w:name="_Toc7138973" w:id="1311792869"/>
       <w:r>
         <w:rPr>
           <w:rFonts w:ascii="Times New Roman" w:hAnsi="Times New Roman" w:eastAsia="Times New Roman" w:cs="Times New Roman"/>
@@ -13031,7 +13714,7 @@
         </w:rPr>
         <w:t>3. Stakeholders</w:t>
       </w:r>
-      <w:bookmarkEnd w:id="2045901156"/>
+      <w:bookmarkEnd w:id="1311792869"/>
     </w:p>
     <w:p>
       <w:pPr>
@@ -13201,7 +13884,7 @@
           <w:lang w:val="en-US"/>
         </w:rPr>
       </w:pPr>
-      <w:bookmarkStart w:name="_Toc1361003838" w:id="1655089449"/>
+      <w:bookmarkStart w:name="_Toc1247695617" w:id="851281037"/>
       <w:r>
         <w:rPr>
           <w:rFonts w:ascii="Times New Roman" w:hAnsi="Times New Roman" w:eastAsia="Times New Roman" w:cs="Times New Roman"/>
@@ -13224,8 +13907,36 @@
           <w:szCs w:val="24"/>
           <w:lang w:val="en-US"/>
         </w:rPr>
-        <w:t>s (</w:t>
-      </w:r>
+        <w:t>s</w:t>
+      </w:r>
+      <w:bookmarkEnd w:id="851281037"/>
+    </w:p>
+    <w:p>
+      <w:pPr>
+        <w:spacing w:before="240" w:beforeAutospacing="off" w:after="240" w:afterAutospacing="off"/>
+      </w:pPr>
+      <w:r>
+        <w:rPr>
+          <w:rFonts w:ascii="Times New Roman" w:hAnsi="Times New Roman" w:eastAsia="Times New Roman" w:cs="Times New Roman"/>
+          <w:noProof w:val="0"/>
+          <w:sz w:val="20"/>
+          <w:szCs w:val="20"/>
+          <w:lang w:val="en-US"/>
+        </w:rPr>
+        <w:t>Three instruments will be used.</w:t>
+      </w:r>
+    </w:p>
+    <w:p>
+      <w:pPr>
+        <w:pStyle w:val="Heading3"/>
+        <w:spacing w:before="240" w:beforeAutospacing="off" w:after="240" w:afterAutospacing="off"/>
+        <w:rPr>
+          <w:rFonts w:ascii="Times New Roman" w:hAnsi="Times New Roman" w:eastAsia="Times New Roman" w:cs="Times New Roman"/>
+          <w:noProof w:val="0"/>
+          <w:lang w:val="en-US"/>
+        </w:rPr>
+      </w:pPr>
+      <w:bookmarkStart w:name="_Toc2087134695" w:id="992258573"/>
       <w:r>
         <w:rPr>
           <w:rFonts w:ascii="Times New Roman" w:hAnsi="Times New Roman" w:eastAsia="Times New Roman" w:cs="Times New Roman"/>
@@ -13236,48 +13947,146 @@
           <w:szCs w:val="24"/>
           <w:lang w:val="en-US"/>
         </w:rPr>
-        <w:t>T3-</w:t>
-      </w:r>
+        <w:t xml:space="preserve">Instrument 1: </w:t>
+      </w:r>
+      <w:r>
+        <w:rPr>
+          <w:rFonts w:ascii="Times New Roman" w:hAnsi="Times New Roman" w:eastAsia="Times New Roman" w:cs="Times New Roman"/>
+          <w:noProof w:val="0"/>
+          <w:lang w:val="en-US"/>
+        </w:rPr>
+        <w:t xml:space="preserve">Ordinal </w:t>
+      </w:r>
+      <w:r>
+        <w:rPr>
+          <w:rFonts w:ascii="Times New Roman" w:hAnsi="Times New Roman" w:eastAsia="Times New Roman" w:cs="Times New Roman"/>
+          <w:noProof w:val="0"/>
+          <w:lang w:val="en-US"/>
+        </w:rPr>
+        <w:t>perception</w:t>
+      </w:r>
+      <w:r>
+        <w:rPr>
+          <w:rFonts w:ascii="Times New Roman" w:hAnsi="Times New Roman" w:eastAsia="Times New Roman" w:cs="Times New Roman"/>
+          <w:noProof w:val="0"/>
+          <w:lang w:val="en-US"/>
+        </w:rPr>
+        <w:t xml:space="preserve"> data, overload indicators, and explanatory text.</w:t>
+      </w:r>
+      <w:bookmarkEnd w:id="992258573"/>
+    </w:p>
+    <w:p>
+      <w:pPr>
+        <w:spacing w:before="240" w:beforeAutospacing="off" w:after="240" w:afterAutospacing="off"/>
+      </w:pPr>
       <w:r>
         <w:rPr>
           <w:rFonts w:ascii="Times New Roman" w:hAnsi="Times New Roman" w:eastAsia="Times New Roman" w:cs="Times New Roman"/>
           <w:b w:val="1"/>
           <w:bCs w:val="1"/>
           <w:noProof w:val="0"/>
+          <w:sz w:val="20"/>
+          <w:szCs w:val="20"/>
+          <w:lang w:val="en-US"/>
+        </w:rPr>
+        <w:t>Type:</w:t>
+      </w:r>
+      <w:r>
+        <w:rPr>
+          <w:rFonts w:ascii="Times New Roman" w:hAnsi="Times New Roman" w:eastAsia="Times New Roman" w:cs="Times New Roman"/>
+          <w:noProof w:val="0"/>
+          <w:sz w:val="20"/>
+          <w:szCs w:val="20"/>
+          <w:lang w:val="en-US"/>
+        </w:rPr>
+        <w:t xml:space="preserve"> Structured post-module survey</w:t>
+      </w:r>
+      <w:r>
+        <w:br/>
+      </w:r>
+      <w:r>
+        <w:rPr>
+          <w:rFonts w:ascii="Times New Roman" w:hAnsi="Times New Roman" w:eastAsia="Times New Roman" w:cs="Times New Roman"/>
+          <w:noProof w:val="0"/>
+          <w:sz w:val="20"/>
+          <w:szCs w:val="20"/>
+          <w:lang w:val="en-US"/>
+        </w:rPr>
+        <w:t xml:space="preserve"> </w:t>
+      </w:r>
+      <w:r>
+        <w:rPr>
+          <w:rFonts w:ascii="Times New Roman" w:hAnsi="Times New Roman" w:eastAsia="Times New Roman" w:cs="Times New Roman"/>
+          <w:b w:val="1"/>
+          <w:bCs w:val="1"/>
+          <w:noProof w:val="0"/>
+          <w:sz w:val="20"/>
+          <w:szCs w:val="20"/>
+          <w:lang w:val="en-US"/>
+        </w:rPr>
+        <w:t>Administration:</w:t>
+      </w:r>
+      <w:r>
+        <w:rPr>
+          <w:rFonts w:ascii="Times New Roman" w:hAnsi="Times New Roman" w:eastAsia="Times New Roman" w:cs="Times New Roman"/>
+          <w:noProof w:val="0"/>
+          <w:sz w:val="20"/>
+          <w:szCs w:val="20"/>
+          <w:lang w:val="en-US"/>
+        </w:rPr>
+        <w:t xml:space="preserve"> Collected at time of summative submission</w:t>
+      </w:r>
+      <w:r>
+        <w:br/>
+      </w:r>
+      <w:r>
+        <w:rPr>
+          <w:rFonts w:ascii="Times New Roman" w:hAnsi="Times New Roman" w:eastAsia="Times New Roman" w:cs="Times New Roman"/>
+          <w:noProof w:val="0"/>
+          <w:sz w:val="20"/>
+          <w:szCs w:val="20"/>
+          <w:lang w:val="en-US"/>
+        </w:rPr>
+        <w:t xml:space="preserve"> </w:t>
+      </w:r>
+      <w:r>
+        <w:rPr>
+          <w:rFonts w:ascii="Times New Roman" w:hAnsi="Times New Roman" w:eastAsia="Times New Roman" w:cs="Times New Roman"/>
+          <w:b w:val="1"/>
+          <w:bCs w:val="1"/>
+          <w:noProof w:val="0"/>
+          <w:sz w:val="20"/>
+          <w:szCs w:val="20"/>
+          <w:lang w:val="en-US"/>
+        </w:rPr>
+        <w:t>Items:</w:t>
+      </w:r>
+      <w:r>
+        <w:rPr>
+          <w:rFonts w:ascii="Times New Roman" w:hAnsi="Times New Roman" w:eastAsia="Times New Roman" w:cs="Times New Roman"/>
+          <w:noProof w:val="0"/>
+          <w:sz w:val="20"/>
+          <w:szCs w:val="20"/>
+          <w:lang w:val="en-US"/>
+        </w:rPr>
+        <w:t xml:space="preserve"> 5 Likert-scale (5-point) + 2 short-response</w:t>
+      </w:r>
+    </w:p>
+    <w:p>
+      <w:pPr>
+        <w:pStyle w:val="Heading2"/>
+        <w:spacing w:before="299" w:beforeAutospacing="off" w:after="299" w:afterAutospacing="off"/>
+        <w:rPr>
+          <w:rFonts w:ascii="Times New Roman" w:hAnsi="Times New Roman" w:eastAsia="Times New Roman" w:cs="Times New Roman"/>
+          <w:b w:val="1"/>
+          <w:bCs w:val="1"/>
+          <w:noProof w:val="0"/>
           <w:sz w:val="24"/>
           <w:szCs w:val="24"/>
           <w:lang w:val="en-US"/>
         </w:rPr>
-        <w:t>D)</w:t>
-      </w:r>
-      <w:bookmarkEnd w:id="1655089449"/>
-    </w:p>
-    <w:p>
-      <w:pPr>
-        <w:spacing w:before="240" w:beforeAutospacing="off" w:after="240" w:afterAutospacing="off"/>
-      </w:pPr>
-      <w:r>
-        <w:rPr>
-          <w:rFonts w:ascii="Times New Roman" w:hAnsi="Times New Roman" w:eastAsia="Times New Roman" w:cs="Times New Roman"/>
-          <w:noProof w:val="0"/>
-          <w:sz w:val="20"/>
-          <w:szCs w:val="20"/>
-          <w:lang w:val="en-US"/>
-        </w:rPr>
-        <w:t>Three instruments will be used.</w:t>
-      </w:r>
-    </w:p>
-    <w:p>
-      <w:pPr>
-        <w:pStyle w:val="Heading3"/>
-        <w:spacing w:before="240" w:beforeAutospacing="off" w:after="240" w:afterAutospacing="off"/>
-        <w:rPr>
-          <w:rFonts w:ascii="Times New Roman" w:hAnsi="Times New Roman" w:eastAsia="Times New Roman" w:cs="Times New Roman"/>
-          <w:noProof w:val="0"/>
-          <w:lang w:val="en-US"/>
-        </w:rPr>
-      </w:pPr>
-      <w:bookmarkStart w:name="_Toc16528928" w:id="1015738308"/>
+      </w:pPr>
+      <w:bookmarkStart w:name="_Toc1393781959" w:id="1349932847"/>
       <w:r>
         <w:rPr>
           <w:rFonts w:ascii="Times New Roman" w:hAnsi="Times New Roman" w:eastAsia="Times New Roman" w:cs="Times New Roman"/>
@@ -13288,73 +14097,25 @@
           <w:szCs w:val="24"/>
           <w:lang w:val="en-US"/>
         </w:rPr>
-        <w:t xml:space="preserve">Instrument 1: </w:t>
-      </w:r>
-      <w:r>
-        <w:rPr>
-          <w:rFonts w:ascii="Times New Roman" w:hAnsi="Times New Roman" w:eastAsia="Times New Roman" w:cs="Times New Roman"/>
-          <w:noProof w:val="0"/>
-          <w:lang w:val="en-US"/>
-        </w:rPr>
-        <w:t xml:space="preserve">Ordinal </w:t>
-      </w:r>
-      <w:r>
-        <w:rPr>
-          <w:rFonts w:ascii="Times New Roman" w:hAnsi="Times New Roman" w:eastAsia="Times New Roman" w:cs="Times New Roman"/>
-          <w:noProof w:val="0"/>
-          <w:lang w:val="en-US"/>
-        </w:rPr>
-        <w:t>perception</w:t>
-      </w:r>
-      <w:r>
-        <w:rPr>
-          <w:rFonts w:ascii="Times New Roman" w:hAnsi="Times New Roman" w:eastAsia="Times New Roman" w:cs="Times New Roman"/>
-          <w:noProof w:val="0"/>
-          <w:lang w:val="en-US"/>
-        </w:rPr>
-        <w:t xml:space="preserve"> data, overload indicators, and explanatory text.</w:t>
-      </w:r>
-      <w:bookmarkEnd w:id="1015738308"/>
-    </w:p>
-    <w:p>
-      <w:pPr>
-        <w:spacing w:before="240" w:beforeAutospacing="off" w:after="240" w:afterAutospacing="off"/>
-      </w:pPr>
-      <w:r>
+        <w:t>Static Copy</w:t>
+      </w:r>
+      <w:bookmarkEnd w:id="1349932847"/>
+    </w:p>
+    <w:p>
+      <w:pPr>
+        <w:pStyle w:val="Heading2"/>
+        <w:spacing w:before="299" w:beforeAutospacing="off" w:after="299" w:afterAutospacing="off"/>
         <w:rPr>
           <w:rFonts w:ascii="Times New Roman" w:hAnsi="Times New Roman" w:eastAsia="Times New Roman" w:cs="Times New Roman"/>
           <w:b w:val="1"/>
           <w:bCs w:val="1"/>
           <w:noProof w:val="0"/>
-          <w:sz w:val="20"/>
-          <w:szCs w:val="20"/>
-          <w:lang w:val="en-US"/>
-        </w:rPr>
-        <w:t>Type:</w:t>
-      </w:r>
-      <w:r>
-        <w:rPr>
-          <w:rFonts w:ascii="Times New Roman" w:hAnsi="Times New Roman" w:eastAsia="Times New Roman" w:cs="Times New Roman"/>
-          <w:noProof w:val="0"/>
-          <w:sz w:val="20"/>
-          <w:szCs w:val="20"/>
-          <w:lang w:val="en-US"/>
-        </w:rPr>
-        <w:t xml:space="preserve"> Structured post-module survey</w:t>
-      </w:r>
-      <w:r>
-        <w:br/>
-      </w:r>
-      <w:r>
-        <w:rPr>
-          <w:rFonts w:ascii="Times New Roman" w:hAnsi="Times New Roman" w:eastAsia="Times New Roman" w:cs="Times New Roman"/>
-          <w:noProof w:val="0"/>
-          <w:sz w:val="20"/>
-          <w:szCs w:val="20"/>
-          <w:lang w:val="en-US"/>
-        </w:rPr>
-        <w:t xml:space="preserve"> </w:t>
-      </w:r>
+          <w:sz w:val="24"/>
+          <w:szCs w:val="24"/>
+          <w:lang w:val="en-US"/>
+        </w:rPr>
+      </w:pPr>
+      <w:bookmarkStart w:name="_Toc1470651721" w:id="882308581"/>
       <w:r>
         <w:rPr>
           <w:rFonts w:ascii="Times New Roman" w:hAnsi="Times New Roman" w:eastAsia="Times New Roman" w:cs="Times New Roman"/>
@@ -13365,30 +14126,7 @@
           <w:szCs w:val="20"/>
           <w:lang w:val="en-US"/>
         </w:rPr>
-        <w:t>Administration:</w:t>
-      </w:r>
-      <w:r>
-        <w:rPr>
-          <w:rFonts w:ascii="Times New Roman" w:hAnsi="Times New Roman" w:eastAsia="Times New Roman" w:cs="Times New Roman"/>
-          <w:noProof w:val="0"/>
-          <w:sz w:val="20"/>
-          <w:szCs w:val="20"/>
-          <w:lang w:val="en-US"/>
-        </w:rPr>
-        <w:t xml:space="preserve"> Collected at time of summative submission</w:t>
-      </w:r>
-      <w:r>
-        <w:br/>
-      </w:r>
-      <w:r>
-        <w:rPr>
-          <w:rFonts w:ascii="Times New Roman" w:hAnsi="Times New Roman" w:eastAsia="Times New Roman" w:cs="Times New Roman"/>
-          <w:noProof w:val="0"/>
-          <w:sz w:val="20"/>
-          <w:szCs w:val="20"/>
-          <w:lang w:val="en-US"/>
-        </w:rPr>
-        <w:t xml:space="preserve"> </w:t>
+        <w:t xml:space="preserve">OCS </w:t>
       </w:r>
       <w:r>
         <w:rPr>
@@ -13400,100 +14138,21 @@
           <w:szCs w:val="20"/>
           <w:lang w:val="en-US"/>
         </w:rPr>
-        <w:t>Items:</w:t>
-      </w:r>
-      <w:r>
-        <w:rPr>
-          <w:rFonts w:ascii="Times New Roman" w:hAnsi="Times New Roman" w:eastAsia="Times New Roman" w:cs="Times New Roman"/>
-          <w:noProof w:val="0"/>
-          <w:sz w:val="20"/>
-          <w:szCs w:val="20"/>
-          <w:lang w:val="en-US"/>
-        </w:rPr>
-        <w:t xml:space="preserve"> 5 Likert-scale (5-point) + 2 short-response</w:t>
-      </w:r>
-    </w:p>
-    <w:p>
-      <w:pPr>
-        <w:pStyle w:val="Heading2"/>
-        <w:spacing w:before="299" w:beforeAutospacing="off" w:after="299" w:afterAutospacing="off"/>
+        <w:t>GameBuilder</w:t>
+      </w:r>
+      <w:r>
         <w:rPr>
           <w:rFonts w:ascii="Times New Roman" w:hAnsi="Times New Roman" w:eastAsia="Times New Roman" w:cs="Times New Roman"/>
           <w:b w:val="1"/>
           <w:bCs w:val="1"/>
           <w:noProof w:val="0"/>
-          <w:sz w:val="24"/>
-          <w:szCs w:val="24"/>
-          <w:lang w:val="en-US"/>
-        </w:rPr>
-      </w:pPr>
-      <w:bookmarkStart w:name="_Toc744240221" w:id="1659207977"/>
-      <w:r>
-        <w:rPr>
-          <w:rFonts w:ascii="Times New Roman" w:hAnsi="Times New Roman" w:eastAsia="Times New Roman" w:cs="Times New Roman"/>
-          <w:b w:val="1"/>
-          <w:bCs w:val="1"/>
-          <w:noProof w:val="0"/>
-          <w:sz w:val="24"/>
-          <w:szCs w:val="24"/>
-          <w:lang w:val="en-US"/>
-        </w:rPr>
-        <w:t>Static Copy</w:t>
-      </w:r>
-      <w:bookmarkEnd w:id="1659207977"/>
-    </w:p>
-    <w:p>
-      <w:pPr>
-        <w:pStyle w:val="Heading2"/>
-        <w:spacing w:before="299" w:beforeAutospacing="off" w:after="299" w:afterAutospacing="off"/>
-        <w:rPr>
-          <w:rFonts w:ascii="Times New Roman" w:hAnsi="Times New Roman" w:eastAsia="Times New Roman" w:cs="Times New Roman"/>
-          <w:b w:val="1"/>
-          <w:bCs w:val="1"/>
-          <w:noProof w:val="0"/>
-          <w:sz w:val="24"/>
-          <w:szCs w:val="24"/>
-          <w:lang w:val="en-US"/>
-        </w:rPr>
-      </w:pPr>
-      <w:bookmarkStart w:name="_Toc11767413" w:id="1927412826"/>
-      <w:r>
-        <w:rPr>
-          <w:rFonts w:ascii="Times New Roman" w:hAnsi="Times New Roman" w:eastAsia="Times New Roman" w:cs="Times New Roman"/>
-          <w:b w:val="1"/>
-          <w:bCs w:val="1"/>
-          <w:noProof w:val="0"/>
-          <w:sz w:val="20"/>
-          <w:szCs w:val="20"/>
-          <w:lang w:val="en-US"/>
-        </w:rPr>
-        <w:t xml:space="preserve">OCS </w:t>
-      </w:r>
-      <w:r>
-        <w:rPr>
-          <w:rFonts w:ascii="Times New Roman" w:hAnsi="Times New Roman" w:eastAsia="Times New Roman" w:cs="Times New Roman"/>
-          <w:b w:val="1"/>
-          <w:bCs w:val="1"/>
-          <w:noProof w:val="0"/>
-          <w:sz w:val="20"/>
-          <w:szCs w:val="20"/>
-          <w:lang w:val="en-US"/>
-        </w:rPr>
-        <w:t>GameBuilder</w:t>
-      </w:r>
-      <w:r>
-        <w:rPr>
-          <w:rFonts w:ascii="Times New Roman" w:hAnsi="Times New Roman" w:eastAsia="Times New Roman" w:cs="Times New Roman"/>
-          <w:b w:val="1"/>
-          <w:bCs w:val="1"/>
-          <w:noProof w:val="0"/>
           <w:sz w:val="20"/>
           <w:szCs w:val="20"/>
           <w:lang w:val="en-US"/>
         </w:rPr>
         <w:t xml:space="preserve"> Object Interaction &amp; Cognitive Load Survey</w:t>
       </w:r>
-      <w:bookmarkEnd w:id="1927412826"/>
+      <w:bookmarkEnd w:id="882308581"/>
     </w:p>
     <w:p>
       <w:pPr>
@@ -13856,7 +14515,7 @@
           <w:lang w:val="en-US"/>
         </w:rPr>
       </w:pPr>
-      <w:bookmarkStart w:name="_Toc1745785356" w:id="1579658958"/>
+      <w:bookmarkStart w:name="_Toc1429517550" w:id="812557525"/>
       <w:r>
         <w:rPr>
           <w:rFonts w:ascii="Times New Roman" w:hAnsi="Times New Roman" w:eastAsia="Times New Roman" w:cs="Times New Roman"/>
@@ -13869,7 +14528,7 @@
         </w:rPr>
         <w:t>Instrument 2: Microblog Reflection Entries</w:t>
       </w:r>
-      <w:bookmarkEnd w:id="1579658958"/>
+      <w:bookmarkEnd w:id="812557525"/>
     </w:p>
     <w:p>
       <w:pPr>
@@ -14122,7 +14781,7 @@
           <w:lang w:val="en-US"/>
         </w:rPr>
       </w:pPr>
-      <w:bookmarkStart w:name="_Toc885913739" w:id="1433840895"/>
+      <w:bookmarkStart w:name="_Toc740045246" w:id="899260540"/>
       <w:r>
         <w:rPr>
           <w:rFonts w:ascii="Times New Roman" w:hAnsi="Times New Roman" w:eastAsia="Times New Roman" w:cs="Times New Roman"/>
@@ -14135,7 +14794,7 @@
         </w:rPr>
         <w:t>Instrument 3: Platform Behavioral Analytics</w:t>
       </w:r>
-      <w:bookmarkEnd w:id="1433840895"/>
+      <w:bookmarkEnd w:id="899260540"/>
     </w:p>
     <w:p>
       <w:pPr>
@@ -14332,7 +14991,7 @@
           <w:lang w:val="en-US"/>
         </w:rPr>
       </w:pPr>
-      <w:bookmarkStart w:name="_Toc661433579" w:id="271249250"/>
+      <w:bookmarkStart w:name="_Toc494833960" w:id="805617808"/>
       <w:r>
         <w:rPr>
           <w:rFonts w:ascii="Times New Roman" w:hAnsi="Times New Roman" w:eastAsia="Times New Roman" w:cs="Times New Roman"/>
@@ -14345,7 +15004,7 @@
         </w:rPr>
         <w:t>Alignment With Research Questions</w:t>
       </w:r>
-      <w:bookmarkEnd w:id="271249250"/>
+      <w:bookmarkEnd w:id="805617808"/>
     </w:p>
     <w:tbl>
       <w:tblPr>
@@ -14568,7 +15227,7 @@
           <w:lang w:val="en-US"/>
         </w:rPr>
       </w:pPr>
-      <w:bookmarkStart w:name="_Toc1992435940" w:id="1845916657"/>
+      <w:bookmarkStart w:name="_Toc1306613385" w:id="274174436"/>
       <w:r>
         <w:rPr>
           <w:rFonts w:ascii="Times New Roman" w:hAnsi="Times New Roman" w:eastAsia="Times New Roman" w:cs="Times New Roman"/>
@@ -14581,7 +15240,7 @@
         </w:rPr>
         <w:t>Alignment Justification</w:t>
       </w:r>
-      <w:bookmarkEnd w:id="1845916657"/>
+      <w:bookmarkEnd w:id="274174436"/>
     </w:p>
     <w:p>
       <w:pPr>
@@ -14630,7 +15289,7 @@
           <w:lang w:val="en-US"/>
         </w:rPr>
       </w:pPr>
-      <w:bookmarkStart w:name="_Toc1965056508" w:id="1435014523"/>
+      <w:bookmarkStart w:name="_Toc1088365825" w:id="926722799"/>
       <w:r>
         <w:rPr>
           <w:rFonts w:ascii="Times New Roman" w:hAnsi="Times New Roman" w:eastAsia="Times New Roman" w:cs="Times New Roman"/>
@@ -14643,43 +15302,7 @@
         </w:rPr>
         <w:t>Data Analysis Techniques</w:t>
       </w:r>
-      <w:r>
-        <w:rPr>
-          <w:rFonts w:ascii="Times New Roman" w:hAnsi="Times New Roman" w:eastAsia="Times New Roman" w:cs="Times New Roman"/>
-          <w:b w:val="1"/>
-          <w:bCs w:val="1"/>
-          <w:noProof w:val="0"/>
-          <w:sz w:val="24"/>
-          <w:szCs w:val="24"/>
-          <w:lang w:val="en-US"/>
-        </w:rPr>
-        <w:t xml:space="preserve"> (</w:t>
-      </w:r>
-      <w:r>
-        <w:rPr>
-          <w:rFonts w:ascii="Times New Roman" w:hAnsi="Times New Roman" w:eastAsia="Times New Roman" w:cs="Times New Roman"/>
-          <w:b w:val="1"/>
-          <w:bCs w:val="1"/>
-          <w:noProof w:val="0"/>
-          <w:sz w:val="24"/>
-          <w:szCs w:val="24"/>
-          <w:lang w:val="en-US"/>
-        </w:rPr>
-        <w:t>T3-</w:t>
-      </w:r>
-      <w:r>
-        <w:rPr>
-          <w:rFonts w:ascii="Times New Roman" w:hAnsi="Times New Roman" w:eastAsia="Times New Roman" w:cs="Times New Roman"/>
-          <w:b w:val="1"/>
-          <w:bCs w:val="1"/>
-          <w:noProof w:val="0"/>
-          <w:sz w:val="24"/>
-          <w:szCs w:val="24"/>
-          <w:lang w:val="en-US"/>
-        </w:rPr>
-        <w:t>E)</w:t>
-      </w:r>
-      <w:bookmarkEnd w:id="1435014523"/>
+      <w:bookmarkEnd w:id="926722799"/>
     </w:p>
     <w:p>
       <w:pPr>
@@ -14696,7 +15319,7 @@
           <w:lang w:val="en-US"/>
         </w:rPr>
       </w:pPr>
-      <w:bookmarkStart w:name="_Toc223102010" w:id="1787603109"/>
+      <w:bookmarkStart w:name="_Toc96781796" w:id="1984548431"/>
       <w:r>
         <w:rPr>
           <w:rFonts w:ascii="Times New Roman" w:hAnsi="Times New Roman" w:eastAsia="Times New Roman" w:cs="Times New Roman"/>
@@ -14709,7 +15332,7 @@
         </w:rPr>
         <w:t>Quantitative Analysis</w:t>
       </w:r>
-      <w:bookmarkEnd w:id="1787603109"/>
+      <w:bookmarkEnd w:id="1984548431"/>
     </w:p>
     <w:p>
       <w:pPr>
@@ -15110,7 +15733,7 @@
           <w:lang w:val="en-US"/>
         </w:rPr>
       </w:pPr>
-      <w:bookmarkStart w:name="_Toc751150813" w:id="831929693"/>
+      <w:bookmarkStart w:name="_Toc220117957" w:id="203244562"/>
       <w:r>
         <w:rPr>
           <w:rFonts w:ascii="Times New Roman" w:hAnsi="Times New Roman" w:eastAsia="Times New Roman" w:cs="Times New Roman"/>
@@ -15123,7 +15746,7 @@
         </w:rPr>
         <w:t>Qualitative Analysis</w:t>
       </w:r>
-      <w:bookmarkEnd w:id="831929693"/>
+      <w:bookmarkEnd w:id="203244562"/>
     </w:p>
     <w:p>
       <w:pPr>
@@ -15322,7 +15945,7 @@
           <w:lang w:val="en-US"/>
         </w:rPr>
       </w:pPr>
-      <w:bookmarkStart w:name="_Toc1229475721" w:id="1493332513"/>
+      <w:bookmarkStart w:name="_Toc1356972365" w:id="340895841"/>
       <w:r>
         <w:rPr>
           <w:rFonts w:ascii="Times New Roman" w:hAnsi="Times New Roman" w:eastAsia="Times New Roman" w:cs="Times New Roman"/>
@@ -15335,7 +15958,7 @@
         </w:rPr>
         <w:t>Temporal Scaling and Design Transfer Considerations</w:t>
       </w:r>
-      <w:bookmarkEnd w:id="1493332513"/>
+      <w:bookmarkEnd w:id="340895841"/>
     </w:p>
     <w:p>
       <w:pPr>
@@ -15627,7 +16250,7 @@
           <w:lang w:val="en-US"/>
         </w:rPr>
       </w:pPr>
-      <w:bookmarkStart w:name="_Toc53362694" w:id="898240790"/>
+      <w:bookmarkStart w:name="_Toc1591327046" w:id="972295456"/>
       <w:r>
         <w:rPr>
           <w:rFonts w:ascii="Times New Roman" w:hAnsi="Times New Roman" w:eastAsia="Times New Roman" w:cs="Times New Roman"/>
@@ -15640,19 +16263,7 @@
         </w:rPr>
         <w:t>Expected Timeline</w:t>
       </w:r>
-      <w:r>
-        <w:rPr>
-          <w:rFonts w:ascii="Times New Roman" w:hAnsi="Times New Roman" w:eastAsia="Times New Roman" w:cs="Times New Roman"/>
-          <w:b w:val="1"/>
-          <w:bCs w:val="1"/>
-          <w:noProof w:val="0"/>
-          <w:sz w:val="24"/>
-          <w:szCs w:val="24"/>
-          <w:lang w:val="en-US"/>
-        </w:rPr>
-        <w:t xml:space="preserve"> (T3-F)</w:t>
-      </w:r>
-      <w:bookmarkEnd w:id="898240790"/>
+      <w:bookmarkEnd w:id="972295456"/>
     </w:p>
     <w:p>
       <w:pPr>
@@ -15827,7 +16438,7 @@
           <w:lang w:val="en-US"/>
         </w:rPr>
       </w:pPr>
-      <w:bookmarkStart w:name="_Toc185610035" w:id="845049651"/>
+      <w:bookmarkStart w:name="_Toc1179171656" w:id="2076674846"/>
       <w:r>
         <w:rPr>
           <w:rFonts w:ascii="Times New Roman" w:hAnsi="Times New Roman" w:eastAsia="Times New Roman" w:cs="Times New Roman"/>
@@ -15840,31 +16451,7 @@
         </w:rPr>
         <w:t>Data Security and Confidentiality</w:t>
       </w:r>
-      <w:r>
-        <w:rPr>
-          <w:rFonts w:ascii="Times New Roman" w:hAnsi="Times New Roman" w:eastAsia="Times New Roman" w:cs="Times New Roman"/>
-          <w:b w:val="1"/>
-          <w:bCs w:val="1"/>
-          <w:noProof w:val="0"/>
-          <w:sz w:val="24"/>
-          <w:szCs w:val="24"/>
-          <w:lang w:val="en-US"/>
-        </w:rPr>
-        <w:t xml:space="preserve"> (T3-</w:t>
-      </w:r>
-      <w:r>
-        <w:rPr>
-          <w:rFonts w:ascii="Times New Roman" w:hAnsi="Times New Roman" w:eastAsia="Times New Roman" w:cs="Times New Roman"/>
-          <w:b w:val="1"/>
-          <w:bCs w:val="1"/>
-          <w:noProof w:val="0"/>
-          <w:sz w:val="24"/>
-          <w:szCs w:val="24"/>
-          <w:lang w:val="en-US"/>
-        </w:rPr>
-        <w:t>G)</w:t>
-      </w:r>
-      <w:bookmarkEnd w:id="845049651"/>
+      <w:bookmarkEnd w:id="2076674846"/>
     </w:p>
     <w:p>
       <w:pPr>
@@ -16066,7 +16653,7 @@
           <w:lang w:val="en-US"/>
         </w:rPr>
       </w:pPr>
-      <w:bookmarkStart w:name="_Toc888467810" w:id="982127968"/>
+      <w:bookmarkStart w:name="_Toc1133527060" w:id="46276238"/>
       <w:r>
         <w:rPr>
           <w:rFonts w:ascii="Times New Roman" w:hAnsi="Times New Roman" w:eastAsia="Times New Roman" w:cs="Times New Roman"/>
@@ -16079,19 +16666,7 @@
         </w:rPr>
         <w:t>Conclusion</w:t>
       </w:r>
-      <w:r>
-        <w:rPr>
-          <w:rFonts w:ascii="Times New Roman" w:hAnsi="Times New Roman" w:eastAsia="Times New Roman" w:cs="Times New Roman"/>
-          <w:b w:val="1"/>
-          <w:bCs w:val="1"/>
-          <w:noProof w:val="0"/>
-          <w:sz w:val="24"/>
-          <w:szCs w:val="24"/>
-          <w:lang w:val="en-US"/>
-        </w:rPr>
-        <w:t xml:space="preserve"> (T3-H)</w:t>
-      </w:r>
-      <w:bookmarkEnd w:id="982127968"/>
+      <w:bookmarkEnd w:id="46276238"/>
     </w:p>
     <w:p>
       <w:pPr>
@@ -16576,7 +17151,7 @@
           <w:lang w:val="en-US"/>
         </w:rPr>
       </w:pPr>
-      <w:bookmarkStart w:name="_Toc1681061949" w:id="98176472"/>
+      <w:bookmarkStart w:name="_Toc866061336" w:id="2053185395"/>
       <w:r>
         <w:rPr>
           <w:rFonts w:ascii="Times New Roman" w:hAnsi="Times New Roman" w:eastAsia="Times New Roman" w:cs="Times New Roman"/>
@@ -16592,7 +17167,7 @@
         </w:rPr>
         <w:t>Chapter 4: Results</w:t>
       </w:r>
-      <w:bookmarkEnd w:id="98176472"/>
+      <w:bookmarkEnd w:id="2053185395"/>
     </w:p>
     <w:p>
       <w:pPr>
@@ -16602,7 +17177,7 @@
           <w:lang w:val="en-US"/>
         </w:rPr>
       </w:pPr>
-      <w:bookmarkStart w:name="_Toc617876230" w:id="1122705224"/>
+      <w:bookmarkStart w:name="_Toc1811175766" w:id="2108594679"/>
       <w:r>
         <w:rPr>
           <w:noProof w:val="0"/>
@@ -16610,7 +17185,7 @@
         </w:rPr>
         <w:t>Summary of Research</w:t>
       </w:r>
-      <w:bookmarkEnd w:id="1122705224"/>
+      <w:bookmarkEnd w:id="2108594679"/>
     </w:p>
     <w:p>
       <w:pPr>
@@ -16856,7 +17431,7 @@
           <w:lang w:val="en-US"/>
         </w:rPr>
       </w:pPr>
-      <w:bookmarkStart w:name="_Toc15985475" w:id="1631613374"/>
+      <w:bookmarkStart w:name="_Toc991936694" w:id="1413210422"/>
       <w:r>
         <w:rPr>
           <w:noProof w:val="0"/>
@@ -16864,7 +17439,7 @@
         </w:rPr>
         <w:t>Summary of Results</w:t>
       </w:r>
-      <w:bookmarkEnd w:id="1631613374"/>
+      <w:bookmarkEnd w:id="1413210422"/>
     </w:p>
     <w:p>
       <w:pPr>
@@ -16884,7 +17459,7 @@
           <w:lang w:val="en-US"/>
         </w:rPr>
       </w:pPr>
-      <w:bookmarkStart w:name="_Toc876425944" w:id="1470596904"/>
+      <w:bookmarkStart w:name="_Toc30852158" w:id="1085819370"/>
       <w:r>
         <w:rPr>
           <w:rFonts w:ascii="Times New Roman" w:hAnsi="Times New Roman" w:eastAsia="Times New Roman" w:cs="Times New Roman"/>
@@ -16897,7 +17472,7 @@
         </w:rPr>
         <w:t>Introduction</w:t>
       </w:r>
-      <w:bookmarkEnd w:id="1470596904"/>
+      <w:bookmarkEnd w:id="1085819370"/>
     </w:p>
     <w:p>
       <w:pPr>
@@ -18748,7 +19323,7 @@
           <w:lang w:val="en-US"/>
         </w:rPr>
       </w:pPr>
-      <w:bookmarkStart w:name="_Toc1216295226" w:id="2014978449"/>
+      <w:bookmarkStart w:name="_Toc249394016" w:id="494126623"/>
       <w:r>
         <w:rPr>
           <w:noProof w:val="0"/>
@@ -18756,7 +19331,7 @@
         </w:rPr>
         <w:t>Proposed Iteration(s) of E-Learning Solution</w:t>
       </w:r>
-      <w:bookmarkEnd w:id="2014978449"/>
+      <w:bookmarkEnd w:id="494126623"/>
     </w:p>
     <w:p>
       <w:pPr>
@@ -19755,7 +20330,7 @@
           <w:bCs w:val="1"/>
         </w:rPr>
       </w:pPr>
-      <w:bookmarkStart w:name="_Toc1305242563" w:id="204630621"/>
+      <w:bookmarkStart w:name="_Toc2095603612" w:id="1831579859"/>
       <w:r>
         <w:br w:type="page"/>
       </w:r>
@@ -19787,7 +20362,7 @@
         </w:rPr>
         <w:t>Discussion</w:t>
       </w:r>
-      <w:bookmarkEnd w:id="204630621"/>
+      <w:bookmarkEnd w:id="1831579859"/>
     </w:p>
     <w:p>
       <w:pPr>
@@ -19803,7 +20378,7 @@
           <w:lang w:val="en-US"/>
         </w:rPr>
       </w:pPr>
-      <w:bookmarkStart w:name="_Toc1730386592" w:id="1856749657"/>
+      <w:bookmarkStart w:name="_Toc1308097713" w:id="1361031008"/>
       <w:r>
         <w:rPr>
           <w:rFonts w:ascii="Times New Roman" w:hAnsi="Times New Roman" w:eastAsia="Times New Roman" w:cs="Times New Roman"/>
@@ -19816,7 +20391,7 @@
         </w:rPr>
         <w:t>Conclusion(s) Based on Results</w:t>
       </w:r>
-      <w:bookmarkEnd w:id="1856749657"/>
+      <w:bookmarkEnd w:id="1361031008"/>
     </w:p>
     <w:p>
       <w:pPr>
@@ -20667,7 +21242,7 @@
           <w:lang w:val="en-US"/>
         </w:rPr>
       </w:pPr>
-      <w:bookmarkStart w:name="_Toc1676124296" w:id="883861889"/>
+      <w:bookmarkStart w:name="_Toc901402855" w:id="205860915"/>
       <w:r>
         <w:rPr>
           <w:rFonts w:ascii="Times New Roman" w:hAnsi="Times New Roman" w:eastAsia="Times New Roman" w:cs="Times New Roman"/>
@@ -20680,7 +21255,7 @@
         </w:rPr>
         <w:t>Limitations</w:t>
       </w:r>
-      <w:bookmarkEnd w:id="883861889"/>
+      <w:bookmarkEnd w:id="205860915"/>
     </w:p>
     <w:p>
       <w:pPr>
@@ -21247,7 +21822,7 @@
           <w:lang w:val="en-US"/>
         </w:rPr>
       </w:pPr>
-      <w:bookmarkStart w:name="_Toc1919224637" w:id="853332699"/>
+      <w:bookmarkStart w:name="_Toc363094658" w:id="1124925042"/>
       <w:r>
         <w:rPr>
           <w:rFonts w:ascii="Times New Roman" w:hAnsi="Times New Roman" w:eastAsia="Times New Roman" w:cs="Times New Roman"/>
@@ -21260,7 +21835,7 @@
         </w:rPr>
         <w:t>Implications of Research on Educational Practice</w:t>
       </w:r>
-      <w:bookmarkEnd w:id="853332699"/>
+      <w:bookmarkEnd w:id="1124925042"/>
     </w:p>
     <w:p xmlns:wp14="http://schemas.microsoft.com/office/word/2010/wordml" wp14:textId="0225E5C4">
       <w:r>
@@ -21877,7 +22452,7 @@
           <w:bCs w:val="1"/>
         </w:rPr>
       </w:pPr>
-      <w:bookmarkStart w:name="_Toc529642434" w:id="2029017064"/>
+      <w:bookmarkStart w:name="_Toc1632673956" w:id="685033059"/>
       <w:r>
         <w:rPr>
           <w:b w:val="1"/>
@@ -21885,7 +22460,7 @@
         </w:rPr>
         <w:t>References</w:t>
       </w:r>
-      <w:bookmarkEnd w:id="2029017064"/>
+      <w:bookmarkEnd w:id="685033059"/>
       <w:r>
         <w:rPr>
           <w:b w:val="1"/>
@@ -22904,7 +23479,7 @@
           <w:rFonts w:ascii="Courier New" w:hAnsi="Courier New"/>
         </w:rPr>
       </w:pPr>
-      <w:bookmarkStart w:name="_Toc2079606982" w:id="1387319392"/>
+      <w:bookmarkStart w:name="_Toc1178872577" w:id="1062449477"/>
       <w:r>
         <w:rPr>
           <w:i w:val="1"/>
@@ -22927,7 +23502,7 @@
         </w:rPr>
         <w:t>A</w:t>
       </w:r>
-      <w:bookmarkEnd w:id="1387319392"/>
+      <w:bookmarkEnd w:id="1062449477"/>
     </w:p>
     <w:p>
       <w:pPr>
@@ -22943,6 +23518,7 @@
           <w:lang w:val="en-US"/>
         </w:rPr>
       </w:pPr>
+      <w:bookmarkStart w:name="_Toc548888245" w:id="440552845"/>
       <w:r>
         <w:rPr>
           <w:rFonts w:ascii="Times New Roman" w:hAnsi="Times New Roman" w:eastAsia="Times New Roman" w:cs="Times New Roman"/>
@@ -22955,6 +23531,7 @@
         </w:rPr>
         <w:t>Description of the E-Learning Module Intervention</w:t>
       </w:r>
+      <w:bookmarkEnd w:id="440552845"/>
     </w:p>
     <w:p>
       <w:pPr>
@@ -22970,6 +23547,7 @@
           <w:lang w:val="en-US"/>
         </w:rPr>
       </w:pPr>
+      <w:bookmarkStart w:name="_Toc380007230" w:id="462239045"/>
       <w:r>
         <w:rPr>
           <w:rFonts w:ascii="Times New Roman" w:hAnsi="Times New Roman" w:eastAsia="Times New Roman" w:cs="Times New Roman"/>
@@ -22982,6 +23560,7 @@
         </w:rPr>
         <w:t>Overview of the Instructional Module</w:t>
       </w:r>
+      <w:bookmarkEnd w:id="462239045"/>
     </w:p>
     <w:p>
       <w:pPr>
@@ -23130,6 +23709,7 @@
           <w:lang w:val="en-US"/>
         </w:rPr>
       </w:pPr>
+      <w:bookmarkStart w:name="_Toc1619760087" w:id="2086571919"/>
       <w:r>
         <w:rPr>
           <w:rFonts w:ascii="Times New Roman" w:hAnsi="Times New Roman" w:eastAsia="Times New Roman" w:cs="Times New Roman"/>
@@ -23154,6 +23734,7 @@
         </w:rPr>
         <w:t xml:space="preserve"> Mechanics Overview</w:t>
       </w:r>
+      <w:bookmarkEnd w:id="2086571919"/>
     </w:p>
     <w:p>
       <w:pPr>
@@ -23412,6 +23993,7 @@
           <w:lang w:val="en-US"/>
         </w:rPr>
       </w:pPr>
+      <w:bookmarkStart w:name="_Toc641188829" w:id="1130666035"/>
       <w:r>
         <w:rPr>
           <w:rFonts w:ascii="Times New Roman" w:hAnsi="Times New Roman" w:eastAsia="Times New Roman" w:cs="Times New Roman"/>
@@ -23436,6 +24018,7 @@
         </w:rPr>
         <w:t xml:space="preserve"> Interface</w:t>
       </w:r>
+      <w:bookmarkEnd w:id="1130666035"/>
     </w:p>
     <w:p>
       <w:pPr>
@@ -23748,6 +24331,7 @@
           <w:lang w:val="en-US"/>
         </w:rPr>
       </w:pPr>
+      <w:bookmarkStart w:name="_Toc686594329" w:id="760644240"/>
       <w:r>
         <w:rPr>
           <w:rFonts w:ascii="Times New Roman" w:hAnsi="Times New Roman" w:eastAsia="Times New Roman" w:cs="Times New Roman"/>
@@ -23760,6 +24344,7 @@
         </w:rPr>
         <w:t>Interactive Learning Activities</w:t>
       </w:r>
+      <w:bookmarkEnd w:id="760644240"/>
     </w:p>
     <w:p>
       <w:pPr>
@@ -24000,6 +24585,7 @@
           <w:lang w:val="en-US"/>
         </w:rPr>
       </w:pPr>
+      <w:bookmarkStart w:name="_Toc1271943823" w:id="1533455733"/>
       <w:r>
         <w:rPr>
           <w:rFonts w:ascii="Times New Roman" w:hAnsi="Times New Roman" w:eastAsia="Times New Roman" w:cs="Times New Roman"/>
@@ -24012,6 +24598,7 @@
         </w:rPr>
         <w:t>Development Workflow and Repository Structure</w:t>
       </w:r>
+      <w:bookmarkEnd w:id="1533455733"/>
     </w:p>
     <w:p>
       <w:pPr>
@@ -24259,6 +24846,7 @@
           <w:lang w:val="en-US"/>
         </w:rPr>
       </w:pPr>
+      <w:bookmarkStart w:name="_Toc1469942864" w:id="1013626493"/>
       <w:r>
         <w:rPr>
           <w:rFonts w:ascii="Times New Roman" w:hAnsi="Times New Roman" w:eastAsia="Times New Roman" w:cs="Times New Roman"/>
@@ -24271,6 +24859,7 @@
         </w:rPr>
         <w:t>Instructor Repository and Assessment Process</w:t>
       </w:r>
+      <w:bookmarkEnd w:id="1013626493"/>
     </w:p>
     <w:p>
       <w:pPr>
@@ -24538,6 +25127,7 @@
           <w:lang w:val="en-US"/>
         </w:rPr>
       </w:pPr>
+      <w:bookmarkStart w:name="_Toc1376350258" w:id="1630651817"/>
       <w:r>
         <w:rPr>
           <w:rFonts w:ascii="Times New Roman" w:hAnsi="Times New Roman" w:eastAsia="Times New Roman" w:cs="Times New Roman"/>
@@ -24550,6 +25140,7 @@
         </w:rPr>
         <w:t>Instructional Outcome</w:t>
       </w:r>
+      <w:bookmarkEnd w:id="1630651817"/>
     </w:p>
     <w:p>
       <w:pPr>
@@ -24670,6 +25261,7 @@
           <w:lang w:val="en-US"/>
         </w:rPr>
       </w:pPr>
+      <w:bookmarkStart w:name="_Toc228323343" w:id="2026156088"/>
       <w:r>
         <w:rPr>
           <w:rFonts w:ascii="Times New Roman" w:hAnsi="Times New Roman" w:eastAsia="Times New Roman" w:cs="Times New Roman"/>
@@ -24682,6 +25274,7 @@
         </w:rPr>
         <w:t>Supporting Materials Included in the Appendix</w:t>
       </w:r>
+      <w:bookmarkEnd w:id="2026156088"/>
     </w:p>
     <w:p>
       <w:pPr>
@@ -24903,7 +25496,7 @@
           <w:bCs w:val="1"/>
         </w:rPr>
       </w:pPr>
-      <w:bookmarkStart w:name="_Toc1072073442" w:id="880684657"/>
+      <w:bookmarkStart w:name="_Toc1831340028" w:id="265577657"/>
       <w:r>
         <w:rPr>
           <w:color w:val="000000" w:themeColor="text1" w:themeTint="FF" w:themeShade="FF"/>
@@ -24924,14 +25517,12 @@
         </w:rPr>
         <w:t>B</w:t>
       </w:r>
-      <w:bookmarkEnd w:id="880684657"/>
+      <w:bookmarkEnd w:id="265577657"/>
     </w:p>
     <w:p>
       <w:pPr>
         <w:pStyle w:val="Heading1"/>
         <w:spacing w:before="322" w:beforeAutospacing="off" w:after="322" w:afterAutospacing="off"/>
-      </w:pPr>
-      <w:r>
         <w:rPr>
           <w:rFonts w:ascii="Times New Roman" w:hAnsi="Times New Roman" w:eastAsia="Times New Roman" w:cs="Times New Roman"/>
           <w:b w:val="1"/>
@@ -24941,8 +25532,21 @@
           <w:szCs w:val="48"/>
           <w:lang w:val="en-US"/>
         </w:rPr>
+      </w:pPr>
+      <w:bookmarkStart w:name="_Toc1904365219" w:id="1847402917"/>
+      <w:r>
+        <w:rPr>
+          <w:rFonts w:ascii="Times New Roman" w:hAnsi="Times New Roman" w:eastAsia="Times New Roman" w:cs="Times New Roman"/>
+          <w:b w:val="1"/>
+          <w:bCs w:val="1"/>
+          <w:noProof w:val="0"/>
+          <w:sz w:val="48"/>
+          <w:szCs w:val="48"/>
+          <w:lang w:val="en-US"/>
+        </w:rPr>
         <w:t>Appendix B</w:t>
       </w:r>
+      <w:bookmarkEnd w:id="1847402917"/>
     </w:p>
     <w:p>
       <w:pPr>
@@ -24958,6 +25562,7 @@
           <w:lang w:val="en-US"/>
         </w:rPr>
       </w:pPr>
+      <w:bookmarkStart w:name="_Toc534248128" w:id="1689522201"/>
       <w:r>
         <w:rPr>
           <w:rFonts w:ascii="Times New Roman" w:hAnsi="Times New Roman" w:eastAsia="Times New Roman" w:cs="Times New Roman"/>
@@ -24970,6 +25575,7 @@
         </w:rPr>
         <w:t>Data Collection Instruments</w:t>
       </w:r>
+      <w:bookmarkEnd w:id="1689522201"/>
     </w:p>
     <w:p>
       <w:pPr>
@@ -25151,6 +25757,7 @@
           <w:lang w:val="en-US"/>
         </w:rPr>
       </w:pPr>
+      <w:bookmarkStart w:name="_Toc1878427926" w:id="567854356"/>
       <w:r>
         <w:rPr>
           <w:rFonts w:ascii="Times New Roman" w:hAnsi="Times New Roman" w:eastAsia="Times New Roman" w:cs="Times New Roman"/>
@@ -25163,6 +25770,7 @@
         </w:rPr>
         <w:t>Student Perception Survey</w:t>
       </w:r>
+      <w:bookmarkEnd w:id="567854356"/>
     </w:p>
     <w:p>
       <w:pPr>
@@ -25378,6 +25986,7 @@
           <w:lang w:val="en-US"/>
         </w:rPr>
       </w:pPr>
+      <w:bookmarkStart w:name="_Toc1363766593" w:id="1015145758"/>
       <w:r>
         <w:rPr>
           <w:rFonts w:ascii="Times New Roman" w:hAnsi="Times New Roman" w:eastAsia="Times New Roman" w:cs="Times New Roman"/>
@@ -25390,6 +25999,7 @@
         </w:rPr>
         <w:t>Survey Questions</w:t>
       </w:r>
+      <w:bookmarkEnd w:id="1015145758"/>
     </w:p>
     <w:p>
       <w:pPr>
@@ -25717,6 +26327,7 @@
           <w:lang w:val="en-US"/>
         </w:rPr>
       </w:pPr>
+      <w:bookmarkStart w:name="_Toc1635917069" w:id="571652094"/>
       <w:r>
         <w:rPr>
           <w:rFonts w:ascii="Times New Roman" w:hAnsi="Times New Roman" w:eastAsia="Times New Roman" w:cs="Times New Roman"/>
@@ -25729,6 +26340,7 @@
         </w:rPr>
         <w:t>Qualitative Reflection Questions</w:t>
       </w:r>
+      <w:bookmarkEnd w:id="571652094"/>
     </w:p>
     <w:p>
       <w:pPr>
@@ -26088,6 +26700,7 @@
           <w:lang w:val="en-US"/>
         </w:rPr>
       </w:pPr>
+      <w:bookmarkStart w:name="_Toc778771868" w:id="2053010651"/>
       <w:r>
         <w:rPr>
           <w:rFonts w:ascii="Times New Roman" w:hAnsi="Times New Roman" w:eastAsia="Times New Roman" w:cs="Times New Roman"/>
@@ -26100,6 +26713,7 @@
         </w:rPr>
         <w:t>System Engagement Metrics</w:t>
       </w:r>
+      <w:bookmarkEnd w:id="2053010651"/>
     </w:p>
     <w:p>
       <w:pPr>
@@ -26159,6 +26773,7 @@
           <w:lang w:val="en-US"/>
         </w:rPr>
       </w:pPr>
+      <w:bookmarkStart w:name="_Toc946853913" w:id="700135689"/>
       <w:r>
         <w:rPr>
           <w:rFonts w:ascii="Times New Roman" w:hAnsi="Times New Roman" w:eastAsia="Times New Roman" w:cs="Times New Roman"/>
@@ -26171,6 +26786,7 @@
         </w:rPr>
         <w:t>Time in System</w:t>
       </w:r>
+      <w:bookmarkEnd w:id="700135689"/>
     </w:p>
     <w:p>
       <w:pPr>
@@ -26228,6 +26844,7 @@
           <w:lang w:val="en-US"/>
         </w:rPr>
       </w:pPr>
+      <w:bookmarkStart w:name="_Toc1313096126" w:id="1956400032"/>
       <w:r>
         <w:rPr>
           <w:rFonts w:ascii="Times New Roman" w:hAnsi="Times New Roman" w:eastAsia="Times New Roman" w:cs="Times New Roman"/>
@@ -26240,6 +26857,7 @@
         </w:rPr>
         <w:t>Lessons Viewed</w:t>
       </w:r>
+      <w:bookmarkEnd w:id="1956400032"/>
     </w:p>
     <w:p>
       <w:pPr>
@@ -26277,6 +26895,7 @@
           <w:lang w:val="en-US"/>
         </w:rPr>
       </w:pPr>
+      <w:bookmarkStart w:name="_Toc33504170" w:id="523900101"/>
       <w:r>
         <w:rPr>
           <w:rFonts w:ascii="Times New Roman" w:hAnsi="Times New Roman" w:eastAsia="Times New Roman" w:cs="Times New Roman"/>
@@ -26289,6 +26908,7 @@
         </w:rPr>
         <w:t>Code Executions</w:t>
       </w:r>
+      <w:bookmarkEnd w:id="523900101"/>
     </w:p>
     <w:p>
       <w:pPr>
@@ -26330,6 +26950,7 @@
           <w:lang w:val="en-US"/>
         </w:rPr>
       </w:pPr>
+      <w:bookmarkStart w:name="_Toc1047204913" w:id="1190196143"/>
       <w:r>
         <w:rPr>
           <w:rFonts w:ascii="Times New Roman" w:hAnsi="Times New Roman" w:eastAsia="Times New Roman" w:cs="Times New Roman"/>
@@ -26354,6 +26975,7 @@
         </w:rPr>
         <w:t>Rate</w:t>
       </w:r>
+      <w:bookmarkEnd w:id="1190196143"/>
     </w:p>
     <w:p>
       <w:pPr>
@@ -26411,6 +27033,7 @@
           <w:lang w:val="en-US"/>
         </w:rPr>
       </w:pPr>
+      <w:bookmarkStart w:name="_Toc347720232" w:id="1459997523"/>
       <w:r>
         <w:rPr>
           <w:rFonts w:ascii="Times New Roman" w:hAnsi="Times New Roman" w:eastAsia="Times New Roman" w:cs="Times New Roman"/>
@@ -26423,6 +27046,7 @@
         </w:rPr>
         <w:t>Scroll Depth</w:t>
       </w:r>
+      <w:bookmarkEnd w:id="1459997523"/>
     </w:p>
     <w:p>
       <w:pPr>
@@ -26470,6 +27094,7 @@
           <w:lang w:val="en-US"/>
         </w:rPr>
       </w:pPr>
+      <w:bookmarkStart w:name="_Toc686733327" w:id="1457500170"/>
       <w:r>
         <w:rPr>
           <w:rFonts w:ascii="Times New Roman" w:hAnsi="Times New Roman" w:eastAsia="Times New Roman" w:cs="Times New Roman"/>
@@ -26482,6 +27107,7 @@
         </w:rPr>
         <w:t>Repository Commits</w:t>
       </w:r>
+      <w:bookmarkEnd w:id="1457500170"/>
     </w:p>
     <w:p>
       <w:pPr>
@@ -26539,6 +27165,7 @@
           <w:lang w:val="en-US"/>
         </w:rPr>
       </w:pPr>
+      <w:bookmarkStart w:name="_Toc1310860609" w:id="1245968938"/>
       <w:r>
         <w:rPr>
           <w:rFonts w:ascii="Times New Roman" w:hAnsi="Times New Roman" w:eastAsia="Times New Roman" w:cs="Times New Roman"/>
@@ -26551,6 +27178,7 @@
         </w:rPr>
         <w:t>Issue Tracking Activity</w:t>
       </w:r>
+      <w:bookmarkEnd w:id="1245968938"/>
     </w:p>
     <w:p>
       <w:pPr>
@@ -26609,6 +27237,7 @@
           <w:lang w:val="en-US"/>
         </w:rPr>
       </w:pPr>
+      <w:bookmarkStart w:name="_Toc1031233415" w:id="1521489231"/>
       <w:r>
         <w:rPr>
           <w:rFonts w:ascii="Times New Roman" w:hAnsi="Times New Roman" w:eastAsia="Times New Roman" w:cs="Times New Roman"/>
@@ -26621,6 +27250,7 @@
         </w:rPr>
         <w:t>Observation Notes</w:t>
       </w:r>
+      <w:bookmarkEnd w:id="1521489231"/>
     </w:p>
     <w:p>
       <w:pPr>
@@ -26844,6 +27474,7 @@
           <w:lang w:val="en-US"/>
         </w:rPr>
       </w:pPr>
+      <w:bookmarkStart w:name="_Toc749388835" w:id="2088712621"/>
       <w:r>
         <w:rPr>
           <w:rFonts w:ascii="Times New Roman" w:hAnsi="Times New Roman" w:eastAsia="Times New Roman" w:cs="Times New Roman"/>
@@ -26856,6 +27487,7 @@
         </w:rPr>
         <w:t>Data Use in the Study</w:t>
       </w:r>
+      <w:bookmarkEnd w:id="2088712621"/>
     </w:p>
     <w:p>
       <w:pPr>
@@ -27002,7 +27634,7 @@
           <w:bCs w:val="1"/>
         </w:rPr>
       </w:pPr>
-      <w:bookmarkStart w:name="_Toc1722678756" w:id="269871301"/>
+      <w:bookmarkStart w:name="_Toc1698254023" w:id="1593465844"/>
       <w:r>
         <w:br w:type="page"/>
       </w:r>
@@ -27020,7 +27652,7 @@
         </w:rPr>
         <w:t>C</w:t>
       </w:r>
-      <w:bookmarkEnd w:id="269871301"/>
+      <w:bookmarkEnd w:id="1593465844"/>
     </w:p>
     <w:p>
       <w:pPr>
@@ -27102,7 +27734,7 @@
           <w:bCs w:val="1"/>
         </w:rPr>
       </w:pPr>
-      <w:bookmarkStart w:name="_Toc1017906970" w:id="197801023"/>
+      <w:bookmarkStart w:name="_Toc1734093736" w:id="43641859"/>
       <w:r>
         <w:rPr>
           <w:b w:val="1"/>
@@ -27124,7 +27756,7 @@
         </w:rPr>
         <w:t>ppendix D</w:t>
       </w:r>
-      <w:bookmarkEnd w:id="197801023"/>
+      <w:bookmarkEnd w:id="43641859"/>
     </w:p>
     <w:p>
       <w:pPr>

--- a/_docx/Quests/GameBuilder-Capstone-Report.docx
+++ b/_docx/Quests/GameBuilder-Capstone-Report.docx
@@ -72,6 +72,104 @@
         </w:rPr>
         <w:t>John Mortensen</w:t>
       </w:r>
+      <w:r>
+        <w:rPr>
+          <w:rFonts w:eastAsia="Times New Roman"/>
+          <w:sz w:val="24"/>
+          <w:szCs w:val="24"/>
+        </w:rPr>
+        <w:t xml:space="preserve"> – Researcher</w:t>
+      </w:r>
+    </w:p>
+    <w:p>
+      <w:pPr>
+        <w:tabs>
+          <w:tab w:val="left" w:leader="none" w:pos="576"/>
+        </w:tabs>
+        <w:spacing w:after="0" w:line="480" w:lineRule="auto"/>
+        <w:jc w:val="center"/>
+        <w:rPr>
+          <w:rFonts w:eastAsia="Times New Roman"/>
+          <w:sz w:val="24"/>
+          <w:szCs w:val="24"/>
+        </w:rPr>
+      </w:pPr>
+      <w:r>
+        <w:rPr>
+          <w:rFonts w:eastAsia="Times New Roman"/>
+          <w:sz w:val="24"/>
+          <w:szCs w:val="24"/>
+        </w:rPr>
+        <w:t xml:space="preserve">Hope Fune – </w:t>
+      </w:r>
+      <w:r>
+        <w:rPr>
+          <w:rFonts w:eastAsia="Times New Roman"/>
+          <w:sz w:val="24"/>
+          <w:szCs w:val="24"/>
+        </w:rPr>
+        <w:t>GameBuilder</w:t>
+      </w:r>
+      <w:r>
+        <w:rPr>
+          <w:rFonts w:eastAsia="Times New Roman"/>
+          <w:sz w:val="24"/>
+          <w:szCs w:val="24"/>
+        </w:rPr>
+        <w:t xml:space="preserve"> Development</w:t>
+      </w:r>
+    </w:p>
+    <w:p>
+      <w:pPr>
+        <w:tabs>
+          <w:tab w:val="left" w:leader="none" w:pos="576"/>
+        </w:tabs>
+        <w:spacing w:after="0" w:line="480" w:lineRule="auto"/>
+        <w:jc w:val="center"/>
+        <w:rPr>
+          <w:rFonts w:eastAsia="Times New Roman"/>
+          <w:sz w:val="24"/>
+          <w:szCs w:val="24"/>
+        </w:rPr>
+      </w:pPr>
+      <w:r>
+        <w:rPr>
+          <w:rFonts w:eastAsia="Times New Roman"/>
+          <w:sz w:val="24"/>
+          <w:szCs w:val="24"/>
+        </w:rPr>
+        <w:t xml:space="preserve">Anvay </w:t>
+      </w:r>
+      <w:r>
+        <w:rPr>
+          <w:rFonts w:eastAsia="Times New Roman"/>
+          <w:sz w:val="24"/>
+          <w:szCs w:val="24"/>
+        </w:rPr>
+        <w:t>Vahia</w:t>
+      </w:r>
+      <w:r>
+        <w:rPr>
+          <w:rFonts w:eastAsia="Times New Roman"/>
+          <w:sz w:val="24"/>
+          <w:szCs w:val="24"/>
+        </w:rPr>
+        <w:t xml:space="preserve"> – Telemetry Analytics</w:t>
+      </w:r>
+    </w:p>
+    <w:p>
+      <w:pPr>
+        <w:tabs>
+          <w:tab w:val="left" w:leader="none" w:pos="576"/>
+        </w:tabs>
+        <w:spacing w:after="0" w:line="480" w:lineRule="auto"/>
+        <w:jc w:val="center"/>
+        <w:rPr>
+          <w:rFonts w:eastAsia="Times New Roman"/>
+          <w:sz w:val="24"/>
+          <w:szCs w:val="24"/>
+        </w:rPr>
+      </w:pPr>
     </w:p>
     <w:p>
       <w:pPr>
